--- a/docs/deliverables/13-数据库设计说明书.docx
+++ b/docs/deliverables/13-数据库设计说明书.docx
@@ -455,7 +455,7 @@
             <w:fldChar w:fldCharType="begin"/>
           </w:r>
           <w:r>
-            <w:instrText xml:space="preserve"> HYPERLINK \l _Toc21834 </w:instrText>
+            <w:instrText xml:space="preserve"> HYPERLINK \l _Toc832 </w:instrText>
           </w:r>
           <w:r>
             <w:fldChar w:fldCharType="separate"/>
@@ -470,7 +470,7 @@
             <w:fldChar w:fldCharType="begin"/>
           </w:r>
           <w:r>
-            <w:instrText xml:space="preserve"> PAGEREF _Toc21834 \h </w:instrText>
+            <w:instrText xml:space="preserve"> PAGEREF _Toc832 \h </w:instrText>
           </w:r>
           <w:r>
             <w:fldChar w:fldCharType="separate"/>
@@ -504,7 +504,7 @@
               <w:bCs/>
               <w:lang w:val="zh-CN"/>
             </w:rPr>
-            <w:instrText xml:space="preserve"> HYPERLINK \l _Toc14179 </w:instrText>
+            <w:instrText xml:space="preserve"> HYPERLINK \l _Toc22401 </w:instrText>
           </w:r>
           <w:r>
             <w:rPr>
@@ -523,7 +523,7 @@
             <w:fldChar w:fldCharType="begin"/>
           </w:r>
           <w:r>
-            <w:instrText xml:space="preserve"> PAGEREF _Toc14179 \h </w:instrText>
+            <w:instrText xml:space="preserve"> PAGEREF _Toc22401 \h </w:instrText>
           </w:r>
           <w:r>
             <w:fldChar w:fldCharType="separate"/>
@@ -561,7 +561,7 @@
               <w:bCs/>
               <w:lang w:val="zh-CN"/>
             </w:rPr>
-            <w:instrText xml:space="preserve"> HYPERLINK \l _Toc23842 </w:instrText>
+            <w:instrText xml:space="preserve"> HYPERLINK \l _Toc8404 </w:instrText>
           </w:r>
           <w:r>
             <w:rPr>
@@ -580,7 +580,7 @@
             <w:fldChar w:fldCharType="begin"/>
           </w:r>
           <w:r>
-            <w:instrText xml:space="preserve"> PAGEREF _Toc23842 \h </w:instrText>
+            <w:instrText xml:space="preserve"> PAGEREF _Toc8404 \h </w:instrText>
           </w:r>
           <w:r>
             <w:fldChar w:fldCharType="separate"/>
@@ -618,7 +618,7 @@
               <w:bCs/>
               <w:lang w:val="zh-CN"/>
             </w:rPr>
-            <w:instrText xml:space="preserve"> HYPERLINK \l _Toc18931 </w:instrText>
+            <w:instrText xml:space="preserve"> HYPERLINK \l _Toc27784 </w:instrText>
           </w:r>
           <w:r>
             <w:rPr>
@@ -637,7 +637,7 @@
             <w:fldChar w:fldCharType="begin"/>
           </w:r>
           <w:r>
-            <w:instrText xml:space="preserve"> PAGEREF _Toc18931 \h </w:instrText>
+            <w:instrText xml:space="preserve"> PAGEREF _Toc27784 \h </w:instrText>
           </w:r>
           <w:r>
             <w:fldChar w:fldCharType="separate"/>
@@ -675,7 +675,7 @@
               <w:bCs/>
               <w:lang w:val="zh-CN"/>
             </w:rPr>
-            <w:instrText xml:space="preserve"> HYPERLINK \l _Toc25282 </w:instrText>
+            <w:instrText xml:space="preserve"> HYPERLINK \l _Toc25744 </w:instrText>
           </w:r>
           <w:r>
             <w:rPr>
@@ -694,7 +694,7 @@
             <w:fldChar w:fldCharType="begin"/>
           </w:r>
           <w:r>
-            <w:instrText xml:space="preserve"> PAGEREF _Toc25282 \h </w:instrText>
+            <w:instrText xml:space="preserve"> PAGEREF _Toc25744 \h </w:instrText>
           </w:r>
           <w:r>
             <w:fldChar w:fldCharType="separate"/>
@@ -732,7 +732,7 @@
               <w:bCs/>
               <w:lang w:val="zh-CN"/>
             </w:rPr>
-            <w:instrText xml:space="preserve"> HYPERLINK \l _Toc20033 </w:instrText>
+            <w:instrText xml:space="preserve"> HYPERLINK \l _Toc13437 </w:instrText>
           </w:r>
           <w:r>
             <w:rPr>
@@ -751,7 +751,7 @@
             <w:fldChar w:fldCharType="begin"/>
           </w:r>
           <w:r>
-            <w:instrText xml:space="preserve"> PAGEREF _Toc20033 \h </w:instrText>
+            <w:instrText xml:space="preserve"> PAGEREF _Toc13437 \h </w:instrText>
           </w:r>
           <w:r>
             <w:fldChar w:fldCharType="separate"/>
@@ -789,7 +789,7 @@
               <w:bCs/>
               <w:lang w:val="zh-CN"/>
             </w:rPr>
-            <w:instrText xml:space="preserve"> HYPERLINK \l _Toc12015 </w:instrText>
+            <w:instrText xml:space="preserve"> HYPERLINK \l _Toc86 </w:instrText>
           </w:r>
           <w:r>
             <w:rPr>
@@ -808,7 +808,7 @@
             <w:fldChar w:fldCharType="begin"/>
           </w:r>
           <w:r>
-            <w:instrText xml:space="preserve"> PAGEREF _Toc12015 \h </w:instrText>
+            <w:instrText xml:space="preserve"> PAGEREF _Toc86 \h </w:instrText>
           </w:r>
           <w:r>
             <w:fldChar w:fldCharType="separate"/>
@@ -846,7 +846,7 @@
               <w:bCs/>
               <w:lang w:val="zh-CN"/>
             </w:rPr>
-            <w:instrText xml:space="preserve"> HYPERLINK \l _Toc5269 </w:instrText>
+            <w:instrText xml:space="preserve"> HYPERLINK \l _Toc32473 </w:instrText>
           </w:r>
           <w:r>
             <w:rPr>
@@ -865,7 +865,7 @@
             <w:fldChar w:fldCharType="begin"/>
           </w:r>
           <w:r>
-            <w:instrText xml:space="preserve"> PAGEREF _Toc5269 \h </w:instrText>
+            <w:instrText xml:space="preserve"> PAGEREF _Toc32473 \h </w:instrText>
           </w:r>
           <w:r>
             <w:fldChar w:fldCharType="separate"/>
@@ -903,7 +903,7 @@
               <w:bCs/>
               <w:lang w:val="zh-CN"/>
             </w:rPr>
-            <w:instrText xml:space="preserve"> HYPERLINK \l _Toc14594 </w:instrText>
+            <w:instrText xml:space="preserve"> HYPERLINK \l _Toc24149 </w:instrText>
           </w:r>
           <w:r>
             <w:rPr>
@@ -922,7 +922,7 @@
             <w:fldChar w:fldCharType="begin"/>
           </w:r>
           <w:r>
-            <w:instrText xml:space="preserve"> PAGEREF _Toc14594 \h </w:instrText>
+            <w:instrText xml:space="preserve"> PAGEREF _Toc24149 \h </w:instrText>
           </w:r>
           <w:r>
             <w:fldChar w:fldCharType="separate"/>
@@ -960,7 +960,7 @@
               <w:bCs/>
               <w:lang w:val="zh-CN"/>
             </w:rPr>
-            <w:instrText xml:space="preserve"> HYPERLINK \l _Toc17999 </w:instrText>
+            <w:instrText xml:space="preserve"> HYPERLINK \l _Toc27461 </w:instrText>
           </w:r>
           <w:r>
             <w:rPr>
@@ -979,7 +979,7 @@
             <w:fldChar w:fldCharType="begin"/>
           </w:r>
           <w:r>
-            <w:instrText xml:space="preserve"> PAGEREF _Toc17999 \h </w:instrText>
+            <w:instrText xml:space="preserve"> PAGEREF _Toc27461 \h </w:instrText>
           </w:r>
           <w:r>
             <w:fldChar w:fldCharType="separate"/>
@@ -1017,7 +1017,7 @@
               <w:bCs/>
               <w:lang w:val="zh-CN"/>
             </w:rPr>
-            <w:instrText xml:space="preserve"> HYPERLINK \l _Toc32414 </w:instrText>
+            <w:instrText xml:space="preserve"> HYPERLINK \l _Toc19709 </w:instrText>
           </w:r>
           <w:r>
             <w:rPr>
@@ -1036,7 +1036,7 @@
             <w:fldChar w:fldCharType="begin"/>
           </w:r>
           <w:r>
-            <w:instrText xml:space="preserve"> PAGEREF _Toc32414 \h </w:instrText>
+            <w:instrText xml:space="preserve"> PAGEREF _Toc19709 \h </w:instrText>
           </w:r>
           <w:r>
             <w:fldChar w:fldCharType="separate"/>
@@ -1074,7 +1074,7 @@
               <w:bCs/>
               <w:lang w:val="zh-CN"/>
             </w:rPr>
-            <w:instrText xml:space="preserve"> HYPERLINK \l _Toc1342 </w:instrText>
+            <w:instrText xml:space="preserve"> HYPERLINK \l _Toc11822 </w:instrText>
           </w:r>
           <w:r>
             <w:rPr>
@@ -1093,7 +1093,7 @@
             <w:fldChar w:fldCharType="begin"/>
           </w:r>
           <w:r>
-            <w:instrText xml:space="preserve"> PAGEREF _Toc1342 \h </w:instrText>
+            <w:instrText xml:space="preserve"> PAGEREF _Toc11822 \h </w:instrText>
           </w:r>
           <w:r>
             <w:fldChar w:fldCharType="separate"/>
@@ -1131,7 +1131,7 @@
               <w:bCs/>
               <w:lang w:val="zh-CN"/>
             </w:rPr>
-            <w:instrText xml:space="preserve"> HYPERLINK \l _Toc12838 </w:instrText>
+            <w:instrText xml:space="preserve"> HYPERLINK \l _Toc22460 </w:instrText>
           </w:r>
           <w:r>
             <w:rPr>
@@ -1150,7 +1150,7 @@
             <w:fldChar w:fldCharType="begin"/>
           </w:r>
           <w:r>
-            <w:instrText xml:space="preserve"> PAGEREF _Toc12838 \h </w:instrText>
+            <w:instrText xml:space="preserve"> PAGEREF _Toc22460 \h </w:instrText>
           </w:r>
           <w:r>
             <w:fldChar w:fldCharType="separate"/>
@@ -1188,7 +1188,7 @@
               <w:bCs/>
               <w:lang w:val="zh-CN"/>
             </w:rPr>
-            <w:instrText xml:space="preserve"> HYPERLINK \l _Toc15045 </w:instrText>
+            <w:instrText xml:space="preserve"> HYPERLINK \l _Toc4896 </w:instrText>
           </w:r>
           <w:r>
             <w:rPr>
@@ -1207,7 +1207,7 @@
             <w:fldChar w:fldCharType="begin"/>
           </w:r>
           <w:r>
-            <w:instrText xml:space="preserve"> PAGEREF _Toc15045 \h </w:instrText>
+            <w:instrText xml:space="preserve"> PAGEREF _Toc4896 \h </w:instrText>
           </w:r>
           <w:r>
             <w:fldChar w:fldCharType="separate"/>
@@ -1245,7 +1245,7 @@
               <w:bCs/>
               <w:lang w:val="zh-CN"/>
             </w:rPr>
-            <w:instrText xml:space="preserve"> HYPERLINK \l _Toc15829 </w:instrText>
+            <w:instrText xml:space="preserve"> HYPERLINK \l _Toc6781 </w:instrText>
           </w:r>
           <w:r>
             <w:rPr>
@@ -1264,7 +1264,7 @@
             <w:fldChar w:fldCharType="begin"/>
           </w:r>
           <w:r>
-            <w:instrText xml:space="preserve"> PAGEREF _Toc15829 \h </w:instrText>
+            <w:instrText xml:space="preserve"> PAGEREF _Toc6781 \h </w:instrText>
           </w:r>
           <w:r>
             <w:fldChar w:fldCharType="separate"/>
@@ -1302,7 +1302,7 @@
               <w:bCs/>
               <w:lang w:val="zh-CN"/>
             </w:rPr>
-            <w:instrText xml:space="preserve"> HYPERLINK \l _Toc15627 </w:instrText>
+            <w:instrText xml:space="preserve"> HYPERLINK \l _Toc29369 </w:instrText>
           </w:r>
           <w:r>
             <w:rPr>
@@ -1321,7 +1321,7 @@
             <w:fldChar w:fldCharType="begin"/>
           </w:r>
           <w:r>
-            <w:instrText xml:space="preserve"> PAGEREF _Toc15627 \h </w:instrText>
+            <w:instrText xml:space="preserve"> PAGEREF _Toc29369 \h </w:instrText>
           </w:r>
           <w:r>
             <w:fldChar w:fldCharType="separate"/>
@@ -1359,7 +1359,7 @@
               <w:bCs/>
               <w:lang w:val="zh-CN"/>
             </w:rPr>
-            <w:instrText xml:space="preserve"> HYPERLINK \l _Toc18598 </w:instrText>
+            <w:instrText xml:space="preserve"> HYPERLINK \l _Toc3645 </w:instrText>
           </w:r>
           <w:r>
             <w:rPr>
@@ -1378,7 +1378,7 @@
             <w:fldChar w:fldCharType="begin"/>
           </w:r>
           <w:r>
-            <w:instrText xml:space="preserve"> PAGEREF _Toc18598 \h </w:instrText>
+            <w:instrText xml:space="preserve"> PAGEREF _Toc3645 \h </w:instrText>
           </w:r>
           <w:r>
             <w:fldChar w:fldCharType="separate"/>
@@ -1416,7 +1416,7 @@
               <w:bCs/>
               <w:lang w:val="zh-CN"/>
             </w:rPr>
-            <w:instrText xml:space="preserve"> HYPERLINK \l _Toc25290 </w:instrText>
+            <w:instrText xml:space="preserve"> HYPERLINK \l _Toc16756 </w:instrText>
           </w:r>
           <w:r>
             <w:rPr>
@@ -1435,7 +1435,7 @@
             <w:fldChar w:fldCharType="begin"/>
           </w:r>
           <w:r>
-            <w:instrText xml:space="preserve"> PAGEREF _Toc25290 \h </w:instrText>
+            <w:instrText xml:space="preserve"> PAGEREF _Toc16756 \h </w:instrText>
           </w:r>
           <w:r>
             <w:fldChar w:fldCharType="separate"/>
@@ -1473,7 +1473,7 @@
               <w:bCs/>
               <w:lang w:val="zh-CN"/>
             </w:rPr>
-            <w:instrText xml:space="preserve"> HYPERLINK \l _Toc4976 </w:instrText>
+            <w:instrText xml:space="preserve"> HYPERLINK \l _Toc32568 </w:instrText>
           </w:r>
           <w:r>
             <w:rPr>
@@ -1492,7 +1492,7 @@
             <w:fldChar w:fldCharType="begin"/>
           </w:r>
           <w:r>
-            <w:instrText xml:space="preserve"> PAGEREF _Toc4976 \h </w:instrText>
+            <w:instrText xml:space="preserve"> PAGEREF _Toc32568 \h </w:instrText>
           </w:r>
           <w:r>
             <w:fldChar w:fldCharType="separate"/>
@@ -1530,7 +1530,7 @@
               <w:bCs/>
               <w:lang w:val="zh-CN"/>
             </w:rPr>
-            <w:instrText xml:space="preserve"> HYPERLINK \l _Toc8826 </w:instrText>
+            <w:instrText xml:space="preserve"> HYPERLINK \l _Toc17826 </w:instrText>
           </w:r>
           <w:r>
             <w:rPr>
@@ -1549,7 +1549,7 @@
             <w:fldChar w:fldCharType="begin"/>
           </w:r>
           <w:r>
-            <w:instrText xml:space="preserve"> PAGEREF _Toc8826 \h </w:instrText>
+            <w:instrText xml:space="preserve"> PAGEREF _Toc17826 \h </w:instrText>
           </w:r>
           <w:r>
             <w:fldChar w:fldCharType="separate"/>
@@ -1587,7 +1587,7 @@
               <w:bCs/>
               <w:lang w:val="zh-CN"/>
             </w:rPr>
-            <w:instrText xml:space="preserve"> HYPERLINK \l _Toc30683 </w:instrText>
+            <w:instrText xml:space="preserve"> HYPERLINK \l _Toc8563 </w:instrText>
           </w:r>
           <w:r>
             <w:rPr>
@@ -1606,7 +1606,7 @@
             <w:fldChar w:fldCharType="begin"/>
           </w:r>
           <w:r>
-            <w:instrText xml:space="preserve"> PAGEREF _Toc30683 \h </w:instrText>
+            <w:instrText xml:space="preserve"> PAGEREF _Toc8563 \h </w:instrText>
           </w:r>
           <w:r>
             <w:fldChar w:fldCharType="separate"/>
@@ -1644,7 +1644,7 @@
               <w:bCs/>
               <w:lang w:val="zh-CN"/>
             </w:rPr>
-            <w:instrText xml:space="preserve"> HYPERLINK \l _Toc32744 </w:instrText>
+            <w:instrText xml:space="preserve"> HYPERLINK \l _Toc13892 </w:instrText>
           </w:r>
           <w:r>
             <w:rPr>
@@ -1663,7 +1663,7 @@
             <w:fldChar w:fldCharType="begin"/>
           </w:r>
           <w:r>
-            <w:instrText xml:space="preserve"> PAGEREF _Toc32744 \h </w:instrText>
+            <w:instrText xml:space="preserve"> PAGEREF _Toc13892 \h </w:instrText>
           </w:r>
           <w:r>
             <w:fldChar w:fldCharType="separate"/>
@@ -1701,7 +1701,7 @@
               <w:bCs/>
               <w:lang w:val="zh-CN"/>
             </w:rPr>
-            <w:instrText xml:space="preserve"> HYPERLINK \l _Toc24611 </w:instrText>
+            <w:instrText xml:space="preserve"> HYPERLINK \l _Toc7860 </w:instrText>
           </w:r>
           <w:r>
             <w:rPr>
@@ -1720,7 +1720,7 @@
             <w:fldChar w:fldCharType="begin"/>
           </w:r>
           <w:r>
-            <w:instrText xml:space="preserve"> PAGEREF _Toc24611 \h </w:instrText>
+            <w:instrText xml:space="preserve"> PAGEREF _Toc7860 \h </w:instrText>
           </w:r>
           <w:r>
             <w:fldChar w:fldCharType="separate"/>
@@ -1758,7 +1758,7 @@
               <w:bCs/>
               <w:lang w:val="zh-CN"/>
             </w:rPr>
-            <w:instrText xml:space="preserve"> HYPERLINK \l _Toc25468 </w:instrText>
+            <w:instrText xml:space="preserve"> HYPERLINK \l _Toc20905 </w:instrText>
           </w:r>
           <w:r>
             <w:rPr>
@@ -1777,7 +1777,7 @@
             <w:fldChar w:fldCharType="begin"/>
           </w:r>
           <w:r>
-            <w:instrText xml:space="preserve"> PAGEREF _Toc25468 \h </w:instrText>
+            <w:instrText xml:space="preserve"> PAGEREF _Toc20905 \h </w:instrText>
           </w:r>
           <w:r>
             <w:fldChar w:fldCharType="separate"/>
@@ -1815,7 +1815,7 @@
               <w:bCs/>
               <w:lang w:val="zh-CN"/>
             </w:rPr>
-            <w:instrText xml:space="preserve"> HYPERLINK \l _Toc1471 </w:instrText>
+            <w:instrText xml:space="preserve"> HYPERLINK \l _Toc4395 </w:instrText>
           </w:r>
           <w:r>
             <w:rPr>
@@ -1834,7 +1834,7 @@
             <w:fldChar w:fldCharType="begin"/>
           </w:r>
           <w:r>
-            <w:instrText xml:space="preserve"> PAGEREF _Toc1471 \h </w:instrText>
+            <w:instrText xml:space="preserve"> PAGEREF _Toc4395 \h </w:instrText>
           </w:r>
           <w:r>
             <w:fldChar w:fldCharType="separate"/>
@@ -1872,7 +1872,7 @@
               <w:bCs/>
               <w:lang w:val="zh-CN"/>
             </w:rPr>
-            <w:instrText xml:space="preserve"> HYPERLINK \l _Toc4285 </w:instrText>
+            <w:instrText xml:space="preserve"> HYPERLINK \l _Toc12791 </w:instrText>
           </w:r>
           <w:r>
             <w:rPr>
@@ -1891,7 +1891,7 @@
             <w:fldChar w:fldCharType="begin"/>
           </w:r>
           <w:r>
-            <w:instrText xml:space="preserve"> PAGEREF _Toc4285 \h </w:instrText>
+            <w:instrText xml:space="preserve"> PAGEREF _Toc12791 \h </w:instrText>
           </w:r>
           <w:r>
             <w:fldChar w:fldCharType="separate"/>
@@ -1929,7 +1929,7 @@
               <w:bCs/>
               <w:lang w:val="zh-CN"/>
             </w:rPr>
-            <w:instrText xml:space="preserve"> HYPERLINK \l _Toc30305 </w:instrText>
+            <w:instrText xml:space="preserve"> HYPERLINK \l _Toc14413 </w:instrText>
           </w:r>
           <w:r>
             <w:rPr>
@@ -1948,7 +1948,7 @@
             <w:fldChar w:fldCharType="begin"/>
           </w:r>
           <w:r>
-            <w:instrText xml:space="preserve"> PAGEREF _Toc30305 \h </w:instrText>
+            <w:instrText xml:space="preserve"> PAGEREF _Toc14413 \h </w:instrText>
           </w:r>
           <w:r>
             <w:fldChar w:fldCharType="separate"/>
@@ -1986,7 +1986,7 @@
               <w:bCs/>
               <w:lang w:val="zh-CN"/>
             </w:rPr>
-            <w:instrText xml:space="preserve"> HYPERLINK \l _Toc24012 </w:instrText>
+            <w:instrText xml:space="preserve"> HYPERLINK \l _Toc5900 </w:instrText>
           </w:r>
           <w:r>
             <w:rPr>
@@ -2005,7 +2005,7 @@
             <w:fldChar w:fldCharType="begin"/>
           </w:r>
           <w:r>
-            <w:instrText xml:space="preserve"> PAGEREF _Toc24012 \h </w:instrText>
+            <w:instrText xml:space="preserve"> PAGEREF _Toc5900 \h </w:instrText>
           </w:r>
           <w:r>
             <w:fldChar w:fldCharType="separate"/>
@@ -2043,7 +2043,7 @@
               <w:bCs/>
               <w:lang w:val="zh-CN"/>
             </w:rPr>
-            <w:instrText xml:space="preserve"> HYPERLINK \l _Toc6645 </w:instrText>
+            <w:instrText xml:space="preserve"> HYPERLINK \l _Toc25019 </w:instrText>
           </w:r>
           <w:r>
             <w:rPr>
@@ -2062,7 +2062,7 @@
             <w:fldChar w:fldCharType="begin"/>
           </w:r>
           <w:r>
-            <w:instrText xml:space="preserve"> PAGEREF _Toc6645 \h </w:instrText>
+            <w:instrText xml:space="preserve"> PAGEREF _Toc25019 \h </w:instrText>
           </w:r>
           <w:r>
             <w:fldChar w:fldCharType="separate"/>
@@ -2100,7 +2100,7 @@
               <w:bCs/>
               <w:lang w:val="zh-CN"/>
             </w:rPr>
-            <w:instrText xml:space="preserve"> HYPERLINK \l _Toc7155 </w:instrText>
+            <w:instrText xml:space="preserve"> HYPERLINK \l _Toc22619 </w:instrText>
           </w:r>
           <w:r>
             <w:rPr>
@@ -2119,7 +2119,7 @@
             <w:fldChar w:fldCharType="begin"/>
           </w:r>
           <w:r>
-            <w:instrText xml:space="preserve"> PAGEREF _Toc7155 \h </w:instrText>
+            <w:instrText xml:space="preserve"> PAGEREF _Toc22619 \h </w:instrText>
           </w:r>
           <w:r>
             <w:fldChar w:fldCharType="separate"/>
@@ -2157,7 +2157,7 @@
               <w:bCs/>
               <w:lang w:val="zh-CN"/>
             </w:rPr>
-            <w:instrText xml:space="preserve"> HYPERLINK \l _Toc2429 </w:instrText>
+            <w:instrText xml:space="preserve"> HYPERLINK \l _Toc3623 </w:instrText>
           </w:r>
           <w:r>
             <w:rPr>
@@ -2176,7 +2176,7 @@
             <w:fldChar w:fldCharType="begin"/>
           </w:r>
           <w:r>
-            <w:instrText xml:space="preserve"> PAGEREF _Toc2429 \h </w:instrText>
+            <w:instrText xml:space="preserve"> PAGEREF _Toc3623 \h </w:instrText>
           </w:r>
           <w:r>
             <w:fldChar w:fldCharType="separate"/>
@@ -2214,7 +2214,7 @@
               <w:bCs/>
               <w:lang w:val="zh-CN"/>
             </w:rPr>
-            <w:instrText xml:space="preserve"> HYPERLINK \l _Toc24958 </w:instrText>
+            <w:instrText xml:space="preserve"> HYPERLINK \l _Toc1707 </w:instrText>
           </w:r>
           <w:r>
             <w:rPr>
@@ -2233,7 +2233,7 @@
             <w:fldChar w:fldCharType="begin"/>
           </w:r>
           <w:r>
-            <w:instrText xml:space="preserve"> PAGEREF _Toc24958 \h </w:instrText>
+            <w:instrText xml:space="preserve"> PAGEREF _Toc1707 \h </w:instrText>
           </w:r>
           <w:r>
             <w:fldChar w:fldCharType="separate"/>
@@ -2271,7 +2271,7 @@
               <w:bCs/>
               <w:lang w:val="zh-CN"/>
             </w:rPr>
-            <w:instrText xml:space="preserve"> HYPERLINK \l _Toc17929 </w:instrText>
+            <w:instrText xml:space="preserve"> HYPERLINK \l _Toc23189 </w:instrText>
           </w:r>
           <w:r>
             <w:rPr>
@@ -2290,7 +2290,7 @@
             <w:fldChar w:fldCharType="begin"/>
           </w:r>
           <w:r>
-            <w:instrText xml:space="preserve"> PAGEREF _Toc17929 \h </w:instrText>
+            <w:instrText xml:space="preserve"> PAGEREF _Toc23189 \h </w:instrText>
           </w:r>
           <w:r>
             <w:fldChar w:fldCharType="separate"/>
@@ -2328,7 +2328,7 @@
               <w:bCs/>
               <w:lang w:val="zh-CN"/>
             </w:rPr>
-            <w:instrText xml:space="preserve"> HYPERLINK \l _Toc10098 </w:instrText>
+            <w:instrText xml:space="preserve"> HYPERLINK \l _Toc17641 </w:instrText>
           </w:r>
           <w:r>
             <w:rPr>
@@ -2347,7 +2347,7 @@
             <w:fldChar w:fldCharType="begin"/>
           </w:r>
           <w:r>
-            <w:instrText xml:space="preserve"> PAGEREF _Toc10098 \h </w:instrText>
+            <w:instrText xml:space="preserve"> PAGEREF _Toc17641 \h </w:instrText>
           </w:r>
           <w:r>
             <w:fldChar w:fldCharType="separate"/>
@@ -2385,7 +2385,7 @@
               <w:bCs/>
               <w:lang w:val="zh-CN"/>
             </w:rPr>
-            <w:instrText xml:space="preserve"> HYPERLINK \l _Toc6160 </w:instrText>
+            <w:instrText xml:space="preserve"> HYPERLINK \l _Toc14439 </w:instrText>
           </w:r>
           <w:r>
             <w:rPr>
@@ -2404,7 +2404,7 @@
             <w:fldChar w:fldCharType="begin"/>
           </w:r>
           <w:r>
-            <w:instrText xml:space="preserve"> PAGEREF _Toc6160 \h </w:instrText>
+            <w:instrText xml:space="preserve"> PAGEREF _Toc14439 \h </w:instrText>
           </w:r>
           <w:r>
             <w:fldChar w:fldCharType="separate"/>
@@ -2442,7 +2442,7 @@
               <w:bCs/>
               <w:lang w:val="zh-CN"/>
             </w:rPr>
-            <w:instrText xml:space="preserve"> HYPERLINK \l _Toc475 </w:instrText>
+            <w:instrText xml:space="preserve"> HYPERLINK \l _Toc22634 </w:instrText>
           </w:r>
           <w:r>
             <w:rPr>
@@ -2461,7 +2461,7 @@
             <w:fldChar w:fldCharType="begin"/>
           </w:r>
           <w:r>
-            <w:instrText xml:space="preserve"> PAGEREF _Toc475 \h </w:instrText>
+            <w:instrText xml:space="preserve"> PAGEREF _Toc22634 \h </w:instrText>
           </w:r>
           <w:r>
             <w:fldChar w:fldCharType="separate"/>
@@ -2507,7 +2507,7 @@
       <w:pPr>
         <w:pStyle w:val="2"/>
       </w:pPr>
-      <w:bookmarkStart w:id="0" w:name="_Toc21834"/>
+      <w:bookmarkStart w:id="0" w:name="_Toc832"/>
       <w:r>
         <w:t>1 引言</w:t>
       </w:r>
@@ -2517,7 +2517,7 @@
       <w:pPr>
         <w:pStyle w:val="3"/>
       </w:pPr>
-      <w:bookmarkStart w:id="1" w:name="_Toc14179"/>
+      <w:bookmarkStart w:id="1" w:name="_Toc22401"/>
       <w:r>
         <w:t>1.1 编写目的</w:t>
       </w:r>
@@ -2537,7 +2537,7 @@
       <w:pPr>
         <w:pStyle w:val="3"/>
       </w:pPr>
-      <w:bookmarkStart w:id="2" w:name="_Toc23842"/>
+      <w:bookmarkStart w:id="2" w:name="_Toc8404"/>
       <w:r>
         <w:t>1.2 范围和非目标</w:t>
       </w:r>
@@ -2552,7 +2552,7 @@
       <w:pPr>
         <w:pStyle w:val="3"/>
       </w:pPr>
-      <w:bookmarkStart w:id="3" w:name="_Toc18931"/>
+      <w:bookmarkStart w:id="3" w:name="_Toc27784"/>
       <w:r>
         <w:t>1.3 设计状态和约束</w:t>
       </w:r>
@@ -2560,7 +2560,7 @@
     </w:p>
     <w:p>
       <w:r>
-        <w:t>G3-03 当前仍为 REVIEW，本文按其最新候选中的单一写入主责、端口隔离和可重建态势投影设计；若 G3-03 复核导致架构边界变化，应通过变更单评估本稿。</w:t>
+        <w:t>G3-03 已完成 C 最终复核并置为 DONE，本文按其已准出版本中的单一写入主责、端口隔离和可重建态势投影设计；后续如架构边界发生变化，应通过变更单评估本稿。</w:t>
       </w:r>
       <w:r>
         <w:rPr>
@@ -2577,7 +2577,7 @@
       <w:pPr>
         <w:pStyle w:val="2"/>
       </w:pPr>
-      <w:bookmarkStart w:id="4" w:name="_Toc25282"/>
+      <w:bookmarkStart w:id="4" w:name="_Toc25744"/>
       <w:r>
         <w:t>2 数据设计原则与资产总览</w:t>
       </w:r>
@@ -2587,7 +2587,7 @@
       <w:pPr>
         <w:pStyle w:val="3"/>
       </w:pPr>
-      <w:bookmarkStart w:id="5" w:name="_Toc20033"/>
+      <w:bookmarkStart w:id="5" w:name="_Toc13437"/>
       <w:r>
         <w:t>2.1 设计原则</w:t>
       </w:r>
@@ -2716,7 +2716,7 @@
       <w:pPr>
         <w:pStyle w:val="3"/>
       </w:pPr>
-      <w:bookmarkStart w:id="6" w:name="_Toc12015"/>
+      <w:bookmarkStart w:id="6" w:name="_Toc86"/>
       <w:r>
         <w:t>2.2 数据资产清单</w:t>
       </w:r>
@@ -4369,7 +4369,7 @@
       <w:pPr>
         <w:pStyle w:val="2"/>
       </w:pPr>
-      <w:bookmarkStart w:id="7" w:name="_Toc5269"/>
+      <w:bookmarkStart w:id="7" w:name="_Toc32473"/>
       <w:r>
         <w:t>3 概念数据模型</w:t>
       </w:r>
@@ -4379,7 +4379,7 @@
       <w:pPr>
         <w:pStyle w:val="3"/>
       </w:pPr>
-      <w:bookmarkStart w:id="8" w:name="_Toc14594"/>
+      <w:bookmarkStart w:id="8" w:name="_Toc24149"/>
       <w:r>
         <w:t>3.1 核心数据域关系</w:t>
       </w:r>
@@ -4456,7 +4456,7 @@
       <w:pPr>
         <w:pStyle w:val="3"/>
       </w:pPr>
-      <w:bookmarkStart w:id="9" w:name="_Toc17999"/>
+      <w:bookmarkStart w:id="9" w:name="_Toc27461"/>
       <w:r>
         <w:t>3.2 关键关系和基数</w:t>
       </w:r>
@@ -5827,7 +5827,7 @@
       <w:pPr>
         <w:pStyle w:val="2"/>
       </w:pPr>
-      <w:bookmarkStart w:id="10" w:name="_Toc32414"/>
+      <w:bookmarkStart w:id="10" w:name="_Toc19709"/>
       <w:r>
         <w:t>4 逻辑数据模型</w:t>
       </w:r>
@@ -5837,7 +5837,7 @@
       <w:pPr>
         <w:pStyle w:val="3"/>
       </w:pPr>
-      <w:bookmarkStart w:id="11" w:name="_Toc1342"/>
+      <w:bookmarkStart w:id="11" w:name="_Toc11822"/>
       <w:r>
         <w:t>4.1 通用字段约定</w:t>
       </w:r>
@@ -7208,7 +7208,7 @@
       <w:pPr>
         <w:pStyle w:val="3"/>
       </w:pPr>
-      <w:bookmarkStart w:id="12" w:name="_Toc12838"/>
+      <w:bookmarkStart w:id="12" w:name="_Toc22460"/>
       <w:r>
         <w:t>4.2 预案域</w:t>
       </w:r>
@@ -8217,7 +8217,7 @@
       <w:pPr>
         <w:pStyle w:val="3"/>
       </w:pPr>
-      <w:bookmarkStart w:id="13" w:name="_Toc15045"/>
+      <w:bookmarkStart w:id="13" w:name="_Toc4896"/>
       <w:r>
         <w:t>4.3 事件与任务域</w:t>
       </w:r>
@@ -9348,7 +9348,7 @@
       <w:pPr>
         <w:pStyle w:val="3"/>
       </w:pPr>
-      <w:bookmarkStart w:id="14" w:name="_Toc15829"/>
+      <w:bookmarkStart w:id="14" w:name="_Toc6781"/>
       <w:r>
         <w:t>4.4 人员、定位和物资域</w:t>
       </w:r>
@@ -10719,7 +10719,7 @@
       <w:pPr>
         <w:pStyle w:val="3"/>
       </w:pPr>
-      <w:bookmarkStart w:id="15" w:name="_Toc15627"/>
+      <w:bookmarkStart w:id="15" w:name="_Toc29369"/>
       <w:r>
         <w:t>4.5 值班、打卡、演练和知识域</w:t>
       </w:r>
@@ -12208,7 +12208,7 @@
       <w:pPr>
         <w:pStyle w:val="3"/>
       </w:pPr>
-      <w:bookmarkStart w:id="16" w:name="_Toc18598"/>
+      <w:bookmarkStart w:id="16" w:name="_Toc3645"/>
       <w:r>
         <w:t>4.6 集成、审计和投影域</w:t>
       </w:r>
@@ -13217,7 +13217,7 @@
       <w:pPr>
         <w:pStyle w:val="2"/>
       </w:pPr>
-      <w:bookmarkStart w:id="17" w:name="_Toc25290"/>
+      <w:bookmarkStart w:id="17" w:name="_Toc16756"/>
       <w:r>
         <w:t>5 物理数据库设计</w:t>
       </w:r>
@@ -13227,7 +13227,7 @@
       <w:pPr>
         <w:pStyle w:val="3"/>
       </w:pPr>
-      <w:bookmarkStart w:id="18" w:name="_Toc4976"/>
+      <w:bookmarkStart w:id="18" w:name="_Toc32568"/>
       <w:r>
         <w:t>5.1 数据库产品与命名</w:t>
       </w:r>
@@ -13257,7 +13257,7 @@
       <w:pPr>
         <w:pStyle w:val="3"/>
       </w:pPr>
-      <w:bookmarkStart w:id="19" w:name="_Toc8826"/>
+      <w:bookmarkStart w:id="19" w:name="_Toc17826"/>
       <w:r>
         <w:t>5.2 逻辑类型到物理类型映射</w:t>
       </w:r>
@@ -14157,7 +14157,7 @@
       <w:pPr>
         <w:pStyle w:val="3"/>
       </w:pPr>
-      <w:bookmarkStart w:id="20" w:name="_Toc30683"/>
+      <w:bookmarkStart w:id="20" w:name="_Toc8563"/>
       <w:r>
         <w:t>5.3 主键、外键和删除策略</w:t>
       </w:r>
@@ -14182,7 +14182,7 @@
       <w:pPr>
         <w:pStyle w:val="3"/>
       </w:pPr>
-      <w:bookmarkStart w:id="21" w:name="_Toc32744"/>
+      <w:bookmarkStart w:id="21" w:name="_Toc13892"/>
       <w:r>
         <w:t>5.4 索引设计</w:t>
       </w:r>
@@ -15798,7 +15798,7 @@
       <w:pPr>
         <w:pStyle w:val="3"/>
       </w:pPr>
-      <w:bookmarkStart w:id="22" w:name="_Toc24611"/>
+      <w:bookmarkStart w:id="22" w:name="_Toc7860"/>
       <w:r>
         <w:t>5.5 事务与并发</w:t>
       </w:r>
@@ -15858,7 +15858,7 @@
       <w:pPr>
         <w:pStyle w:val="2"/>
       </w:pPr>
-      <w:bookmarkStart w:id="23" w:name="_Toc25468"/>
+      <w:bookmarkStart w:id="23" w:name="_Toc20905"/>
       <w:r>
         <w:t>6 完整性、一致性与安全策略</w:t>
       </w:r>
@@ -15868,7 +15868,7 @@
       <w:pPr>
         <w:pStyle w:val="3"/>
       </w:pPr>
-      <w:bookmarkStart w:id="24" w:name="_Toc1471"/>
+      <w:bookmarkStart w:id="24" w:name="_Toc4395"/>
       <w:r>
         <w:t>6.1 数据完整性</w:t>
       </w:r>
@@ -15883,7 +15883,7 @@
       <w:pPr>
         <w:pStyle w:val="3"/>
       </w:pPr>
-      <w:bookmarkStart w:id="25" w:name="_Toc4285"/>
+      <w:bookmarkStart w:id="25" w:name="_Toc12791"/>
       <w:r>
         <w:t>6.2 十项澄清的数据落点</w:t>
       </w:r>
@@ -16972,7 +16972,7 @@
       <w:pPr>
         <w:pStyle w:val="3"/>
       </w:pPr>
-      <w:bookmarkStart w:id="26" w:name="_Toc30305"/>
+      <w:bookmarkStart w:id="26" w:name="_Toc14413"/>
       <w:r>
         <w:t>6.3 安全与审计</w:t>
       </w:r>
@@ -16992,7 +16992,7 @@
       <w:pPr>
         <w:pStyle w:val="2"/>
       </w:pPr>
-      <w:bookmarkStart w:id="27" w:name="_Toc24012"/>
+      <w:bookmarkStart w:id="27" w:name="_Toc5900"/>
       <w:r>
         <w:t>7 容量、保存、备份和演进</w:t>
       </w:r>
@@ -17002,7 +17002,7 @@
       <w:pPr>
         <w:pStyle w:val="3"/>
       </w:pPr>
-      <w:bookmarkStart w:id="28" w:name="_Toc6645"/>
+      <w:bookmarkStart w:id="28" w:name="_Toc25019"/>
       <w:r>
         <w:t>7.1 容量基线</w:t>
       </w:r>
@@ -17811,7 +17811,7 @@
       <w:pPr>
         <w:pStyle w:val="3"/>
       </w:pPr>
-      <w:bookmarkStart w:id="29" w:name="_Toc7155"/>
+      <w:bookmarkStart w:id="29" w:name="_Toc22619"/>
       <w:r>
         <w:t>7.2 保存与归档</w:t>
       </w:r>
@@ -17826,7 +17826,7 @@
       <w:pPr>
         <w:pStyle w:val="3"/>
       </w:pPr>
-      <w:bookmarkStart w:id="30" w:name="_Toc2429"/>
+      <w:bookmarkStart w:id="30" w:name="_Toc3623"/>
       <w:r>
         <w:t>7.3 备份与恢复</w:t>
       </w:r>
@@ -17841,7 +17841,7 @@
       <w:pPr>
         <w:pStyle w:val="3"/>
       </w:pPr>
-      <w:bookmarkStart w:id="31" w:name="_Toc24958"/>
+      <w:bookmarkStart w:id="31" w:name="_Toc1707"/>
       <w:r>
         <w:t>7.4 初始化、迁移和演进</w:t>
       </w:r>
@@ -17861,7 +17861,7 @@
       <w:pPr>
         <w:pStyle w:val="2"/>
       </w:pPr>
-      <w:bookmarkStart w:id="32" w:name="_Toc17929"/>
+      <w:bookmarkStart w:id="32" w:name="_Toc23189"/>
       <w:r>
         <w:t>8 追踪、验证与未决事项</w:t>
       </w:r>
@@ -17871,7 +17871,7 @@
       <w:pPr>
         <w:pStyle w:val="3"/>
       </w:pPr>
-      <w:bookmarkStart w:id="33" w:name="_Toc10098"/>
+      <w:bookmarkStart w:id="33" w:name="_Toc17641"/>
       <w:r>
         <w:t>8.1 设计验证矩阵</w:t>
       </w:r>
@@ -19242,7 +19242,7 @@
       <w:pPr>
         <w:pStyle w:val="3"/>
       </w:pPr>
-      <w:bookmarkStart w:id="34" w:name="_Toc6160"/>
+      <w:bookmarkStart w:id="34" w:name="_Toc14439"/>
       <w:r>
         <w:t>8.2 未决事项和阻断关系</w:t>
       </w:r>
@@ -19513,7 +19513,7 @@
                 <w:b w:val="0"/>
                 <w:sz w:val="21"/>
               </w:rPr>
-              <w:t>G3-03 尚待 C 复核</w:t>
+              <w:t>G3-03 已完成 C 最终复核</w:t>
             </w:r>
           </w:p>
         </w:tc>
@@ -19539,7 +19539,7 @@
                 <w:b w:val="0"/>
                 <w:sz w:val="21"/>
               </w:rPr>
-              <w:t>使用最新候选并记录版本依赖</w:t>
+              <w:t>使用已准出版本并记录依赖</w:t>
             </w:r>
           </w:p>
         </w:tc>
@@ -19565,7 +19565,7 @@
                 <w:b w:val="0"/>
                 <w:sz w:val="21"/>
               </w:rPr>
-              <w:t>若架构边界变化，G3-04 必须变更评估</w:t>
+              <w:t>当前无阻断；后续架构边界变化须执行变更评估</w:t>
             </w:r>
           </w:p>
         </w:tc>
@@ -19857,7 +19857,7 @@
       <w:pPr>
         <w:pStyle w:val="3"/>
       </w:pPr>
-      <w:bookmarkStart w:id="35" w:name="_Toc475"/>
+      <w:bookmarkStart w:id="35" w:name="_Toc22634"/>
       <w:r>
         <w:t>8.3 自检结论</w:t>
       </w:r>
@@ -19959,7 +19959,7 @@
     <w:lsdException w:uiPriority="99" w:name="index 7"/>
     <w:lsdException w:uiPriority="99" w:name="index 8"/>
     <w:lsdException w:uiPriority="99" w:name="index 9"/>
-    <w:lsdException w:uiPriority="39" w:semiHidden="0" w:name="toc 1"/>
+    <w:lsdException w:qFormat="1" w:uiPriority="39" w:semiHidden="0" w:name="toc 1"/>
     <w:lsdException w:uiPriority="39" w:semiHidden="0" w:name="toc 2"/>
     <w:lsdException w:uiPriority="39" w:name="toc 3"/>
     <w:lsdException w:uiPriority="39" w:name="toc 4"/>
@@ -19969,7 +19969,7 @@
     <w:lsdException w:uiPriority="39" w:name="toc 8"/>
     <w:lsdException w:uiPriority="39" w:name="toc 9"/>
     <w:lsdException w:uiPriority="99" w:name="Normal Indent"/>
-    <w:lsdException w:uiPriority="99" w:name="footnote text"/>
+    <w:lsdException w:qFormat="1" w:uiPriority="99" w:name="footnote text"/>
     <w:lsdException w:uiPriority="99" w:name="annotation text"/>
     <w:lsdException w:uiPriority="99" w:semiHidden="0" w:name="header"/>
     <w:lsdException w:uiPriority="99" w:semiHidden="0" w:name="footer"/>
@@ -19978,12 +19978,12 @@
     <w:lsdException w:uiPriority="99" w:name="table of figures"/>
     <w:lsdException w:uiPriority="99" w:name="envelope address"/>
     <w:lsdException w:uiPriority="99" w:name="envelope return"/>
-    <w:lsdException w:uiPriority="99" w:name="footnote reference"/>
+    <w:lsdException w:qFormat="1" w:uiPriority="99" w:name="footnote reference"/>
     <w:lsdException w:uiPriority="99" w:name="annotation reference"/>
     <w:lsdException w:uiPriority="99" w:name="line number"/>
     <w:lsdException w:uiPriority="99" w:name="page number"/>
     <w:lsdException w:uiPriority="99" w:name="endnote reference"/>
-    <w:lsdException w:uiPriority="99" w:name="endnote text"/>
+    <w:lsdException w:qFormat="1" w:uiPriority="99" w:name="endnote text"/>
     <w:lsdException w:uiPriority="99" w:name="table of authorities"/>
     <w:lsdException w:uiPriority="99" w:name="macro"/>
     <w:lsdException w:uiPriority="99" w:name="toa heading"/>
@@ -20005,7 +20005,7 @@
     <w:lsdException w:qFormat="1" w:unhideWhenUsed="0" w:uiPriority="10" w:semiHidden="0" w:name="Title"/>
     <w:lsdException w:uiPriority="99" w:name="Closing"/>
     <w:lsdException w:uiPriority="99" w:name="Signature"/>
-    <w:lsdException w:uiPriority="1" w:name="Default Paragraph Font"/>
+    <w:lsdException w:qFormat="1" w:uiPriority="1" w:name="Default Paragraph Font"/>
     <w:lsdException w:uiPriority="99" w:name="Body Text"/>
     <w:lsdException w:uiPriority="99" w:name="Body Text Indent"/>
     <w:lsdException w:uiPriority="99" w:name="List Continue"/>
@@ -20043,7 +20043,7 @@
     <w:lsdException w:uiPriority="99" w:name="HTML Sample"/>
     <w:lsdException w:uiPriority="99" w:name="HTML Typewriter"/>
     <w:lsdException w:uiPriority="99" w:name="HTML Variable"/>
-    <w:lsdException w:uiPriority="99" w:name="Normal Table"/>
+    <w:lsdException w:qFormat="1" w:uiPriority="99" w:name="Normal Table"/>
     <w:lsdException w:uiPriority="99" w:name="annotation subject"/>
     <w:lsdException w:uiPriority="99" w:name="Table Simple 1"/>
     <w:lsdException w:uiPriority="99" w:name="Table Simple 2"/>
@@ -20302,12 +20302,14 @@
     <w:name w:val="Default Paragraph Font"/>
     <w:semiHidden/>
     <w:unhideWhenUsed/>
+    <w:qFormat/>
     <w:uiPriority w:val="1"/>
   </w:style>
   <w:style w:type="table" w:default="1" w:styleId="15">
     <w:name w:val="Normal Table"/>
     <w:semiHidden/>
     <w:unhideWhenUsed/>
+    <w:qFormat/>
     <w:uiPriority w:val="99"/>
     <w:tblPr>
       <w:tblCellMar>
@@ -20323,6 +20325,7 @@
     <w:link w:val="23"/>
     <w:semiHidden/>
     <w:unhideWhenUsed/>
+    <w:qFormat/>
     <w:uiPriority w:val="99"/>
     <w:rPr>
       <w:rFonts w:ascii="Times New Roman" w:hAnsi="Times New Roman" w:cs="Times New Roman" w:eastAsiaTheme="minorEastAsia"/>
@@ -20377,6 +20380,7 @@
     <w:next w:val="1"/>
     <w:autoRedefine/>
     <w:unhideWhenUsed/>
+    <w:qFormat/>
     <w:uiPriority w:val="39"/>
   </w:style>
   <w:style w:type="paragraph" w:styleId="12">
@@ -20384,6 +20388,7 @@
     <w:link w:val="22"/>
     <w:semiHidden/>
     <w:unhideWhenUsed/>
+    <w:qFormat/>
     <w:uiPriority w:val="99"/>
     <w:rPr>
       <w:rFonts w:ascii="Times New Roman" w:hAnsi="Times New Roman" w:cs="Times New Roman" w:eastAsiaTheme="minorEastAsia"/>
@@ -20437,6 +20442,7 @@
     <w:name w:val="footnote reference"/>
     <w:semiHidden/>
     <w:unhideWhenUsed/>
+    <w:qFormat/>
     <w:uiPriority w:val="99"/>
     <w:rPr>
       <w:color w:val="000000"/>
@@ -20482,6 +20488,7 @@
     <w:link w:val="8"/>
     <w:semiHidden/>
     <w:unhideWhenUsed/>
+    <w:qFormat/>
     <w:uiPriority w:val="99"/>
     <w:rPr>
       <w:color w:val="000000"/>
@@ -20503,6 +20510,7 @@
     <w:name w:val="页脚 字符"/>
     <w:basedOn w:val="16"/>
     <w:link w:val="9"/>
+    <w:qFormat/>
     <w:uiPriority w:val="99"/>
     <w:rPr>
       <w:sz w:val="18"/>

--- a/docs/deliverables/13-数据库设计说明书.docx
+++ b/docs/deliverables/13-数据库设计说明书.docx
@@ -10,7 +10,7 @@
       <w:bookmarkStart w:id="36" w:name="_GoBack"/>
       <w:bookmarkEnd w:id="36"/>
       <w:r>
-        <w:t>文档编号：YJGL-G3-04　　版本号：V0.1（评审稿）</w:t>
+        <w:t>文档编号：YJGL-G3-04　　版本号：V0.2（整改评审稿）</w:t>
       </w:r>
     </w:p>
     <w:p>
@@ -55,7 +55,7 @@
         <w:jc w:val="center"/>
       </w:pPr>
       <w:r>
-        <w:t>（G3-04 评审稿）</w:t>
+        <w:t>（G3-04 整改评审稿）</w:t>
       </w:r>
     </w:p>
     <w:p>
@@ -348,6 +348,77 @@
           </w:p>
         </w:tc>
       </w:tr>
+      <w:tr>
+        <w:tblPrEx>
+          <w:tblBorders>
+            <w:top w:val="single" w:color="808080" w:sz="4" w:space="0"/>
+            <w:left w:val="single" w:color="808080" w:sz="4" w:space="0"/>
+            <w:bottom w:val="single" w:color="808080" w:sz="4" w:space="0"/>
+            <w:right w:val="single" w:color="808080" w:sz="4" w:space="0"/>
+            <w:insideH w:val="single" w:color="808080" w:sz="4" w:space="0"/>
+            <w:insideV w:val="single" w:color="808080" w:sz="4" w:space="0"/>
+          </w:tblBorders>
+          <w:tblCellMar>
+            <w:top w:w="0" w:type="dxa"/>
+            <w:left w:w="10" w:type="dxa"/>
+            <w:bottom w:w="0" w:type="dxa"/>
+            <w:right w:w="10" w:type="dxa"/>
+          </w:tblCellMar>
+        </w:tblPrEx>
+        <w:trPr>
+          <w:jc w:val="center"/>
+        </w:trPr>
+        <w:tc>
+          <w:tcPr>
+            <w:tcW w:w="1500" w:type="dxa"/>
+          </w:tcPr>
+          <w:p>
+            <w:r>
+              <w:t>V0.2</w:t>
+            </w:r>
+          </w:p>
+        </w:tc>
+        <w:tc>
+          <w:tcPr>
+            <w:tcW w:w="1517" w:type="dxa"/>
+          </w:tcPr>
+          <w:p>
+            <w:r>
+              <w:t>2026-09-17</w:t>
+            </w:r>
+          </w:p>
+        </w:tc>
+        <w:tc>
+          <w:tcPr>
+            <w:tcW w:w="1485" w:type="dxa"/>
+          </w:tcPr>
+          <w:p>
+            <w:r>
+              <w:t>第4、8章</w:t>
+            </w:r>
+          </w:p>
+        </w:tc>
+        <w:tc>
+          <w:tcPr>
+            <w:tcW w:w="3059" w:type="dxa"/>
+          </w:tcPr>
+          <w:p>
+            <w:r>
+              <w:t>补齐39 FR、34★、117 AC逐条追踪及支撑实体</w:t>
+            </w:r>
+          </w:p>
+        </w:tc>
+        <w:tc>
+          <w:tcPr>
+            <w:tcW w:w="1455" w:type="dxa"/>
+          </w:tcPr>
+          <w:p>
+            <w:r>
+              <w:t>B【待人工确认】</w:t>
+            </w:r>
+          </w:p>
+        </w:tc>
+      </w:tr>
     </w:tbl>
     <w:p>
       <w:pPr>
@@ -455,7 +526,7 @@
             <w:fldChar w:fldCharType="begin"/>
           </w:r>
           <w:r>
-            <w:instrText xml:space="preserve"> HYPERLINK \l _Toc832 </w:instrText>
+            <w:instrText xml:space="preserve"> HYPERLINK \l _Toc14418 </w:instrText>
           </w:r>
           <w:r>
             <w:fldChar w:fldCharType="separate"/>
@@ -470,7 +541,7 @@
             <w:fldChar w:fldCharType="begin"/>
           </w:r>
           <w:r>
-            <w:instrText xml:space="preserve"> PAGEREF _Toc832 \h </w:instrText>
+            <w:instrText xml:space="preserve"> PAGEREF _Toc14418 \h </w:instrText>
           </w:r>
           <w:r>
             <w:fldChar w:fldCharType="separate"/>
@@ -504,7 +575,7 @@
               <w:bCs/>
               <w:lang w:val="zh-CN"/>
             </w:rPr>
-            <w:instrText xml:space="preserve"> HYPERLINK \l _Toc22401 </w:instrText>
+            <w:instrText xml:space="preserve"> HYPERLINK \l _Toc23985 </w:instrText>
           </w:r>
           <w:r>
             <w:rPr>
@@ -523,7 +594,7 @@
             <w:fldChar w:fldCharType="begin"/>
           </w:r>
           <w:r>
-            <w:instrText xml:space="preserve"> PAGEREF _Toc22401 \h </w:instrText>
+            <w:instrText xml:space="preserve"> PAGEREF _Toc23985 \h </w:instrText>
           </w:r>
           <w:r>
             <w:fldChar w:fldCharType="separate"/>
@@ -561,7 +632,7 @@
               <w:bCs/>
               <w:lang w:val="zh-CN"/>
             </w:rPr>
-            <w:instrText xml:space="preserve"> HYPERLINK \l _Toc8404 </w:instrText>
+            <w:instrText xml:space="preserve"> HYPERLINK \l _Toc19227 </w:instrText>
           </w:r>
           <w:r>
             <w:rPr>
@@ -580,7 +651,7 @@
             <w:fldChar w:fldCharType="begin"/>
           </w:r>
           <w:r>
-            <w:instrText xml:space="preserve"> PAGEREF _Toc8404 \h </w:instrText>
+            <w:instrText xml:space="preserve"> PAGEREF _Toc19227 \h </w:instrText>
           </w:r>
           <w:r>
             <w:fldChar w:fldCharType="separate"/>
@@ -618,7 +689,7 @@
               <w:bCs/>
               <w:lang w:val="zh-CN"/>
             </w:rPr>
-            <w:instrText xml:space="preserve"> HYPERLINK \l _Toc27784 </w:instrText>
+            <w:instrText xml:space="preserve"> HYPERLINK \l _Toc28667 </w:instrText>
           </w:r>
           <w:r>
             <w:rPr>
@@ -637,7 +708,7 @@
             <w:fldChar w:fldCharType="begin"/>
           </w:r>
           <w:r>
-            <w:instrText xml:space="preserve"> PAGEREF _Toc27784 \h </w:instrText>
+            <w:instrText xml:space="preserve"> PAGEREF _Toc28667 \h </w:instrText>
           </w:r>
           <w:r>
             <w:fldChar w:fldCharType="separate"/>
@@ -675,7 +746,7 @@
               <w:bCs/>
               <w:lang w:val="zh-CN"/>
             </w:rPr>
-            <w:instrText xml:space="preserve"> HYPERLINK \l _Toc25744 </w:instrText>
+            <w:instrText xml:space="preserve"> HYPERLINK \l _Toc26863 </w:instrText>
           </w:r>
           <w:r>
             <w:rPr>
@@ -694,7 +765,7 @@
             <w:fldChar w:fldCharType="begin"/>
           </w:r>
           <w:r>
-            <w:instrText xml:space="preserve"> PAGEREF _Toc25744 \h </w:instrText>
+            <w:instrText xml:space="preserve"> PAGEREF _Toc26863 \h </w:instrText>
           </w:r>
           <w:r>
             <w:fldChar w:fldCharType="separate"/>
@@ -732,7 +803,7 @@
               <w:bCs/>
               <w:lang w:val="zh-CN"/>
             </w:rPr>
-            <w:instrText xml:space="preserve"> HYPERLINK \l _Toc13437 </w:instrText>
+            <w:instrText xml:space="preserve"> HYPERLINK \l _Toc31371 </w:instrText>
           </w:r>
           <w:r>
             <w:rPr>
@@ -751,7 +822,7 @@
             <w:fldChar w:fldCharType="begin"/>
           </w:r>
           <w:r>
-            <w:instrText xml:space="preserve"> PAGEREF _Toc13437 \h </w:instrText>
+            <w:instrText xml:space="preserve"> PAGEREF _Toc31371 \h </w:instrText>
           </w:r>
           <w:r>
             <w:fldChar w:fldCharType="separate"/>
@@ -789,7 +860,7 @@
               <w:bCs/>
               <w:lang w:val="zh-CN"/>
             </w:rPr>
-            <w:instrText xml:space="preserve"> HYPERLINK \l _Toc86 </w:instrText>
+            <w:instrText xml:space="preserve"> HYPERLINK \l _Toc30402 </w:instrText>
           </w:r>
           <w:r>
             <w:rPr>
@@ -808,7 +879,7 @@
             <w:fldChar w:fldCharType="begin"/>
           </w:r>
           <w:r>
-            <w:instrText xml:space="preserve"> PAGEREF _Toc86 \h </w:instrText>
+            <w:instrText xml:space="preserve"> PAGEREF _Toc30402 \h </w:instrText>
           </w:r>
           <w:r>
             <w:fldChar w:fldCharType="separate"/>
@@ -846,7 +917,7 @@
               <w:bCs/>
               <w:lang w:val="zh-CN"/>
             </w:rPr>
-            <w:instrText xml:space="preserve"> HYPERLINK \l _Toc32473 </w:instrText>
+            <w:instrText xml:space="preserve"> HYPERLINK \l _Toc15274 </w:instrText>
           </w:r>
           <w:r>
             <w:rPr>
@@ -865,7 +936,7 @@
             <w:fldChar w:fldCharType="begin"/>
           </w:r>
           <w:r>
-            <w:instrText xml:space="preserve"> PAGEREF _Toc32473 \h </w:instrText>
+            <w:instrText xml:space="preserve"> PAGEREF _Toc15274 \h </w:instrText>
           </w:r>
           <w:r>
             <w:fldChar w:fldCharType="separate"/>
@@ -903,7 +974,7 @@
               <w:bCs/>
               <w:lang w:val="zh-CN"/>
             </w:rPr>
-            <w:instrText xml:space="preserve"> HYPERLINK \l _Toc24149 </w:instrText>
+            <w:instrText xml:space="preserve"> HYPERLINK \l _Toc6712 </w:instrText>
           </w:r>
           <w:r>
             <w:rPr>
@@ -922,7 +993,7 @@
             <w:fldChar w:fldCharType="begin"/>
           </w:r>
           <w:r>
-            <w:instrText xml:space="preserve"> PAGEREF _Toc24149 \h </w:instrText>
+            <w:instrText xml:space="preserve"> PAGEREF _Toc6712 \h </w:instrText>
           </w:r>
           <w:r>
             <w:fldChar w:fldCharType="separate"/>
@@ -960,7 +1031,7 @@
               <w:bCs/>
               <w:lang w:val="zh-CN"/>
             </w:rPr>
-            <w:instrText xml:space="preserve"> HYPERLINK \l _Toc27461 </w:instrText>
+            <w:instrText xml:space="preserve"> HYPERLINK \l _Toc10473 </w:instrText>
           </w:r>
           <w:r>
             <w:rPr>
@@ -979,7 +1050,7 @@
             <w:fldChar w:fldCharType="begin"/>
           </w:r>
           <w:r>
-            <w:instrText xml:space="preserve"> PAGEREF _Toc27461 \h </w:instrText>
+            <w:instrText xml:space="preserve"> PAGEREF _Toc10473 \h </w:instrText>
           </w:r>
           <w:r>
             <w:fldChar w:fldCharType="separate"/>
@@ -1017,7 +1088,7 @@
               <w:bCs/>
               <w:lang w:val="zh-CN"/>
             </w:rPr>
-            <w:instrText xml:space="preserve"> HYPERLINK \l _Toc19709 </w:instrText>
+            <w:instrText xml:space="preserve"> HYPERLINK \l _Toc10036 </w:instrText>
           </w:r>
           <w:r>
             <w:rPr>
@@ -1036,7 +1107,7 @@
             <w:fldChar w:fldCharType="begin"/>
           </w:r>
           <w:r>
-            <w:instrText xml:space="preserve"> PAGEREF _Toc19709 \h </w:instrText>
+            <w:instrText xml:space="preserve"> PAGEREF _Toc10036 \h </w:instrText>
           </w:r>
           <w:r>
             <w:fldChar w:fldCharType="separate"/>
@@ -1074,7 +1145,7 @@
               <w:bCs/>
               <w:lang w:val="zh-CN"/>
             </w:rPr>
-            <w:instrText xml:space="preserve"> HYPERLINK \l _Toc11822 </w:instrText>
+            <w:instrText xml:space="preserve"> HYPERLINK \l _Toc28908 </w:instrText>
           </w:r>
           <w:r>
             <w:rPr>
@@ -1093,7 +1164,7 @@
             <w:fldChar w:fldCharType="begin"/>
           </w:r>
           <w:r>
-            <w:instrText xml:space="preserve"> PAGEREF _Toc11822 \h </w:instrText>
+            <w:instrText xml:space="preserve"> PAGEREF _Toc28908 \h </w:instrText>
           </w:r>
           <w:r>
             <w:fldChar w:fldCharType="separate"/>
@@ -1131,7 +1202,7 @@
               <w:bCs/>
               <w:lang w:val="zh-CN"/>
             </w:rPr>
-            <w:instrText xml:space="preserve"> HYPERLINK \l _Toc22460 </w:instrText>
+            <w:instrText xml:space="preserve"> HYPERLINK \l _Toc15083 </w:instrText>
           </w:r>
           <w:r>
             <w:rPr>
@@ -1150,7 +1221,7 @@
             <w:fldChar w:fldCharType="begin"/>
           </w:r>
           <w:r>
-            <w:instrText xml:space="preserve"> PAGEREF _Toc22460 \h </w:instrText>
+            <w:instrText xml:space="preserve"> PAGEREF _Toc15083 \h </w:instrText>
           </w:r>
           <w:r>
             <w:fldChar w:fldCharType="separate"/>
@@ -1188,7 +1259,7 @@
               <w:bCs/>
               <w:lang w:val="zh-CN"/>
             </w:rPr>
-            <w:instrText xml:space="preserve"> HYPERLINK \l _Toc4896 </w:instrText>
+            <w:instrText xml:space="preserve"> HYPERLINK \l _Toc18601 </w:instrText>
           </w:r>
           <w:r>
             <w:rPr>
@@ -1207,7 +1278,7 @@
             <w:fldChar w:fldCharType="begin"/>
           </w:r>
           <w:r>
-            <w:instrText xml:space="preserve"> PAGEREF _Toc4896 \h </w:instrText>
+            <w:instrText xml:space="preserve"> PAGEREF _Toc18601 \h </w:instrText>
           </w:r>
           <w:r>
             <w:fldChar w:fldCharType="separate"/>
@@ -1245,7 +1316,7 @@
               <w:bCs/>
               <w:lang w:val="zh-CN"/>
             </w:rPr>
-            <w:instrText xml:space="preserve"> HYPERLINK \l _Toc6781 </w:instrText>
+            <w:instrText xml:space="preserve"> HYPERLINK \l _Toc30892 </w:instrText>
           </w:r>
           <w:r>
             <w:rPr>
@@ -1264,7 +1335,7 @@
             <w:fldChar w:fldCharType="begin"/>
           </w:r>
           <w:r>
-            <w:instrText xml:space="preserve"> PAGEREF _Toc6781 \h </w:instrText>
+            <w:instrText xml:space="preserve"> PAGEREF _Toc30892 \h </w:instrText>
           </w:r>
           <w:r>
             <w:fldChar w:fldCharType="separate"/>
@@ -1302,7 +1373,7 @@
               <w:bCs/>
               <w:lang w:val="zh-CN"/>
             </w:rPr>
-            <w:instrText xml:space="preserve"> HYPERLINK \l _Toc29369 </w:instrText>
+            <w:instrText xml:space="preserve"> HYPERLINK \l _Toc18338 </w:instrText>
           </w:r>
           <w:r>
             <w:rPr>
@@ -1321,7 +1392,7 @@
             <w:fldChar w:fldCharType="begin"/>
           </w:r>
           <w:r>
-            <w:instrText xml:space="preserve"> PAGEREF _Toc29369 \h </w:instrText>
+            <w:instrText xml:space="preserve"> PAGEREF _Toc18338 \h </w:instrText>
           </w:r>
           <w:r>
             <w:fldChar w:fldCharType="separate"/>
@@ -1359,7 +1430,7 @@
               <w:bCs/>
               <w:lang w:val="zh-CN"/>
             </w:rPr>
-            <w:instrText xml:space="preserve"> HYPERLINK \l _Toc3645 </w:instrText>
+            <w:instrText xml:space="preserve"> HYPERLINK \l _Toc15793 </w:instrText>
           </w:r>
           <w:r>
             <w:rPr>
@@ -1378,7 +1449,7 @@
             <w:fldChar w:fldCharType="begin"/>
           </w:r>
           <w:r>
-            <w:instrText xml:space="preserve"> PAGEREF _Toc3645 \h </w:instrText>
+            <w:instrText xml:space="preserve"> PAGEREF _Toc15793 \h </w:instrText>
           </w:r>
           <w:r>
             <w:fldChar w:fldCharType="separate"/>
@@ -1416,7 +1487,7 @@
               <w:bCs/>
               <w:lang w:val="zh-CN"/>
             </w:rPr>
-            <w:instrText xml:space="preserve"> HYPERLINK \l _Toc16756 </w:instrText>
+            <w:instrText xml:space="preserve"> HYPERLINK \l _Toc29407 </w:instrText>
           </w:r>
           <w:r>
             <w:rPr>
@@ -1435,13 +1506,13 @@
             <w:fldChar w:fldCharType="begin"/>
           </w:r>
           <w:r>
-            <w:instrText xml:space="preserve"> PAGEREF _Toc16756 \h </w:instrText>
+            <w:instrText xml:space="preserve"> PAGEREF _Toc29407 \h </w:instrText>
           </w:r>
           <w:r>
             <w:fldChar w:fldCharType="separate"/>
           </w:r>
           <w:r>
-            <w:t>9</w:t>
+            <w:t>10</w:t>
           </w:r>
           <w:r>
             <w:fldChar w:fldCharType="end"/>
@@ -1473,7 +1544,7 @@
               <w:bCs/>
               <w:lang w:val="zh-CN"/>
             </w:rPr>
-            <w:instrText xml:space="preserve"> HYPERLINK \l _Toc32568 </w:instrText>
+            <w:instrText xml:space="preserve"> HYPERLINK \l _Toc3258 </w:instrText>
           </w:r>
           <w:r>
             <w:rPr>
@@ -1492,13 +1563,13 @@
             <w:fldChar w:fldCharType="begin"/>
           </w:r>
           <w:r>
-            <w:instrText xml:space="preserve"> PAGEREF _Toc32568 \h </w:instrText>
+            <w:instrText xml:space="preserve"> PAGEREF _Toc3258 \h </w:instrText>
           </w:r>
           <w:r>
             <w:fldChar w:fldCharType="separate"/>
           </w:r>
           <w:r>
-            <w:t>9</w:t>
+            <w:t>10</w:t>
           </w:r>
           <w:r>
             <w:fldChar w:fldCharType="end"/>
@@ -1530,7 +1601,7 @@
               <w:bCs/>
               <w:lang w:val="zh-CN"/>
             </w:rPr>
-            <w:instrText xml:space="preserve"> HYPERLINK \l _Toc17826 </w:instrText>
+            <w:instrText xml:space="preserve"> HYPERLINK \l _Toc21674 </w:instrText>
           </w:r>
           <w:r>
             <w:rPr>
@@ -1549,13 +1620,13 @@
             <w:fldChar w:fldCharType="begin"/>
           </w:r>
           <w:r>
-            <w:instrText xml:space="preserve"> PAGEREF _Toc17826 \h </w:instrText>
+            <w:instrText xml:space="preserve"> PAGEREF _Toc21674 \h </w:instrText>
           </w:r>
           <w:r>
             <w:fldChar w:fldCharType="separate"/>
           </w:r>
           <w:r>
-            <w:t>9</w:t>
+            <w:t>10</w:t>
           </w:r>
           <w:r>
             <w:fldChar w:fldCharType="end"/>
@@ -1587,7 +1658,7 @@
               <w:bCs/>
               <w:lang w:val="zh-CN"/>
             </w:rPr>
-            <w:instrText xml:space="preserve"> HYPERLINK \l _Toc8563 </w:instrText>
+            <w:instrText xml:space="preserve"> HYPERLINK \l _Toc14147 </w:instrText>
           </w:r>
           <w:r>
             <w:rPr>
@@ -1606,7 +1677,7 @@
             <w:fldChar w:fldCharType="begin"/>
           </w:r>
           <w:r>
-            <w:instrText xml:space="preserve"> PAGEREF _Toc8563 \h </w:instrText>
+            <w:instrText xml:space="preserve"> PAGEREF _Toc14147 \h </w:instrText>
           </w:r>
           <w:r>
             <w:fldChar w:fldCharType="separate"/>
@@ -1644,7 +1715,7 @@
               <w:bCs/>
               <w:lang w:val="zh-CN"/>
             </w:rPr>
-            <w:instrText xml:space="preserve"> HYPERLINK \l _Toc13892 </w:instrText>
+            <w:instrText xml:space="preserve"> HYPERLINK \l _Toc12140 </w:instrText>
           </w:r>
           <w:r>
             <w:rPr>
@@ -1663,7 +1734,7 @@
             <w:fldChar w:fldCharType="begin"/>
           </w:r>
           <w:r>
-            <w:instrText xml:space="preserve"> PAGEREF _Toc13892 \h </w:instrText>
+            <w:instrText xml:space="preserve"> PAGEREF _Toc12140 \h </w:instrText>
           </w:r>
           <w:r>
             <w:fldChar w:fldCharType="separate"/>
@@ -1701,7 +1772,7 @@
               <w:bCs/>
               <w:lang w:val="zh-CN"/>
             </w:rPr>
-            <w:instrText xml:space="preserve"> HYPERLINK \l _Toc7860 </w:instrText>
+            <w:instrText xml:space="preserve"> HYPERLINK \l _Toc14731 </w:instrText>
           </w:r>
           <w:r>
             <w:rPr>
@@ -1720,13 +1791,13 @@
             <w:fldChar w:fldCharType="begin"/>
           </w:r>
           <w:r>
-            <w:instrText xml:space="preserve"> PAGEREF _Toc7860 \h </w:instrText>
+            <w:instrText xml:space="preserve"> PAGEREF _Toc14731 \h </w:instrText>
           </w:r>
           <w:r>
             <w:fldChar w:fldCharType="separate"/>
           </w:r>
           <w:r>
-            <w:t>11</w:t>
+            <w:t>12</w:t>
           </w:r>
           <w:r>
             <w:fldChar w:fldCharType="end"/>
@@ -1758,7 +1829,7 @@
               <w:bCs/>
               <w:lang w:val="zh-CN"/>
             </w:rPr>
-            <w:instrText xml:space="preserve"> HYPERLINK \l _Toc20905 </w:instrText>
+            <w:instrText xml:space="preserve"> HYPERLINK \l _Toc3087 </w:instrText>
           </w:r>
           <w:r>
             <w:rPr>
@@ -1777,13 +1848,13 @@
             <w:fldChar w:fldCharType="begin"/>
           </w:r>
           <w:r>
-            <w:instrText xml:space="preserve"> PAGEREF _Toc20905 \h </w:instrText>
+            <w:instrText xml:space="preserve"> PAGEREF _Toc3087 \h </w:instrText>
           </w:r>
           <w:r>
             <w:fldChar w:fldCharType="separate"/>
           </w:r>
           <w:r>
-            <w:t>11</w:t>
+            <w:t>12</w:t>
           </w:r>
           <w:r>
             <w:fldChar w:fldCharType="end"/>
@@ -1815,7 +1886,7 @@
               <w:bCs/>
               <w:lang w:val="zh-CN"/>
             </w:rPr>
-            <w:instrText xml:space="preserve"> HYPERLINK \l _Toc4395 </w:instrText>
+            <w:instrText xml:space="preserve"> HYPERLINK \l _Toc10192 </w:instrText>
           </w:r>
           <w:r>
             <w:rPr>
@@ -1834,13 +1905,13 @@
             <w:fldChar w:fldCharType="begin"/>
           </w:r>
           <w:r>
-            <w:instrText xml:space="preserve"> PAGEREF _Toc4395 \h </w:instrText>
+            <w:instrText xml:space="preserve"> PAGEREF _Toc10192 \h </w:instrText>
           </w:r>
           <w:r>
             <w:fldChar w:fldCharType="separate"/>
           </w:r>
           <w:r>
-            <w:t>11</w:t>
+            <w:t>12</w:t>
           </w:r>
           <w:r>
             <w:fldChar w:fldCharType="end"/>
@@ -1872,7 +1943,7 @@
               <w:bCs/>
               <w:lang w:val="zh-CN"/>
             </w:rPr>
-            <w:instrText xml:space="preserve"> HYPERLINK \l _Toc12791 </w:instrText>
+            <w:instrText xml:space="preserve"> HYPERLINK \l _Toc10450 </w:instrText>
           </w:r>
           <w:r>
             <w:rPr>
@@ -1891,7 +1962,7 @@
             <w:fldChar w:fldCharType="begin"/>
           </w:r>
           <w:r>
-            <w:instrText xml:space="preserve"> PAGEREF _Toc12791 \h </w:instrText>
+            <w:instrText xml:space="preserve"> PAGEREF _Toc10450 \h </w:instrText>
           </w:r>
           <w:r>
             <w:fldChar w:fldCharType="separate"/>
@@ -1929,7 +2000,7 @@
               <w:bCs/>
               <w:lang w:val="zh-CN"/>
             </w:rPr>
-            <w:instrText xml:space="preserve"> HYPERLINK \l _Toc14413 </w:instrText>
+            <w:instrText xml:space="preserve"> HYPERLINK \l _Toc15978 </w:instrText>
           </w:r>
           <w:r>
             <w:rPr>
@@ -1948,13 +2019,13 @@
             <w:fldChar w:fldCharType="begin"/>
           </w:r>
           <w:r>
-            <w:instrText xml:space="preserve"> PAGEREF _Toc14413 \h </w:instrText>
+            <w:instrText xml:space="preserve"> PAGEREF _Toc15978 \h </w:instrText>
           </w:r>
           <w:r>
             <w:fldChar w:fldCharType="separate"/>
           </w:r>
           <w:r>
-            <w:t>12</w:t>
+            <w:t>13</w:t>
           </w:r>
           <w:r>
             <w:fldChar w:fldCharType="end"/>
@@ -1986,7 +2057,7 @@
               <w:bCs/>
               <w:lang w:val="zh-CN"/>
             </w:rPr>
-            <w:instrText xml:space="preserve"> HYPERLINK \l _Toc5900 </w:instrText>
+            <w:instrText xml:space="preserve"> HYPERLINK \l _Toc13180 </w:instrText>
           </w:r>
           <w:r>
             <w:rPr>
@@ -2005,13 +2076,13 @@
             <w:fldChar w:fldCharType="begin"/>
           </w:r>
           <w:r>
-            <w:instrText xml:space="preserve"> PAGEREF _Toc5900 \h </w:instrText>
+            <w:instrText xml:space="preserve"> PAGEREF _Toc13180 \h </w:instrText>
           </w:r>
           <w:r>
             <w:fldChar w:fldCharType="separate"/>
           </w:r>
           <w:r>
-            <w:t>12</w:t>
+            <w:t>13</w:t>
           </w:r>
           <w:r>
             <w:fldChar w:fldCharType="end"/>
@@ -2043,7 +2114,7 @@
               <w:bCs/>
               <w:lang w:val="zh-CN"/>
             </w:rPr>
-            <w:instrText xml:space="preserve"> HYPERLINK \l _Toc25019 </w:instrText>
+            <w:instrText xml:space="preserve"> HYPERLINK \l _Toc29603 </w:instrText>
           </w:r>
           <w:r>
             <w:rPr>
@@ -2062,13 +2133,13 @@
             <w:fldChar w:fldCharType="begin"/>
           </w:r>
           <w:r>
-            <w:instrText xml:space="preserve"> PAGEREF _Toc25019 \h </w:instrText>
+            <w:instrText xml:space="preserve"> PAGEREF _Toc29603 \h </w:instrText>
           </w:r>
           <w:r>
             <w:fldChar w:fldCharType="separate"/>
           </w:r>
           <w:r>
-            <w:t>12</w:t>
+            <w:t>13</w:t>
           </w:r>
           <w:r>
             <w:fldChar w:fldCharType="end"/>
@@ -2100,7 +2171,7 @@
               <w:bCs/>
               <w:lang w:val="zh-CN"/>
             </w:rPr>
-            <w:instrText xml:space="preserve"> HYPERLINK \l _Toc22619 </w:instrText>
+            <w:instrText xml:space="preserve"> HYPERLINK \l _Toc21062 </w:instrText>
           </w:r>
           <w:r>
             <w:rPr>
@@ -2119,7 +2190,7 @@
             <w:fldChar w:fldCharType="begin"/>
           </w:r>
           <w:r>
-            <w:instrText xml:space="preserve"> PAGEREF _Toc22619 \h </w:instrText>
+            <w:instrText xml:space="preserve"> PAGEREF _Toc21062 \h </w:instrText>
           </w:r>
           <w:r>
             <w:fldChar w:fldCharType="separate"/>
@@ -2157,7 +2228,7 @@
               <w:bCs/>
               <w:lang w:val="zh-CN"/>
             </w:rPr>
-            <w:instrText xml:space="preserve"> HYPERLINK \l _Toc3623 </w:instrText>
+            <w:instrText xml:space="preserve"> HYPERLINK \l _Toc8583 </w:instrText>
           </w:r>
           <w:r>
             <w:rPr>
@@ -2176,7 +2247,7 @@
             <w:fldChar w:fldCharType="begin"/>
           </w:r>
           <w:r>
-            <w:instrText xml:space="preserve"> PAGEREF _Toc3623 \h </w:instrText>
+            <w:instrText xml:space="preserve"> PAGEREF _Toc8583 \h </w:instrText>
           </w:r>
           <w:r>
             <w:fldChar w:fldCharType="separate"/>
@@ -2214,7 +2285,7 @@
               <w:bCs/>
               <w:lang w:val="zh-CN"/>
             </w:rPr>
-            <w:instrText xml:space="preserve"> HYPERLINK \l _Toc1707 </w:instrText>
+            <w:instrText xml:space="preserve"> HYPERLINK \l _Toc22775 </w:instrText>
           </w:r>
           <w:r>
             <w:rPr>
@@ -2233,13 +2304,13 @@
             <w:fldChar w:fldCharType="begin"/>
           </w:r>
           <w:r>
-            <w:instrText xml:space="preserve"> PAGEREF _Toc1707 \h </w:instrText>
+            <w:instrText xml:space="preserve"> PAGEREF _Toc22775 \h </w:instrText>
           </w:r>
           <w:r>
             <w:fldChar w:fldCharType="separate"/>
           </w:r>
           <w:r>
-            <w:t>13</w:t>
+            <w:t>14</w:t>
           </w:r>
           <w:r>
             <w:fldChar w:fldCharType="end"/>
@@ -2271,7 +2342,7 @@
               <w:bCs/>
               <w:lang w:val="zh-CN"/>
             </w:rPr>
-            <w:instrText xml:space="preserve"> HYPERLINK \l _Toc23189 </w:instrText>
+            <w:instrText xml:space="preserve"> HYPERLINK \l _Toc20225 </w:instrText>
           </w:r>
           <w:r>
             <w:rPr>
@@ -2290,13 +2361,13 @@
             <w:fldChar w:fldCharType="begin"/>
           </w:r>
           <w:r>
-            <w:instrText xml:space="preserve"> PAGEREF _Toc23189 \h </w:instrText>
+            <w:instrText xml:space="preserve"> PAGEREF _Toc20225 \h </w:instrText>
           </w:r>
           <w:r>
             <w:fldChar w:fldCharType="separate"/>
           </w:r>
           <w:r>
-            <w:t>13</w:t>
+            <w:t>14</w:t>
           </w:r>
           <w:r>
             <w:fldChar w:fldCharType="end"/>
@@ -2328,7 +2399,7 @@
               <w:bCs/>
               <w:lang w:val="zh-CN"/>
             </w:rPr>
-            <w:instrText xml:space="preserve"> HYPERLINK \l _Toc17641 </w:instrText>
+            <w:instrText xml:space="preserve"> HYPERLINK \l _Toc13319 </w:instrText>
           </w:r>
           <w:r>
             <w:rPr>
@@ -2338,7 +2409,7 @@
             <w:fldChar w:fldCharType="separate"/>
           </w:r>
           <w:r>
-            <w:t>8.1 设计验证矩阵</w:t>
+            <w:t>8.1 需求与验收数据设计追踪矩阵</w:t>
           </w:r>
           <w:r>
             <w:tab/>
@@ -2347,13 +2418,13 @@
             <w:fldChar w:fldCharType="begin"/>
           </w:r>
           <w:r>
-            <w:instrText xml:space="preserve"> PAGEREF _Toc17641 \h </w:instrText>
+            <w:instrText xml:space="preserve"> PAGEREF _Toc13319 \h </w:instrText>
           </w:r>
           <w:r>
             <w:fldChar w:fldCharType="separate"/>
           </w:r>
           <w:r>
-            <w:t>13</w:t>
+            <w:t>14</w:t>
           </w:r>
           <w:r>
             <w:fldChar w:fldCharType="end"/>
@@ -2385,7 +2456,7 @@
               <w:bCs/>
               <w:lang w:val="zh-CN"/>
             </w:rPr>
-            <w:instrText xml:space="preserve"> HYPERLINK \l _Toc14439 </w:instrText>
+            <w:instrText xml:space="preserve"> HYPERLINK \l _Toc6903 </w:instrText>
           </w:r>
           <w:r>
             <w:rPr>
@@ -2404,13 +2475,13 @@
             <w:fldChar w:fldCharType="begin"/>
           </w:r>
           <w:r>
-            <w:instrText xml:space="preserve"> PAGEREF _Toc14439 \h </w:instrText>
+            <w:instrText xml:space="preserve"> PAGEREF _Toc6903 \h </w:instrText>
           </w:r>
           <w:r>
             <w:fldChar w:fldCharType="separate"/>
           </w:r>
           <w:r>
-            <w:t>14</w:t>
+            <w:t>20</w:t>
           </w:r>
           <w:r>
             <w:fldChar w:fldCharType="end"/>
@@ -2442,7 +2513,7 @@
               <w:bCs/>
               <w:lang w:val="zh-CN"/>
             </w:rPr>
-            <w:instrText xml:space="preserve"> HYPERLINK \l _Toc22634 </w:instrText>
+            <w:instrText xml:space="preserve"> HYPERLINK \l _Toc8651 </w:instrText>
           </w:r>
           <w:r>
             <w:rPr>
@@ -2461,13 +2532,13 @@
             <w:fldChar w:fldCharType="begin"/>
           </w:r>
           <w:r>
-            <w:instrText xml:space="preserve"> PAGEREF _Toc22634 \h </w:instrText>
+            <w:instrText xml:space="preserve"> PAGEREF _Toc8651 \h </w:instrText>
           </w:r>
           <w:r>
             <w:fldChar w:fldCharType="separate"/>
           </w:r>
           <w:r>
-            <w:t>15</w:t>
+            <w:t>21</w:t>
           </w:r>
           <w:r>
             <w:fldChar w:fldCharType="end"/>
@@ -2507,7 +2578,7 @@
       <w:pPr>
         <w:pStyle w:val="2"/>
       </w:pPr>
-      <w:bookmarkStart w:id="0" w:name="_Toc832"/>
+      <w:bookmarkStart w:id="0" w:name="_Toc14418"/>
       <w:r>
         <w:t>1 引言</w:t>
       </w:r>
@@ -2517,7 +2588,7 @@
       <w:pPr>
         <w:pStyle w:val="3"/>
       </w:pPr>
-      <w:bookmarkStart w:id="1" w:name="_Toc22401"/>
+      <w:bookmarkStart w:id="1" w:name="_Toc23985"/>
       <w:r>
         <w:t>1.1 编写目的</w:t>
       </w:r>
@@ -2537,7 +2608,7 @@
       <w:pPr>
         <w:pStyle w:val="3"/>
       </w:pPr>
-      <w:bookmarkStart w:id="2" w:name="_Toc8404"/>
+      <w:bookmarkStart w:id="2" w:name="_Toc19227"/>
       <w:r>
         <w:t>1.2 范围和非目标</w:t>
       </w:r>
@@ -2552,7 +2623,7 @@
       <w:pPr>
         <w:pStyle w:val="3"/>
       </w:pPr>
-      <w:bookmarkStart w:id="3" w:name="_Toc27784"/>
+      <w:bookmarkStart w:id="3" w:name="_Toc28667"/>
       <w:r>
         <w:t>1.3 设计状态和约束</w:t>
       </w:r>
@@ -2577,7 +2648,7 @@
       <w:pPr>
         <w:pStyle w:val="2"/>
       </w:pPr>
-      <w:bookmarkStart w:id="4" w:name="_Toc25744"/>
+      <w:bookmarkStart w:id="4" w:name="_Toc26863"/>
       <w:r>
         <w:t>2 数据设计原则与资产总览</w:t>
       </w:r>
@@ -2587,7 +2658,7 @@
       <w:pPr>
         <w:pStyle w:val="3"/>
       </w:pPr>
-      <w:bookmarkStart w:id="5" w:name="_Toc13437"/>
+      <w:bookmarkStart w:id="5" w:name="_Toc31371"/>
       <w:r>
         <w:t>2.1 设计原则</w:t>
       </w:r>
@@ -2716,7 +2787,7 @@
       <w:pPr>
         <w:pStyle w:val="3"/>
       </w:pPr>
-      <w:bookmarkStart w:id="6" w:name="_Toc86"/>
+      <w:bookmarkStart w:id="6" w:name="_Toc30402"/>
       <w:r>
         <w:t>2.2 数据资产清单</w:t>
       </w:r>
@@ -4369,7 +4440,7 @@
       <w:pPr>
         <w:pStyle w:val="2"/>
       </w:pPr>
-      <w:bookmarkStart w:id="7" w:name="_Toc32473"/>
+      <w:bookmarkStart w:id="7" w:name="_Toc15274"/>
       <w:r>
         <w:t>3 概念数据模型</w:t>
       </w:r>
@@ -4379,7 +4450,7 @@
       <w:pPr>
         <w:pStyle w:val="3"/>
       </w:pPr>
-      <w:bookmarkStart w:id="8" w:name="_Toc24149"/>
+      <w:bookmarkStart w:id="8" w:name="_Toc6712"/>
       <w:r>
         <w:t>3.1 核心数据域关系</w:t>
       </w:r>
@@ -4456,7 +4527,7 @@
       <w:pPr>
         <w:pStyle w:val="3"/>
       </w:pPr>
-      <w:bookmarkStart w:id="9" w:name="_Toc27461"/>
+      <w:bookmarkStart w:id="9" w:name="_Toc10473"/>
       <w:r>
         <w:t>3.2 关键关系和基数</w:t>
       </w:r>
@@ -5827,7 +5898,7 @@
       <w:pPr>
         <w:pStyle w:val="2"/>
       </w:pPr>
-      <w:bookmarkStart w:id="10" w:name="_Toc19709"/>
+      <w:bookmarkStart w:id="10" w:name="_Toc10036"/>
       <w:r>
         <w:t>4 逻辑数据模型</w:t>
       </w:r>
@@ -5837,7 +5908,7 @@
       <w:pPr>
         <w:pStyle w:val="3"/>
       </w:pPr>
-      <w:bookmarkStart w:id="11" w:name="_Toc11822"/>
+      <w:bookmarkStart w:id="11" w:name="_Toc28908"/>
       <w:r>
         <w:t>4.1 通用字段约定</w:t>
       </w:r>
@@ -6827,14 +6898,6 @@
       </w:tr>
       <w:tr>
         <w:tblPrEx>
-          <w:tblBorders>
-            <w:top w:val="single" w:color="8A9BA8" w:sz="2" w:space="0"/>
-            <w:left w:val="single" w:color="8A9BA8" w:sz="2" w:space="0"/>
-            <w:bottom w:val="single" w:color="8A9BA8" w:sz="2" w:space="0"/>
-            <w:right w:val="single" w:color="8A9BA8" w:sz="2" w:space="0"/>
-            <w:insideH w:val="single" w:color="8A9BA8" w:sz="2" w:space="0"/>
-            <w:insideV w:val="single" w:color="8A9BA8" w:sz="2" w:space="0"/>
-          </w:tblBorders>
           <w:tblCellMar>
             <w:top w:w="0" w:type="dxa"/>
             <w:left w:w="10" w:type="dxa"/>
@@ -7208,7 +7271,7 @@
       <w:pPr>
         <w:pStyle w:val="3"/>
       </w:pPr>
-      <w:bookmarkStart w:id="12" w:name="_Toc22460"/>
+      <w:bookmarkStart w:id="12" w:name="_Toc15083"/>
       <w:r>
         <w:t>4.2 预案域</w:t>
       </w:r>
@@ -8217,7 +8280,7 @@
       <w:pPr>
         <w:pStyle w:val="3"/>
       </w:pPr>
-      <w:bookmarkStart w:id="13" w:name="_Toc4896"/>
+      <w:bookmarkStart w:id="13" w:name="_Toc18601"/>
       <w:r>
         <w:t>4.3 事件与任务域</w:t>
       </w:r>
@@ -9348,7 +9411,7 @@
       <w:pPr>
         <w:pStyle w:val="3"/>
       </w:pPr>
-      <w:bookmarkStart w:id="14" w:name="_Toc6781"/>
+      <w:bookmarkStart w:id="14" w:name="_Toc30892"/>
       <w:r>
         <w:t>4.4 人员、定位和物资域</w:t>
       </w:r>
@@ -9671,7 +9734,7 @@
                 <w:b w:val="0"/>
                 <w:sz w:val="21"/>
               </w:rPr>
-              <w:t>em_position_snapshot</w:t>
+              <w:t>em_emergency_group</w:t>
             </w:r>
           </w:p>
         </w:tc>
@@ -9697,7 +9760,7 @@
                 <w:b w:val="0"/>
                 <w:sz w:val="21"/>
               </w:rPr>
-              <w:t>id</w:t>
+              <w:t>id; group_code 唯一</w:t>
             </w:r>
           </w:p>
         </w:tc>
@@ -9723,7 +9786,7 @@
                 <w:b w:val="0"/>
                 <w:sz w:val="21"/>
               </w:rPr>
-              <w:t>人员、坐标系、楼层、X/Y、经纬度、源精度、源时间、接收时间、新鲜度状态</w:t>
+              <w:t>名称、职责、有效状态、版本号</w:t>
             </w:r>
           </w:p>
         </w:tc>
@@ -9749,7 +9812,7 @@
                 <w:b w:val="0"/>
                 <w:sz w:val="21"/>
               </w:rPr>
-              <w:t>不得降低源精度；坐标系和楼层映射待确认；过期位置禁止自动调派</w:t>
+              <w:t>应急小组为业务编组，不复制中台组织主数据</w:t>
             </w:r>
           </w:p>
         </w:tc>
@@ -9792,7 +9855,7 @@
                 <w:b w:val="0"/>
                 <w:sz w:val="21"/>
               </w:rPr>
-              <w:t>em_material_site</w:t>
+              <w:t>em_group_member</w:t>
             </w:r>
           </w:p>
         </w:tc>
@@ -9817,7 +9880,7 @@
                 <w:b w:val="0"/>
                 <w:sz w:val="21"/>
               </w:rPr>
-              <w:t>id; site_code 唯一</w:t>
+              <w:t>id; (group_id,person_id,effective_from) 唯一</w:t>
             </w:r>
           </w:p>
         </w:tc>
@@ -9842,7 +9905,7 @@
                 <w:b w:val="0"/>
                 <w:sz w:val="21"/>
               </w:rPr>
-              <w:t>名称、空间标识、楼层、坐标、状态、版本号</w:t>
+              <w:t>角色、生效/失效时间、来源、调整原因</w:t>
             </w:r>
           </w:p>
         </w:tc>
@@ -9867,7 +9930,7 @@
                 <w:b w:val="0"/>
                 <w:sz w:val="21"/>
               </w:rPr>
-              <w:t>站点不少于 30 个为容量输入；无有效映射时拒绝保存空间配置</w:t>
+              <w:t>历史成员关系保留；失效人员不可作为新调派对象</w:t>
             </w:r>
           </w:p>
         </w:tc>
@@ -9911,7 +9974,7 @@
                 <w:b w:val="0"/>
                 <w:sz w:val="21"/>
               </w:rPr>
-              <w:t>em_material_item</w:t>
+              <w:t>em_position_snapshot</w:t>
             </w:r>
           </w:p>
         </w:tc>
@@ -9937,7 +10000,7 @@
                 <w:b w:val="0"/>
                 <w:sz w:val="21"/>
               </w:rPr>
-              <w:t>id; item_code 唯一</w:t>
+              <w:t>id</w:t>
             </w:r>
           </w:p>
         </w:tc>
@@ -9963,7 +10026,7 @@
                 <w:b w:val="0"/>
                 <w:sz w:val="21"/>
               </w:rPr>
-              <w:t>名称、规格、单位、类别、有效状态</w:t>
+              <w:t>人员、坐标系、楼层、X/Y、经纬度、源精度、源时间、接收时间、新鲜度状态</w:t>
             </w:r>
           </w:p>
         </w:tc>
@@ -9989,7 +10052,7 @@
                 <w:b w:val="0"/>
                 <w:sz w:val="21"/>
               </w:rPr>
-              <w:t>历史引用保留名称/规格快照</w:t>
+              <w:t>不得降低源精度；坐标系和楼层映射待确认；过期位置禁止自动调派</w:t>
             </w:r>
           </w:p>
         </w:tc>
@@ -10032,7 +10095,7 @@
                 <w:b w:val="0"/>
                 <w:sz w:val="21"/>
               </w:rPr>
-              <w:t>em_stock_ledger</w:t>
+              <w:t>em_material_site</w:t>
             </w:r>
           </w:p>
         </w:tc>
@@ -10057,7 +10120,7 @@
                 <w:b w:val="0"/>
                 <w:sz w:val="21"/>
               </w:rPr>
-              <w:t>id; (site_id,item_id) 唯一</w:t>
+              <w:t>id; site_code 唯一</w:t>
             </w:r>
           </w:p>
         </w:tc>
@@ -10082,7 +10145,7 @@
                 <w:b w:val="0"/>
                 <w:sz w:val="21"/>
               </w:rPr>
-              <w:t>账面数量、可用数量、更新时间、版本号</w:t>
+              <w:t>名称、空间标识、楼层、坐标、状态、版本号</w:t>
             </w:r>
           </w:p>
         </w:tc>
@@ -10107,7 +10170,7 @@
                 <w:b w:val="0"/>
                 <w:sz w:val="21"/>
               </w:rPr>
-              <w:t>数量更新采用事务和乐观锁；台账不少于 1000 条为容量输入</w:t>
+              <w:t>站点不少于 30 个为容量输入；无有效映射时拒绝保存空间配置</w:t>
             </w:r>
           </w:p>
         </w:tc>
@@ -10151,7 +10214,7 @@
                 <w:b w:val="0"/>
                 <w:sz w:val="21"/>
               </w:rPr>
-              <w:t>em_stock_movement</w:t>
+              <w:t>em_material_item</w:t>
             </w:r>
           </w:p>
         </w:tc>
@@ -10177,7 +10240,7 @@
                 <w:b w:val="0"/>
                 <w:sz w:val="21"/>
               </w:rPr>
-              <w:t>id; movement_no 唯一</w:t>
+              <w:t>id; item_code 唯一</w:t>
             </w:r>
           </w:p>
         </w:tc>
@@ -10203,7 +10266,7 @@
                 <w:b w:val="0"/>
                 <w:sz w:val="21"/>
               </w:rPr>
-              <w:t>站点、物资、方向、数量、业务来源、发生时间</w:t>
+              <w:t>名称、规格、单位、类别、有效状态</w:t>
             </w:r>
           </w:p>
         </w:tc>
@@ -10229,7 +10292,7 @@
                 <w:b w:val="0"/>
                 <w:sz w:val="21"/>
               </w:rPr>
-              <w:t>期间出入库事实只追加，不以盘点结果覆盖</w:t>
+              <w:t>历史引用保留名称/规格快照</w:t>
             </w:r>
           </w:p>
         </w:tc>
@@ -10272,7 +10335,7 @@
                 <w:b w:val="0"/>
                 <w:sz w:val="21"/>
               </w:rPr>
-              <w:t>em_inventory_plan</w:t>
+              <w:t>em_stock_ledger</w:t>
             </w:r>
           </w:p>
         </w:tc>
@@ -10297,7 +10360,7 @@
                 <w:b w:val="0"/>
                 <w:sz w:val="21"/>
               </w:rPr>
-              <w:t>id; inventory_no 唯一</w:t>
+              <w:t>id; (site_id,item_id) 唯一</w:t>
             </w:r>
           </w:p>
         </w:tc>
@@ -10322,7 +10385,7 @@
                 <w:b w:val="0"/>
                 <w:sz w:val="21"/>
               </w:rPr>
-              <w:t>范围、发布时间、状态、负责人、版本号</w:t>
+              <w:t>账面数量、可用数量、更新时间、版本号</w:t>
             </w:r>
           </w:p>
         </w:tc>
@@ -10347,7 +10410,7 @@
                 <w:b w:val="0"/>
                 <w:sz w:val="21"/>
               </w:rPr>
-              <w:t>发布时生成库存快照</w:t>
+              <w:t>数量更新采用事务和乐观锁；台账不少于 1000 条为容量输入</w:t>
             </w:r>
           </w:p>
         </w:tc>
@@ -10391,7 +10454,7 @@
                 <w:b w:val="0"/>
                 <w:sz w:val="21"/>
               </w:rPr>
-              <w:t>em_inventory_snapshot</w:t>
+              <w:t>em_stock_movement</w:t>
             </w:r>
           </w:p>
         </w:tc>
@@ -10417,7 +10480,7 @@
                 <w:b w:val="0"/>
                 <w:sz w:val="21"/>
               </w:rPr>
-              <w:t>id; (plan_id,site_id,item_id) 唯一</w:t>
+              <w:t>id; movement_no 唯一</w:t>
             </w:r>
           </w:p>
         </w:tc>
@@ -10443,7 +10506,7 @@
                 <w:b w:val="0"/>
                 <w:sz w:val="21"/>
               </w:rPr>
-              <w:t>快照数量、快照时间、台账版本</w:t>
+              <w:t>站点、物资、方向、数量、业务来源、发生时间</w:t>
             </w:r>
           </w:p>
         </w:tc>
@@ -10469,7 +10532,7 @@
                 <w:b w:val="0"/>
                 <w:sz w:val="21"/>
               </w:rPr>
-              <w:t>固定基准，不随台账后续变化</w:t>
+              <w:t>期间出入库事实只追加，不以盘点结果覆盖</w:t>
             </w:r>
           </w:p>
         </w:tc>
@@ -10512,7 +10575,7 @@
                 <w:b w:val="0"/>
                 <w:sz w:val="21"/>
               </w:rPr>
-              <w:t>em_inventory_record</w:t>
+              <w:t>em_inventory_plan</w:t>
             </w:r>
           </w:p>
         </w:tc>
@@ -10537,7 +10600,7 @@
                 <w:b w:val="0"/>
                 <w:sz w:val="21"/>
               </w:rPr>
-              <w:t>id; (plan_id,site_id,item_id,counter_id) 受控唯一</w:t>
+              <w:t>id; inventory_no 唯一</w:t>
             </w:r>
           </w:p>
         </w:tc>
@@ -10562,7 +10625,7 @@
                 <w:b w:val="0"/>
                 <w:sz w:val="21"/>
               </w:rPr>
-              <w:t>实盘数量、扫码信息、提交时间、复核状态</w:t>
+              <w:t>范围、发布时间、状态、负责人、版本号</w:t>
             </w:r>
           </w:p>
         </w:tc>
@@ -10587,7 +10650,7 @@
                 <w:b w:val="0"/>
                 <w:sz w:val="21"/>
               </w:rPr>
-              <w:t>保留原始实盘和复核证据</w:t>
+              <w:t>发布时生成库存快照</w:t>
             </w:r>
           </w:p>
         </w:tc>
@@ -10631,6 +10694,246 @@
                 <w:b w:val="0"/>
                 <w:sz w:val="21"/>
               </w:rPr>
+              <w:t>em_inventory_snapshot</w:t>
+            </w:r>
+          </w:p>
+        </w:tc>
+        <w:tc>
+          <w:tcPr>
+            <w:tcW w:w="2381" w:type="dxa"/>
+            <w:shd w:val="clear" w:color="auto" w:fill="F7F9FC"/>
+            <w:tcMar>
+              <w:top w:w="90" w:type="dxa"/>
+              <w:left w:w="100" w:type="dxa"/>
+              <w:bottom w:w="90" w:type="dxa"/>
+              <w:right w:w="100" w:type="dxa"/>
+            </w:tcMar>
+            <w:vAlign w:val="center"/>
+          </w:tcPr>
+          <w:p>
+            <w:pPr>
+              <w:spacing w:after="0" w:line="276" w:lineRule="auto"/>
+            </w:pPr>
+            <w:r>
+              <w:rPr>
+                <w:rFonts w:ascii="宋体" w:hAnsi="宋体"/>
+                <w:b w:val="0"/>
+                <w:sz w:val="21"/>
+              </w:rPr>
+              <w:t>id; (plan_id,site_id,item_id) 唯一</w:t>
+            </w:r>
+          </w:p>
+        </w:tc>
+        <w:tc>
+          <w:tcPr>
+            <w:tcW w:w="1928" w:type="dxa"/>
+            <w:shd w:val="clear" w:color="auto" w:fill="F7F9FC"/>
+            <w:tcMar>
+              <w:top w:w="90" w:type="dxa"/>
+              <w:left w:w="100" w:type="dxa"/>
+              <w:bottom w:w="90" w:type="dxa"/>
+              <w:right w:w="100" w:type="dxa"/>
+            </w:tcMar>
+            <w:vAlign w:val="center"/>
+          </w:tcPr>
+          <w:p>
+            <w:pPr>
+              <w:spacing w:after="0" w:line="276" w:lineRule="auto"/>
+            </w:pPr>
+            <w:r>
+              <w:rPr>
+                <w:rFonts w:ascii="宋体" w:hAnsi="宋体"/>
+                <w:b w:val="0"/>
+                <w:sz w:val="21"/>
+              </w:rPr>
+              <w:t>快照数量、快照时间、台账版本</w:t>
+            </w:r>
+          </w:p>
+        </w:tc>
+        <w:tc>
+          <w:tcPr>
+            <w:tcW w:w="2891" w:type="dxa"/>
+            <w:shd w:val="clear" w:color="auto" w:fill="F7F9FC"/>
+            <w:tcMar>
+              <w:top w:w="90" w:type="dxa"/>
+              <w:left w:w="100" w:type="dxa"/>
+              <w:bottom w:w="90" w:type="dxa"/>
+              <w:right w:w="100" w:type="dxa"/>
+            </w:tcMar>
+            <w:vAlign w:val="center"/>
+          </w:tcPr>
+          <w:p>
+            <w:pPr>
+              <w:spacing w:after="0" w:line="276" w:lineRule="auto"/>
+            </w:pPr>
+            <w:r>
+              <w:rPr>
+                <w:rFonts w:ascii="宋体" w:hAnsi="宋体"/>
+                <w:b w:val="0"/>
+                <w:sz w:val="21"/>
+              </w:rPr>
+              <w:t>固定基准，不随台账后续变化</w:t>
+            </w:r>
+          </w:p>
+        </w:tc>
+      </w:tr>
+      <w:tr>
+        <w:tblPrEx>
+          <w:tblBorders>
+            <w:top w:val="single" w:color="8A9BA8" w:sz="2" w:space="0"/>
+            <w:left w:val="single" w:color="8A9BA8" w:sz="2" w:space="0"/>
+            <w:bottom w:val="single" w:color="8A9BA8" w:sz="2" w:space="0"/>
+            <w:right w:val="single" w:color="8A9BA8" w:sz="2" w:space="0"/>
+            <w:insideH w:val="single" w:color="8A9BA8" w:sz="2" w:space="0"/>
+            <w:insideV w:val="single" w:color="8A9BA8" w:sz="2" w:space="0"/>
+          </w:tblBorders>
+          <w:tblCellMar>
+            <w:top w:w="0" w:type="dxa"/>
+            <w:left w:w="10" w:type="dxa"/>
+            <w:bottom w:w="0" w:type="dxa"/>
+            <w:right w:w="10" w:type="dxa"/>
+          </w:tblCellMar>
+        </w:tblPrEx>
+        <w:tc>
+          <w:tcPr>
+            <w:tcW w:w="1417" w:type="dxa"/>
+            <w:tcMar>
+              <w:top w:w="90" w:type="dxa"/>
+              <w:left w:w="100" w:type="dxa"/>
+              <w:bottom w:w="90" w:type="dxa"/>
+              <w:right w:w="100" w:type="dxa"/>
+            </w:tcMar>
+            <w:vAlign w:val="center"/>
+          </w:tcPr>
+          <w:p>
+            <w:pPr>
+              <w:spacing w:after="0" w:line="276" w:lineRule="auto"/>
+            </w:pPr>
+            <w:r>
+              <w:rPr>
+                <w:rFonts w:ascii="宋体" w:hAnsi="宋体"/>
+                <w:b w:val="0"/>
+                <w:sz w:val="21"/>
+              </w:rPr>
+              <w:t>em_inventory_record</w:t>
+            </w:r>
+          </w:p>
+        </w:tc>
+        <w:tc>
+          <w:tcPr>
+            <w:tcW w:w="2381" w:type="dxa"/>
+            <w:tcMar>
+              <w:top w:w="90" w:type="dxa"/>
+              <w:left w:w="100" w:type="dxa"/>
+              <w:bottom w:w="90" w:type="dxa"/>
+              <w:right w:w="100" w:type="dxa"/>
+            </w:tcMar>
+            <w:vAlign w:val="center"/>
+          </w:tcPr>
+          <w:p>
+            <w:pPr>
+              <w:spacing w:after="0" w:line="276" w:lineRule="auto"/>
+            </w:pPr>
+            <w:r>
+              <w:rPr>
+                <w:rFonts w:ascii="宋体" w:hAnsi="宋体"/>
+                <w:b w:val="0"/>
+                <w:sz w:val="21"/>
+              </w:rPr>
+              <w:t>id; (plan_id,site_id,item_id,counter_id) 受控唯一</w:t>
+            </w:r>
+          </w:p>
+        </w:tc>
+        <w:tc>
+          <w:tcPr>
+            <w:tcW w:w="1928" w:type="dxa"/>
+            <w:tcMar>
+              <w:top w:w="90" w:type="dxa"/>
+              <w:left w:w="100" w:type="dxa"/>
+              <w:bottom w:w="90" w:type="dxa"/>
+              <w:right w:w="100" w:type="dxa"/>
+            </w:tcMar>
+            <w:vAlign w:val="center"/>
+          </w:tcPr>
+          <w:p>
+            <w:pPr>
+              <w:spacing w:after="0" w:line="276" w:lineRule="auto"/>
+            </w:pPr>
+            <w:r>
+              <w:rPr>
+                <w:rFonts w:ascii="宋体" w:hAnsi="宋体"/>
+                <w:b w:val="0"/>
+                <w:sz w:val="21"/>
+              </w:rPr>
+              <w:t>实盘数量、扫码信息、提交时间、复核状态</w:t>
+            </w:r>
+          </w:p>
+        </w:tc>
+        <w:tc>
+          <w:tcPr>
+            <w:tcW w:w="2891" w:type="dxa"/>
+            <w:tcMar>
+              <w:top w:w="90" w:type="dxa"/>
+              <w:left w:w="100" w:type="dxa"/>
+              <w:bottom w:w="90" w:type="dxa"/>
+              <w:right w:w="100" w:type="dxa"/>
+            </w:tcMar>
+            <w:vAlign w:val="center"/>
+          </w:tcPr>
+          <w:p>
+            <w:pPr>
+              <w:spacing w:after="0" w:line="276" w:lineRule="auto"/>
+            </w:pPr>
+            <w:r>
+              <w:rPr>
+                <w:rFonts w:ascii="宋体" w:hAnsi="宋体"/>
+                <w:b w:val="0"/>
+                <w:sz w:val="21"/>
+              </w:rPr>
+              <w:t>保留原始实盘和复核证据</w:t>
+            </w:r>
+          </w:p>
+        </w:tc>
+      </w:tr>
+      <w:tr>
+        <w:tblPrEx>
+          <w:tblBorders>
+            <w:top w:val="single" w:color="8A9BA8" w:sz="2" w:space="0"/>
+            <w:left w:val="single" w:color="8A9BA8" w:sz="2" w:space="0"/>
+            <w:bottom w:val="single" w:color="8A9BA8" w:sz="2" w:space="0"/>
+            <w:right w:val="single" w:color="8A9BA8" w:sz="2" w:space="0"/>
+            <w:insideH w:val="single" w:color="8A9BA8" w:sz="2" w:space="0"/>
+            <w:insideV w:val="single" w:color="8A9BA8" w:sz="2" w:space="0"/>
+          </w:tblBorders>
+          <w:tblCellMar>
+            <w:top w:w="0" w:type="dxa"/>
+            <w:left w:w="10" w:type="dxa"/>
+            <w:bottom w:w="0" w:type="dxa"/>
+            <w:right w:w="10" w:type="dxa"/>
+          </w:tblCellMar>
+        </w:tblPrEx>
+        <w:tc>
+          <w:tcPr>
+            <w:tcW w:w="1417" w:type="dxa"/>
+            <w:shd w:val="clear" w:color="auto" w:fill="F7F9FC"/>
+            <w:tcMar>
+              <w:top w:w="90" w:type="dxa"/>
+              <w:left w:w="100" w:type="dxa"/>
+              <w:bottom w:w="90" w:type="dxa"/>
+              <w:right w:w="100" w:type="dxa"/>
+            </w:tcMar>
+            <w:vAlign w:val="center"/>
+          </w:tcPr>
+          <w:p>
+            <w:pPr>
+              <w:spacing w:after="0" w:line="276" w:lineRule="auto"/>
+            </w:pPr>
+            <w:r>
+              <w:rPr>
+                <w:rFonts w:ascii="宋体" w:hAnsi="宋体"/>
+                <w:b w:val="0"/>
+                <w:sz w:val="21"/>
+              </w:rPr>
               <w:t>em_inventory_adjustment</w:t>
             </w:r>
           </w:p>
@@ -10719,7 +11022,7 @@
       <w:pPr>
         <w:pStyle w:val="3"/>
       </w:pPr>
-      <w:bookmarkStart w:id="15" w:name="_Toc29369"/>
+      <w:bookmarkStart w:id="15" w:name="_Toc18338"/>
       <w:r>
         <w:t>4.5 值班、打卡、演练和知识域</w:t>
       </w:r>
@@ -12208,7 +12511,7 @@
       <w:pPr>
         <w:pStyle w:val="3"/>
       </w:pPr>
-      <w:bookmarkStart w:id="16" w:name="_Toc3645"/>
+      <w:bookmarkStart w:id="16" w:name="_Toc15793"/>
       <w:r>
         <w:t>4.6 集成、审计和投影域</w:t>
       </w:r>
@@ -12412,7 +12715,7 @@
                 <w:b w:val="0"/>
                 <w:sz w:val="21"/>
               </w:rPr>
-              <w:t>em_outbox_event</w:t>
+              <w:t>em_external_alert</w:t>
             </w:r>
           </w:p>
         </w:tc>
@@ -12437,7 +12740,7 @@
                 <w:b w:val="0"/>
                 <w:sz w:val="21"/>
               </w:rPr>
-              <w:t>id; event_key 唯一</w:t>
+              <w:t>id; (source_system,external_alert_id) 条件唯一</w:t>
             </w:r>
           </w:p>
         </w:tc>
@@ -12462,7 +12765,7 @@
                 <w:b w:val="0"/>
                 <w:sz w:val="21"/>
               </w:rPr>
-              <w:t>聚合类型/标识、事件类型、载荷版本、状态、重试时间</w:t>
+              <w:t>告警类型、载荷摘要、源/接收时间、处理状态、关联事件</w:t>
             </w:r>
           </w:p>
         </w:tc>
@@ -12487,7 +12790,7 @@
                 <w:b w:val="0"/>
                 <w:sz w:val="21"/>
               </w:rPr>
-              <w:t>与领域提交同事务写入；载荷不得包含明文凭据</w:t>
+              <w:t>有可靠 ID 时幂等关联；无可靠 ID 时保留人工关联，不按类型/地点误合并</w:t>
             </w:r>
           </w:p>
         </w:tc>
@@ -12531,7 +12834,7 @@
                 <w:b w:val="0"/>
                 <w:sz w:val="21"/>
               </w:rPr>
-              <w:t>em_message_delivery</w:t>
+              <w:t>em_video_reference</w:t>
             </w:r>
           </w:p>
         </w:tc>
@@ -12557,7 +12860,7 @@
                 <w:b w:val="0"/>
                 <w:sz w:val="21"/>
               </w:rPr>
-              <w:t>id; (message_key,attempt_no) 唯一</w:t>
+              <w:t>id; (source_system,external_video_id) 唯一</w:t>
             </w:r>
           </w:p>
         </w:tc>
@@ -12583,7 +12886,7 @@
                 <w:b w:val="0"/>
                 <w:sz w:val="21"/>
               </w:rPr>
-              <w:t>通道、接收人、发送时间、回执时间、状态、错误摘要</w:t>
+              <w:t>摄像机/录像外部标识、事件、起止时间、授权结果、调阅状态</w:t>
             </w:r>
           </w:p>
         </w:tc>
@@ -12609,7 +12912,7 @@
                 <w:b w:val="0"/>
                 <w:sz w:val="21"/>
               </w:rPr>
-              <w:t>迟到回执关联原消息与尝试；重复回执幂等；目标为正常通道不少于 20 路、成功率不少于 99%，结果待实测</w:t>
+              <w:t>仅保存引用和调阅结果，不保存实时流或历史录像文件</w:t>
             </w:r>
           </w:p>
         </w:tc>
@@ -12652,7 +12955,7 @@
                 <w:b w:val="0"/>
                 <w:sz w:val="21"/>
               </w:rPr>
-              <w:t>em_external_call_log</w:t>
+              <w:t>em_control_command</w:t>
             </w:r>
           </w:p>
         </w:tc>
@@ -12677,7 +12980,7 @@
                 <w:b w:val="0"/>
                 <w:sz w:val="21"/>
               </w:rPr>
-              <w:t>id; trace_id 索引</w:t>
+              <w:t>id; command_no 唯一</w:t>
             </w:r>
           </w:p>
         </w:tc>
@@ -12702,7 +13005,7 @@
                 <w:b w:val="0"/>
                 <w:sz w:val="21"/>
               </w:rPr>
-              <w:t>端口、动作、业务对象、请求/响应时间、结果、尝试次数、脱敏摘要</w:t>
+              <w:t>对象、动作、授权确认人、下发时间、联锁结果、回执、状态</w:t>
             </w:r>
           </w:p>
         </w:tc>
@@ -12727,7 +13030,7 @@
                 <w:b w:val="0"/>
                 <w:sz w:val="21"/>
               </w:rPr>
-              <w:t>控制指令不自动重放；视频/消息真实字段仍待 ISSUE-G3-01-001 关闭</w:t>
+              <w:t>门禁等控制命令单次下发，禁止通用任务自动重放；失败转人工降级</w:t>
             </w:r>
           </w:p>
         </w:tc>
@@ -12771,7 +13074,7 @@
                 <w:b w:val="0"/>
                 <w:sz w:val="21"/>
               </w:rPr>
-              <w:t>em_idempotency_record</w:t>
+              <w:t>em_outbox_event</w:t>
             </w:r>
           </w:p>
         </w:tc>
@@ -12797,7 +13100,7 @@
                 <w:b w:val="0"/>
                 <w:sz w:val="21"/>
               </w:rPr>
-              <w:t>id; (scope,idempotency_key) 唯一</w:t>
+              <w:t>id; event_key 唯一</w:t>
             </w:r>
           </w:p>
         </w:tc>
@@ -12823,7 +13126,7 @@
                 <w:b w:val="0"/>
                 <w:sz w:val="21"/>
               </w:rPr>
-              <w:t>请求摘要、首个结果引用、有效期、状态</w:t>
+              <w:t>聚合类型/标识、事件类型、载荷版本、状态、重试时间</w:t>
             </w:r>
           </w:p>
         </w:tc>
@@ -12849,7 +13152,7 @@
                 <w:b w:val="0"/>
                 <w:sz w:val="21"/>
               </w:rPr>
-              <w:t>适用于启动、扫码、告警和回执等写操作</w:t>
+              <w:t>与领域提交同事务写入；载荷不得包含明文凭据</w:t>
             </w:r>
           </w:p>
         </w:tc>
@@ -12892,7 +13195,7 @@
                 <w:b w:val="0"/>
                 <w:sz w:val="21"/>
               </w:rPr>
-              <w:t>em_attachment_ref</w:t>
+              <w:t>em_message_delivery</w:t>
             </w:r>
           </w:p>
         </w:tc>
@@ -12917,7 +13220,7 @@
                 <w:b w:val="0"/>
                 <w:sz w:val="21"/>
               </w:rPr>
-              <w:t>id; (object_type,object_id,file_id,version_no) 唯一</w:t>
+              <w:t>id; (message_key,attempt_no) 唯一</w:t>
             </w:r>
           </w:p>
         </w:tc>
@@ -12942,7 +13245,7 @@
                 <w:b w:val="0"/>
                 <w:sz w:val="21"/>
               </w:rPr>
-              <w:t>中台文件 ID、名称、校验摘要、权限、删除信息</w:t>
+              <w:t>通道、接收人、发送时间、回执时间、状态、错误摘要</w:t>
             </w:r>
           </w:p>
         </w:tc>
@@ -12967,7 +13270,7 @@
                 <w:b w:val="0"/>
                 <w:sz w:val="21"/>
               </w:rPr>
-              <w:t>业务删除为逻辑删除；归档/关闭业务引用不得由普通用户物理删除</w:t>
+              <w:t>迟到回执关联原消息与尝试；重复回执幂等；目标为正常通道不少于 20 路、成功率不少于 99%，结果待实测</w:t>
             </w:r>
           </w:p>
         </w:tc>
@@ -13011,7 +13314,7 @@
                 <w:b w:val="0"/>
                 <w:sz w:val="21"/>
               </w:rPr>
-              <w:t>em_audit_log</w:t>
+              <w:t>em_external_call_log</w:t>
             </w:r>
           </w:p>
         </w:tc>
@@ -13037,7 +13340,7 @@
                 <w:b w:val="0"/>
                 <w:sz w:val="21"/>
               </w:rPr>
-              <w:t>id</w:t>
+              <w:t>id; trace_id 索引</w:t>
             </w:r>
           </w:p>
         </w:tc>
@@ -13063,7 +13366,7 @@
                 <w:b w:val="0"/>
                 <w:sz w:val="21"/>
               </w:rPr>
-              <w:t>用户、组织、动作、对象、结果、时间、traceId、IP/终端摘要</w:t>
+              <w:t>端口、动作、业务对象、请求/响应时间、结果、尝试次数、脱敏摘要</w:t>
             </w:r>
           </w:p>
         </w:tc>
@@ -13089,7 +13392,7 @@
                 <w:b w:val="0"/>
                 <w:sz w:val="21"/>
               </w:rPr>
-              <w:t>追加写、脱敏、在线保存不少于 180 天；不得存明文凭据</w:t>
+              <w:t>控制指令不自动重放；视频/消息真实字段仍待 ISSUE-G3-01-001 关闭</w:t>
             </w:r>
           </w:p>
         </w:tc>
@@ -13132,6 +13435,365 @@
                 <w:b w:val="0"/>
                 <w:sz w:val="21"/>
               </w:rPr>
+              <w:t>em_idempotency_record</w:t>
+            </w:r>
+          </w:p>
+        </w:tc>
+        <w:tc>
+          <w:tcPr>
+            <w:tcW w:w="2381" w:type="dxa"/>
+            <w:tcMar>
+              <w:top w:w="90" w:type="dxa"/>
+              <w:left w:w="100" w:type="dxa"/>
+              <w:bottom w:w="90" w:type="dxa"/>
+              <w:right w:w="100" w:type="dxa"/>
+            </w:tcMar>
+            <w:vAlign w:val="center"/>
+          </w:tcPr>
+          <w:p>
+            <w:pPr>
+              <w:spacing w:after="0" w:line="276" w:lineRule="auto"/>
+            </w:pPr>
+            <w:r>
+              <w:rPr>
+                <w:rFonts w:ascii="宋体" w:hAnsi="宋体"/>
+                <w:b w:val="0"/>
+                <w:sz w:val="21"/>
+              </w:rPr>
+              <w:t>id; (scope,idempotency_key) 唯一</w:t>
+            </w:r>
+          </w:p>
+        </w:tc>
+        <w:tc>
+          <w:tcPr>
+            <w:tcW w:w="1928" w:type="dxa"/>
+            <w:tcMar>
+              <w:top w:w="90" w:type="dxa"/>
+              <w:left w:w="100" w:type="dxa"/>
+              <w:bottom w:w="90" w:type="dxa"/>
+              <w:right w:w="100" w:type="dxa"/>
+            </w:tcMar>
+            <w:vAlign w:val="center"/>
+          </w:tcPr>
+          <w:p>
+            <w:pPr>
+              <w:spacing w:after="0" w:line="276" w:lineRule="auto"/>
+            </w:pPr>
+            <w:r>
+              <w:rPr>
+                <w:rFonts w:ascii="宋体" w:hAnsi="宋体"/>
+                <w:b w:val="0"/>
+                <w:sz w:val="21"/>
+              </w:rPr>
+              <w:t>请求摘要、首个结果引用、有效期、状态</w:t>
+            </w:r>
+          </w:p>
+        </w:tc>
+        <w:tc>
+          <w:tcPr>
+            <w:tcW w:w="2891" w:type="dxa"/>
+            <w:tcMar>
+              <w:top w:w="90" w:type="dxa"/>
+              <w:left w:w="100" w:type="dxa"/>
+              <w:bottom w:w="90" w:type="dxa"/>
+              <w:right w:w="100" w:type="dxa"/>
+            </w:tcMar>
+            <w:vAlign w:val="center"/>
+          </w:tcPr>
+          <w:p>
+            <w:pPr>
+              <w:spacing w:after="0" w:line="276" w:lineRule="auto"/>
+            </w:pPr>
+            <w:r>
+              <w:rPr>
+                <w:rFonts w:ascii="宋体" w:hAnsi="宋体"/>
+                <w:b w:val="0"/>
+                <w:sz w:val="21"/>
+              </w:rPr>
+              <w:t>适用于启动、扫码、告警和回执等写操作</w:t>
+            </w:r>
+          </w:p>
+        </w:tc>
+      </w:tr>
+      <w:tr>
+        <w:tblPrEx>
+          <w:tblBorders>
+            <w:top w:val="single" w:color="8A9BA8" w:sz="2" w:space="0"/>
+            <w:left w:val="single" w:color="8A9BA8" w:sz="2" w:space="0"/>
+            <w:bottom w:val="single" w:color="8A9BA8" w:sz="2" w:space="0"/>
+            <w:right w:val="single" w:color="8A9BA8" w:sz="2" w:space="0"/>
+            <w:insideH w:val="single" w:color="8A9BA8" w:sz="2" w:space="0"/>
+            <w:insideV w:val="single" w:color="8A9BA8" w:sz="2" w:space="0"/>
+          </w:tblBorders>
+          <w:tblCellMar>
+            <w:top w:w="0" w:type="dxa"/>
+            <w:left w:w="10" w:type="dxa"/>
+            <w:bottom w:w="0" w:type="dxa"/>
+            <w:right w:w="10" w:type="dxa"/>
+          </w:tblCellMar>
+        </w:tblPrEx>
+        <w:tc>
+          <w:tcPr>
+            <w:tcW w:w="1417" w:type="dxa"/>
+            <w:shd w:val="clear" w:color="auto" w:fill="F7F9FC"/>
+            <w:tcMar>
+              <w:top w:w="90" w:type="dxa"/>
+              <w:left w:w="100" w:type="dxa"/>
+              <w:bottom w:w="90" w:type="dxa"/>
+              <w:right w:w="100" w:type="dxa"/>
+            </w:tcMar>
+            <w:vAlign w:val="center"/>
+          </w:tcPr>
+          <w:p>
+            <w:pPr>
+              <w:spacing w:after="0" w:line="276" w:lineRule="auto"/>
+            </w:pPr>
+            <w:r>
+              <w:rPr>
+                <w:rFonts w:ascii="宋体" w:hAnsi="宋体"/>
+                <w:b w:val="0"/>
+                <w:sz w:val="21"/>
+              </w:rPr>
+              <w:t>em_attachment_ref</w:t>
+            </w:r>
+          </w:p>
+        </w:tc>
+        <w:tc>
+          <w:tcPr>
+            <w:tcW w:w="2381" w:type="dxa"/>
+            <w:shd w:val="clear" w:color="auto" w:fill="F7F9FC"/>
+            <w:tcMar>
+              <w:top w:w="90" w:type="dxa"/>
+              <w:left w:w="100" w:type="dxa"/>
+              <w:bottom w:w="90" w:type="dxa"/>
+              <w:right w:w="100" w:type="dxa"/>
+            </w:tcMar>
+            <w:vAlign w:val="center"/>
+          </w:tcPr>
+          <w:p>
+            <w:pPr>
+              <w:spacing w:after="0" w:line="276" w:lineRule="auto"/>
+            </w:pPr>
+            <w:r>
+              <w:rPr>
+                <w:rFonts w:ascii="宋体" w:hAnsi="宋体"/>
+                <w:b w:val="0"/>
+                <w:sz w:val="21"/>
+              </w:rPr>
+              <w:t>id; (object_type,object_id,file_id,version_no) 唯一</w:t>
+            </w:r>
+          </w:p>
+        </w:tc>
+        <w:tc>
+          <w:tcPr>
+            <w:tcW w:w="1928" w:type="dxa"/>
+            <w:shd w:val="clear" w:color="auto" w:fill="F7F9FC"/>
+            <w:tcMar>
+              <w:top w:w="90" w:type="dxa"/>
+              <w:left w:w="100" w:type="dxa"/>
+              <w:bottom w:w="90" w:type="dxa"/>
+              <w:right w:w="100" w:type="dxa"/>
+            </w:tcMar>
+            <w:vAlign w:val="center"/>
+          </w:tcPr>
+          <w:p>
+            <w:pPr>
+              <w:spacing w:after="0" w:line="276" w:lineRule="auto"/>
+            </w:pPr>
+            <w:r>
+              <w:rPr>
+                <w:rFonts w:ascii="宋体" w:hAnsi="宋体"/>
+                <w:b w:val="0"/>
+                <w:sz w:val="21"/>
+              </w:rPr>
+              <w:t>中台文件 ID、名称、校验摘要、权限、删除信息</w:t>
+            </w:r>
+          </w:p>
+        </w:tc>
+        <w:tc>
+          <w:tcPr>
+            <w:tcW w:w="2891" w:type="dxa"/>
+            <w:shd w:val="clear" w:color="auto" w:fill="F7F9FC"/>
+            <w:tcMar>
+              <w:top w:w="90" w:type="dxa"/>
+              <w:left w:w="100" w:type="dxa"/>
+              <w:bottom w:w="90" w:type="dxa"/>
+              <w:right w:w="100" w:type="dxa"/>
+            </w:tcMar>
+            <w:vAlign w:val="center"/>
+          </w:tcPr>
+          <w:p>
+            <w:pPr>
+              <w:spacing w:after="0" w:line="276" w:lineRule="auto"/>
+            </w:pPr>
+            <w:r>
+              <w:rPr>
+                <w:rFonts w:ascii="宋体" w:hAnsi="宋体"/>
+                <w:b w:val="0"/>
+                <w:sz w:val="21"/>
+              </w:rPr>
+              <w:t>业务删除为逻辑删除；归档/关闭业务引用不得由普通用户物理删除</w:t>
+            </w:r>
+          </w:p>
+        </w:tc>
+      </w:tr>
+      <w:tr>
+        <w:tblPrEx>
+          <w:tblBorders>
+            <w:top w:val="single" w:color="8A9BA8" w:sz="2" w:space="0"/>
+            <w:left w:val="single" w:color="8A9BA8" w:sz="2" w:space="0"/>
+            <w:bottom w:val="single" w:color="8A9BA8" w:sz="2" w:space="0"/>
+            <w:right w:val="single" w:color="8A9BA8" w:sz="2" w:space="0"/>
+            <w:insideH w:val="single" w:color="8A9BA8" w:sz="2" w:space="0"/>
+            <w:insideV w:val="single" w:color="8A9BA8" w:sz="2" w:space="0"/>
+          </w:tblBorders>
+          <w:tblCellMar>
+            <w:top w:w="0" w:type="dxa"/>
+            <w:left w:w="10" w:type="dxa"/>
+            <w:bottom w:w="0" w:type="dxa"/>
+            <w:right w:w="10" w:type="dxa"/>
+          </w:tblCellMar>
+        </w:tblPrEx>
+        <w:tc>
+          <w:tcPr>
+            <w:tcW w:w="1417" w:type="dxa"/>
+            <w:tcMar>
+              <w:top w:w="90" w:type="dxa"/>
+              <w:left w:w="100" w:type="dxa"/>
+              <w:bottom w:w="90" w:type="dxa"/>
+              <w:right w:w="100" w:type="dxa"/>
+            </w:tcMar>
+            <w:vAlign w:val="center"/>
+          </w:tcPr>
+          <w:p>
+            <w:pPr>
+              <w:spacing w:after="0" w:line="276" w:lineRule="auto"/>
+            </w:pPr>
+            <w:r>
+              <w:rPr>
+                <w:rFonts w:ascii="宋体" w:hAnsi="宋体"/>
+                <w:b w:val="0"/>
+                <w:sz w:val="21"/>
+              </w:rPr>
+              <w:t>em_audit_log</w:t>
+            </w:r>
+          </w:p>
+        </w:tc>
+        <w:tc>
+          <w:tcPr>
+            <w:tcW w:w="2381" w:type="dxa"/>
+            <w:tcMar>
+              <w:top w:w="90" w:type="dxa"/>
+              <w:left w:w="100" w:type="dxa"/>
+              <w:bottom w:w="90" w:type="dxa"/>
+              <w:right w:w="100" w:type="dxa"/>
+            </w:tcMar>
+            <w:vAlign w:val="center"/>
+          </w:tcPr>
+          <w:p>
+            <w:pPr>
+              <w:spacing w:after="0" w:line="276" w:lineRule="auto"/>
+            </w:pPr>
+            <w:r>
+              <w:rPr>
+                <w:rFonts w:ascii="宋体" w:hAnsi="宋体"/>
+                <w:b w:val="0"/>
+                <w:sz w:val="21"/>
+              </w:rPr>
+              <w:t>id</w:t>
+            </w:r>
+          </w:p>
+        </w:tc>
+        <w:tc>
+          <w:tcPr>
+            <w:tcW w:w="1928" w:type="dxa"/>
+            <w:tcMar>
+              <w:top w:w="90" w:type="dxa"/>
+              <w:left w:w="100" w:type="dxa"/>
+              <w:bottom w:w="90" w:type="dxa"/>
+              <w:right w:w="100" w:type="dxa"/>
+            </w:tcMar>
+            <w:vAlign w:val="center"/>
+          </w:tcPr>
+          <w:p>
+            <w:pPr>
+              <w:spacing w:after="0" w:line="276" w:lineRule="auto"/>
+            </w:pPr>
+            <w:r>
+              <w:rPr>
+                <w:rFonts w:ascii="宋体" w:hAnsi="宋体"/>
+                <w:b w:val="0"/>
+                <w:sz w:val="21"/>
+              </w:rPr>
+              <w:t>用户、组织、动作、对象、结果、时间、traceId、IP/终端摘要</w:t>
+            </w:r>
+          </w:p>
+        </w:tc>
+        <w:tc>
+          <w:tcPr>
+            <w:tcW w:w="2891" w:type="dxa"/>
+            <w:tcMar>
+              <w:top w:w="90" w:type="dxa"/>
+              <w:left w:w="100" w:type="dxa"/>
+              <w:bottom w:w="90" w:type="dxa"/>
+              <w:right w:w="100" w:type="dxa"/>
+            </w:tcMar>
+            <w:vAlign w:val="center"/>
+          </w:tcPr>
+          <w:p>
+            <w:pPr>
+              <w:spacing w:after="0" w:line="276" w:lineRule="auto"/>
+            </w:pPr>
+            <w:r>
+              <w:rPr>
+                <w:rFonts w:ascii="宋体" w:hAnsi="宋体"/>
+                <w:b w:val="0"/>
+                <w:sz w:val="21"/>
+              </w:rPr>
+              <w:t>追加写、脱敏、在线保存不少于 180 天；不得存明文凭据</w:t>
+            </w:r>
+          </w:p>
+        </w:tc>
+      </w:tr>
+      <w:tr>
+        <w:tblPrEx>
+          <w:tblBorders>
+            <w:top w:val="single" w:color="8A9BA8" w:sz="2" w:space="0"/>
+            <w:left w:val="single" w:color="8A9BA8" w:sz="2" w:space="0"/>
+            <w:bottom w:val="single" w:color="8A9BA8" w:sz="2" w:space="0"/>
+            <w:right w:val="single" w:color="8A9BA8" w:sz="2" w:space="0"/>
+            <w:insideH w:val="single" w:color="8A9BA8" w:sz="2" w:space="0"/>
+            <w:insideV w:val="single" w:color="8A9BA8" w:sz="2" w:space="0"/>
+          </w:tblBorders>
+          <w:tblCellMar>
+            <w:top w:w="0" w:type="dxa"/>
+            <w:left w:w="10" w:type="dxa"/>
+            <w:bottom w:w="0" w:type="dxa"/>
+            <w:right w:w="10" w:type="dxa"/>
+          </w:tblCellMar>
+        </w:tblPrEx>
+        <w:tc>
+          <w:tcPr>
+            <w:tcW w:w="1417" w:type="dxa"/>
+            <w:shd w:val="clear" w:color="auto" w:fill="F7F9FC"/>
+            <w:tcMar>
+              <w:top w:w="90" w:type="dxa"/>
+              <w:left w:w="100" w:type="dxa"/>
+              <w:bottom w:w="90" w:type="dxa"/>
+              <w:right w:w="100" w:type="dxa"/>
+            </w:tcMar>
+            <w:vAlign w:val="center"/>
+          </w:tcPr>
+          <w:p>
+            <w:pPr>
+              <w:spacing w:after="0" w:line="276" w:lineRule="auto"/>
+            </w:pPr>
+            <w:r>
+              <w:rPr>
+                <w:rFonts w:ascii="宋体" w:hAnsi="宋体"/>
+                <w:b w:val="0"/>
+                <w:sz w:val="21"/>
+              </w:rPr>
               <w:t>em_situation_projection</w:t>
             </w:r>
           </w:p>
@@ -13139,6 +13801,7 @@
         <w:tc>
           <w:tcPr>
             <w:tcW w:w="2381" w:type="dxa"/>
+            <w:shd w:val="clear" w:color="auto" w:fill="F7F9FC"/>
             <w:tcMar>
               <w:top w:w="90" w:type="dxa"/>
               <w:left w:w="100" w:type="dxa"/>
@@ -13164,6 +13827,7 @@
         <w:tc>
           <w:tcPr>
             <w:tcW w:w="1928" w:type="dxa"/>
+            <w:shd w:val="clear" w:color="auto" w:fill="F7F9FC"/>
             <w:tcMar>
               <w:top w:w="90" w:type="dxa"/>
               <w:left w:w="100" w:type="dxa"/>
@@ -13189,6 +13853,7 @@
         <w:tc>
           <w:tcPr>
             <w:tcW w:w="2891" w:type="dxa"/>
+            <w:shd w:val="clear" w:color="auto" w:fill="F7F9FC"/>
             <w:tcMar>
               <w:top w:w="90" w:type="dxa"/>
               <w:left w:w="100" w:type="dxa"/>
@@ -13217,7 +13882,7 @@
       <w:pPr>
         <w:pStyle w:val="2"/>
       </w:pPr>
-      <w:bookmarkStart w:id="17" w:name="_Toc16756"/>
+      <w:bookmarkStart w:id="17" w:name="_Toc29407"/>
       <w:r>
         <w:t>5 物理数据库设计</w:t>
       </w:r>
@@ -13227,7 +13892,7 @@
       <w:pPr>
         <w:pStyle w:val="3"/>
       </w:pPr>
-      <w:bookmarkStart w:id="18" w:name="_Toc32568"/>
+      <w:bookmarkStart w:id="18" w:name="_Toc3258"/>
       <w:r>
         <w:t>5.1 数据库产品与命名</w:t>
       </w:r>
@@ -13257,7 +13922,7 @@
       <w:pPr>
         <w:pStyle w:val="3"/>
       </w:pPr>
-      <w:bookmarkStart w:id="19" w:name="_Toc17826"/>
+      <w:bookmarkStart w:id="19" w:name="_Toc21674"/>
       <w:r>
         <w:t>5.2 逻辑类型到物理类型映射</w:t>
       </w:r>
@@ -14157,7 +14822,7 @@
       <w:pPr>
         <w:pStyle w:val="3"/>
       </w:pPr>
-      <w:bookmarkStart w:id="20" w:name="_Toc8563"/>
+      <w:bookmarkStart w:id="20" w:name="_Toc14147"/>
       <w:r>
         <w:t>5.3 主键、外键和删除策略</w:t>
       </w:r>
@@ -14182,7 +14847,7 @@
       <w:pPr>
         <w:pStyle w:val="3"/>
       </w:pPr>
-      <w:bookmarkStart w:id="21" w:name="_Toc13892"/>
+      <w:bookmarkStart w:id="21" w:name="_Toc12140"/>
       <w:r>
         <w:t>5.4 索引设计</w:t>
       </w:r>
@@ -15798,7 +16463,7 @@
       <w:pPr>
         <w:pStyle w:val="3"/>
       </w:pPr>
-      <w:bookmarkStart w:id="22" w:name="_Toc7860"/>
+      <w:bookmarkStart w:id="22" w:name="_Toc14731"/>
       <w:r>
         <w:t>5.5 事务与并发</w:t>
       </w:r>
@@ -15858,7 +16523,7 @@
       <w:pPr>
         <w:pStyle w:val="2"/>
       </w:pPr>
-      <w:bookmarkStart w:id="23" w:name="_Toc20905"/>
+      <w:bookmarkStart w:id="23" w:name="_Toc3087"/>
       <w:r>
         <w:t>6 完整性、一致性与安全策略</w:t>
       </w:r>
@@ -15868,7 +16533,7 @@
       <w:pPr>
         <w:pStyle w:val="3"/>
       </w:pPr>
-      <w:bookmarkStart w:id="24" w:name="_Toc4395"/>
+      <w:bookmarkStart w:id="24" w:name="_Toc10192"/>
       <w:r>
         <w:t>6.1 数据完整性</w:t>
       </w:r>
@@ -15883,7 +16548,7 @@
       <w:pPr>
         <w:pStyle w:val="3"/>
       </w:pPr>
-      <w:bookmarkStart w:id="25" w:name="_Toc12791"/>
+      <w:bookmarkStart w:id="25" w:name="_Toc10450"/>
       <w:r>
         <w:t>6.2 十项澄清的数据落点</w:t>
       </w:r>
@@ -16972,7 +17637,7 @@
       <w:pPr>
         <w:pStyle w:val="3"/>
       </w:pPr>
-      <w:bookmarkStart w:id="26" w:name="_Toc14413"/>
+      <w:bookmarkStart w:id="26" w:name="_Toc15978"/>
       <w:r>
         <w:t>6.3 安全与审计</w:t>
       </w:r>
@@ -16992,7 +17657,7 @@
       <w:pPr>
         <w:pStyle w:val="2"/>
       </w:pPr>
-      <w:bookmarkStart w:id="27" w:name="_Toc5900"/>
+      <w:bookmarkStart w:id="27" w:name="_Toc13180"/>
       <w:r>
         <w:t>7 容量、保存、备份和演进</w:t>
       </w:r>
@@ -17002,7 +17667,7 @@
       <w:pPr>
         <w:pStyle w:val="3"/>
       </w:pPr>
-      <w:bookmarkStart w:id="28" w:name="_Toc25019"/>
+      <w:bookmarkStart w:id="28" w:name="_Toc29603"/>
       <w:r>
         <w:t>7.1 容量基线</w:t>
       </w:r>
@@ -17811,7 +18476,7 @@
       <w:pPr>
         <w:pStyle w:val="3"/>
       </w:pPr>
-      <w:bookmarkStart w:id="29" w:name="_Toc22619"/>
+      <w:bookmarkStart w:id="29" w:name="_Toc21062"/>
       <w:r>
         <w:t>7.2 保存与归档</w:t>
       </w:r>
@@ -17826,7 +18491,7 @@
       <w:pPr>
         <w:pStyle w:val="3"/>
       </w:pPr>
-      <w:bookmarkStart w:id="30" w:name="_Toc3623"/>
+      <w:bookmarkStart w:id="30" w:name="_Toc8583"/>
       <w:r>
         <w:t>7.3 备份与恢复</w:t>
       </w:r>
@@ -17841,7 +18506,7 @@
       <w:pPr>
         <w:pStyle w:val="3"/>
       </w:pPr>
-      <w:bookmarkStart w:id="31" w:name="_Toc1707"/>
+      <w:bookmarkStart w:id="31" w:name="_Toc22775"/>
       <w:r>
         <w:t>7.4 初始化、迁移和演进</w:t>
       </w:r>
@@ -17861,7 +18526,7 @@
       <w:pPr>
         <w:pStyle w:val="2"/>
       </w:pPr>
-      <w:bookmarkStart w:id="32" w:name="_Toc23189"/>
+      <w:bookmarkStart w:id="32" w:name="_Toc20225"/>
       <w:r>
         <w:t>8 追踪、验证与未决事项</w:t>
       </w:r>
@@ -17871,18 +18536,23 @@
       <w:pPr>
         <w:pStyle w:val="3"/>
       </w:pPr>
-      <w:bookmarkStart w:id="33" w:name="_Toc17641"/>
+      <w:bookmarkStart w:id="33" w:name="_Toc13319"/>
       <w:r>
-        <w:t>8.1 设计验证矩阵</w:t>
+        <w:t>8.1 需求与验收数据设计追踪矩阵</w:t>
       </w:r>
       <w:bookmarkEnd w:id="33"/>
+    </w:p>
+    <w:p>
+      <w:r>
+        <w:t>本矩阵是 G3-04 的数据设计挂接，不替代 G3-08 最终 RTM，也不表示功能、接口、性能或验收已经通过。每一行保留稳定 FR、★属性、三个完整 AC 锚点、数据对象/约束和后续验证入口；后续 G3-08 应引用 DBD-TR-001—039 建立双向追踪。</w:t>
+      </w:r>
     </w:p>
     <w:p>
       <w:pPr>
         <w:jc w:val="center"/>
       </w:pPr>
       <w:r>
-        <w:t>表 8-1 设计验证矩阵</w:t>
+        <w:t>表 8-1 需求与验收数据设计追踪矩阵</w:t>
       </w:r>
     </w:p>
     <w:tbl>
@@ -17907,10 +18577,10 @@
         </w:tblCellMar>
       </w:tblPr>
       <w:tblGrid>
-        <w:gridCol w:w="1417"/>
-        <w:gridCol w:w="2381"/>
-        <w:gridCol w:w="1928"/>
-        <w:gridCol w:w="2891"/>
+        <w:gridCol w:w="1361"/>
+        <w:gridCol w:w="2324"/>
+        <w:gridCol w:w="3061"/>
+        <w:gridCol w:w="1871"/>
       </w:tblGrid>
       <w:tr>
         <w:tblPrEx>
@@ -17934,7 +18604,7 @@
         </w:trPr>
         <w:tc>
           <w:tcPr>
-            <w:tcW w:w="1417" w:type="dxa"/>
+            <w:tcW w:w="1361" w:type="dxa"/>
             <w:shd w:val="clear" w:color="auto" w:fill="D9E2F3"/>
             <w:tcMar>
               <w:top w:w="90" w:type="dxa"/>
@@ -17954,13 +18624,13 @@
                 <w:b/>
                 <w:sz w:val="21"/>
               </w:rPr>
-              <w:t>设计 ID</w:t>
-            </w:r>
-          </w:p>
-        </w:tc>
-        <w:tc>
-          <w:tcPr>
-            <w:tcW w:w="2381" w:type="dxa"/>
+              <w:t>设计 ID / FR / ★</w:t>
+            </w:r>
+          </w:p>
+        </w:tc>
+        <w:tc>
+          <w:tcPr>
+            <w:tcW w:w="2324" w:type="dxa"/>
             <w:shd w:val="clear" w:color="auto" w:fill="D9E2F3"/>
             <w:tcMar>
               <w:top w:w="90" w:type="dxa"/>
@@ -17980,13 +18650,13 @@
                 <w:b/>
                 <w:sz w:val="21"/>
               </w:rPr>
-              <w:t>验证内容</w:t>
-            </w:r>
-          </w:p>
-        </w:tc>
-        <w:tc>
-          <w:tcPr>
-            <w:tcW w:w="1928" w:type="dxa"/>
+              <w:t>完整 AC 锚点</w:t>
+            </w:r>
+          </w:p>
+        </w:tc>
+        <w:tc>
+          <w:tcPr>
+            <w:tcW w:w="3061" w:type="dxa"/>
             <w:shd w:val="clear" w:color="auto" w:fill="D9E2F3"/>
             <w:tcMar>
               <w:top w:w="90" w:type="dxa"/>
@@ -18006,13 +18676,13 @@
                 <w:b/>
                 <w:sz w:val="21"/>
               </w:rPr>
-              <w:t>关联需求/规则</w:t>
-            </w:r>
-          </w:p>
-        </w:tc>
-        <w:tc>
-          <w:tcPr>
-            <w:tcW w:w="2891" w:type="dxa"/>
+              <w:t>数据域、实体与约束落点</w:t>
+            </w:r>
+          </w:p>
+        </w:tc>
+        <w:tc>
+          <w:tcPr>
+            <w:tcW w:w="1871" w:type="dxa"/>
             <w:shd w:val="clear" w:color="auto" w:fill="D9E2F3"/>
             <w:tcMar>
               <w:top w:w="90" w:type="dxa"/>
@@ -18032,7 +18702,7 @@
                 <w:b/>
                 <w:sz w:val="21"/>
               </w:rPr>
-              <w:t>证据形式</w:t>
+              <w:t>后续验证入口</w:t>
             </w:r>
           </w:p>
         </w:tc>
@@ -18056,101 +18726,133 @@
         </w:tblPrEx>
         <w:tc>
           <w:tcPr>
-            <w:tcW w:w="1417" w:type="dxa"/>
-            <w:tcMar>
-              <w:top w:w="90" w:type="dxa"/>
-              <w:left w:w="100" w:type="dxa"/>
-              <w:bottom w:w="90" w:type="dxa"/>
-              <w:right w:w="100" w:type="dxa"/>
-            </w:tcMar>
-            <w:vAlign w:val="center"/>
-          </w:tcPr>
-          <w:p>
-            <w:pPr>
-              <w:spacing w:after="0" w:line="276" w:lineRule="auto"/>
-            </w:pPr>
-            <w:r>
-              <w:rPr>
-                <w:rFonts w:ascii="宋体" w:hAnsi="宋体"/>
-                <w:b w:val="0"/>
-                <w:sz w:val="21"/>
-              </w:rPr>
-              <w:t>DBD-01</w:t>
-            </w:r>
-          </w:p>
-        </w:tc>
-        <w:tc>
-          <w:tcPr>
-            <w:tcW w:w="2381" w:type="dxa"/>
-            <w:tcMar>
-              <w:top w:w="90" w:type="dxa"/>
-              <w:left w:w="100" w:type="dxa"/>
-              <w:bottom w:w="90" w:type="dxa"/>
-              <w:right w:w="100" w:type="dxa"/>
-            </w:tcMar>
-            <w:vAlign w:val="center"/>
-          </w:tcPr>
-          <w:p>
-            <w:pPr>
-              <w:spacing w:after="0" w:line="276" w:lineRule="auto"/>
-            </w:pPr>
-            <w:r>
-              <w:rPr>
-                <w:rFonts w:ascii="宋体" w:hAnsi="宋体"/>
-                <w:b w:val="0"/>
-                <w:sz w:val="21"/>
-              </w:rPr>
-              <w:t>预案版本与任务模板冻结</w:t>
-            </w:r>
-          </w:p>
-        </w:tc>
-        <w:tc>
-          <w:tcPr>
-            <w:tcW w:w="1928" w:type="dxa"/>
-            <w:tcMar>
-              <w:top w:w="90" w:type="dxa"/>
-              <w:left w:w="100" w:type="dxa"/>
-              <w:bottom w:w="90" w:type="dxa"/>
-              <w:right w:w="100" w:type="dxa"/>
-            </w:tcMar>
-            <w:vAlign w:val="center"/>
-          </w:tcPr>
-          <w:p>
-            <w:pPr>
-              <w:spacing w:after="0" w:line="276" w:lineRule="auto"/>
-            </w:pPr>
-            <w:r>
-              <w:rPr>
-                <w:rFonts w:ascii="宋体" w:hAnsi="宋体"/>
-                <w:b w:val="0"/>
-                <w:sz w:val="21"/>
-              </w:rPr>
-              <w:t>G2-FR-001—003、030</w:t>
-            </w:r>
-          </w:p>
-        </w:tc>
-        <w:tc>
-          <w:tcPr>
-            <w:tcW w:w="2891" w:type="dxa"/>
-            <w:tcMar>
-              <w:top w:w="90" w:type="dxa"/>
-              <w:left w:w="100" w:type="dxa"/>
-              <w:bottom w:w="90" w:type="dxa"/>
-              <w:right w:w="100" w:type="dxa"/>
-            </w:tcMar>
-            <w:vAlign w:val="center"/>
-          </w:tcPr>
-          <w:p>
-            <w:pPr>
-              <w:spacing w:after="0" w:line="276" w:lineRule="auto"/>
-            </w:pPr>
-            <w:r>
-              <w:rPr>
-                <w:rFonts w:ascii="宋体" w:hAnsi="宋体"/>
-                <w:b w:val="0"/>
-                <w:sz w:val="21"/>
-              </w:rPr>
-              <w:t>约束测试、版本回溯用例</w:t>
+            <w:tcW w:w="1361" w:type="dxa"/>
+            <w:tcMar>
+              <w:top w:w="90" w:type="dxa"/>
+              <w:left w:w="100" w:type="dxa"/>
+              <w:bottom w:w="90" w:type="dxa"/>
+              <w:right w:w="100" w:type="dxa"/>
+            </w:tcMar>
+            <w:vAlign w:val="center"/>
+          </w:tcPr>
+          <w:p>
+            <w:pPr>
+              <w:spacing w:after="0" w:line="276" w:lineRule="auto"/>
+            </w:pPr>
+            <w:r>
+              <w:rPr>
+                <w:rFonts w:ascii="宋体" w:hAnsi="宋体"/>
+                <w:b w:val="0"/>
+                <w:sz w:val="21"/>
+              </w:rPr>
+              <w:t>DBD-TR-001</w:t>
+            </w:r>
+            <w:r>
+              <w:rPr>
+                <w:rFonts w:ascii="宋体" w:hAnsi="宋体"/>
+                <w:b w:val="0"/>
+                <w:sz w:val="21"/>
+              </w:rPr>
+              <w:br w:type="textWrapping"/>
+            </w:r>
+            <w:r>
+              <w:rPr>
+                <w:rFonts w:ascii="宋体" w:hAnsi="宋体"/>
+                <w:b w:val="0"/>
+                <w:sz w:val="21"/>
+              </w:rPr>
+              <w:t>G2-FR-001</w:t>
+            </w:r>
+            <w:r>
+              <w:rPr>
+                <w:rFonts w:ascii="宋体" w:hAnsi="宋体"/>
+                <w:b w:val="0"/>
+                <w:sz w:val="21"/>
+              </w:rPr>
+              <w:br w:type="textWrapping"/>
+            </w:r>
+            <w:r>
+              <w:rPr>
+                <w:rFonts w:ascii="宋体" w:hAnsi="宋体"/>
+                <w:b w:val="0"/>
+                <w:sz w:val="21"/>
+              </w:rPr>
+              <w:t>★</w:t>
+            </w:r>
+          </w:p>
+        </w:tc>
+        <w:tc>
+          <w:tcPr>
+            <w:tcW w:w="2324" w:type="dxa"/>
+            <w:tcMar>
+              <w:top w:w="90" w:type="dxa"/>
+              <w:left w:w="100" w:type="dxa"/>
+              <w:bottom w:w="90" w:type="dxa"/>
+              <w:right w:w="100" w:type="dxa"/>
+            </w:tcMar>
+            <w:vAlign w:val="center"/>
+          </w:tcPr>
+          <w:p>
+            <w:pPr>
+              <w:spacing w:after="0" w:line="276" w:lineRule="auto"/>
+            </w:pPr>
+            <w:r>
+              <w:rPr>
+                <w:rFonts w:ascii="宋体" w:hAnsi="宋体"/>
+                <w:b w:val="0"/>
+                <w:sz w:val="21"/>
+              </w:rPr>
+              <w:t>AC-G2-FR-001-01；AC-G2-FR-001-02；AC-G2-FR-001-03</w:t>
+            </w:r>
+          </w:p>
+        </w:tc>
+        <w:tc>
+          <w:tcPr>
+            <w:tcW w:w="3061" w:type="dxa"/>
+            <w:tcMar>
+              <w:top w:w="90" w:type="dxa"/>
+              <w:left w:w="100" w:type="dxa"/>
+              <w:bottom w:w="90" w:type="dxa"/>
+              <w:right w:w="100" w:type="dxa"/>
+            </w:tcMar>
+            <w:vAlign w:val="center"/>
+          </w:tcPr>
+          <w:p>
+            <w:pPr>
+              <w:spacing w:after="0" w:line="276" w:lineRule="auto"/>
+            </w:pPr>
+            <w:r>
+              <w:rPr>
+                <w:rFonts w:ascii="宋体" w:hAnsi="宋体"/>
+                <w:b w:val="0"/>
+                <w:sz w:val="21"/>
+              </w:rPr>
+              <w:t>em_plan、em_plan_version、em_plan_condition：三级父子关系；版本唯一且发布后不可原位修改；授权失败写审计</w:t>
+            </w:r>
+          </w:p>
+        </w:tc>
+        <w:tc>
+          <w:tcPr>
+            <w:tcW w:w="1871" w:type="dxa"/>
+            <w:tcMar>
+              <w:top w:w="90" w:type="dxa"/>
+              <w:left w:w="100" w:type="dxa"/>
+              <w:bottom w:w="90" w:type="dxa"/>
+              <w:right w:w="100" w:type="dxa"/>
+            </w:tcMar>
+            <w:vAlign w:val="center"/>
+          </w:tcPr>
+          <w:p>
+            <w:pPr>
+              <w:spacing w:after="0" w:line="276" w:lineRule="auto"/>
+            </w:pPr>
+            <w:r>
+              <w:rPr>
+                <w:rFonts w:ascii="宋体" w:hAnsi="宋体"/>
+                <w:b w:val="0"/>
+                <w:sz w:val="21"/>
+              </w:rPr>
+              <w:t>层级/版本约束测试；条件检索；未授权写入测试</w:t>
             </w:r>
           </w:p>
         </w:tc>
@@ -18174,105 +18876,137 @@
         </w:tblPrEx>
         <w:tc>
           <w:tcPr>
-            <w:tcW w:w="1417" w:type="dxa"/>
-            <w:shd w:val="clear" w:color="auto" w:fill="F7F9FC"/>
-            <w:tcMar>
-              <w:top w:w="90" w:type="dxa"/>
-              <w:left w:w="100" w:type="dxa"/>
-              <w:bottom w:w="90" w:type="dxa"/>
-              <w:right w:w="100" w:type="dxa"/>
-            </w:tcMar>
-            <w:vAlign w:val="center"/>
-          </w:tcPr>
-          <w:p>
-            <w:pPr>
-              <w:spacing w:after="0" w:line="276" w:lineRule="auto"/>
-            </w:pPr>
-            <w:r>
-              <w:rPr>
-                <w:rFonts w:ascii="宋体" w:hAnsi="宋体"/>
-                <w:b w:val="0"/>
-                <w:sz w:val="21"/>
-              </w:rPr>
-              <w:t>DBD-02</w:t>
-            </w:r>
-          </w:p>
-        </w:tc>
-        <w:tc>
-          <w:tcPr>
-            <w:tcW w:w="2381" w:type="dxa"/>
-            <w:shd w:val="clear" w:color="auto" w:fill="F7F9FC"/>
-            <w:tcMar>
-              <w:top w:w="90" w:type="dxa"/>
-              <w:left w:w="100" w:type="dxa"/>
-              <w:bottom w:w="90" w:type="dxa"/>
-              <w:right w:w="100" w:type="dxa"/>
-            </w:tcMar>
-            <w:vAlign w:val="center"/>
-          </w:tcPr>
-          <w:p>
-            <w:pPr>
-              <w:spacing w:after="0" w:line="276" w:lineRule="auto"/>
-            </w:pPr>
-            <w:r>
-              <w:rPr>
-                <w:rFonts w:ascii="宋体" w:hAnsi="宋体"/>
-                <w:b w:val="0"/>
-                <w:sz w:val="21"/>
-              </w:rPr>
-              <w:t>事件去重、续报和四类时间</w:t>
-            </w:r>
-          </w:p>
-        </w:tc>
-        <w:tc>
-          <w:tcPr>
-            <w:tcW w:w="1928" w:type="dxa"/>
-            <w:shd w:val="clear" w:color="auto" w:fill="F7F9FC"/>
-            <w:tcMar>
-              <w:top w:w="90" w:type="dxa"/>
-              <w:left w:w="100" w:type="dxa"/>
-              <w:bottom w:w="90" w:type="dxa"/>
-              <w:right w:w="100" w:type="dxa"/>
-            </w:tcMar>
-            <w:vAlign w:val="center"/>
-          </w:tcPr>
-          <w:p>
-            <w:pPr>
-              <w:spacing w:after="0" w:line="276" w:lineRule="auto"/>
-            </w:pPr>
-            <w:r>
-              <w:rPr>
-                <w:rFonts w:ascii="宋体" w:hAnsi="宋体"/>
-                <w:b w:val="0"/>
-                <w:sz w:val="21"/>
-              </w:rPr>
-              <w:t>G2-FR-004、013、014；RCLR-001/004</w:t>
-            </w:r>
-          </w:p>
-        </w:tc>
-        <w:tc>
-          <w:tcPr>
-            <w:tcW w:w="2891" w:type="dxa"/>
-            <w:shd w:val="clear" w:color="auto" w:fill="F7F9FC"/>
-            <w:tcMar>
-              <w:top w:w="90" w:type="dxa"/>
-              <w:left w:w="100" w:type="dxa"/>
-              <w:bottom w:w="90" w:type="dxa"/>
-              <w:right w:w="100" w:type="dxa"/>
-            </w:tcMar>
-            <w:vAlign w:val="center"/>
-          </w:tcPr>
-          <w:p>
-            <w:pPr>
-              <w:spacing w:after="0" w:line="276" w:lineRule="auto"/>
-            </w:pPr>
-            <w:r>
-              <w:rPr>
-                <w:rFonts w:ascii="宋体" w:hAnsi="宋体"/>
-                <w:b w:val="0"/>
-                <w:sz w:val="21"/>
-              </w:rPr>
-              <w:t>并发/迟到数据集成测试</w:t>
+            <w:tcW w:w="1361" w:type="dxa"/>
+            <w:shd w:val="clear" w:color="auto" w:fill="F7F9FC"/>
+            <w:tcMar>
+              <w:top w:w="90" w:type="dxa"/>
+              <w:left w:w="100" w:type="dxa"/>
+              <w:bottom w:w="90" w:type="dxa"/>
+              <w:right w:w="100" w:type="dxa"/>
+            </w:tcMar>
+            <w:vAlign w:val="center"/>
+          </w:tcPr>
+          <w:p>
+            <w:pPr>
+              <w:spacing w:after="0" w:line="276" w:lineRule="auto"/>
+            </w:pPr>
+            <w:r>
+              <w:rPr>
+                <w:rFonts w:ascii="宋体" w:hAnsi="宋体"/>
+                <w:b w:val="0"/>
+                <w:sz w:val="21"/>
+              </w:rPr>
+              <w:t>DBD-TR-002</w:t>
+            </w:r>
+            <w:r>
+              <w:rPr>
+                <w:rFonts w:ascii="宋体" w:hAnsi="宋体"/>
+                <w:b w:val="0"/>
+                <w:sz w:val="21"/>
+              </w:rPr>
+              <w:br w:type="textWrapping"/>
+            </w:r>
+            <w:r>
+              <w:rPr>
+                <w:rFonts w:ascii="宋体" w:hAnsi="宋体"/>
+                <w:b w:val="0"/>
+                <w:sz w:val="21"/>
+              </w:rPr>
+              <w:t>G2-FR-002</w:t>
+            </w:r>
+            <w:r>
+              <w:rPr>
+                <w:rFonts w:ascii="宋体" w:hAnsi="宋体"/>
+                <w:b w:val="0"/>
+                <w:sz w:val="21"/>
+              </w:rPr>
+              <w:br w:type="textWrapping"/>
+            </w:r>
+            <w:r>
+              <w:rPr>
+                <w:rFonts w:ascii="宋体" w:hAnsi="宋体"/>
+                <w:b w:val="0"/>
+                <w:sz w:val="21"/>
+              </w:rPr>
+              <w:t>★</w:t>
+            </w:r>
+          </w:p>
+        </w:tc>
+        <w:tc>
+          <w:tcPr>
+            <w:tcW w:w="2324" w:type="dxa"/>
+            <w:shd w:val="clear" w:color="auto" w:fill="F7F9FC"/>
+            <w:tcMar>
+              <w:top w:w="90" w:type="dxa"/>
+              <w:left w:w="100" w:type="dxa"/>
+              <w:bottom w:w="90" w:type="dxa"/>
+              <w:right w:w="100" w:type="dxa"/>
+            </w:tcMar>
+            <w:vAlign w:val="center"/>
+          </w:tcPr>
+          <w:p>
+            <w:pPr>
+              <w:spacing w:after="0" w:line="276" w:lineRule="auto"/>
+            </w:pPr>
+            <w:r>
+              <w:rPr>
+                <w:rFonts w:ascii="宋体" w:hAnsi="宋体"/>
+                <w:b w:val="0"/>
+                <w:sz w:val="21"/>
+              </w:rPr>
+              <w:t>AC-G2-FR-002-01；AC-G2-FR-002-02；AC-G2-FR-002-03</w:t>
+            </w:r>
+          </w:p>
+        </w:tc>
+        <w:tc>
+          <w:tcPr>
+            <w:tcW w:w="3061" w:type="dxa"/>
+            <w:shd w:val="clear" w:color="auto" w:fill="F7F9FC"/>
+            <w:tcMar>
+              <w:top w:w="90" w:type="dxa"/>
+              <w:left w:w="100" w:type="dxa"/>
+              <w:bottom w:w="90" w:type="dxa"/>
+              <w:right w:w="100" w:type="dxa"/>
+            </w:tcMar>
+            <w:vAlign w:val="center"/>
+          </w:tcPr>
+          <w:p>
+            <w:pPr>
+              <w:spacing w:after="0" w:line="276" w:lineRule="auto"/>
+            </w:pPr>
+            <w:r>
+              <w:rPr>
+                <w:rFonts w:ascii="宋体" w:hAnsi="宋体"/>
+                <w:b w:val="0"/>
+                <w:sz w:val="21"/>
+              </w:rPr>
+              <w:t>em_plan_flow_node、em_task_template、em_person_ref：节点顺序和依赖受控；责任角色及通知对象随版本冻结；失效对象不可执行</w:t>
+            </w:r>
+          </w:p>
+        </w:tc>
+        <w:tc>
+          <w:tcPr>
+            <w:tcW w:w="1871" w:type="dxa"/>
+            <w:shd w:val="clear" w:color="auto" w:fill="F7F9FC"/>
+            <w:tcMar>
+              <w:top w:w="90" w:type="dxa"/>
+              <w:left w:w="100" w:type="dxa"/>
+              <w:bottom w:w="90" w:type="dxa"/>
+              <w:right w:w="100" w:type="dxa"/>
+            </w:tcMar>
+            <w:vAlign w:val="center"/>
+          </w:tcPr>
+          <w:p>
+            <w:pPr>
+              <w:spacing w:after="0" w:line="276" w:lineRule="auto"/>
+            </w:pPr>
+            <w:r>
+              <w:rPr>
+                <w:rFonts w:ascii="宋体" w:hAnsi="宋体"/>
+                <w:b w:val="0"/>
+                <w:sz w:val="21"/>
+              </w:rPr>
+              <w:t>流程图一致性；依赖校验；失效人员保存测试</w:t>
             </w:r>
           </w:p>
         </w:tc>
@@ -18296,101 +19030,133 @@
         </w:tblPrEx>
         <w:tc>
           <w:tcPr>
-            <w:tcW w:w="1417" w:type="dxa"/>
-            <w:tcMar>
-              <w:top w:w="90" w:type="dxa"/>
-              <w:left w:w="100" w:type="dxa"/>
-              <w:bottom w:w="90" w:type="dxa"/>
-              <w:right w:w="100" w:type="dxa"/>
-            </w:tcMar>
-            <w:vAlign w:val="center"/>
-          </w:tcPr>
-          <w:p>
-            <w:pPr>
-              <w:spacing w:after="0" w:line="276" w:lineRule="auto"/>
-            </w:pPr>
-            <w:r>
-              <w:rPr>
-                <w:rFonts w:ascii="宋体" w:hAnsi="宋体"/>
-                <w:b w:val="0"/>
-                <w:sz w:val="21"/>
-              </w:rPr>
-              <w:t>DBD-03</w:t>
-            </w:r>
-          </w:p>
-        </w:tc>
-        <w:tc>
-          <w:tcPr>
-            <w:tcW w:w="2381" w:type="dxa"/>
-            <w:tcMar>
-              <w:top w:w="90" w:type="dxa"/>
-              <w:left w:w="100" w:type="dxa"/>
-              <w:bottom w:w="90" w:type="dxa"/>
-              <w:right w:w="100" w:type="dxa"/>
-            </w:tcMar>
-            <w:vAlign w:val="center"/>
-          </w:tcPr>
-          <w:p>
-            <w:pPr>
-              <w:spacing w:after="0" w:line="276" w:lineRule="auto"/>
-            </w:pPr>
-            <w:r>
-              <w:rPr>
-                <w:rFonts w:ascii="宋体" w:hAnsi="宋体"/>
-                <w:b w:val="0"/>
-                <w:sz w:val="21"/>
-              </w:rPr>
-              <w:t>任务状态和重指派历史</w:t>
-            </w:r>
-          </w:p>
-        </w:tc>
-        <w:tc>
-          <w:tcPr>
-            <w:tcW w:w="1928" w:type="dxa"/>
-            <w:tcMar>
-              <w:top w:w="90" w:type="dxa"/>
-              <w:left w:w="100" w:type="dxa"/>
-              <w:bottom w:w="90" w:type="dxa"/>
-              <w:right w:w="100" w:type="dxa"/>
-            </w:tcMar>
-            <w:vAlign w:val="center"/>
-          </w:tcPr>
-          <w:p>
-            <w:pPr>
-              <w:spacing w:after="0" w:line="276" w:lineRule="auto"/>
-            </w:pPr>
-            <w:r>
-              <w:rPr>
-                <w:rFonts w:ascii="宋体" w:hAnsi="宋体"/>
-                <w:b w:val="0"/>
-                <w:sz w:val="21"/>
-              </w:rPr>
-              <w:t>G2-FR-015、022；RCLR-003</w:t>
-            </w:r>
-          </w:p>
-        </w:tc>
-        <w:tc>
-          <w:tcPr>
-            <w:tcW w:w="2891" w:type="dxa"/>
-            <w:tcMar>
-              <w:top w:w="90" w:type="dxa"/>
-              <w:left w:w="100" w:type="dxa"/>
-              <w:bottom w:w="90" w:type="dxa"/>
-              <w:right w:w="100" w:type="dxa"/>
-            </w:tcMar>
-            <w:vAlign w:val="center"/>
-          </w:tcPr>
-          <w:p>
-            <w:pPr>
-              <w:spacing w:after="0" w:line="276" w:lineRule="auto"/>
-            </w:pPr>
-            <w:r>
-              <w:rPr>
-                <w:rFonts w:ascii="宋体" w:hAnsi="宋体"/>
-                <w:b w:val="0"/>
-                <w:sz w:val="21"/>
-              </w:rPr>
-              <w:t>状态迁移、并发更新、历史还原测试</w:t>
+            <w:tcW w:w="1361" w:type="dxa"/>
+            <w:tcMar>
+              <w:top w:w="90" w:type="dxa"/>
+              <w:left w:w="100" w:type="dxa"/>
+              <w:bottom w:w="90" w:type="dxa"/>
+              <w:right w:w="100" w:type="dxa"/>
+            </w:tcMar>
+            <w:vAlign w:val="center"/>
+          </w:tcPr>
+          <w:p>
+            <w:pPr>
+              <w:spacing w:after="0" w:line="276" w:lineRule="auto"/>
+            </w:pPr>
+            <w:r>
+              <w:rPr>
+                <w:rFonts w:ascii="宋体" w:hAnsi="宋体"/>
+                <w:b w:val="0"/>
+                <w:sz w:val="21"/>
+              </w:rPr>
+              <w:t>DBD-TR-003</w:t>
+            </w:r>
+            <w:r>
+              <w:rPr>
+                <w:rFonts w:ascii="宋体" w:hAnsi="宋体"/>
+                <w:b w:val="0"/>
+                <w:sz w:val="21"/>
+              </w:rPr>
+              <w:br w:type="textWrapping"/>
+            </w:r>
+            <w:r>
+              <w:rPr>
+                <w:rFonts w:ascii="宋体" w:hAnsi="宋体"/>
+                <w:b w:val="0"/>
+                <w:sz w:val="21"/>
+              </w:rPr>
+              <w:t>G2-FR-003</w:t>
+            </w:r>
+            <w:r>
+              <w:rPr>
+                <w:rFonts w:ascii="宋体" w:hAnsi="宋体"/>
+                <w:b w:val="0"/>
+                <w:sz w:val="21"/>
+              </w:rPr>
+              <w:br w:type="textWrapping"/>
+            </w:r>
+            <w:r>
+              <w:rPr>
+                <w:rFonts w:ascii="宋体" w:hAnsi="宋体"/>
+                <w:b w:val="0"/>
+                <w:sz w:val="21"/>
+              </w:rPr>
+              <w:t>★</w:t>
+            </w:r>
+          </w:p>
+        </w:tc>
+        <w:tc>
+          <w:tcPr>
+            <w:tcW w:w="2324" w:type="dxa"/>
+            <w:tcMar>
+              <w:top w:w="90" w:type="dxa"/>
+              <w:left w:w="100" w:type="dxa"/>
+              <w:bottom w:w="90" w:type="dxa"/>
+              <w:right w:w="100" w:type="dxa"/>
+            </w:tcMar>
+            <w:vAlign w:val="center"/>
+          </w:tcPr>
+          <w:p>
+            <w:pPr>
+              <w:spacing w:after="0" w:line="276" w:lineRule="auto"/>
+            </w:pPr>
+            <w:r>
+              <w:rPr>
+                <w:rFonts w:ascii="宋体" w:hAnsi="宋体"/>
+                <w:b w:val="0"/>
+                <w:sz w:val="21"/>
+              </w:rPr>
+              <w:t>AC-G2-FR-003-01；AC-G2-FR-003-02；AC-G2-FR-003-03</w:t>
+            </w:r>
+          </w:p>
+        </w:tc>
+        <w:tc>
+          <w:tcPr>
+            <w:tcW w:w="3061" w:type="dxa"/>
+            <w:tcMar>
+              <w:top w:w="90" w:type="dxa"/>
+              <w:left w:w="100" w:type="dxa"/>
+              <w:bottom w:w="90" w:type="dxa"/>
+              <w:right w:w="100" w:type="dxa"/>
+            </w:tcMar>
+            <w:vAlign w:val="center"/>
+          </w:tcPr>
+          <w:p>
+            <w:pPr>
+              <w:spacing w:after="0" w:line="276" w:lineRule="auto"/>
+            </w:pPr>
+            <w:r>
+              <w:rPr>
+                <w:rFonts w:ascii="宋体" w:hAnsi="宋体"/>
+                <w:b w:val="0"/>
+                <w:sz w:val="21"/>
+              </w:rPr>
+              <w:t>em_plan_version、em_task_template、em_response_task、em_outbox_event、em_message_delivery：启动事务原子创建任务与Outbox；通知尝试和回执可追踪</w:t>
+            </w:r>
+          </w:p>
+        </w:tc>
+        <w:tc>
+          <w:tcPr>
+            <w:tcW w:w="1871" w:type="dxa"/>
+            <w:tcMar>
+              <w:top w:w="90" w:type="dxa"/>
+              <w:left w:w="100" w:type="dxa"/>
+              <w:bottom w:w="90" w:type="dxa"/>
+              <w:right w:w="100" w:type="dxa"/>
+            </w:tcMar>
+            <w:vAlign w:val="center"/>
+          </w:tcPr>
+          <w:p>
+            <w:pPr>
+              <w:spacing w:after="0" w:line="276" w:lineRule="auto"/>
+            </w:pPr>
+            <w:r>
+              <w:rPr>
+                <w:rFonts w:ascii="宋体" w:hAnsi="宋体"/>
+                <w:b w:val="0"/>
+                <w:sz w:val="21"/>
+              </w:rPr>
+              <w:t>事务回滚；任务生成；目标环境≤3秒性能测试</w:t>
             </w:r>
           </w:p>
         </w:tc>
@@ -18414,105 +19180,137 @@
         </w:tblPrEx>
         <w:tc>
           <w:tcPr>
-            <w:tcW w:w="1417" w:type="dxa"/>
-            <w:shd w:val="clear" w:color="auto" w:fill="F7F9FC"/>
-            <w:tcMar>
-              <w:top w:w="90" w:type="dxa"/>
-              <w:left w:w="100" w:type="dxa"/>
-              <w:bottom w:w="90" w:type="dxa"/>
-              <w:right w:w="100" w:type="dxa"/>
-            </w:tcMar>
-            <w:vAlign w:val="center"/>
-          </w:tcPr>
-          <w:p>
-            <w:pPr>
-              <w:spacing w:after="0" w:line="276" w:lineRule="auto"/>
-            </w:pPr>
-            <w:r>
-              <w:rPr>
-                <w:rFonts w:ascii="宋体" w:hAnsi="宋体"/>
-                <w:b w:val="0"/>
-                <w:sz w:val="21"/>
-              </w:rPr>
-              <w:t>DBD-04</w:t>
-            </w:r>
-          </w:p>
-        </w:tc>
-        <w:tc>
-          <w:tcPr>
-            <w:tcW w:w="2381" w:type="dxa"/>
-            <w:shd w:val="clear" w:color="auto" w:fill="F7F9FC"/>
-            <w:tcMar>
-              <w:top w:w="90" w:type="dxa"/>
-              <w:left w:w="100" w:type="dxa"/>
-              <w:bottom w:w="90" w:type="dxa"/>
-              <w:right w:w="100" w:type="dxa"/>
-            </w:tcMar>
-            <w:vAlign w:val="center"/>
-          </w:tcPr>
-          <w:p>
-            <w:pPr>
-              <w:spacing w:after="0" w:line="276" w:lineRule="auto"/>
-            </w:pPr>
-            <w:r>
-              <w:rPr>
-                <w:rFonts w:ascii="宋体" w:hAnsi="宋体"/>
-                <w:b w:val="0"/>
-                <w:sz w:val="21"/>
-              </w:rPr>
-              <w:t>定位精度与新鲜度</w:t>
-            </w:r>
-          </w:p>
-        </w:tc>
-        <w:tc>
-          <w:tcPr>
-            <w:tcW w:w="1928" w:type="dxa"/>
-            <w:shd w:val="clear" w:color="auto" w:fill="F7F9FC"/>
-            <w:tcMar>
-              <w:top w:w="90" w:type="dxa"/>
-              <w:left w:w="100" w:type="dxa"/>
-              <w:bottom w:w="90" w:type="dxa"/>
-              <w:right w:w="100" w:type="dxa"/>
-            </w:tcMar>
-            <w:vAlign w:val="center"/>
-          </w:tcPr>
-          <w:p>
-            <w:pPr>
-              <w:spacing w:after="0" w:line="276" w:lineRule="auto"/>
-            </w:pPr>
-            <w:r>
-              <w:rPr>
-                <w:rFonts w:ascii="宋体" w:hAnsi="宋体"/>
-                <w:b w:val="0"/>
-                <w:sz w:val="21"/>
-              </w:rPr>
-              <w:t>G2-FR-005；RCLR-009</w:t>
-            </w:r>
-          </w:p>
-        </w:tc>
-        <w:tc>
-          <w:tcPr>
-            <w:tcW w:w="2891" w:type="dxa"/>
-            <w:shd w:val="clear" w:color="auto" w:fill="F7F9FC"/>
-            <w:tcMar>
-              <w:top w:w="90" w:type="dxa"/>
-              <w:left w:w="100" w:type="dxa"/>
-              <w:bottom w:w="90" w:type="dxa"/>
-              <w:right w:w="100" w:type="dxa"/>
-            </w:tcMar>
-            <w:vAlign w:val="center"/>
-          </w:tcPr>
-          <w:p>
-            <w:pPr>
-              <w:spacing w:after="0" w:line="276" w:lineRule="auto"/>
-            </w:pPr>
-            <w:r>
-              <w:rPr>
-                <w:rFonts w:ascii="宋体" w:hAnsi="宋体"/>
-                <w:b w:val="0"/>
-                <w:sz w:val="21"/>
-              </w:rPr>
-              <w:t>字段精度检查、过期位置用例、目标环境测试</w:t>
+            <w:tcW w:w="1361" w:type="dxa"/>
+            <w:shd w:val="clear" w:color="auto" w:fill="F7F9FC"/>
+            <w:tcMar>
+              <w:top w:w="90" w:type="dxa"/>
+              <w:left w:w="100" w:type="dxa"/>
+              <w:bottom w:w="90" w:type="dxa"/>
+              <w:right w:w="100" w:type="dxa"/>
+            </w:tcMar>
+            <w:vAlign w:val="center"/>
+          </w:tcPr>
+          <w:p>
+            <w:pPr>
+              <w:spacing w:after="0" w:line="276" w:lineRule="auto"/>
+            </w:pPr>
+            <w:r>
+              <w:rPr>
+                <w:rFonts w:ascii="宋体" w:hAnsi="宋体"/>
+                <w:b w:val="0"/>
+                <w:sz w:val="21"/>
+              </w:rPr>
+              <w:t>DBD-TR-004</w:t>
+            </w:r>
+            <w:r>
+              <w:rPr>
+                <w:rFonts w:ascii="宋体" w:hAnsi="宋体"/>
+                <w:b w:val="0"/>
+                <w:sz w:val="21"/>
+              </w:rPr>
+              <w:br w:type="textWrapping"/>
+            </w:r>
+            <w:r>
+              <w:rPr>
+                <w:rFonts w:ascii="宋体" w:hAnsi="宋体"/>
+                <w:b w:val="0"/>
+                <w:sz w:val="21"/>
+              </w:rPr>
+              <w:t>G2-FR-004</w:t>
+            </w:r>
+            <w:r>
+              <w:rPr>
+                <w:rFonts w:ascii="宋体" w:hAnsi="宋体"/>
+                <w:b w:val="0"/>
+                <w:sz w:val="21"/>
+              </w:rPr>
+              <w:br w:type="textWrapping"/>
+            </w:r>
+            <w:r>
+              <w:rPr>
+                <w:rFonts w:ascii="宋体" w:hAnsi="宋体"/>
+                <w:b w:val="0"/>
+                <w:sz w:val="21"/>
+              </w:rPr>
+              <w:t>★</w:t>
+            </w:r>
+          </w:p>
+        </w:tc>
+        <w:tc>
+          <w:tcPr>
+            <w:tcW w:w="2324" w:type="dxa"/>
+            <w:shd w:val="clear" w:color="auto" w:fill="F7F9FC"/>
+            <w:tcMar>
+              <w:top w:w="90" w:type="dxa"/>
+              <w:left w:w="100" w:type="dxa"/>
+              <w:bottom w:w="90" w:type="dxa"/>
+              <w:right w:w="100" w:type="dxa"/>
+            </w:tcMar>
+            <w:vAlign w:val="center"/>
+          </w:tcPr>
+          <w:p>
+            <w:pPr>
+              <w:spacing w:after="0" w:line="276" w:lineRule="auto"/>
+            </w:pPr>
+            <w:r>
+              <w:rPr>
+                <w:rFonts w:ascii="宋体" w:hAnsi="宋体"/>
+                <w:b w:val="0"/>
+                <w:sz w:val="21"/>
+              </w:rPr>
+              <w:t>AC-G2-FR-004-01；AC-G2-FR-004-02；AC-G2-FR-004-03</w:t>
+            </w:r>
+          </w:p>
+        </w:tc>
+        <w:tc>
+          <w:tcPr>
+            <w:tcW w:w="3061" w:type="dxa"/>
+            <w:shd w:val="clear" w:color="auto" w:fill="F7F9FC"/>
+            <w:tcMar>
+              <w:top w:w="90" w:type="dxa"/>
+              <w:left w:w="100" w:type="dxa"/>
+              <w:bottom w:w="90" w:type="dxa"/>
+              <w:right w:w="100" w:type="dxa"/>
+            </w:tcMar>
+            <w:vAlign w:val="center"/>
+          </w:tcPr>
+          <w:p>
+            <w:pPr>
+              <w:spacing w:after="0" w:line="276" w:lineRule="auto"/>
+            </w:pPr>
+            <w:r>
+              <w:rPr>
+                <w:rFonts w:ascii="宋体" w:hAnsi="宋体"/>
+                <w:b w:val="0"/>
+                <w:sz w:val="21"/>
+              </w:rPr>
+              <w:t>em_incident_update、em_response_task、em_situation_projection、em_audit_log：续报追加且保存四类时间；投影可重建；越权访问留痕</w:t>
+            </w:r>
+          </w:p>
+        </w:tc>
+        <w:tc>
+          <w:tcPr>
+            <w:tcW w:w="1871" w:type="dxa"/>
+            <w:shd w:val="clear" w:color="auto" w:fill="F7F9FC"/>
+            <w:tcMar>
+              <w:top w:w="90" w:type="dxa"/>
+              <w:left w:w="100" w:type="dxa"/>
+              <w:bottom w:w="90" w:type="dxa"/>
+              <w:right w:w="100" w:type="dxa"/>
+            </w:tcMar>
+            <w:vAlign w:val="center"/>
+          </w:tcPr>
+          <w:p>
+            <w:pPr>
+              <w:spacing w:after="0" w:line="276" w:lineRule="auto"/>
+            </w:pPr>
+            <w:r>
+              <w:rPr>
+                <w:rFonts w:ascii="宋体" w:hAnsi="宋体"/>
+                <w:b w:val="0"/>
+                <w:sz w:val="21"/>
+              </w:rPr>
+              <w:t>时间线排序；任务状态投影；越权访问测试</w:t>
             </w:r>
           </w:p>
         </w:tc>
@@ -18536,101 +19334,133 @@
         </w:tblPrEx>
         <w:tc>
           <w:tcPr>
-            <w:tcW w:w="1417" w:type="dxa"/>
-            <w:tcMar>
-              <w:top w:w="90" w:type="dxa"/>
-              <w:left w:w="100" w:type="dxa"/>
-              <w:bottom w:w="90" w:type="dxa"/>
-              <w:right w:w="100" w:type="dxa"/>
-            </w:tcMar>
-            <w:vAlign w:val="center"/>
-          </w:tcPr>
-          <w:p>
-            <w:pPr>
-              <w:spacing w:after="0" w:line="276" w:lineRule="auto"/>
-            </w:pPr>
-            <w:r>
-              <w:rPr>
-                <w:rFonts w:ascii="宋体" w:hAnsi="宋体"/>
-                <w:b w:val="0"/>
-                <w:sz w:val="21"/>
-              </w:rPr>
-              <w:t>DBD-05</w:t>
-            </w:r>
-          </w:p>
-        </w:tc>
-        <w:tc>
-          <w:tcPr>
-            <w:tcW w:w="2381" w:type="dxa"/>
-            <w:tcMar>
-              <w:top w:w="90" w:type="dxa"/>
-              <w:left w:w="100" w:type="dxa"/>
-              <w:bottom w:w="90" w:type="dxa"/>
-              <w:right w:w="100" w:type="dxa"/>
-            </w:tcMar>
-            <w:vAlign w:val="center"/>
-          </w:tcPr>
-          <w:p>
-            <w:pPr>
-              <w:spacing w:after="0" w:line="276" w:lineRule="auto"/>
-            </w:pPr>
-            <w:r>
-              <w:rPr>
-                <w:rFonts w:ascii="宋体" w:hAnsi="宋体"/>
-                <w:b w:val="0"/>
-                <w:sz w:val="21"/>
-              </w:rPr>
-              <w:t>盘点快照和差异</w:t>
-            </w:r>
-          </w:p>
-        </w:tc>
-        <w:tc>
-          <w:tcPr>
-            <w:tcW w:w="1928" w:type="dxa"/>
-            <w:tcMar>
-              <w:top w:w="90" w:type="dxa"/>
-              <w:left w:w="100" w:type="dxa"/>
-              <w:bottom w:w="90" w:type="dxa"/>
-              <w:right w:w="100" w:type="dxa"/>
-            </w:tcMar>
-            <w:vAlign w:val="center"/>
-          </w:tcPr>
-          <w:p>
-            <w:pPr>
-              <w:spacing w:after="0" w:line="276" w:lineRule="auto"/>
-            </w:pPr>
-            <w:r>
-              <w:rPr>
-                <w:rFonts w:ascii="宋体" w:hAnsi="宋体"/>
-                <w:b w:val="0"/>
-                <w:sz w:val="21"/>
-              </w:rPr>
-              <w:t>G2-FR-009、025；RCLR-006</w:t>
-            </w:r>
-          </w:p>
-        </w:tc>
-        <w:tc>
-          <w:tcPr>
-            <w:tcW w:w="2891" w:type="dxa"/>
-            <w:tcMar>
-              <w:top w:w="90" w:type="dxa"/>
-              <w:left w:w="100" w:type="dxa"/>
-              <w:bottom w:w="90" w:type="dxa"/>
-              <w:right w:w="100" w:type="dxa"/>
-            </w:tcMar>
-            <w:vAlign w:val="center"/>
-          </w:tcPr>
-          <w:p>
-            <w:pPr>
-              <w:spacing w:after="0" w:line="276" w:lineRule="auto"/>
-            </w:pPr>
-            <w:r>
-              <w:rPr>
-                <w:rFonts w:ascii="宋体" w:hAnsi="宋体"/>
-                <w:b w:val="0"/>
-                <w:sz w:val="21"/>
-              </w:rPr>
-              <w:t>事务并发和三类数量核对</w:t>
+            <w:tcW w:w="1361" w:type="dxa"/>
+            <w:tcMar>
+              <w:top w:w="90" w:type="dxa"/>
+              <w:left w:w="100" w:type="dxa"/>
+              <w:bottom w:w="90" w:type="dxa"/>
+              <w:right w:w="100" w:type="dxa"/>
+            </w:tcMar>
+            <w:vAlign w:val="center"/>
+          </w:tcPr>
+          <w:p>
+            <w:pPr>
+              <w:spacing w:after="0" w:line="276" w:lineRule="auto"/>
+            </w:pPr>
+            <w:r>
+              <w:rPr>
+                <w:rFonts w:ascii="宋体" w:hAnsi="宋体"/>
+                <w:b w:val="0"/>
+                <w:sz w:val="21"/>
+              </w:rPr>
+              <w:t>DBD-TR-005</w:t>
+            </w:r>
+            <w:r>
+              <w:rPr>
+                <w:rFonts w:ascii="宋体" w:hAnsi="宋体"/>
+                <w:b w:val="0"/>
+                <w:sz w:val="21"/>
+              </w:rPr>
+              <w:br w:type="textWrapping"/>
+            </w:r>
+            <w:r>
+              <w:rPr>
+                <w:rFonts w:ascii="宋体" w:hAnsi="宋体"/>
+                <w:b w:val="0"/>
+                <w:sz w:val="21"/>
+              </w:rPr>
+              <w:t>G2-FR-005</w:t>
+            </w:r>
+            <w:r>
+              <w:rPr>
+                <w:rFonts w:ascii="宋体" w:hAnsi="宋体"/>
+                <w:b w:val="0"/>
+                <w:sz w:val="21"/>
+              </w:rPr>
+              <w:br w:type="textWrapping"/>
+            </w:r>
+            <w:r>
+              <w:rPr>
+                <w:rFonts w:ascii="宋体" w:hAnsi="宋体"/>
+                <w:b w:val="0"/>
+                <w:sz w:val="21"/>
+              </w:rPr>
+              <w:t>★</w:t>
+            </w:r>
+          </w:p>
+        </w:tc>
+        <w:tc>
+          <w:tcPr>
+            <w:tcW w:w="2324" w:type="dxa"/>
+            <w:tcMar>
+              <w:top w:w="90" w:type="dxa"/>
+              <w:left w:w="100" w:type="dxa"/>
+              <w:bottom w:w="90" w:type="dxa"/>
+              <w:right w:w="100" w:type="dxa"/>
+            </w:tcMar>
+            <w:vAlign w:val="center"/>
+          </w:tcPr>
+          <w:p>
+            <w:pPr>
+              <w:spacing w:after="0" w:line="276" w:lineRule="auto"/>
+            </w:pPr>
+            <w:r>
+              <w:rPr>
+                <w:rFonts w:ascii="宋体" w:hAnsi="宋体"/>
+                <w:b w:val="0"/>
+                <w:sz w:val="21"/>
+              </w:rPr>
+              <w:t>AC-G2-FR-005-01；AC-G2-FR-005-02；AC-G2-FR-005-03</w:t>
+            </w:r>
+          </w:p>
+        </w:tc>
+        <w:tc>
+          <w:tcPr>
+            <w:tcW w:w="3061" w:type="dxa"/>
+            <w:tcMar>
+              <w:top w:w="90" w:type="dxa"/>
+              <w:left w:w="100" w:type="dxa"/>
+              <w:bottom w:w="90" w:type="dxa"/>
+              <w:right w:w="100" w:type="dxa"/>
+            </w:tcMar>
+            <w:vAlign w:val="center"/>
+          </w:tcPr>
+          <w:p>
+            <w:pPr>
+              <w:spacing w:after="0" w:line="276" w:lineRule="auto"/>
+            </w:pPr>
+            <w:r>
+              <w:rPr>
+                <w:rFonts w:ascii="宋体" w:hAnsi="宋体"/>
+                <w:b w:val="0"/>
+                <w:sz w:val="21"/>
+              </w:rPr>
+              <w:t>em_person_ref、em_position_snapshot、em_situation_projection：保存源精度和源时间；新鲜度可判定；过期位置禁止自动调派</w:t>
+            </w:r>
+          </w:p>
+        </w:tc>
+        <w:tc>
+          <w:tcPr>
+            <w:tcW w:w="1871" w:type="dxa"/>
+            <w:tcMar>
+              <w:top w:w="90" w:type="dxa"/>
+              <w:left w:w="100" w:type="dxa"/>
+              <w:bottom w:w="90" w:type="dxa"/>
+              <w:right w:w="100" w:type="dxa"/>
+            </w:tcMar>
+            <w:vAlign w:val="center"/>
+          </w:tcPr>
+          <w:p>
+            <w:pPr>
+              <w:spacing w:after="0" w:line="276" w:lineRule="auto"/>
+            </w:pPr>
+            <w:r>
+              <w:rPr>
+                <w:rFonts w:ascii="宋体" w:hAnsi="宋体"/>
+                <w:b w:val="0"/>
+                <w:sz w:val="21"/>
+              </w:rPr>
+              <w:t>字段精度核对；≤2秒刷新实测；过期位置降级测试</w:t>
             </w:r>
           </w:p>
         </w:tc>
@@ -18654,105 +19484,137 @@
         </w:tblPrEx>
         <w:tc>
           <w:tcPr>
-            <w:tcW w:w="1417" w:type="dxa"/>
-            <w:shd w:val="clear" w:color="auto" w:fill="F7F9FC"/>
-            <w:tcMar>
-              <w:top w:w="90" w:type="dxa"/>
-              <w:left w:w="100" w:type="dxa"/>
-              <w:bottom w:w="90" w:type="dxa"/>
-              <w:right w:w="100" w:type="dxa"/>
-            </w:tcMar>
-            <w:vAlign w:val="center"/>
-          </w:tcPr>
-          <w:p>
-            <w:pPr>
-              <w:spacing w:after="0" w:line="276" w:lineRule="auto"/>
-            </w:pPr>
-            <w:r>
-              <w:rPr>
-                <w:rFonts w:ascii="宋体" w:hAnsi="宋体"/>
-                <w:b w:val="0"/>
-                <w:sz w:val="21"/>
-              </w:rPr>
-              <w:t>DBD-06</w:t>
-            </w:r>
-          </w:p>
-        </w:tc>
-        <w:tc>
-          <w:tcPr>
-            <w:tcW w:w="2381" w:type="dxa"/>
-            <w:shd w:val="clear" w:color="auto" w:fill="F7F9FC"/>
-            <w:tcMar>
-              <w:top w:w="90" w:type="dxa"/>
-              <w:left w:w="100" w:type="dxa"/>
-              <w:bottom w:w="90" w:type="dxa"/>
-              <w:right w:w="100" w:type="dxa"/>
-            </w:tcMar>
-            <w:vAlign w:val="center"/>
-          </w:tcPr>
-          <w:p>
-            <w:pPr>
-              <w:spacing w:after="0" w:line="276" w:lineRule="auto"/>
-            </w:pPr>
-            <w:r>
-              <w:rPr>
-                <w:rFonts w:ascii="宋体" w:hAnsi="宋体"/>
-                <w:b w:val="0"/>
-                <w:sz w:val="21"/>
-              </w:rPr>
-              <w:t>二维码打卡幂等</w:t>
-            </w:r>
-          </w:p>
-        </w:tc>
-        <w:tc>
-          <w:tcPr>
-            <w:tcW w:w="1928" w:type="dxa"/>
-            <w:shd w:val="clear" w:color="auto" w:fill="F7F9FC"/>
-            <w:tcMar>
-              <w:top w:w="90" w:type="dxa"/>
-              <w:left w:w="100" w:type="dxa"/>
-              <w:bottom w:w="90" w:type="dxa"/>
-              <w:right w:w="100" w:type="dxa"/>
-            </w:tcMar>
-            <w:vAlign w:val="center"/>
-          </w:tcPr>
-          <w:p>
-            <w:pPr>
-              <w:spacing w:after="0" w:line="276" w:lineRule="auto"/>
-            </w:pPr>
-            <w:r>
-              <w:rPr>
-                <w:rFonts w:ascii="宋体" w:hAnsi="宋体"/>
-                <w:b w:val="0"/>
-                <w:sz w:val="21"/>
-              </w:rPr>
-              <w:t>G2-FR-017—020、024；RCLR-005</w:t>
-            </w:r>
-          </w:p>
-        </w:tc>
-        <w:tc>
-          <w:tcPr>
-            <w:tcW w:w="2891" w:type="dxa"/>
-            <w:shd w:val="clear" w:color="auto" w:fill="F7F9FC"/>
-            <w:tcMar>
-              <w:top w:w="90" w:type="dxa"/>
-              <w:left w:w="100" w:type="dxa"/>
-              <w:bottom w:w="90" w:type="dxa"/>
-              <w:right w:w="100" w:type="dxa"/>
-            </w:tcMar>
-            <w:vAlign w:val="center"/>
-          </w:tcPr>
-          <w:p>
-            <w:pPr>
-              <w:spacing w:after="0" w:line="276" w:lineRule="auto"/>
-            </w:pPr>
-            <w:r>
-              <w:rPr>
-                <w:rFonts w:ascii="宋体" w:hAnsi="宋体"/>
-                <w:b w:val="0"/>
-                <w:sz w:val="21"/>
-              </w:rPr>
-              <w:t>过期、重复、并发扫码测试</w:t>
+            <w:tcW w:w="1361" w:type="dxa"/>
+            <w:shd w:val="clear" w:color="auto" w:fill="F7F9FC"/>
+            <w:tcMar>
+              <w:top w:w="90" w:type="dxa"/>
+              <w:left w:w="100" w:type="dxa"/>
+              <w:bottom w:w="90" w:type="dxa"/>
+              <w:right w:w="100" w:type="dxa"/>
+            </w:tcMar>
+            <w:vAlign w:val="center"/>
+          </w:tcPr>
+          <w:p>
+            <w:pPr>
+              <w:spacing w:after="0" w:line="276" w:lineRule="auto"/>
+            </w:pPr>
+            <w:r>
+              <w:rPr>
+                <w:rFonts w:ascii="宋体" w:hAnsi="宋体"/>
+                <w:b w:val="0"/>
+                <w:sz w:val="21"/>
+              </w:rPr>
+              <w:t>DBD-TR-006</w:t>
+            </w:r>
+            <w:r>
+              <w:rPr>
+                <w:rFonts w:ascii="宋体" w:hAnsi="宋体"/>
+                <w:b w:val="0"/>
+                <w:sz w:val="21"/>
+              </w:rPr>
+              <w:br w:type="textWrapping"/>
+            </w:r>
+            <w:r>
+              <w:rPr>
+                <w:rFonts w:ascii="宋体" w:hAnsi="宋体"/>
+                <w:b w:val="0"/>
+                <w:sz w:val="21"/>
+              </w:rPr>
+              <w:t>G2-FR-006</w:t>
+            </w:r>
+            <w:r>
+              <w:rPr>
+                <w:rFonts w:ascii="宋体" w:hAnsi="宋体"/>
+                <w:b w:val="0"/>
+                <w:sz w:val="21"/>
+              </w:rPr>
+              <w:br w:type="textWrapping"/>
+            </w:r>
+            <w:r>
+              <w:rPr>
+                <w:rFonts w:ascii="宋体" w:hAnsi="宋体"/>
+                <w:b w:val="0"/>
+                <w:sz w:val="21"/>
+              </w:rPr>
+              <w:t>★</w:t>
+            </w:r>
+          </w:p>
+        </w:tc>
+        <w:tc>
+          <w:tcPr>
+            <w:tcW w:w="2324" w:type="dxa"/>
+            <w:shd w:val="clear" w:color="auto" w:fill="F7F9FC"/>
+            <w:tcMar>
+              <w:top w:w="90" w:type="dxa"/>
+              <w:left w:w="100" w:type="dxa"/>
+              <w:bottom w:w="90" w:type="dxa"/>
+              <w:right w:w="100" w:type="dxa"/>
+            </w:tcMar>
+            <w:vAlign w:val="center"/>
+          </w:tcPr>
+          <w:p>
+            <w:pPr>
+              <w:spacing w:after="0" w:line="276" w:lineRule="auto"/>
+            </w:pPr>
+            <w:r>
+              <w:rPr>
+                <w:rFonts w:ascii="宋体" w:hAnsi="宋体"/>
+                <w:b w:val="0"/>
+                <w:sz w:val="21"/>
+              </w:rPr>
+              <w:t>AC-G2-FR-006-01；AC-G2-FR-006-02；AC-G2-FR-006-03</w:t>
+            </w:r>
+          </w:p>
+        </w:tc>
+        <w:tc>
+          <w:tcPr>
+            <w:tcW w:w="3061" w:type="dxa"/>
+            <w:shd w:val="clear" w:color="auto" w:fill="F7F9FC"/>
+            <w:tcMar>
+              <w:top w:w="90" w:type="dxa"/>
+              <w:left w:w="100" w:type="dxa"/>
+              <w:bottom w:w="90" w:type="dxa"/>
+              <w:right w:w="100" w:type="dxa"/>
+            </w:tcMar>
+            <w:vAlign w:val="center"/>
+          </w:tcPr>
+          <w:p>
+            <w:pPr>
+              <w:spacing w:after="0" w:line="276" w:lineRule="auto"/>
+            </w:pPr>
+            <w:r>
+              <w:rPr>
+                <w:rFonts w:ascii="宋体" w:hAnsi="宋体"/>
+                <w:b w:val="0"/>
+                <w:sz w:val="21"/>
+              </w:rPr>
+              <w:t>em_video_reference、em_external_call_log、em_audit_log：只存既有视频引用和调阅结果；不保存录像；授权与调用可追踪</w:t>
+            </w:r>
+          </w:p>
+        </w:tc>
+        <w:tc>
+          <w:tcPr>
+            <w:tcW w:w="1871" w:type="dxa"/>
+            <w:shd w:val="clear" w:color="auto" w:fill="F7F9FC"/>
+            <w:tcMar>
+              <w:top w:w="90" w:type="dxa"/>
+              <w:left w:w="100" w:type="dxa"/>
+              <w:bottom w:w="90" w:type="dxa"/>
+              <w:right w:w="100" w:type="dxa"/>
+            </w:tcMar>
+            <w:vAlign w:val="center"/>
+          </w:tcPr>
+          <w:p>
+            <w:pPr>
+              <w:spacing w:after="0" w:line="276" w:lineRule="auto"/>
+            </w:pPr>
+            <w:r>
+              <w:rPr>
+                <w:rFonts w:ascii="宋体" w:hAnsi="宋体"/>
+                <w:b w:val="0"/>
+                <w:sz w:val="21"/>
+              </w:rPr>
+              <w:t>实时/回放联调；≤3秒首帧实测；无权和不可用测试</w:t>
             </w:r>
           </w:p>
         </w:tc>
@@ -18776,101 +19638,133 @@
         </w:tblPrEx>
         <w:tc>
           <w:tcPr>
-            <w:tcW w:w="1417" w:type="dxa"/>
-            <w:tcMar>
-              <w:top w:w="90" w:type="dxa"/>
-              <w:left w:w="100" w:type="dxa"/>
-              <w:bottom w:w="90" w:type="dxa"/>
-              <w:right w:w="100" w:type="dxa"/>
-            </w:tcMar>
-            <w:vAlign w:val="center"/>
-          </w:tcPr>
-          <w:p>
-            <w:pPr>
-              <w:spacing w:after="0" w:line="276" w:lineRule="auto"/>
-            </w:pPr>
-            <w:r>
-              <w:rPr>
-                <w:rFonts w:ascii="宋体" w:hAnsi="宋体"/>
-                <w:b w:val="0"/>
-                <w:sz w:val="21"/>
-              </w:rPr>
-              <w:t>DBD-07</w:t>
-            </w:r>
-          </w:p>
-        </w:tc>
-        <w:tc>
-          <w:tcPr>
-            <w:tcW w:w="2381" w:type="dxa"/>
-            <w:tcMar>
-              <w:top w:w="90" w:type="dxa"/>
-              <w:left w:w="100" w:type="dxa"/>
-              <w:bottom w:w="90" w:type="dxa"/>
-              <w:right w:w="100" w:type="dxa"/>
-            </w:tcMar>
-            <w:vAlign w:val="center"/>
-          </w:tcPr>
-          <w:p>
-            <w:pPr>
-              <w:spacing w:after="0" w:line="276" w:lineRule="auto"/>
-            </w:pPr>
-            <w:r>
-              <w:rPr>
-                <w:rFonts w:ascii="宋体" w:hAnsi="宋体"/>
-                <w:b w:val="0"/>
-                <w:sz w:val="21"/>
-              </w:rPr>
-              <w:t>演练补演与整改历史</w:t>
-            </w:r>
-          </w:p>
-        </w:tc>
-        <w:tc>
-          <w:tcPr>
-            <w:tcW w:w="1928" w:type="dxa"/>
-            <w:tcMar>
-              <w:top w:w="90" w:type="dxa"/>
-              <w:left w:w="100" w:type="dxa"/>
-              <w:bottom w:w="90" w:type="dxa"/>
-              <w:right w:w="100" w:type="dxa"/>
-            </w:tcMar>
-            <w:vAlign w:val="center"/>
-          </w:tcPr>
-          <w:p>
-            <w:pPr>
-              <w:spacing w:after="0" w:line="276" w:lineRule="auto"/>
-            </w:pPr>
-            <w:r>
-              <w:rPr>
-                <w:rFonts w:ascii="宋体" w:hAnsi="宋体"/>
-                <w:b w:val="0"/>
-                <w:sz w:val="21"/>
-              </w:rPr>
-              <w:t>G2-FR-010—012、023；RCLR-007</w:t>
-            </w:r>
-          </w:p>
-        </w:tc>
-        <w:tc>
-          <w:tcPr>
-            <w:tcW w:w="2891" w:type="dxa"/>
-            <w:tcMar>
-              <w:top w:w="90" w:type="dxa"/>
-              <w:left w:w="100" w:type="dxa"/>
-              <w:bottom w:w="90" w:type="dxa"/>
-              <w:right w:w="100" w:type="dxa"/>
-            </w:tcMar>
-            <w:vAlign w:val="center"/>
-          </w:tcPr>
-          <w:p>
-            <w:pPr>
-              <w:spacing w:after="0" w:line="276" w:lineRule="auto"/>
-            </w:pPr>
-            <w:r>
-              <w:rPr>
-                <w:rFonts w:ascii="宋体" w:hAnsi="宋体"/>
-                <w:b w:val="0"/>
-                <w:sz w:val="21"/>
-              </w:rPr>
-              <w:t>统计口径和历史保留测试</w:t>
+            <w:tcW w:w="1361" w:type="dxa"/>
+            <w:tcMar>
+              <w:top w:w="90" w:type="dxa"/>
+              <w:left w:w="100" w:type="dxa"/>
+              <w:bottom w:w="90" w:type="dxa"/>
+              <w:right w:w="100" w:type="dxa"/>
+            </w:tcMar>
+            <w:vAlign w:val="center"/>
+          </w:tcPr>
+          <w:p>
+            <w:pPr>
+              <w:spacing w:after="0" w:line="276" w:lineRule="auto"/>
+            </w:pPr>
+            <w:r>
+              <w:rPr>
+                <w:rFonts w:ascii="宋体" w:hAnsi="宋体"/>
+                <w:b w:val="0"/>
+                <w:sz w:val="21"/>
+              </w:rPr>
+              <w:t>DBD-TR-007</w:t>
+            </w:r>
+            <w:r>
+              <w:rPr>
+                <w:rFonts w:ascii="宋体" w:hAnsi="宋体"/>
+                <w:b w:val="0"/>
+                <w:sz w:val="21"/>
+              </w:rPr>
+              <w:br w:type="textWrapping"/>
+            </w:r>
+            <w:r>
+              <w:rPr>
+                <w:rFonts w:ascii="宋体" w:hAnsi="宋体"/>
+                <w:b w:val="0"/>
+                <w:sz w:val="21"/>
+              </w:rPr>
+              <w:t>G2-FR-007</w:t>
+            </w:r>
+            <w:r>
+              <w:rPr>
+                <w:rFonts w:ascii="宋体" w:hAnsi="宋体"/>
+                <w:b w:val="0"/>
+                <w:sz w:val="21"/>
+              </w:rPr>
+              <w:br w:type="textWrapping"/>
+            </w:r>
+            <w:r>
+              <w:rPr>
+                <w:rFonts w:ascii="宋体" w:hAnsi="宋体"/>
+                <w:b w:val="0"/>
+                <w:sz w:val="21"/>
+              </w:rPr>
+              <w:t>非★</w:t>
+            </w:r>
+          </w:p>
+        </w:tc>
+        <w:tc>
+          <w:tcPr>
+            <w:tcW w:w="2324" w:type="dxa"/>
+            <w:tcMar>
+              <w:top w:w="90" w:type="dxa"/>
+              <w:left w:w="100" w:type="dxa"/>
+              <w:bottom w:w="90" w:type="dxa"/>
+              <w:right w:w="100" w:type="dxa"/>
+            </w:tcMar>
+            <w:vAlign w:val="center"/>
+          </w:tcPr>
+          <w:p>
+            <w:pPr>
+              <w:spacing w:after="0" w:line="276" w:lineRule="auto"/>
+            </w:pPr>
+            <w:r>
+              <w:rPr>
+                <w:rFonts w:ascii="宋体" w:hAnsi="宋体"/>
+                <w:b w:val="0"/>
+                <w:sz w:val="21"/>
+              </w:rPr>
+              <w:t>AC-G2-FR-007-01；AC-G2-FR-007-02；AC-G2-FR-007-03</w:t>
+            </w:r>
+          </w:p>
+        </w:tc>
+        <w:tc>
+          <w:tcPr>
+            <w:tcW w:w="3061" w:type="dxa"/>
+            <w:tcMar>
+              <w:top w:w="90" w:type="dxa"/>
+              <w:left w:w="100" w:type="dxa"/>
+              <w:bottom w:w="90" w:type="dxa"/>
+              <w:right w:w="100" w:type="dxa"/>
+            </w:tcMar>
+            <w:vAlign w:val="center"/>
+          </w:tcPr>
+          <w:p>
+            <w:pPr>
+              <w:spacing w:after="0" w:line="276" w:lineRule="auto"/>
+            </w:pPr>
+            <w:r>
+              <w:rPr>
+                <w:rFonts w:ascii="宋体" w:hAnsi="宋体"/>
+                <w:b w:val="0"/>
+                <w:sz w:val="21"/>
+              </w:rPr>
+              <w:t>em_material_site、em_stock_ledger、em_situation_projection：站点坐标/楼层和台账关联；投影只读且可钻取</w:t>
+            </w:r>
+          </w:p>
+        </w:tc>
+        <w:tc>
+          <w:tcPr>
+            <w:tcW w:w="1871" w:type="dxa"/>
+            <w:tcMar>
+              <w:top w:w="90" w:type="dxa"/>
+              <w:left w:w="100" w:type="dxa"/>
+              <w:bottom w:w="90" w:type="dxa"/>
+              <w:right w:w="100" w:type="dxa"/>
+            </w:tcMar>
+            <w:vAlign w:val="center"/>
+          </w:tcPr>
+          <w:p>
+            <w:pPr>
+              <w:spacing w:after="0" w:line="276" w:lineRule="auto"/>
+            </w:pPr>
+            <w:r>
+              <w:rPr>
+                <w:rFonts w:ascii="宋体" w:hAnsi="宋体"/>
+                <w:b w:val="0"/>
+                <w:sz w:val="21"/>
+              </w:rPr>
+              <w:t>地图加载；站点钻取；无数据和越权测试</w:t>
             </w:r>
           </w:p>
         </w:tc>
@@ -18894,105 +19788,137 @@
         </w:tblPrEx>
         <w:tc>
           <w:tcPr>
-            <w:tcW w:w="1417" w:type="dxa"/>
-            <w:shd w:val="clear" w:color="auto" w:fill="F7F9FC"/>
-            <w:tcMar>
-              <w:top w:w="90" w:type="dxa"/>
-              <w:left w:w="100" w:type="dxa"/>
-              <w:bottom w:w="90" w:type="dxa"/>
-              <w:right w:w="100" w:type="dxa"/>
-            </w:tcMar>
-            <w:vAlign w:val="center"/>
-          </w:tcPr>
-          <w:p>
-            <w:pPr>
-              <w:spacing w:after="0" w:line="276" w:lineRule="auto"/>
-            </w:pPr>
-            <w:r>
-              <w:rPr>
-                <w:rFonts w:ascii="宋体" w:hAnsi="宋体"/>
-                <w:b w:val="0"/>
-                <w:sz w:val="21"/>
-              </w:rPr>
-              <w:t>DBD-08</w:t>
-            </w:r>
-          </w:p>
-        </w:tc>
-        <w:tc>
-          <w:tcPr>
-            <w:tcW w:w="2381" w:type="dxa"/>
-            <w:shd w:val="clear" w:color="auto" w:fill="F7F9FC"/>
-            <w:tcMar>
-              <w:top w:w="90" w:type="dxa"/>
-              <w:left w:w="100" w:type="dxa"/>
-              <w:bottom w:w="90" w:type="dxa"/>
-              <w:right w:w="100" w:type="dxa"/>
-            </w:tcMar>
-            <w:vAlign w:val="center"/>
-          </w:tcPr>
-          <w:p>
-            <w:pPr>
-              <w:spacing w:after="0" w:line="276" w:lineRule="auto"/>
-            </w:pPr>
-            <w:r>
-              <w:rPr>
-                <w:rFonts w:ascii="宋体" w:hAnsi="宋体"/>
-                <w:b w:val="0"/>
-                <w:sz w:val="21"/>
-              </w:rPr>
-              <w:t>消息尝试、迟到回执和降级</w:t>
-            </w:r>
-          </w:p>
-        </w:tc>
-        <w:tc>
-          <w:tcPr>
-            <w:tcW w:w="1928" w:type="dxa"/>
-            <w:shd w:val="clear" w:color="auto" w:fill="F7F9FC"/>
-            <w:tcMar>
-              <w:top w:w="90" w:type="dxa"/>
-              <w:left w:w="100" w:type="dxa"/>
-              <w:bottom w:w="90" w:type="dxa"/>
-              <w:right w:w="100" w:type="dxa"/>
-            </w:tcMar>
-            <w:vAlign w:val="center"/>
-          </w:tcPr>
-          <w:p>
-            <w:pPr>
-              <w:spacing w:after="0" w:line="276" w:lineRule="auto"/>
-            </w:pPr>
-            <w:r>
-              <w:rPr>
-                <w:rFonts w:ascii="宋体" w:hAnsi="宋体"/>
-                <w:b w:val="0"/>
-                <w:sz w:val="21"/>
-              </w:rPr>
-              <w:t>G2-FR-020、022；RCLR-008</w:t>
-            </w:r>
-          </w:p>
-        </w:tc>
-        <w:tc>
-          <w:tcPr>
-            <w:tcW w:w="2891" w:type="dxa"/>
-            <w:shd w:val="clear" w:color="auto" w:fill="F7F9FC"/>
-            <w:tcMar>
-              <w:top w:w="90" w:type="dxa"/>
-              <w:left w:w="100" w:type="dxa"/>
-              <w:bottom w:w="90" w:type="dxa"/>
-              <w:right w:w="100" w:type="dxa"/>
-            </w:tcMar>
-            <w:vAlign w:val="center"/>
-          </w:tcPr>
-          <w:p>
-            <w:pPr>
-              <w:spacing w:after="0" w:line="276" w:lineRule="auto"/>
-            </w:pPr>
-            <w:r>
-              <w:rPr>
-                <w:rFonts w:ascii="宋体" w:hAnsi="宋体"/>
-                <w:b w:val="0"/>
-                <w:sz w:val="21"/>
-              </w:rPr>
-              <w:t>回执乱序、重复和失败恢复测试</w:t>
+            <w:tcW w:w="1361" w:type="dxa"/>
+            <w:shd w:val="clear" w:color="auto" w:fill="F7F9FC"/>
+            <w:tcMar>
+              <w:top w:w="90" w:type="dxa"/>
+              <w:left w:w="100" w:type="dxa"/>
+              <w:bottom w:w="90" w:type="dxa"/>
+              <w:right w:w="100" w:type="dxa"/>
+            </w:tcMar>
+            <w:vAlign w:val="center"/>
+          </w:tcPr>
+          <w:p>
+            <w:pPr>
+              <w:spacing w:after="0" w:line="276" w:lineRule="auto"/>
+            </w:pPr>
+            <w:r>
+              <w:rPr>
+                <w:rFonts w:ascii="宋体" w:hAnsi="宋体"/>
+                <w:b w:val="0"/>
+                <w:sz w:val="21"/>
+              </w:rPr>
+              <w:t>DBD-TR-008</w:t>
+            </w:r>
+            <w:r>
+              <w:rPr>
+                <w:rFonts w:ascii="宋体" w:hAnsi="宋体"/>
+                <w:b w:val="0"/>
+                <w:sz w:val="21"/>
+              </w:rPr>
+              <w:br w:type="textWrapping"/>
+            </w:r>
+            <w:r>
+              <w:rPr>
+                <w:rFonts w:ascii="宋体" w:hAnsi="宋体"/>
+                <w:b w:val="0"/>
+                <w:sz w:val="21"/>
+              </w:rPr>
+              <w:t>G2-FR-008</w:t>
+            </w:r>
+            <w:r>
+              <w:rPr>
+                <w:rFonts w:ascii="宋体" w:hAnsi="宋体"/>
+                <w:b w:val="0"/>
+                <w:sz w:val="21"/>
+              </w:rPr>
+              <w:br w:type="textWrapping"/>
+            </w:r>
+            <w:r>
+              <w:rPr>
+                <w:rFonts w:ascii="宋体" w:hAnsi="宋体"/>
+                <w:b w:val="0"/>
+                <w:sz w:val="21"/>
+              </w:rPr>
+              <w:t>★</w:t>
+            </w:r>
+          </w:p>
+        </w:tc>
+        <w:tc>
+          <w:tcPr>
+            <w:tcW w:w="2324" w:type="dxa"/>
+            <w:shd w:val="clear" w:color="auto" w:fill="F7F9FC"/>
+            <w:tcMar>
+              <w:top w:w="90" w:type="dxa"/>
+              <w:left w:w="100" w:type="dxa"/>
+              <w:bottom w:w="90" w:type="dxa"/>
+              <w:right w:w="100" w:type="dxa"/>
+            </w:tcMar>
+            <w:vAlign w:val="center"/>
+          </w:tcPr>
+          <w:p>
+            <w:pPr>
+              <w:spacing w:after="0" w:line="276" w:lineRule="auto"/>
+            </w:pPr>
+            <w:r>
+              <w:rPr>
+                <w:rFonts w:ascii="宋体" w:hAnsi="宋体"/>
+                <w:b w:val="0"/>
+                <w:sz w:val="21"/>
+              </w:rPr>
+              <w:t>AC-G2-FR-008-01；AC-G2-FR-008-02；AC-G2-FR-008-03</w:t>
+            </w:r>
+          </w:p>
+        </w:tc>
+        <w:tc>
+          <w:tcPr>
+            <w:tcW w:w="3061" w:type="dxa"/>
+            <w:shd w:val="clear" w:color="auto" w:fill="F7F9FC"/>
+            <w:tcMar>
+              <w:top w:w="90" w:type="dxa"/>
+              <w:left w:w="100" w:type="dxa"/>
+              <w:bottom w:w="90" w:type="dxa"/>
+              <w:right w:w="100" w:type="dxa"/>
+            </w:tcMar>
+            <w:vAlign w:val="center"/>
+          </w:tcPr>
+          <w:p>
+            <w:pPr>
+              <w:spacing w:after="0" w:line="276" w:lineRule="auto"/>
+            </w:pPr>
+            <w:r>
+              <w:rPr>
+                <w:rFonts w:ascii="宋体" w:hAnsi="宋体"/>
+                <w:b w:val="0"/>
+                <w:sz w:val="21"/>
+              </w:rPr>
+              <w:t>em_material_item、em_stock_ledger、em_audit_log：站点物资复合唯一；数量采用精确类型和乐观锁；有效期可查询</w:t>
+            </w:r>
+          </w:p>
+        </w:tc>
+        <w:tc>
+          <w:tcPr>
+            <w:tcW w:w="1871" w:type="dxa"/>
+            <w:shd w:val="clear" w:color="auto" w:fill="F7F9FC"/>
+            <w:tcMar>
+              <w:top w:w="90" w:type="dxa"/>
+              <w:left w:w="100" w:type="dxa"/>
+              <w:bottom w:w="90" w:type="dxa"/>
+              <w:right w:w="100" w:type="dxa"/>
+            </w:tcMar>
+            <w:vAlign w:val="center"/>
+          </w:tcPr>
+          <w:p>
+            <w:pPr>
+              <w:spacing w:after="0" w:line="276" w:lineRule="auto"/>
+            </w:pPr>
+            <w:r>
+              <w:rPr>
+                <w:rFonts w:ascii="宋体" w:hAnsi="宋体"/>
+                <w:b w:val="0"/>
+                <w:sz w:val="21"/>
+              </w:rPr>
+              <w:t>台账增改查；临期边界；并发更新测试</w:t>
             </w:r>
           </w:p>
         </w:tc>
@@ -19016,101 +19942,133 @@
         </w:tblPrEx>
         <w:tc>
           <w:tcPr>
-            <w:tcW w:w="1417" w:type="dxa"/>
-            <w:tcMar>
-              <w:top w:w="90" w:type="dxa"/>
-              <w:left w:w="100" w:type="dxa"/>
-              <w:bottom w:w="90" w:type="dxa"/>
-              <w:right w:w="100" w:type="dxa"/>
-            </w:tcMar>
-            <w:vAlign w:val="center"/>
-          </w:tcPr>
-          <w:p>
-            <w:pPr>
-              <w:spacing w:after="0" w:line="276" w:lineRule="auto"/>
-            </w:pPr>
-            <w:r>
-              <w:rPr>
-                <w:rFonts w:ascii="宋体" w:hAnsi="宋体"/>
-                <w:b w:val="0"/>
-                <w:sz w:val="21"/>
-              </w:rPr>
-              <w:t>DBD-09</w:t>
-            </w:r>
-          </w:p>
-        </w:tc>
-        <w:tc>
-          <w:tcPr>
-            <w:tcW w:w="2381" w:type="dxa"/>
-            <w:tcMar>
-              <w:top w:w="90" w:type="dxa"/>
-              <w:left w:w="100" w:type="dxa"/>
-              <w:bottom w:w="90" w:type="dxa"/>
-              <w:right w:w="100" w:type="dxa"/>
-            </w:tcMar>
-            <w:vAlign w:val="center"/>
-          </w:tcPr>
-          <w:p>
-            <w:pPr>
-              <w:spacing w:after="0" w:line="276" w:lineRule="auto"/>
-            </w:pPr>
-            <w:r>
-              <w:rPr>
-                <w:rFonts w:ascii="宋体" w:hAnsi="宋体"/>
-                <w:b w:val="0"/>
-                <w:sz w:val="21"/>
-              </w:rPr>
-              <w:t>附件逻辑删除</w:t>
-            </w:r>
-          </w:p>
-        </w:tc>
-        <w:tc>
-          <w:tcPr>
-            <w:tcW w:w="1928" w:type="dxa"/>
-            <w:tcMar>
-              <w:top w:w="90" w:type="dxa"/>
-              <w:left w:w="100" w:type="dxa"/>
-              <w:bottom w:w="90" w:type="dxa"/>
-              <w:right w:w="100" w:type="dxa"/>
-            </w:tcMar>
-            <w:vAlign w:val="center"/>
-          </w:tcPr>
-          <w:p>
-            <w:pPr>
-              <w:spacing w:after="0" w:line="276" w:lineRule="auto"/>
-            </w:pPr>
-            <w:r>
-              <w:rPr>
-                <w:rFonts w:ascii="宋体" w:hAnsi="宋体"/>
-                <w:b w:val="0"/>
-                <w:sz w:val="21"/>
-              </w:rPr>
-              <w:t>G2-FR-013、015、016、021、022；RCLR-010</w:t>
-            </w:r>
-          </w:p>
-        </w:tc>
-        <w:tc>
-          <w:tcPr>
-            <w:tcW w:w="2891" w:type="dxa"/>
-            <w:tcMar>
-              <w:top w:w="90" w:type="dxa"/>
-              <w:left w:w="100" w:type="dxa"/>
-              <w:bottom w:w="90" w:type="dxa"/>
-              <w:right w:w="100" w:type="dxa"/>
-            </w:tcMar>
-            <w:vAlign w:val="center"/>
-          </w:tcPr>
-          <w:p>
-            <w:pPr>
-              <w:spacing w:after="0" w:line="276" w:lineRule="auto"/>
-            </w:pPr>
-            <w:r>
-              <w:rPr>
-                <w:rFonts w:ascii="宋体" w:hAnsi="宋体"/>
-                <w:b w:val="0"/>
-                <w:sz w:val="21"/>
-              </w:rPr>
-              <w:t>引用保护、授权与审计测试</w:t>
+            <w:tcW w:w="1361" w:type="dxa"/>
+            <w:tcMar>
+              <w:top w:w="90" w:type="dxa"/>
+              <w:left w:w="100" w:type="dxa"/>
+              <w:bottom w:w="90" w:type="dxa"/>
+              <w:right w:w="100" w:type="dxa"/>
+            </w:tcMar>
+            <w:vAlign w:val="center"/>
+          </w:tcPr>
+          <w:p>
+            <w:pPr>
+              <w:spacing w:after="0" w:line="276" w:lineRule="auto"/>
+            </w:pPr>
+            <w:r>
+              <w:rPr>
+                <w:rFonts w:ascii="宋体" w:hAnsi="宋体"/>
+                <w:b w:val="0"/>
+                <w:sz w:val="21"/>
+              </w:rPr>
+              <w:t>DBD-TR-009</w:t>
+            </w:r>
+            <w:r>
+              <w:rPr>
+                <w:rFonts w:ascii="宋体" w:hAnsi="宋体"/>
+                <w:b w:val="0"/>
+                <w:sz w:val="21"/>
+              </w:rPr>
+              <w:br w:type="textWrapping"/>
+            </w:r>
+            <w:r>
+              <w:rPr>
+                <w:rFonts w:ascii="宋体" w:hAnsi="宋体"/>
+                <w:b w:val="0"/>
+                <w:sz w:val="21"/>
+              </w:rPr>
+              <w:t>G2-FR-009</w:t>
+            </w:r>
+            <w:r>
+              <w:rPr>
+                <w:rFonts w:ascii="宋体" w:hAnsi="宋体"/>
+                <w:b w:val="0"/>
+                <w:sz w:val="21"/>
+              </w:rPr>
+              <w:br w:type="textWrapping"/>
+            </w:r>
+            <w:r>
+              <w:rPr>
+                <w:rFonts w:ascii="宋体" w:hAnsi="宋体"/>
+                <w:b w:val="0"/>
+                <w:sz w:val="21"/>
+              </w:rPr>
+              <w:t>★</w:t>
+            </w:r>
+          </w:p>
+        </w:tc>
+        <w:tc>
+          <w:tcPr>
+            <w:tcW w:w="2324" w:type="dxa"/>
+            <w:tcMar>
+              <w:top w:w="90" w:type="dxa"/>
+              <w:left w:w="100" w:type="dxa"/>
+              <w:bottom w:w="90" w:type="dxa"/>
+              <w:right w:w="100" w:type="dxa"/>
+            </w:tcMar>
+            <w:vAlign w:val="center"/>
+          </w:tcPr>
+          <w:p>
+            <w:pPr>
+              <w:spacing w:after="0" w:line="276" w:lineRule="auto"/>
+            </w:pPr>
+            <w:r>
+              <w:rPr>
+                <w:rFonts w:ascii="宋体" w:hAnsi="宋体"/>
+                <w:b w:val="0"/>
+                <w:sz w:val="21"/>
+              </w:rPr>
+              <w:t>AC-G2-FR-009-01；AC-G2-FR-009-02；AC-G2-FR-009-03</w:t>
+            </w:r>
+          </w:p>
+        </w:tc>
+        <w:tc>
+          <w:tcPr>
+            <w:tcW w:w="3061" w:type="dxa"/>
+            <w:tcMar>
+              <w:top w:w="90" w:type="dxa"/>
+              <w:left w:w="100" w:type="dxa"/>
+              <w:bottom w:w="90" w:type="dxa"/>
+              <w:right w:w="100" w:type="dxa"/>
+            </w:tcMar>
+            <w:vAlign w:val="center"/>
+          </w:tcPr>
+          <w:p>
+            <w:pPr>
+              <w:spacing w:after="0" w:line="276" w:lineRule="auto"/>
+            </w:pPr>
+            <w:r>
+              <w:rPr>
+                <w:rFonts w:ascii="宋体" w:hAnsi="宋体"/>
+                <w:b w:val="0"/>
+                <w:sz w:val="21"/>
+              </w:rPr>
+              <w:t>em_inventory_plan、em_inventory_snapshot、em_inventory_record、em_inventory_adjustment：发布时固定快照；期间变动独立；实盘、差异和复核证据同时保留</w:t>
+            </w:r>
+          </w:p>
+        </w:tc>
+        <w:tc>
+          <w:tcPr>
+            <w:tcW w:w="1871" w:type="dxa"/>
+            <w:tcMar>
+              <w:top w:w="90" w:type="dxa"/>
+              <w:left w:w="100" w:type="dxa"/>
+              <w:bottom w:w="90" w:type="dxa"/>
+              <w:right w:w="100" w:type="dxa"/>
+            </w:tcMar>
+            <w:vAlign w:val="center"/>
+          </w:tcPr>
+          <w:p>
+            <w:pPr>
+              <w:spacing w:after="0" w:line="276" w:lineRule="auto"/>
+            </w:pPr>
+            <w:r>
+              <w:rPr>
+                <w:rFonts w:ascii="宋体" w:hAnsi="宋体"/>
+                <w:b w:val="0"/>
+                <w:sz w:val="21"/>
+              </w:rPr>
+              <w:t>快照事务；差异计算；复核更新与审计测试</w:t>
             </w:r>
           </w:p>
         </w:tc>
@@ -19134,105 +20092,4535 @@
         </w:tblPrEx>
         <w:tc>
           <w:tcPr>
-            <w:tcW w:w="1417" w:type="dxa"/>
-            <w:shd w:val="clear" w:color="auto" w:fill="F7F9FC"/>
-            <w:tcMar>
-              <w:top w:w="90" w:type="dxa"/>
-              <w:left w:w="100" w:type="dxa"/>
-              <w:bottom w:w="90" w:type="dxa"/>
-              <w:right w:w="100" w:type="dxa"/>
-            </w:tcMar>
-            <w:vAlign w:val="center"/>
-          </w:tcPr>
-          <w:p>
-            <w:pPr>
-              <w:spacing w:after="0" w:line="276" w:lineRule="auto"/>
-            </w:pPr>
-            <w:r>
-              <w:rPr>
-                <w:rFonts w:ascii="宋体" w:hAnsi="宋体"/>
-                <w:b w:val="0"/>
-                <w:sz w:val="21"/>
-              </w:rPr>
-              <w:t>DBD-10</w:t>
-            </w:r>
-          </w:p>
-        </w:tc>
-        <w:tc>
-          <w:tcPr>
-            <w:tcW w:w="2381" w:type="dxa"/>
-            <w:shd w:val="clear" w:color="auto" w:fill="F7F9FC"/>
-            <w:tcMar>
-              <w:top w:w="90" w:type="dxa"/>
-              <w:left w:w="100" w:type="dxa"/>
-              <w:bottom w:w="90" w:type="dxa"/>
-              <w:right w:w="100" w:type="dxa"/>
-            </w:tcMar>
-            <w:vAlign w:val="center"/>
-          </w:tcPr>
-          <w:p>
-            <w:pPr>
-              <w:spacing w:after="0" w:line="276" w:lineRule="auto"/>
-            </w:pPr>
-            <w:r>
-              <w:rPr>
-                <w:rFonts w:ascii="宋体" w:hAnsi="宋体"/>
-                <w:b w:val="0"/>
-                <w:sz w:val="21"/>
-              </w:rPr>
-              <w:t>保存、审计和恢复</w:t>
-            </w:r>
-          </w:p>
-        </w:tc>
-        <w:tc>
-          <w:tcPr>
-            <w:tcW w:w="1928" w:type="dxa"/>
-            <w:shd w:val="clear" w:color="auto" w:fill="F7F9FC"/>
-            <w:tcMar>
-              <w:top w:w="90" w:type="dxa"/>
-              <w:left w:w="100" w:type="dxa"/>
-              <w:bottom w:w="90" w:type="dxa"/>
-              <w:right w:w="100" w:type="dxa"/>
-            </w:tcMar>
-            <w:vAlign w:val="center"/>
-          </w:tcPr>
-          <w:p>
-            <w:pPr>
-              <w:spacing w:after="0" w:line="276" w:lineRule="auto"/>
-            </w:pPr>
-            <w:r>
-              <w:rPr>
-                <w:rFonts w:ascii="宋体" w:hAnsi="宋体"/>
-                <w:b w:val="0"/>
-                <w:sz w:val="21"/>
-              </w:rPr>
-              <w:t>KN-021、026、029、030、040、041</w:t>
-            </w:r>
-          </w:p>
-        </w:tc>
-        <w:tc>
-          <w:tcPr>
-            <w:tcW w:w="2891" w:type="dxa"/>
-            <w:shd w:val="clear" w:color="auto" w:fill="F7F9FC"/>
-            <w:tcMar>
-              <w:top w:w="90" w:type="dxa"/>
-              <w:left w:w="100" w:type="dxa"/>
-              <w:bottom w:w="90" w:type="dxa"/>
-              <w:right w:w="100" w:type="dxa"/>
-            </w:tcMar>
-            <w:vAlign w:val="center"/>
-          </w:tcPr>
-          <w:p>
-            <w:pPr>
-              <w:spacing w:after="0" w:line="276" w:lineRule="auto"/>
-            </w:pPr>
-            <w:r>
-              <w:rPr>
-                <w:rFonts w:ascii="宋体" w:hAnsi="宋体"/>
-                <w:b w:val="0"/>
-                <w:sz w:val="21"/>
-              </w:rPr>
-              <w:t>生命周期检查、备份恢复演练</w:t>
+            <w:tcW w:w="1361" w:type="dxa"/>
+            <w:shd w:val="clear" w:color="auto" w:fill="F7F9FC"/>
+            <w:tcMar>
+              <w:top w:w="90" w:type="dxa"/>
+              <w:left w:w="100" w:type="dxa"/>
+              <w:bottom w:w="90" w:type="dxa"/>
+              <w:right w:w="100" w:type="dxa"/>
+            </w:tcMar>
+            <w:vAlign w:val="center"/>
+          </w:tcPr>
+          <w:p>
+            <w:pPr>
+              <w:spacing w:after="0" w:line="276" w:lineRule="auto"/>
+            </w:pPr>
+            <w:r>
+              <w:rPr>
+                <w:rFonts w:ascii="宋体" w:hAnsi="宋体"/>
+                <w:b w:val="0"/>
+                <w:sz w:val="21"/>
+              </w:rPr>
+              <w:t>DBD-TR-010</w:t>
+            </w:r>
+            <w:r>
+              <w:rPr>
+                <w:rFonts w:ascii="宋体" w:hAnsi="宋体"/>
+                <w:b w:val="0"/>
+                <w:sz w:val="21"/>
+              </w:rPr>
+              <w:br w:type="textWrapping"/>
+            </w:r>
+            <w:r>
+              <w:rPr>
+                <w:rFonts w:ascii="宋体" w:hAnsi="宋体"/>
+                <w:b w:val="0"/>
+                <w:sz w:val="21"/>
+              </w:rPr>
+              <w:t>G2-FR-010</w:t>
+            </w:r>
+            <w:r>
+              <w:rPr>
+                <w:rFonts w:ascii="宋体" w:hAnsi="宋体"/>
+                <w:b w:val="0"/>
+                <w:sz w:val="21"/>
+              </w:rPr>
+              <w:br w:type="textWrapping"/>
+            </w:r>
+            <w:r>
+              <w:rPr>
+                <w:rFonts w:ascii="宋体" w:hAnsi="宋体"/>
+                <w:b w:val="0"/>
+                <w:sz w:val="21"/>
+              </w:rPr>
+              <w:t>★</w:t>
+            </w:r>
+          </w:p>
+        </w:tc>
+        <w:tc>
+          <w:tcPr>
+            <w:tcW w:w="2324" w:type="dxa"/>
+            <w:shd w:val="clear" w:color="auto" w:fill="F7F9FC"/>
+            <w:tcMar>
+              <w:top w:w="90" w:type="dxa"/>
+              <w:left w:w="100" w:type="dxa"/>
+              <w:bottom w:w="90" w:type="dxa"/>
+              <w:right w:w="100" w:type="dxa"/>
+            </w:tcMar>
+            <w:vAlign w:val="center"/>
+          </w:tcPr>
+          <w:p>
+            <w:pPr>
+              <w:spacing w:after="0" w:line="276" w:lineRule="auto"/>
+            </w:pPr>
+            <w:r>
+              <w:rPr>
+                <w:rFonts w:ascii="宋体" w:hAnsi="宋体"/>
+                <w:b w:val="0"/>
+                <w:sz w:val="21"/>
+              </w:rPr>
+              <w:t>AC-G2-FR-010-01；AC-G2-FR-010-02；AC-G2-FR-010-03</w:t>
+            </w:r>
+          </w:p>
+        </w:tc>
+        <w:tc>
+          <w:tcPr>
+            <w:tcW w:w="3061" w:type="dxa"/>
+            <w:shd w:val="clear" w:color="auto" w:fill="F7F9FC"/>
+            <w:tcMar>
+              <w:top w:w="90" w:type="dxa"/>
+              <w:left w:w="100" w:type="dxa"/>
+              <w:bottom w:w="90" w:type="dxa"/>
+              <w:right w:w="100" w:type="dxa"/>
+            </w:tcMar>
+            <w:vAlign w:val="center"/>
+          </w:tcPr>
+          <w:p>
+            <w:pPr>
+              <w:spacing w:after="0" w:line="276" w:lineRule="auto"/>
+            </w:pPr>
+            <w:r>
+              <w:rPr>
+                <w:rFonts w:ascii="宋体" w:hAnsi="宋体"/>
+                <w:b w:val="0"/>
+                <w:sz w:val="21"/>
+              </w:rPr>
+              <w:t>em_drill_plan、em_drill_execution、em_outbox_event：计划频次和状态受控；取消/补演关联原计划；到期事件可持久化</w:t>
+            </w:r>
+          </w:p>
+        </w:tc>
+        <w:tc>
+          <w:tcPr>
+            <w:tcW w:w="1871" w:type="dxa"/>
+            <w:shd w:val="clear" w:color="auto" w:fill="F7F9FC"/>
+            <w:tcMar>
+              <w:top w:w="90" w:type="dxa"/>
+              <w:left w:w="100" w:type="dxa"/>
+              <w:bottom w:w="90" w:type="dxa"/>
+              <w:right w:w="100" w:type="dxa"/>
+            </w:tcMar>
+            <w:vAlign w:val="center"/>
+          </w:tcPr>
+          <w:p>
+            <w:pPr>
+              <w:spacing w:after="0" w:line="276" w:lineRule="auto"/>
+            </w:pPr>
+            <w:r>
+              <w:rPr>
+                <w:rFonts w:ascii="宋体" w:hAnsi="宋体"/>
+                <w:b w:val="0"/>
+                <w:sz w:val="21"/>
+              </w:rPr>
+              <w:t>频次规则；取消补演；到期扫描测试</w:t>
+            </w:r>
+          </w:p>
+        </w:tc>
+      </w:tr>
+      <w:tr>
+        <w:tblPrEx>
+          <w:tblBorders>
+            <w:top w:val="single" w:color="8A9BA8" w:sz="2" w:space="0"/>
+            <w:left w:val="single" w:color="8A9BA8" w:sz="2" w:space="0"/>
+            <w:bottom w:val="single" w:color="8A9BA8" w:sz="2" w:space="0"/>
+            <w:right w:val="single" w:color="8A9BA8" w:sz="2" w:space="0"/>
+            <w:insideH w:val="single" w:color="8A9BA8" w:sz="2" w:space="0"/>
+            <w:insideV w:val="single" w:color="8A9BA8" w:sz="2" w:space="0"/>
+          </w:tblBorders>
+          <w:tblCellMar>
+            <w:top w:w="0" w:type="dxa"/>
+            <w:left w:w="10" w:type="dxa"/>
+            <w:bottom w:w="0" w:type="dxa"/>
+            <w:right w:w="10" w:type="dxa"/>
+          </w:tblCellMar>
+        </w:tblPrEx>
+        <w:tc>
+          <w:tcPr>
+            <w:tcW w:w="1361" w:type="dxa"/>
+            <w:tcMar>
+              <w:top w:w="90" w:type="dxa"/>
+              <w:left w:w="100" w:type="dxa"/>
+              <w:bottom w:w="90" w:type="dxa"/>
+              <w:right w:w="100" w:type="dxa"/>
+            </w:tcMar>
+            <w:vAlign w:val="center"/>
+          </w:tcPr>
+          <w:p>
+            <w:pPr>
+              <w:spacing w:after="0" w:line="276" w:lineRule="auto"/>
+            </w:pPr>
+            <w:r>
+              <w:rPr>
+                <w:rFonts w:ascii="宋体" w:hAnsi="宋体"/>
+                <w:b w:val="0"/>
+                <w:sz w:val="21"/>
+              </w:rPr>
+              <w:t>DBD-TR-011</w:t>
+            </w:r>
+            <w:r>
+              <w:rPr>
+                <w:rFonts w:ascii="宋体" w:hAnsi="宋体"/>
+                <w:b w:val="0"/>
+                <w:sz w:val="21"/>
+              </w:rPr>
+              <w:br w:type="textWrapping"/>
+            </w:r>
+            <w:r>
+              <w:rPr>
+                <w:rFonts w:ascii="宋体" w:hAnsi="宋体"/>
+                <w:b w:val="0"/>
+                <w:sz w:val="21"/>
+              </w:rPr>
+              <w:t>G2-FR-011</w:t>
+            </w:r>
+            <w:r>
+              <w:rPr>
+                <w:rFonts w:ascii="宋体" w:hAnsi="宋体"/>
+                <w:b w:val="0"/>
+                <w:sz w:val="21"/>
+              </w:rPr>
+              <w:br w:type="textWrapping"/>
+            </w:r>
+            <w:r>
+              <w:rPr>
+                <w:rFonts w:ascii="宋体" w:hAnsi="宋体"/>
+                <w:b w:val="0"/>
+                <w:sz w:val="21"/>
+              </w:rPr>
+              <w:t>★</w:t>
+            </w:r>
+          </w:p>
+        </w:tc>
+        <w:tc>
+          <w:tcPr>
+            <w:tcW w:w="2324" w:type="dxa"/>
+            <w:tcMar>
+              <w:top w:w="90" w:type="dxa"/>
+              <w:left w:w="100" w:type="dxa"/>
+              <w:bottom w:w="90" w:type="dxa"/>
+              <w:right w:w="100" w:type="dxa"/>
+            </w:tcMar>
+            <w:vAlign w:val="center"/>
+          </w:tcPr>
+          <w:p>
+            <w:pPr>
+              <w:spacing w:after="0" w:line="276" w:lineRule="auto"/>
+            </w:pPr>
+            <w:r>
+              <w:rPr>
+                <w:rFonts w:ascii="宋体" w:hAnsi="宋体"/>
+                <w:b w:val="0"/>
+                <w:sz w:val="21"/>
+              </w:rPr>
+              <w:t>AC-G2-FR-011-01；AC-G2-FR-011-02；AC-G2-FR-011-03</w:t>
+            </w:r>
+          </w:p>
+        </w:tc>
+        <w:tc>
+          <w:tcPr>
+            <w:tcW w:w="3061" w:type="dxa"/>
+            <w:tcMar>
+              <w:top w:w="90" w:type="dxa"/>
+              <w:left w:w="100" w:type="dxa"/>
+              <w:bottom w:w="90" w:type="dxa"/>
+              <w:right w:w="100" w:type="dxa"/>
+            </w:tcMar>
+            <w:vAlign w:val="center"/>
+          </w:tcPr>
+          <w:p>
+            <w:pPr>
+              <w:spacing w:after="0" w:line="276" w:lineRule="auto"/>
+            </w:pPr>
+            <w:r>
+              <w:rPr>
+                <w:rFonts w:ascii="宋体" w:hAnsi="宋体"/>
+                <w:b w:val="0"/>
+                <w:sz w:val="21"/>
+              </w:rPr>
+              <w:t>em_drill_plan、em_drill_execution、em_outbox_event、em_message_delivery：周期到达形成执行任务与Outbox；发送尝试、回执和失败留痕</w:t>
+            </w:r>
+          </w:p>
+        </w:tc>
+        <w:tc>
+          <w:tcPr>
+            <w:tcW w:w="1871" w:type="dxa"/>
+            <w:tcMar>
+              <w:top w:w="90" w:type="dxa"/>
+              <w:left w:w="100" w:type="dxa"/>
+              <w:bottom w:w="90" w:type="dxa"/>
+              <w:right w:w="100" w:type="dxa"/>
+            </w:tcMar>
+            <w:vAlign w:val="center"/>
+          </w:tcPr>
+          <w:p>
+            <w:pPr>
+              <w:spacing w:after="0" w:line="276" w:lineRule="auto"/>
+            </w:pPr>
+            <w:r>
+              <w:rPr>
+                <w:rFonts w:ascii="宋体" w:hAnsi="宋体"/>
+                <w:b w:val="0"/>
+                <w:sz w:val="21"/>
+              </w:rPr>
+              <w:t>周期触发；任务下发；消息失败恢复测试</w:t>
+            </w:r>
+          </w:p>
+        </w:tc>
+      </w:tr>
+      <w:tr>
+        <w:tblPrEx>
+          <w:tblBorders>
+            <w:top w:val="single" w:color="8A9BA8" w:sz="2" w:space="0"/>
+            <w:left w:val="single" w:color="8A9BA8" w:sz="2" w:space="0"/>
+            <w:bottom w:val="single" w:color="8A9BA8" w:sz="2" w:space="0"/>
+            <w:right w:val="single" w:color="8A9BA8" w:sz="2" w:space="0"/>
+            <w:insideH w:val="single" w:color="8A9BA8" w:sz="2" w:space="0"/>
+            <w:insideV w:val="single" w:color="8A9BA8" w:sz="2" w:space="0"/>
+          </w:tblBorders>
+          <w:tblCellMar>
+            <w:top w:w="0" w:type="dxa"/>
+            <w:left w:w="10" w:type="dxa"/>
+            <w:bottom w:w="0" w:type="dxa"/>
+            <w:right w:w="10" w:type="dxa"/>
+          </w:tblCellMar>
+        </w:tblPrEx>
+        <w:tc>
+          <w:tcPr>
+            <w:tcW w:w="1361" w:type="dxa"/>
+            <w:shd w:val="clear" w:color="auto" w:fill="F7F9FC"/>
+            <w:tcMar>
+              <w:top w:w="90" w:type="dxa"/>
+              <w:left w:w="100" w:type="dxa"/>
+              <w:bottom w:w="90" w:type="dxa"/>
+              <w:right w:w="100" w:type="dxa"/>
+            </w:tcMar>
+            <w:vAlign w:val="center"/>
+          </w:tcPr>
+          <w:p>
+            <w:pPr>
+              <w:spacing w:after="0" w:line="276" w:lineRule="auto"/>
+            </w:pPr>
+            <w:r>
+              <w:rPr>
+                <w:rFonts w:ascii="宋体" w:hAnsi="宋体"/>
+                <w:b w:val="0"/>
+                <w:sz w:val="21"/>
+              </w:rPr>
+              <w:t>DBD-TR-012</w:t>
+            </w:r>
+            <w:r>
+              <w:rPr>
+                <w:rFonts w:ascii="宋体" w:hAnsi="宋体"/>
+                <w:b w:val="0"/>
+                <w:sz w:val="21"/>
+              </w:rPr>
+              <w:br w:type="textWrapping"/>
+            </w:r>
+            <w:r>
+              <w:rPr>
+                <w:rFonts w:ascii="宋体" w:hAnsi="宋体"/>
+                <w:b w:val="0"/>
+                <w:sz w:val="21"/>
+              </w:rPr>
+              <w:t>G2-FR-012</w:t>
+            </w:r>
+            <w:r>
+              <w:rPr>
+                <w:rFonts w:ascii="宋体" w:hAnsi="宋体"/>
+                <w:b w:val="0"/>
+                <w:sz w:val="21"/>
+              </w:rPr>
+              <w:br w:type="textWrapping"/>
+            </w:r>
+            <w:r>
+              <w:rPr>
+                <w:rFonts w:ascii="宋体" w:hAnsi="宋体"/>
+                <w:b w:val="0"/>
+                <w:sz w:val="21"/>
+              </w:rPr>
+              <w:t>★</w:t>
+            </w:r>
+          </w:p>
+        </w:tc>
+        <w:tc>
+          <w:tcPr>
+            <w:tcW w:w="2324" w:type="dxa"/>
+            <w:shd w:val="clear" w:color="auto" w:fill="F7F9FC"/>
+            <w:tcMar>
+              <w:top w:w="90" w:type="dxa"/>
+              <w:left w:w="100" w:type="dxa"/>
+              <w:bottom w:w="90" w:type="dxa"/>
+              <w:right w:w="100" w:type="dxa"/>
+            </w:tcMar>
+            <w:vAlign w:val="center"/>
+          </w:tcPr>
+          <w:p>
+            <w:pPr>
+              <w:spacing w:after="0" w:line="276" w:lineRule="auto"/>
+            </w:pPr>
+            <w:r>
+              <w:rPr>
+                <w:rFonts w:ascii="宋体" w:hAnsi="宋体"/>
+                <w:b w:val="0"/>
+                <w:sz w:val="21"/>
+              </w:rPr>
+              <w:t>AC-G2-FR-012-01；AC-G2-FR-012-02；AC-G2-FR-012-03</w:t>
+            </w:r>
+          </w:p>
+        </w:tc>
+        <w:tc>
+          <w:tcPr>
+            <w:tcW w:w="3061" w:type="dxa"/>
+            <w:shd w:val="clear" w:color="auto" w:fill="F7F9FC"/>
+            <w:tcMar>
+              <w:top w:w="90" w:type="dxa"/>
+              <w:left w:w="100" w:type="dxa"/>
+              <w:bottom w:w="90" w:type="dxa"/>
+              <w:right w:w="100" w:type="dxa"/>
+            </w:tcMar>
+            <w:vAlign w:val="center"/>
+          </w:tcPr>
+          <w:p>
+            <w:pPr>
+              <w:spacing w:after="0" w:line="276" w:lineRule="auto"/>
+            </w:pPr>
+            <w:r>
+              <w:rPr>
+                <w:rFonts w:ascii="宋体" w:hAnsi="宋体"/>
+                <w:b w:val="0"/>
+                <w:sz w:val="21"/>
+              </w:rPr>
+              <w:t>em_drill_execution、em_evaluation_template、em_drill_evaluation、em_improvement_action：评估固定模板版本；整改保留责任、期限和关闭证据</w:t>
+            </w:r>
+          </w:p>
+        </w:tc>
+        <w:tc>
+          <w:tcPr>
+            <w:tcW w:w="1871" w:type="dxa"/>
+            <w:shd w:val="clear" w:color="auto" w:fill="F7F9FC"/>
+            <w:tcMar>
+              <w:top w:w="90" w:type="dxa"/>
+              <w:left w:w="100" w:type="dxa"/>
+              <w:bottom w:w="90" w:type="dxa"/>
+              <w:right w:w="100" w:type="dxa"/>
+            </w:tcMar>
+            <w:vAlign w:val="center"/>
+          </w:tcPr>
+          <w:p>
+            <w:pPr>
+              <w:spacing w:after="0" w:line="276" w:lineRule="auto"/>
+            </w:pPr>
+            <w:r>
+              <w:rPr>
+                <w:rFonts w:ascii="宋体" w:hAnsi="宋体"/>
+                <w:b w:val="0"/>
+                <w:sz w:val="21"/>
+              </w:rPr>
+              <w:t>执行记录；模板版本回溯；整改闭环测试</w:t>
+            </w:r>
+          </w:p>
+        </w:tc>
+      </w:tr>
+      <w:tr>
+        <w:tblPrEx>
+          <w:tblBorders>
+            <w:top w:val="single" w:color="8A9BA8" w:sz="2" w:space="0"/>
+            <w:left w:val="single" w:color="8A9BA8" w:sz="2" w:space="0"/>
+            <w:bottom w:val="single" w:color="8A9BA8" w:sz="2" w:space="0"/>
+            <w:right w:val="single" w:color="8A9BA8" w:sz="2" w:space="0"/>
+            <w:insideH w:val="single" w:color="8A9BA8" w:sz="2" w:space="0"/>
+            <w:insideV w:val="single" w:color="8A9BA8" w:sz="2" w:space="0"/>
+          </w:tblBorders>
+          <w:tblCellMar>
+            <w:top w:w="0" w:type="dxa"/>
+            <w:left w:w="10" w:type="dxa"/>
+            <w:bottom w:w="0" w:type="dxa"/>
+            <w:right w:w="10" w:type="dxa"/>
+          </w:tblCellMar>
+        </w:tblPrEx>
+        <w:tc>
+          <w:tcPr>
+            <w:tcW w:w="1361" w:type="dxa"/>
+            <w:tcMar>
+              <w:top w:w="90" w:type="dxa"/>
+              <w:left w:w="100" w:type="dxa"/>
+              <w:bottom w:w="90" w:type="dxa"/>
+              <w:right w:w="100" w:type="dxa"/>
+            </w:tcMar>
+            <w:vAlign w:val="center"/>
+          </w:tcPr>
+          <w:p>
+            <w:pPr>
+              <w:spacing w:after="0" w:line="276" w:lineRule="auto"/>
+            </w:pPr>
+            <w:r>
+              <w:rPr>
+                <w:rFonts w:ascii="宋体" w:hAnsi="宋体"/>
+                <w:b w:val="0"/>
+                <w:sz w:val="21"/>
+              </w:rPr>
+              <w:t>DBD-TR-013</w:t>
+            </w:r>
+            <w:r>
+              <w:rPr>
+                <w:rFonts w:ascii="宋体" w:hAnsi="宋体"/>
+                <w:b w:val="0"/>
+                <w:sz w:val="21"/>
+              </w:rPr>
+              <w:br w:type="textWrapping"/>
+            </w:r>
+            <w:r>
+              <w:rPr>
+                <w:rFonts w:ascii="宋体" w:hAnsi="宋体"/>
+                <w:b w:val="0"/>
+                <w:sz w:val="21"/>
+              </w:rPr>
+              <w:t>G2-FR-013</w:t>
+            </w:r>
+            <w:r>
+              <w:rPr>
+                <w:rFonts w:ascii="宋体" w:hAnsi="宋体"/>
+                <w:b w:val="0"/>
+                <w:sz w:val="21"/>
+              </w:rPr>
+              <w:br w:type="textWrapping"/>
+            </w:r>
+            <w:r>
+              <w:rPr>
+                <w:rFonts w:ascii="宋体" w:hAnsi="宋体"/>
+                <w:b w:val="0"/>
+                <w:sz w:val="21"/>
+              </w:rPr>
+              <w:t>★</w:t>
+            </w:r>
+          </w:p>
+        </w:tc>
+        <w:tc>
+          <w:tcPr>
+            <w:tcW w:w="2324" w:type="dxa"/>
+            <w:tcMar>
+              <w:top w:w="90" w:type="dxa"/>
+              <w:left w:w="100" w:type="dxa"/>
+              <w:bottom w:w="90" w:type="dxa"/>
+              <w:right w:w="100" w:type="dxa"/>
+            </w:tcMar>
+            <w:vAlign w:val="center"/>
+          </w:tcPr>
+          <w:p>
+            <w:pPr>
+              <w:spacing w:after="0" w:line="276" w:lineRule="auto"/>
+            </w:pPr>
+            <w:r>
+              <w:rPr>
+                <w:rFonts w:ascii="宋体" w:hAnsi="宋体"/>
+                <w:b w:val="0"/>
+                <w:sz w:val="21"/>
+              </w:rPr>
+              <w:t>AC-G2-FR-013-01；AC-G2-FR-013-02；AC-G2-FR-013-03</w:t>
+            </w:r>
+          </w:p>
+        </w:tc>
+        <w:tc>
+          <w:tcPr>
+            <w:tcW w:w="3061" w:type="dxa"/>
+            <w:tcMar>
+              <w:top w:w="90" w:type="dxa"/>
+              <w:left w:w="100" w:type="dxa"/>
+              <w:bottom w:w="90" w:type="dxa"/>
+              <w:right w:w="100" w:type="dxa"/>
+            </w:tcMar>
+            <w:vAlign w:val="center"/>
+          </w:tcPr>
+          <w:p>
+            <w:pPr>
+              <w:spacing w:after="0" w:line="276" w:lineRule="auto"/>
+            </w:pPr>
+            <w:r>
+              <w:rPr>
+                <w:rFonts w:ascii="宋体" w:hAnsi="宋体"/>
+                <w:b w:val="0"/>
+                <w:sz w:val="21"/>
+              </w:rPr>
+              <w:t>em_incident、em_attachment_ref、em_audit_log：事件编号唯一；提交人和多时间保留；附件引用受控且逻辑删除</w:t>
+            </w:r>
+          </w:p>
+        </w:tc>
+        <w:tc>
+          <w:tcPr>
+            <w:tcW w:w="1871" w:type="dxa"/>
+            <w:tcMar>
+              <w:top w:w="90" w:type="dxa"/>
+              <w:left w:w="100" w:type="dxa"/>
+              <w:bottom w:w="90" w:type="dxa"/>
+              <w:right w:w="100" w:type="dxa"/>
+            </w:tcMar>
+            <w:vAlign w:val="center"/>
+          </w:tcPr>
+          <w:p>
+            <w:pPr>
+              <w:spacing w:after="0" w:line="276" w:lineRule="auto"/>
+            </w:pPr>
+            <w:r>
+              <w:rPr>
+                <w:rFonts w:ascii="宋体" w:hAnsi="宋体"/>
+                <w:b w:val="0"/>
+                <w:sz w:val="21"/>
+              </w:rPr>
+              <w:t>Web/H5创建；多条件检索；无权访问审计</w:t>
+            </w:r>
+          </w:p>
+        </w:tc>
+      </w:tr>
+      <w:tr>
+        <w:tblPrEx>
+          <w:tblBorders>
+            <w:top w:val="single" w:color="8A9BA8" w:sz="2" w:space="0"/>
+            <w:left w:val="single" w:color="8A9BA8" w:sz="2" w:space="0"/>
+            <w:bottom w:val="single" w:color="8A9BA8" w:sz="2" w:space="0"/>
+            <w:right w:val="single" w:color="8A9BA8" w:sz="2" w:space="0"/>
+            <w:insideH w:val="single" w:color="8A9BA8" w:sz="2" w:space="0"/>
+            <w:insideV w:val="single" w:color="8A9BA8" w:sz="2" w:space="0"/>
+          </w:tblBorders>
+          <w:tblCellMar>
+            <w:top w:w="0" w:type="dxa"/>
+            <w:left w:w="10" w:type="dxa"/>
+            <w:bottom w:w="0" w:type="dxa"/>
+            <w:right w:w="10" w:type="dxa"/>
+          </w:tblCellMar>
+        </w:tblPrEx>
+        <w:tc>
+          <w:tcPr>
+            <w:tcW w:w="1361" w:type="dxa"/>
+            <w:shd w:val="clear" w:color="auto" w:fill="F7F9FC"/>
+            <w:tcMar>
+              <w:top w:w="90" w:type="dxa"/>
+              <w:left w:w="100" w:type="dxa"/>
+              <w:bottom w:w="90" w:type="dxa"/>
+              <w:right w:w="100" w:type="dxa"/>
+            </w:tcMar>
+            <w:vAlign w:val="center"/>
+          </w:tcPr>
+          <w:p>
+            <w:pPr>
+              <w:spacing w:after="0" w:line="276" w:lineRule="auto"/>
+            </w:pPr>
+            <w:r>
+              <w:rPr>
+                <w:rFonts w:ascii="宋体" w:hAnsi="宋体"/>
+                <w:b w:val="0"/>
+                <w:sz w:val="21"/>
+              </w:rPr>
+              <w:t>DBD-TR-014</w:t>
+            </w:r>
+            <w:r>
+              <w:rPr>
+                <w:rFonts w:ascii="宋体" w:hAnsi="宋体"/>
+                <w:b w:val="0"/>
+                <w:sz w:val="21"/>
+              </w:rPr>
+              <w:br w:type="textWrapping"/>
+            </w:r>
+            <w:r>
+              <w:rPr>
+                <w:rFonts w:ascii="宋体" w:hAnsi="宋体"/>
+                <w:b w:val="0"/>
+                <w:sz w:val="21"/>
+              </w:rPr>
+              <w:t>G2-FR-014</w:t>
+            </w:r>
+            <w:r>
+              <w:rPr>
+                <w:rFonts w:ascii="宋体" w:hAnsi="宋体"/>
+                <w:b w:val="0"/>
+                <w:sz w:val="21"/>
+              </w:rPr>
+              <w:br w:type="textWrapping"/>
+            </w:r>
+            <w:r>
+              <w:rPr>
+                <w:rFonts w:ascii="宋体" w:hAnsi="宋体"/>
+                <w:b w:val="0"/>
+                <w:sz w:val="21"/>
+              </w:rPr>
+              <w:t>★</w:t>
+            </w:r>
+          </w:p>
+        </w:tc>
+        <w:tc>
+          <w:tcPr>
+            <w:tcW w:w="2324" w:type="dxa"/>
+            <w:shd w:val="clear" w:color="auto" w:fill="F7F9FC"/>
+            <w:tcMar>
+              <w:top w:w="90" w:type="dxa"/>
+              <w:left w:w="100" w:type="dxa"/>
+              <w:bottom w:w="90" w:type="dxa"/>
+              <w:right w:w="100" w:type="dxa"/>
+            </w:tcMar>
+            <w:vAlign w:val="center"/>
+          </w:tcPr>
+          <w:p>
+            <w:pPr>
+              <w:spacing w:after="0" w:line="276" w:lineRule="auto"/>
+            </w:pPr>
+            <w:r>
+              <w:rPr>
+                <w:rFonts w:ascii="宋体" w:hAnsi="宋体"/>
+                <w:b w:val="0"/>
+                <w:sz w:val="21"/>
+              </w:rPr>
+              <w:t>AC-G2-FR-014-01；AC-G2-FR-014-02；AC-G2-FR-014-03</w:t>
+            </w:r>
+          </w:p>
+        </w:tc>
+        <w:tc>
+          <w:tcPr>
+            <w:tcW w:w="3061" w:type="dxa"/>
+            <w:shd w:val="clear" w:color="auto" w:fill="F7F9FC"/>
+            <w:tcMar>
+              <w:top w:w="90" w:type="dxa"/>
+              <w:left w:w="100" w:type="dxa"/>
+              <w:bottom w:w="90" w:type="dxa"/>
+              <w:right w:w="100" w:type="dxa"/>
+            </w:tcMar>
+            <w:vAlign w:val="center"/>
+          </w:tcPr>
+          <w:p>
+            <w:pPr>
+              <w:spacing w:after="0" w:line="276" w:lineRule="auto"/>
+            </w:pPr>
+            <w:r>
+              <w:rPr>
+                <w:rFonts w:ascii="宋体" w:hAnsi="宋体"/>
+                <w:b w:val="0"/>
+                <w:sz w:val="21"/>
+              </w:rPr>
+              <w:t>em_incident、em_verification_action、em_plan_version、em_idempotency_record：可靠告警ID幂等；核实超时只升级；启动保存确定预案版本</w:t>
+            </w:r>
+          </w:p>
+        </w:tc>
+        <w:tc>
+          <w:tcPr>
+            <w:tcW w:w="1871" w:type="dxa"/>
+            <w:shd w:val="clear" w:color="auto" w:fill="F7F9FC"/>
+            <w:tcMar>
+              <w:top w:w="90" w:type="dxa"/>
+              <w:left w:w="100" w:type="dxa"/>
+              <w:bottom w:w="90" w:type="dxa"/>
+              <w:right w:w="100" w:type="dxa"/>
+            </w:tcMar>
+            <w:vAlign w:val="center"/>
+          </w:tcPr>
+          <w:p>
+            <w:pPr>
+              <w:spacing w:after="0" w:line="276" w:lineRule="auto"/>
+            </w:pPr>
+            <w:r>
+              <w:rPr>
+                <w:rFonts w:ascii="宋体" w:hAnsi="宋体"/>
+                <w:b w:val="0"/>
+                <w:sz w:val="21"/>
+              </w:rPr>
+              <w:t>重复告警；超时升级；核实后启动和状态迁移测试</w:t>
+            </w:r>
+          </w:p>
+        </w:tc>
+      </w:tr>
+      <w:tr>
+        <w:tblPrEx>
+          <w:tblBorders>
+            <w:top w:val="single" w:color="8A9BA8" w:sz="2" w:space="0"/>
+            <w:left w:val="single" w:color="8A9BA8" w:sz="2" w:space="0"/>
+            <w:bottom w:val="single" w:color="8A9BA8" w:sz="2" w:space="0"/>
+            <w:right w:val="single" w:color="8A9BA8" w:sz="2" w:space="0"/>
+            <w:insideH w:val="single" w:color="8A9BA8" w:sz="2" w:space="0"/>
+            <w:insideV w:val="single" w:color="8A9BA8" w:sz="2" w:space="0"/>
+          </w:tblBorders>
+          <w:tblCellMar>
+            <w:top w:w="0" w:type="dxa"/>
+            <w:left w:w="10" w:type="dxa"/>
+            <w:bottom w:w="0" w:type="dxa"/>
+            <w:right w:w="10" w:type="dxa"/>
+          </w:tblCellMar>
+        </w:tblPrEx>
+        <w:tc>
+          <w:tcPr>
+            <w:tcW w:w="1361" w:type="dxa"/>
+            <w:tcMar>
+              <w:top w:w="90" w:type="dxa"/>
+              <w:left w:w="100" w:type="dxa"/>
+              <w:bottom w:w="90" w:type="dxa"/>
+              <w:right w:w="100" w:type="dxa"/>
+            </w:tcMar>
+            <w:vAlign w:val="center"/>
+          </w:tcPr>
+          <w:p>
+            <w:pPr>
+              <w:spacing w:after="0" w:line="276" w:lineRule="auto"/>
+            </w:pPr>
+            <w:r>
+              <w:rPr>
+                <w:rFonts w:ascii="宋体" w:hAnsi="宋体"/>
+                <w:b w:val="0"/>
+                <w:sz w:val="21"/>
+              </w:rPr>
+              <w:t>DBD-TR-015</w:t>
+            </w:r>
+            <w:r>
+              <w:rPr>
+                <w:rFonts w:ascii="宋体" w:hAnsi="宋体"/>
+                <w:b w:val="0"/>
+                <w:sz w:val="21"/>
+              </w:rPr>
+              <w:br w:type="textWrapping"/>
+            </w:r>
+            <w:r>
+              <w:rPr>
+                <w:rFonts w:ascii="宋体" w:hAnsi="宋体"/>
+                <w:b w:val="0"/>
+                <w:sz w:val="21"/>
+              </w:rPr>
+              <w:t>G2-FR-015</w:t>
+            </w:r>
+            <w:r>
+              <w:rPr>
+                <w:rFonts w:ascii="宋体" w:hAnsi="宋体"/>
+                <w:b w:val="0"/>
+                <w:sz w:val="21"/>
+              </w:rPr>
+              <w:br w:type="textWrapping"/>
+            </w:r>
+            <w:r>
+              <w:rPr>
+                <w:rFonts w:ascii="宋体" w:hAnsi="宋体"/>
+                <w:b w:val="0"/>
+                <w:sz w:val="21"/>
+              </w:rPr>
+              <w:t>★</w:t>
+            </w:r>
+          </w:p>
+        </w:tc>
+        <w:tc>
+          <w:tcPr>
+            <w:tcW w:w="2324" w:type="dxa"/>
+            <w:tcMar>
+              <w:top w:w="90" w:type="dxa"/>
+              <w:left w:w="100" w:type="dxa"/>
+              <w:bottom w:w="90" w:type="dxa"/>
+              <w:right w:w="100" w:type="dxa"/>
+            </w:tcMar>
+            <w:vAlign w:val="center"/>
+          </w:tcPr>
+          <w:p>
+            <w:pPr>
+              <w:spacing w:after="0" w:line="276" w:lineRule="auto"/>
+            </w:pPr>
+            <w:r>
+              <w:rPr>
+                <w:rFonts w:ascii="宋体" w:hAnsi="宋体"/>
+                <w:b w:val="0"/>
+                <w:sz w:val="21"/>
+              </w:rPr>
+              <w:t>AC-G2-FR-015-01；AC-G2-FR-015-02；AC-G2-FR-015-03</w:t>
+            </w:r>
+          </w:p>
+        </w:tc>
+        <w:tc>
+          <w:tcPr>
+            <w:tcW w:w="3061" w:type="dxa"/>
+            <w:tcMar>
+              <w:top w:w="90" w:type="dxa"/>
+              <w:left w:w="100" w:type="dxa"/>
+              <w:bottom w:w="90" w:type="dxa"/>
+              <w:right w:w="100" w:type="dxa"/>
+            </w:tcMar>
+            <w:vAlign w:val="center"/>
+          </w:tcPr>
+          <w:p>
+            <w:pPr>
+              <w:spacing w:after="0" w:line="276" w:lineRule="auto"/>
+            </w:pPr>
+            <w:r>
+              <w:rPr>
+                <w:rFonts w:ascii="宋体" w:hAnsi="宋体"/>
+                <w:b w:val="0"/>
+                <w:sz w:val="21"/>
+              </w:rPr>
+              <w:t>em_response_task、em_task_assignment_history、em_task_feedback、em_outbox_event：任务状态受控；重指派追加历史且默认不改期限；临时任务可追踪</w:t>
+            </w:r>
+          </w:p>
+        </w:tc>
+        <w:tc>
+          <w:tcPr>
+            <w:tcW w:w="1871" w:type="dxa"/>
+            <w:tcMar>
+              <w:top w:w="90" w:type="dxa"/>
+              <w:left w:w="100" w:type="dxa"/>
+              <w:bottom w:w="90" w:type="dxa"/>
+              <w:right w:w="100" w:type="dxa"/>
+            </w:tcMar>
+            <w:vAlign w:val="center"/>
+          </w:tcPr>
+          <w:p>
+            <w:pPr>
+              <w:spacing w:after="0" w:line="276" w:lineRule="auto"/>
+            </w:pPr>
+            <w:r>
+              <w:rPr>
+                <w:rFonts w:ascii="宋体" w:hAnsi="宋体"/>
+                <w:b w:val="0"/>
+                <w:sz w:val="21"/>
+              </w:rPr>
+              <w:t>自动下发；反馈催办；重指派/改期授权测试</w:t>
+            </w:r>
+          </w:p>
+        </w:tc>
+      </w:tr>
+      <w:tr>
+        <w:tblPrEx>
+          <w:tblBorders>
+            <w:top w:val="single" w:color="8A9BA8" w:sz="2" w:space="0"/>
+            <w:left w:val="single" w:color="8A9BA8" w:sz="2" w:space="0"/>
+            <w:bottom w:val="single" w:color="8A9BA8" w:sz="2" w:space="0"/>
+            <w:right w:val="single" w:color="8A9BA8" w:sz="2" w:space="0"/>
+            <w:insideH w:val="single" w:color="8A9BA8" w:sz="2" w:space="0"/>
+            <w:insideV w:val="single" w:color="8A9BA8" w:sz="2" w:space="0"/>
+          </w:tblBorders>
+          <w:tblCellMar>
+            <w:top w:w="0" w:type="dxa"/>
+            <w:left w:w="10" w:type="dxa"/>
+            <w:bottom w:w="0" w:type="dxa"/>
+            <w:right w:w="10" w:type="dxa"/>
+          </w:tblCellMar>
+        </w:tblPrEx>
+        <w:tc>
+          <w:tcPr>
+            <w:tcW w:w="1361" w:type="dxa"/>
+            <w:shd w:val="clear" w:color="auto" w:fill="F7F9FC"/>
+            <w:tcMar>
+              <w:top w:w="90" w:type="dxa"/>
+              <w:left w:w="100" w:type="dxa"/>
+              <w:bottom w:w="90" w:type="dxa"/>
+              <w:right w:w="100" w:type="dxa"/>
+            </w:tcMar>
+            <w:vAlign w:val="center"/>
+          </w:tcPr>
+          <w:p>
+            <w:pPr>
+              <w:spacing w:after="0" w:line="276" w:lineRule="auto"/>
+            </w:pPr>
+            <w:r>
+              <w:rPr>
+                <w:rFonts w:ascii="宋体" w:hAnsi="宋体"/>
+                <w:b w:val="0"/>
+                <w:sz w:val="21"/>
+              </w:rPr>
+              <w:t>DBD-TR-016</w:t>
+            </w:r>
+            <w:r>
+              <w:rPr>
+                <w:rFonts w:ascii="宋体" w:hAnsi="宋体"/>
+                <w:b w:val="0"/>
+                <w:sz w:val="21"/>
+              </w:rPr>
+              <w:br w:type="textWrapping"/>
+            </w:r>
+            <w:r>
+              <w:rPr>
+                <w:rFonts w:ascii="宋体" w:hAnsi="宋体"/>
+                <w:b w:val="0"/>
+                <w:sz w:val="21"/>
+              </w:rPr>
+              <w:t>G2-FR-016</w:t>
+            </w:r>
+            <w:r>
+              <w:rPr>
+                <w:rFonts w:ascii="宋体" w:hAnsi="宋体"/>
+                <w:b w:val="0"/>
+                <w:sz w:val="21"/>
+              </w:rPr>
+              <w:br w:type="textWrapping"/>
+            </w:r>
+            <w:r>
+              <w:rPr>
+                <w:rFonts w:ascii="宋体" w:hAnsi="宋体"/>
+                <w:b w:val="0"/>
+                <w:sz w:val="21"/>
+              </w:rPr>
+              <w:t>★</w:t>
+            </w:r>
+          </w:p>
+        </w:tc>
+        <w:tc>
+          <w:tcPr>
+            <w:tcW w:w="2324" w:type="dxa"/>
+            <w:shd w:val="clear" w:color="auto" w:fill="F7F9FC"/>
+            <w:tcMar>
+              <w:top w:w="90" w:type="dxa"/>
+              <w:left w:w="100" w:type="dxa"/>
+              <w:bottom w:w="90" w:type="dxa"/>
+              <w:right w:w="100" w:type="dxa"/>
+            </w:tcMar>
+            <w:vAlign w:val="center"/>
+          </w:tcPr>
+          <w:p>
+            <w:pPr>
+              <w:spacing w:after="0" w:line="276" w:lineRule="auto"/>
+            </w:pPr>
+            <w:r>
+              <w:rPr>
+                <w:rFonts w:ascii="宋体" w:hAnsi="宋体"/>
+                <w:b w:val="0"/>
+                <w:sz w:val="21"/>
+              </w:rPr>
+              <w:t>AC-G2-FR-016-01；AC-G2-FR-016-02；AC-G2-FR-016-03</w:t>
+            </w:r>
+          </w:p>
+        </w:tc>
+        <w:tc>
+          <w:tcPr>
+            <w:tcW w:w="3061" w:type="dxa"/>
+            <w:shd w:val="clear" w:color="auto" w:fill="F7F9FC"/>
+            <w:tcMar>
+              <w:top w:w="90" w:type="dxa"/>
+              <w:left w:w="100" w:type="dxa"/>
+              <w:bottom w:w="90" w:type="dxa"/>
+              <w:right w:w="100" w:type="dxa"/>
+            </w:tcMar>
+            <w:vAlign w:val="center"/>
+          </w:tcPr>
+          <w:p>
+            <w:pPr>
+              <w:spacing w:after="0" w:line="276" w:lineRule="auto"/>
+            </w:pPr>
+            <w:r>
+              <w:rPr>
+                <w:rFonts w:ascii="宋体" w:hAnsi="宋体"/>
+                <w:b w:val="0"/>
+                <w:sz w:val="21"/>
+              </w:rPr>
+              <w:t>em_incident_closure、em_attachment_ref、em_knowledge_item、em_audit_log：关闭材料完整性校验；附件保护；关闭与重开留痕</w:t>
+            </w:r>
+          </w:p>
+        </w:tc>
+        <w:tc>
+          <w:tcPr>
+            <w:tcW w:w="1871" w:type="dxa"/>
+            <w:shd w:val="clear" w:color="auto" w:fill="F7F9FC"/>
+            <w:tcMar>
+              <w:top w:w="90" w:type="dxa"/>
+              <w:left w:w="100" w:type="dxa"/>
+              <w:bottom w:w="90" w:type="dxa"/>
+              <w:right w:w="100" w:type="dxa"/>
+            </w:tcMar>
+            <w:vAlign w:val="center"/>
+          </w:tcPr>
+          <w:p>
+            <w:pPr>
+              <w:spacing w:after="0" w:line="276" w:lineRule="auto"/>
+            </w:pPr>
+            <w:r>
+              <w:rPr>
+                <w:rFonts w:ascii="宋体" w:hAnsi="宋体"/>
+                <w:b w:val="0"/>
+                <w:sz w:val="21"/>
+              </w:rPr>
+              <w:t>关闭前置；调查报告引用；知识沉淀测试</w:t>
+            </w:r>
+          </w:p>
+        </w:tc>
+      </w:tr>
+      <w:tr>
+        <w:tblPrEx>
+          <w:tblBorders>
+            <w:top w:val="single" w:color="8A9BA8" w:sz="2" w:space="0"/>
+            <w:left w:val="single" w:color="8A9BA8" w:sz="2" w:space="0"/>
+            <w:bottom w:val="single" w:color="8A9BA8" w:sz="2" w:space="0"/>
+            <w:right w:val="single" w:color="8A9BA8" w:sz="2" w:space="0"/>
+            <w:insideH w:val="single" w:color="8A9BA8" w:sz="2" w:space="0"/>
+            <w:insideV w:val="single" w:color="8A9BA8" w:sz="2" w:space="0"/>
+          </w:tblBorders>
+          <w:tblCellMar>
+            <w:top w:w="0" w:type="dxa"/>
+            <w:left w:w="10" w:type="dxa"/>
+            <w:bottom w:w="0" w:type="dxa"/>
+            <w:right w:w="10" w:type="dxa"/>
+          </w:tblCellMar>
+        </w:tblPrEx>
+        <w:tc>
+          <w:tcPr>
+            <w:tcW w:w="1361" w:type="dxa"/>
+            <w:tcMar>
+              <w:top w:w="90" w:type="dxa"/>
+              <w:left w:w="100" w:type="dxa"/>
+              <w:bottom w:w="90" w:type="dxa"/>
+              <w:right w:w="100" w:type="dxa"/>
+            </w:tcMar>
+            <w:vAlign w:val="center"/>
+          </w:tcPr>
+          <w:p>
+            <w:pPr>
+              <w:spacing w:after="0" w:line="276" w:lineRule="auto"/>
+            </w:pPr>
+            <w:r>
+              <w:rPr>
+                <w:rFonts w:ascii="宋体" w:hAnsi="宋体"/>
+                <w:b w:val="0"/>
+                <w:sz w:val="21"/>
+              </w:rPr>
+              <w:t>DBD-TR-017</w:t>
+            </w:r>
+            <w:r>
+              <w:rPr>
+                <w:rFonts w:ascii="宋体" w:hAnsi="宋体"/>
+                <w:b w:val="0"/>
+                <w:sz w:val="21"/>
+              </w:rPr>
+              <w:br w:type="textWrapping"/>
+            </w:r>
+            <w:r>
+              <w:rPr>
+                <w:rFonts w:ascii="宋体" w:hAnsi="宋体"/>
+                <w:b w:val="0"/>
+                <w:sz w:val="21"/>
+              </w:rPr>
+              <w:t>G2-FR-017</w:t>
+            </w:r>
+            <w:r>
+              <w:rPr>
+                <w:rFonts w:ascii="宋体" w:hAnsi="宋体"/>
+                <w:b w:val="0"/>
+                <w:sz w:val="21"/>
+              </w:rPr>
+              <w:br w:type="textWrapping"/>
+            </w:r>
+            <w:r>
+              <w:rPr>
+                <w:rFonts w:ascii="宋体" w:hAnsi="宋体"/>
+                <w:b w:val="0"/>
+                <w:sz w:val="21"/>
+              </w:rPr>
+              <w:t>★</w:t>
+            </w:r>
+          </w:p>
+        </w:tc>
+        <w:tc>
+          <w:tcPr>
+            <w:tcW w:w="2324" w:type="dxa"/>
+            <w:tcMar>
+              <w:top w:w="90" w:type="dxa"/>
+              <w:left w:w="100" w:type="dxa"/>
+              <w:bottom w:w="90" w:type="dxa"/>
+              <w:right w:w="100" w:type="dxa"/>
+            </w:tcMar>
+            <w:vAlign w:val="center"/>
+          </w:tcPr>
+          <w:p>
+            <w:pPr>
+              <w:spacing w:after="0" w:line="276" w:lineRule="auto"/>
+            </w:pPr>
+            <w:r>
+              <w:rPr>
+                <w:rFonts w:ascii="宋体" w:hAnsi="宋体"/>
+                <w:b w:val="0"/>
+                <w:sz w:val="21"/>
+              </w:rPr>
+              <w:t>AC-G2-FR-017-01；AC-G2-FR-017-02；AC-G2-FR-017-03</w:t>
+            </w:r>
+          </w:p>
+        </w:tc>
+        <w:tc>
+          <w:tcPr>
+            <w:tcW w:w="3061" w:type="dxa"/>
+            <w:tcMar>
+              <w:top w:w="90" w:type="dxa"/>
+              <w:left w:w="100" w:type="dxa"/>
+              <w:bottom w:w="90" w:type="dxa"/>
+              <w:right w:w="100" w:type="dxa"/>
+            </w:tcMar>
+            <w:vAlign w:val="center"/>
+          </w:tcPr>
+          <w:p>
+            <w:pPr>
+              <w:spacing w:after="0" w:line="276" w:lineRule="auto"/>
+            </w:pPr>
+            <w:r>
+              <w:rPr>
+                <w:rFonts w:ascii="宋体" w:hAnsi="宋体"/>
+                <w:b w:val="0"/>
+                <w:sz w:val="21"/>
+              </w:rPr>
+              <w:t>em_duty_schedule、em_attendance_rule、em_group_member、em_audit_log：小组、人员、时段和点位关联；代执行与调整前后快照留痕</w:t>
+            </w:r>
+          </w:p>
+        </w:tc>
+        <w:tc>
+          <w:tcPr>
+            <w:tcW w:w="1871" w:type="dxa"/>
+            <w:tcMar>
+              <w:top w:w="90" w:type="dxa"/>
+              <w:left w:w="100" w:type="dxa"/>
+              <w:bottom w:w="90" w:type="dxa"/>
+              <w:right w:w="100" w:type="dxa"/>
+            </w:tcMar>
+            <w:vAlign w:val="center"/>
+          </w:tcPr>
+          <w:p>
+            <w:pPr>
+              <w:spacing w:after="0" w:line="276" w:lineRule="auto"/>
+            </w:pPr>
+            <w:r>
+              <w:rPr>
+                <w:rFonts w:ascii="宋体" w:hAnsi="宋体"/>
+                <w:b w:val="0"/>
+                <w:sz w:val="21"/>
+              </w:rPr>
+              <w:t>规则发布；冲突阻断；代执行审计测试</w:t>
+            </w:r>
+          </w:p>
+        </w:tc>
+      </w:tr>
+      <w:tr>
+        <w:tblPrEx>
+          <w:tblBorders>
+            <w:top w:val="single" w:color="8A9BA8" w:sz="2" w:space="0"/>
+            <w:left w:val="single" w:color="8A9BA8" w:sz="2" w:space="0"/>
+            <w:bottom w:val="single" w:color="8A9BA8" w:sz="2" w:space="0"/>
+            <w:right w:val="single" w:color="8A9BA8" w:sz="2" w:space="0"/>
+            <w:insideH w:val="single" w:color="8A9BA8" w:sz="2" w:space="0"/>
+            <w:insideV w:val="single" w:color="8A9BA8" w:sz="2" w:space="0"/>
+          </w:tblBorders>
+          <w:tblCellMar>
+            <w:top w:w="0" w:type="dxa"/>
+            <w:left w:w="10" w:type="dxa"/>
+            <w:bottom w:w="0" w:type="dxa"/>
+            <w:right w:w="10" w:type="dxa"/>
+          </w:tblCellMar>
+        </w:tblPrEx>
+        <w:tc>
+          <w:tcPr>
+            <w:tcW w:w="1361" w:type="dxa"/>
+            <w:shd w:val="clear" w:color="auto" w:fill="F7F9FC"/>
+            <w:tcMar>
+              <w:top w:w="90" w:type="dxa"/>
+              <w:left w:w="100" w:type="dxa"/>
+              <w:bottom w:w="90" w:type="dxa"/>
+              <w:right w:w="100" w:type="dxa"/>
+            </w:tcMar>
+            <w:vAlign w:val="center"/>
+          </w:tcPr>
+          <w:p>
+            <w:pPr>
+              <w:spacing w:after="0" w:line="276" w:lineRule="auto"/>
+            </w:pPr>
+            <w:r>
+              <w:rPr>
+                <w:rFonts w:ascii="宋体" w:hAnsi="宋体"/>
+                <w:b w:val="0"/>
+                <w:sz w:val="21"/>
+              </w:rPr>
+              <w:t>DBD-TR-018</w:t>
+            </w:r>
+            <w:r>
+              <w:rPr>
+                <w:rFonts w:ascii="宋体" w:hAnsi="宋体"/>
+                <w:b w:val="0"/>
+                <w:sz w:val="21"/>
+              </w:rPr>
+              <w:br w:type="textWrapping"/>
+            </w:r>
+            <w:r>
+              <w:rPr>
+                <w:rFonts w:ascii="宋体" w:hAnsi="宋体"/>
+                <w:b w:val="0"/>
+                <w:sz w:val="21"/>
+              </w:rPr>
+              <w:t>G2-FR-018</w:t>
+            </w:r>
+            <w:r>
+              <w:rPr>
+                <w:rFonts w:ascii="宋体" w:hAnsi="宋体"/>
+                <w:b w:val="0"/>
+                <w:sz w:val="21"/>
+              </w:rPr>
+              <w:br w:type="textWrapping"/>
+            </w:r>
+            <w:r>
+              <w:rPr>
+                <w:rFonts w:ascii="宋体" w:hAnsi="宋体"/>
+                <w:b w:val="0"/>
+                <w:sz w:val="21"/>
+              </w:rPr>
+              <w:t>★</w:t>
+            </w:r>
+          </w:p>
+        </w:tc>
+        <w:tc>
+          <w:tcPr>
+            <w:tcW w:w="2324" w:type="dxa"/>
+            <w:shd w:val="clear" w:color="auto" w:fill="F7F9FC"/>
+            <w:tcMar>
+              <w:top w:w="90" w:type="dxa"/>
+              <w:left w:w="100" w:type="dxa"/>
+              <w:bottom w:w="90" w:type="dxa"/>
+              <w:right w:w="100" w:type="dxa"/>
+            </w:tcMar>
+            <w:vAlign w:val="center"/>
+          </w:tcPr>
+          <w:p>
+            <w:pPr>
+              <w:spacing w:after="0" w:line="276" w:lineRule="auto"/>
+            </w:pPr>
+            <w:r>
+              <w:rPr>
+                <w:rFonts w:ascii="宋体" w:hAnsi="宋体"/>
+                <w:b w:val="0"/>
+                <w:sz w:val="21"/>
+              </w:rPr>
+              <w:t>AC-G2-FR-018-01；AC-G2-FR-018-02；AC-G2-FR-018-03</w:t>
+            </w:r>
+          </w:p>
+        </w:tc>
+        <w:tc>
+          <w:tcPr>
+            <w:tcW w:w="3061" w:type="dxa"/>
+            <w:shd w:val="clear" w:color="auto" w:fill="F7F9FC"/>
+            <w:tcMar>
+              <w:top w:w="90" w:type="dxa"/>
+              <w:left w:w="100" w:type="dxa"/>
+              <w:bottom w:w="90" w:type="dxa"/>
+              <w:right w:w="100" w:type="dxa"/>
+            </w:tcMar>
+            <w:vAlign w:val="center"/>
+          </w:tcPr>
+          <w:p>
+            <w:pPr>
+              <w:spacing w:after="0" w:line="276" w:lineRule="auto"/>
+            </w:pPr>
+            <w:r>
+              <w:rPr>
+                <w:rFonts w:ascii="宋体" w:hAnsi="宋体"/>
+                <w:b w:val="0"/>
+                <w:sz w:val="21"/>
+              </w:rPr>
+              <w:t>em_check_point、em_attendance_rule、em_position_snapshot：点位坐标/楼层、二维码版本、有效半径和时段受控</w:t>
+            </w:r>
+          </w:p>
+        </w:tc>
+        <w:tc>
+          <w:tcPr>
+            <w:tcW w:w="1871" w:type="dxa"/>
+            <w:shd w:val="clear" w:color="auto" w:fill="F7F9FC"/>
+            <w:tcMar>
+              <w:top w:w="90" w:type="dxa"/>
+              <w:left w:w="100" w:type="dxa"/>
+              <w:bottom w:w="90" w:type="dxa"/>
+              <w:right w:w="100" w:type="dxa"/>
+            </w:tcMar>
+            <w:vAlign w:val="center"/>
+          </w:tcPr>
+          <w:p>
+            <w:pPr>
+              <w:spacing w:after="0" w:line="276" w:lineRule="auto"/>
+            </w:pPr>
+            <w:r>
+              <w:rPr>
+                <w:rFonts w:ascii="宋体" w:hAnsi="宋体"/>
+                <w:b w:val="0"/>
+                <w:sz w:val="21"/>
+              </w:rPr>
+              <w:t>地图拾取；二维码版本；非法坐标/半径测试</w:t>
+            </w:r>
+          </w:p>
+        </w:tc>
+      </w:tr>
+      <w:tr>
+        <w:tblPrEx>
+          <w:tblBorders>
+            <w:top w:val="single" w:color="8A9BA8" w:sz="2" w:space="0"/>
+            <w:left w:val="single" w:color="8A9BA8" w:sz="2" w:space="0"/>
+            <w:bottom w:val="single" w:color="8A9BA8" w:sz="2" w:space="0"/>
+            <w:right w:val="single" w:color="8A9BA8" w:sz="2" w:space="0"/>
+            <w:insideH w:val="single" w:color="8A9BA8" w:sz="2" w:space="0"/>
+            <w:insideV w:val="single" w:color="8A9BA8" w:sz="2" w:space="0"/>
+          </w:tblBorders>
+          <w:tblCellMar>
+            <w:top w:w="0" w:type="dxa"/>
+            <w:left w:w="10" w:type="dxa"/>
+            <w:bottom w:w="0" w:type="dxa"/>
+            <w:right w:w="10" w:type="dxa"/>
+          </w:tblCellMar>
+        </w:tblPrEx>
+        <w:tc>
+          <w:tcPr>
+            <w:tcW w:w="1361" w:type="dxa"/>
+            <w:tcMar>
+              <w:top w:w="90" w:type="dxa"/>
+              <w:left w:w="100" w:type="dxa"/>
+              <w:bottom w:w="90" w:type="dxa"/>
+              <w:right w:w="100" w:type="dxa"/>
+            </w:tcMar>
+            <w:vAlign w:val="center"/>
+          </w:tcPr>
+          <w:p>
+            <w:pPr>
+              <w:spacing w:after="0" w:line="276" w:lineRule="auto"/>
+            </w:pPr>
+            <w:r>
+              <w:rPr>
+                <w:rFonts w:ascii="宋体" w:hAnsi="宋体"/>
+                <w:b w:val="0"/>
+                <w:sz w:val="21"/>
+              </w:rPr>
+              <w:t>DBD-TR-019</w:t>
+            </w:r>
+            <w:r>
+              <w:rPr>
+                <w:rFonts w:ascii="宋体" w:hAnsi="宋体"/>
+                <w:b w:val="0"/>
+                <w:sz w:val="21"/>
+              </w:rPr>
+              <w:br w:type="textWrapping"/>
+            </w:r>
+            <w:r>
+              <w:rPr>
+                <w:rFonts w:ascii="宋体" w:hAnsi="宋体"/>
+                <w:b w:val="0"/>
+                <w:sz w:val="21"/>
+              </w:rPr>
+              <w:t>G2-FR-019</w:t>
+            </w:r>
+            <w:r>
+              <w:rPr>
+                <w:rFonts w:ascii="宋体" w:hAnsi="宋体"/>
+                <w:b w:val="0"/>
+                <w:sz w:val="21"/>
+              </w:rPr>
+              <w:br w:type="textWrapping"/>
+            </w:r>
+            <w:r>
+              <w:rPr>
+                <w:rFonts w:ascii="宋体" w:hAnsi="宋体"/>
+                <w:b w:val="0"/>
+                <w:sz w:val="21"/>
+              </w:rPr>
+              <w:t>★</w:t>
+            </w:r>
+          </w:p>
+        </w:tc>
+        <w:tc>
+          <w:tcPr>
+            <w:tcW w:w="2324" w:type="dxa"/>
+            <w:tcMar>
+              <w:top w:w="90" w:type="dxa"/>
+              <w:left w:w="100" w:type="dxa"/>
+              <w:bottom w:w="90" w:type="dxa"/>
+              <w:right w:w="100" w:type="dxa"/>
+            </w:tcMar>
+            <w:vAlign w:val="center"/>
+          </w:tcPr>
+          <w:p>
+            <w:pPr>
+              <w:spacing w:after="0" w:line="276" w:lineRule="auto"/>
+            </w:pPr>
+            <w:r>
+              <w:rPr>
+                <w:rFonts w:ascii="宋体" w:hAnsi="宋体"/>
+                <w:b w:val="0"/>
+                <w:sz w:val="21"/>
+              </w:rPr>
+              <w:t>AC-G2-FR-019-01；AC-G2-FR-019-02；AC-G2-FR-019-03</w:t>
+            </w:r>
+          </w:p>
+        </w:tc>
+        <w:tc>
+          <w:tcPr>
+            <w:tcW w:w="3061" w:type="dxa"/>
+            <w:tcMar>
+              <w:top w:w="90" w:type="dxa"/>
+              <w:left w:w="100" w:type="dxa"/>
+              <w:bottom w:w="90" w:type="dxa"/>
+              <w:right w:w="100" w:type="dxa"/>
+            </w:tcMar>
+            <w:vAlign w:val="center"/>
+          </w:tcPr>
+          <w:p>
+            <w:pPr>
+              <w:spacing w:after="0" w:line="276" w:lineRule="auto"/>
+            </w:pPr>
+            <w:r>
+              <w:rPr>
+                <w:rFonts w:ascii="宋体" w:hAnsi="宋体"/>
+                <w:b w:val="0"/>
+                <w:sz w:val="21"/>
+              </w:rPr>
+              <w:t>em_attendance_record、em_person_ref、em_check_point、em_audit_log：记录保留人员/小组/点位/时间；导出范围受权限约束</w:t>
+            </w:r>
+          </w:p>
+        </w:tc>
+        <w:tc>
+          <w:tcPr>
+            <w:tcW w:w="1871" w:type="dxa"/>
+            <w:tcMar>
+              <w:top w:w="90" w:type="dxa"/>
+              <w:left w:w="100" w:type="dxa"/>
+              <w:bottom w:w="90" w:type="dxa"/>
+              <w:right w:w="100" w:type="dxa"/>
+            </w:tcMar>
+            <w:vAlign w:val="center"/>
+          </w:tcPr>
+          <w:p>
+            <w:pPr>
+              <w:spacing w:after="0" w:line="276" w:lineRule="auto"/>
+            </w:pPr>
+            <w:r>
+              <w:rPr>
+                <w:rFonts w:ascii="宋体" w:hAnsi="宋体"/>
+                <w:b w:val="0"/>
+                <w:sz w:val="21"/>
+              </w:rPr>
+              <w:t>三维统计；筛选导出；越权导出审计</w:t>
+            </w:r>
+          </w:p>
+        </w:tc>
+      </w:tr>
+      <w:tr>
+        <w:tblPrEx>
+          <w:tblCellMar>
+            <w:top w:w="0" w:type="dxa"/>
+            <w:left w:w="10" w:type="dxa"/>
+            <w:bottom w:w="0" w:type="dxa"/>
+            <w:right w:w="10" w:type="dxa"/>
+          </w:tblCellMar>
+        </w:tblPrEx>
+        <w:tc>
+          <w:tcPr>
+            <w:tcW w:w="1361" w:type="dxa"/>
+            <w:shd w:val="clear" w:color="auto" w:fill="F7F9FC"/>
+            <w:tcMar>
+              <w:top w:w="90" w:type="dxa"/>
+              <w:left w:w="100" w:type="dxa"/>
+              <w:bottom w:w="90" w:type="dxa"/>
+              <w:right w:w="100" w:type="dxa"/>
+            </w:tcMar>
+            <w:vAlign w:val="center"/>
+          </w:tcPr>
+          <w:p>
+            <w:pPr>
+              <w:spacing w:after="0" w:line="276" w:lineRule="auto"/>
+            </w:pPr>
+            <w:r>
+              <w:rPr>
+                <w:rFonts w:ascii="宋体" w:hAnsi="宋体"/>
+                <w:b w:val="0"/>
+                <w:sz w:val="21"/>
+              </w:rPr>
+              <w:t>DBD-TR-020</w:t>
+            </w:r>
+            <w:r>
+              <w:rPr>
+                <w:rFonts w:ascii="宋体" w:hAnsi="宋体"/>
+                <w:b w:val="0"/>
+                <w:sz w:val="21"/>
+              </w:rPr>
+              <w:br w:type="textWrapping"/>
+            </w:r>
+            <w:r>
+              <w:rPr>
+                <w:rFonts w:ascii="宋体" w:hAnsi="宋体"/>
+                <w:b w:val="0"/>
+                <w:sz w:val="21"/>
+              </w:rPr>
+              <w:t>G2-FR-020</w:t>
+            </w:r>
+            <w:r>
+              <w:rPr>
+                <w:rFonts w:ascii="宋体" w:hAnsi="宋体"/>
+                <w:b w:val="0"/>
+                <w:sz w:val="21"/>
+              </w:rPr>
+              <w:br w:type="textWrapping"/>
+            </w:r>
+            <w:r>
+              <w:rPr>
+                <w:rFonts w:ascii="宋体" w:hAnsi="宋体"/>
+                <w:b w:val="0"/>
+                <w:sz w:val="21"/>
+              </w:rPr>
+              <w:t>★</w:t>
+            </w:r>
+          </w:p>
+        </w:tc>
+        <w:tc>
+          <w:tcPr>
+            <w:tcW w:w="2324" w:type="dxa"/>
+            <w:shd w:val="clear" w:color="auto" w:fill="F7F9FC"/>
+            <w:tcMar>
+              <w:top w:w="90" w:type="dxa"/>
+              <w:left w:w="100" w:type="dxa"/>
+              <w:bottom w:w="90" w:type="dxa"/>
+              <w:right w:w="100" w:type="dxa"/>
+            </w:tcMar>
+            <w:vAlign w:val="center"/>
+          </w:tcPr>
+          <w:p>
+            <w:pPr>
+              <w:spacing w:after="0" w:line="276" w:lineRule="auto"/>
+            </w:pPr>
+            <w:r>
+              <w:rPr>
+                <w:rFonts w:ascii="宋体" w:hAnsi="宋体"/>
+                <w:b w:val="0"/>
+                <w:sz w:val="21"/>
+              </w:rPr>
+              <w:t>AC-G2-FR-020-01；AC-G2-FR-020-02；AC-G2-FR-020-03</w:t>
+            </w:r>
+          </w:p>
+        </w:tc>
+        <w:tc>
+          <w:tcPr>
+            <w:tcW w:w="3061" w:type="dxa"/>
+            <w:shd w:val="clear" w:color="auto" w:fill="F7F9FC"/>
+            <w:tcMar>
+              <w:top w:w="90" w:type="dxa"/>
+              <w:left w:w="100" w:type="dxa"/>
+              <w:bottom w:w="90" w:type="dxa"/>
+              <w:right w:w="100" w:type="dxa"/>
+            </w:tcMar>
+            <w:vAlign w:val="center"/>
+          </w:tcPr>
+          <w:p>
+            <w:pPr>
+              <w:spacing w:after="0" w:line="276" w:lineRule="auto"/>
+            </w:pPr>
+            <w:r>
+              <w:rPr>
+                <w:rFonts w:ascii="宋体" w:hAnsi="宋体"/>
+                <w:b w:val="0"/>
+                <w:sz w:val="21"/>
+              </w:rPr>
+              <w:t>em_attendance_alert、em_outbox_event、em_message_delivery：截止扫描生成告警；消息尝试/回执/降级留痕；重复回执幂等</w:t>
+            </w:r>
+          </w:p>
+        </w:tc>
+        <w:tc>
+          <w:tcPr>
+            <w:tcW w:w="1871" w:type="dxa"/>
+            <w:shd w:val="clear" w:color="auto" w:fill="F7F9FC"/>
+            <w:tcMar>
+              <w:top w:w="90" w:type="dxa"/>
+              <w:left w:w="100" w:type="dxa"/>
+              <w:bottom w:w="90" w:type="dxa"/>
+              <w:right w:w="100" w:type="dxa"/>
+            </w:tcMar>
+            <w:vAlign w:val="center"/>
+          </w:tcPr>
+          <w:p>
+            <w:pPr>
+              <w:spacing w:after="0" w:line="276" w:lineRule="auto"/>
+            </w:pPr>
+            <w:r>
+              <w:rPr>
+                <w:rFonts w:ascii="宋体" w:hAnsi="宋体"/>
+                <w:b w:val="0"/>
+                <w:sz w:val="21"/>
+              </w:rPr>
+              <w:t>缺卡超时；重试回执；≥20路和≥99%实测</w:t>
+            </w:r>
+          </w:p>
+        </w:tc>
+      </w:tr>
+      <w:tr>
+        <w:tblPrEx>
+          <w:tblBorders>
+            <w:top w:val="single" w:color="8A9BA8" w:sz="2" w:space="0"/>
+            <w:left w:val="single" w:color="8A9BA8" w:sz="2" w:space="0"/>
+            <w:bottom w:val="single" w:color="8A9BA8" w:sz="2" w:space="0"/>
+            <w:right w:val="single" w:color="8A9BA8" w:sz="2" w:space="0"/>
+            <w:insideH w:val="single" w:color="8A9BA8" w:sz="2" w:space="0"/>
+            <w:insideV w:val="single" w:color="8A9BA8" w:sz="2" w:space="0"/>
+          </w:tblBorders>
+          <w:tblCellMar>
+            <w:top w:w="0" w:type="dxa"/>
+            <w:left w:w="10" w:type="dxa"/>
+            <w:bottom w:w="0" w:type="dxa"/>
+            <w:right w:w="10" w:type="dxa"/>
+          </w:tblCellMar>
+        </w:tblPrEx>
+        <w:tc>
+          <w:tcPr>
+            <w:tcW w:w="1361" w:type="dxa"/>
+            <w:tcMar>
+              <w:top w:w="90" w:type="dxa"/>
+              <w:left w:w="100" w:type="dxa"/>
+              <w:bottom w:w="90" w:type="dxa"/>
+              <w:right w:w="100" w:type="dxa"/>
+            </w:tcMar>
+            <w:vAlign w:val="center"/>
+          </w:tcPr>
+          <w:p>
+            <w:pPr>
+              <w:spacing w:after="0" w:line="276" w:lineRule="auto"/>
+            </w:pPr>
+            <w:r>
+              <w:rPr>
+                <w:rFonts w:ascii="宋体" w:hAnsi="宋体"/>
+                <w:b w:val="0"/>
+                <w:sz w:val="21"/>
+              </w:rPr>
+              <w:t>DBD-TR-021</w:t>
+            </w:r>
+            <w:r>
+              <w:rPr>
+                <w:rFonts w:ascii="宋体" w:hAnsi="宋体"/>
+                <w:b w:val="0"/>
+                <w:sz w:val="21"/>
+              </w:rPr>
+              <w:br w:type="textWrapping"/>
+            </w:r>
+            <w:r>
+              <w:rPr>
+                <w:rFonts w:ascii="宋体" w:hAnsi="宋体"/>
+                <w:b w:val="0"/>
+                <w:sz w:val="21"/>
+              </w:rPr>
+              <w:t>G2-FR-021</w:t>
+            </w:r>
+            <w:r>
+              <w:rPr>
+                <w:rFonts w:ascii="宋体" w:hAnsi="宋体"/>
+                <w:b w:val="0"/>
+                <w:sz w:val="21"/>
+              </w:rPr>
+              <w:br w:type="textWrapping"/>
+            </w:r>
+            <w:r>
+              <w:rPr>
+                <w:rFonts w:ascii="宋体" w:hAnsi="宋体"/>
+                <w:b w:val="0"/>
+                <w:sz w:val="21"/>
+              </w:rPr>
+              <w:t>★</w:t>
+            </w:r>
+          </w:p>
+        </w:tc>
+        <w:tc>
+          <w:tcPr>
+            <w:tcW w:w="2324" w:type="dxa"/>
+            <w:tcMar>
+              <w:top w:w="90" w:type="dxa"/>
+              <w:left w:w="100" w:type="dxa"/>
+              <w:bottom w:w="90" w:type="dxa"/>
+              <w:right w:w="100" w:type="dxa"/>
+            </w:tcMar>
+            <w:vAlign w:val="center"/>
+          </w:tcPr>
+          <w:p>
+            <w:pPr>
+              <w:spacing w:after="0" w:line="276" w:lineRule="auto"/>
+            </w:pPr>
+            <w:r>
+              <w:rPr>
+                <w:rFonts w:ascii="宋体" w:hAnsi="宋体"/>
+                <w:b w:val="0"/>
+                <w:sz w:val="21"/>
+              </w:rPr>
+              <w:t>AC-G2-FR-021-01；AC-G2-FR-021-02；AC-G2-FR-021-03</w:t>
+            </w:r>
+          </w:p>
+        </w:tc>
+        <w:tc>
+          <w:tcPr>
+            <w:tcW w:w="3061" w:type="dxa"/>
+            <w:tcMar>
+              <w:top w:w="90" w:type="dxa"/>
+              <w:left w:w="100" w:type="dxa"/>
+              <w:bottom w:w="90" w:type="dxa"/>
+              <w:right w:w="100" w:type="dxa"/>
+            </w:tcMar>
+            <w:vAlign w:val="center"/>
+          </w:tcPr>
+          <w:p>
+            <w:pPr>
+              <w:spacing w:after="0" w:line="276" w:lineRule="auto"/>
+            </w:pPr>
+            <w:r>
+              <w:rPr>
+                <w:rFonts w:ascii="宋体" w:hAnsi="宋体"/>
+                <w:b w:val="0"/>
+                <w:sz w:val="21"/>
+              </w:rPr>
+              <w:t>em_incident、em_attachment_ref、em_person_ref：移动创建保存提交人；照片仅存中台文件引用；个人事件按授权查询</w:t>
+            </w:r>
+          </w:p>
+        </w:tc>
+        <w:tc>
+          <w:tcPr>
+            <w:tcW w:w="1871" w:type="dxa"/>
+            <w:tcMar>
+              <w:top w:w="90" w:type="dxa"/>
+              <w:left w:w="100" w:type="dxa"/>
+              <w:bottom w:w="90" w:type="dxa"/>
+              <w:right w:w="100" w:type="dxa"/>
+            </w:tcMar>
+            <w:vAlign w:val="center"/>
+          </w:tcPr>
+          <w:p>
+            <w:pPr>
+              <w:spacing w:after="0" w:line="276" w:lineRule="auto"/>
+            </w:pPr>
+            <w:r>
+              <w:rPr>
+                <w:rFonts w:ascii="宋体" w:hAnsi="宋体"/>
+                <w:b w:val="0"/>
+                <w:sz w:val="21"/>
+              </w:rPr>
+              <w:t>H5创建拍照；个人列表；断网/上传失败测试</w:t>
+            </w:r>
+          </w:p>
+        </w:tc>
+      </w:tr>
+      <w:tr>
+        <w:tblPrEx>
+          <w:tblBorders>
+            <w:top w:val="single" w:color="8A9BA8" w:sz="2" w:space="0"/>
+            <w:left w:val="single" w:color="8A9BA8" w:sz="2" w:space="0"/>
+            <w:bottom w:val="single" w:color="8A9BA8" w:sz="2" w:space="0"/>
+            <w:right w:val="single" w:color="8A9BA8" w:sz="2" w:space="0"/>
+            <w:insideH w:val="single" w:color="8A9BA8" w:sz="2" w:space="0"/>
+            <w:insideV w:val="single" w:color="8A9BA8" w:sz="2" w:space="0"/>
+          </w:tblBorders>
+          <w:tblCellMar>
+            <w:top w:w="0" w:type="dxa"/>
+            <w:left w:w="10" w:type="dxa"/>
+            <w:bottom w:w="0" w:type="dxa"/>
+            <w:right w:w="10" w:type="dxa"/>
+          </w:tblCellMar>
+        </w:tblPrEx>
+        <w:tc>
+          <w:tcPr>
+            <w:tcW w:w="1361" w:type="dxa"/>
+            <w:shd w:val="clear" w:color="auto" w:fill="F7F9FC"/>
+            <w:tcMar>
+              <w:top w:w="90" w:type="dxa"/>
+              <w:left w:w="100" w:type="dxa"/>
+              <w:bottom w:w="90" w:type="dxa"/>
+              <w:right w:w="100" w:type="dxa"/>
+            </w:tcMar>
+            <w:vAlign w:val="center"/>
+          </w:tcPr>
+          <w:p>
+            <w:pPr>
+              <w:spacing w:after="0" w:line="276" w:lineRule="auto"/>
+            </w:pPr>
+            <w:r>
+              <w:rPr>
+                <w:rFonts w:ascii="宋体" w:hAnsi="宋体"/>
+                <w:b w:val="0"/>
+                <w:sz w:val="21"/>
+              </w:rPr>
+              <w:t>DBD-TR-022</w:t>
+            </w:r>
+            <w:r>
+              <w:rPr>
+                <w:rFonts w:ascii="宋体" w:hAnsi="宋体"/>
+                <w:b w:val="0"/>
+                <w:sz w:val="21"/>
+              </w:rPr>
+              <w:br w:type="textWrapping"/>
+            </w:r>
+            <w:r>
+              <w:rPr>
+                <w:rFonts w:ascii="宋体" w:hAnsi="宋体"/>
+                <w:b w:val="0"/>
+                <w:sz w:val="21"/>
+              </w:rPr>
+              <w:t>G2-FR-022</w:t>
+            </w:r>
+            <w:r>
+              <w:rPr>
+                <w:rFonts w:ascii="宋体" w:hAnsi="宋体"/>
+                <w:b w:val="0"/>
+                <w:sz w:val="21"/>
+              </w:rPr>
+              <w:br w:type="textWrapping"/>
+            </w:r>
+            <w:r>
+              <w:rPr>
+                <w:rFonts w:ascii="宋体" w:hAnsi="宋体"/>
+                <w:b w:val="0"/>
+                <w:sz w:val="21"/>
+              </w:rPr>
+              <w:t>★</w:t>
+            </w:r>
+          </w:p>
+        </w:tc>
+        <w:tc>
+          <w:tcPr>
+            <w:tcW w:w="2324" w:type="dxa"/>
+            <w:shd w:val="clear" w:color="auto" w:fill="F7F9FC"/>
+            <w:tcMar>
+              <w:top w:w="90" w:type="dxa"/>
+              <w:left w:w="100" w:type="dxa"/>
+              <w:bottom w:w="90" w:type="dxa"/>
+              <w:right w:w="100" w:type="dxa"/>
+            </w:tcMar>
+            <w:vAlign w:val="center"/>
+          </w:tcPr>
+          <w:p>
+            <w:pPr>
+              <w:spacing w:after="0" w:line="276" w:lineRule="auto"/>
+            </w:pPr>
+            <w:r>
+              <w:rPr>
+                <w:rFonts w:ascii="宋体" w:hAnsi="宋体"/>
+                <w:b w:val="0"/>
+                <w:sz w:val="21"/>
+              </w:rPr>
+              <w:t>AC-G2-FR-022-01；AC-G2-FR-022-02；AC-G2-FR-022-03</w:t>
+            </w:r>
+          </w:p>
+        </w:tc>
+        <w:tc>
+          <w:tcPr>
+            <w:tcW w:w="3061" w:type="dxa"/>
+            <w:shd w:val="clear" w:color="auto" w:fill="F7F9FC"/>
+            <w:tcMar>
+              <w:top w:w="90" w:type="dxa"/>
+              <w:left w:w="100" w:type="dxa"/>
+              <w:bottom w:w="90" w:type="dxa"/>
+              <w:right w:w="100" w:type="dxa"/>
+            </w:tcMar>
+            <w:vAlign w:val="center"/>
+          </w:tcPr>
+          <w:p>
+            <w:pPr>
+              <w:spacing w:after="0" w:line="276" w:lineRule="auto"/>
+            </w:pPr>
+            <w:r>
+              <w:rPr>
+                <w:rFonts w:ascii="宋体" w:hAnsi="宋体"/>
+                <w:b w:val="0"/>
+                <w:sz w:val="21"/>
+              </w:rPr>
+              <w:t>em_response_task、em_task_feedback、em_attachment_ref、em_message_delivery：确认/反馈/完成状态受控；附件关联；迟到回执不重复触发</w:t>
+            </w:r>
+          </w:p>
+        </w:tc>
+        <w:tc>
+          <w:tcPr>
+            <w:tcW w:w="1871" w:type="dxa"/>
+            <w:shd w:val="clear" w:color="auto" w:fill="F7F9FC"/>
+            <w:tcMar>
+              <w:top w:w="90" w:type="dxa"/>
+              <w:left w:w="100" w:type="dxa"/>
+              <w:bottom w:w="90" w:type="dxa"/>
+              <w:right w:w="100" w:type="dxa"/>
+            </w:tcMar>
+            <w:vAlign w:val="center"/>
+          </w:tcPr>
+          <w:p>
+            <w:pPr>
+              <w:spacing w:after="0" w:line="276" w:lineRule="auto"/>
+            </w:pPr>
+            <w:r>
+              <w:rPr>
+                <w:rFonts w:ascii="宋体" w:hAnsi="宋体"/>
+                <w:b w:val="0"/>
+                <w:sz w:val="21"/>
+              </w:rPr>
+              <w:t>任务确认；反馈上传；完成与消息到达率测试</w:t>
+            </w:r>
+          </w:p>
+        </w:tc>
+      </w:tr>
+      <w:tr>
+        <w:tblPrEx>
+          <w:tblBorders>
+            <w:top w:val="single" w:color="8A9BA8" w:sz="2" w:space="0"/>
+            <w:left w:val="single" w:color="8A9BA8" w:sz="2" w:space="0"/>
+            <w:bottom w:val="single" w:color="8A9BA8" w:sz="2" w:space="0"/>
+            <w:right w:val="single" w:color="8A9BA8" w:sz="2" w:space="0"/>
+            <w:insideH w:val="single" w:color="8A9BA8" w:sz="2" w:space="0"/>
+            <w:insideV w:val="single" w:color="8A9BA8" w:sz="2" w:space="0"/>
+          </w:tblBorders>
+          <w:tblCellMar>
+            <w:top w:w="0" w:type="dxa"/>
+            <w:left w:w="10" w:type="dxa"/>
+            <w:bottom w:w="0" w:type="dxa"/>
+            <w:right w:w="10" w:type="dxa"/>
+          </w:tblCellMar>
+        </w:tblPrEx>
+        <w:tc>
+          <w:tcPr>
+            <w:tcW w:w="1361" w:type="dxa"/>
+            <w:tcMar>
+              <w:top w:w="90" w:type="dxa"/>
+              <w:left w:w="100" w:type="dxa"/>
+              <w:bottom w:w="90" w:type="dxa"/>
+              <w:right w:w="100" w:type="dxa"/>
+            </w:tcMar>
+            <w:vAlign w:val="center"/>
+          </w:tcPr>
+          <w:p>
+            <w:pPr>
+              <w:spacing w:after="0" w:line="276" w:lineRule="auto"/>
+            </w:pPr>
+            <w:r>
+              <w:rPr>
+                <w:rFonts w:ascii="宋体" w:hAnsi="宋体"/>
+                <w:b w:val="0"/>
+                <w:sz w:val="21"/>
+              </w:rPr>
+              <w:t>DBD-TR-023</w:t>
+            </w:r>
+            <w:r>
+              <w:rPr>
+                <w:rFonts w:ascii="宋体" w:hAnsi="宋体"/>
+                <w:b w:val="0"/>
+                <w:sz w:val="21"/>
+              </w:rPr>
+              <w:br w:type="textWrapping"/>
+            </w:r>
+            <w:r>
+              <w:rPr>
+                <w:rFonts w:ascii="宋体" w:hAnsi="宋体"/>
+                <w:b w:val="0"/>
+                <w:sz w:val="21"/>
+              </w:rPr>
+              <w:t>G2-FR-023</w:t>
+            </w:r>
+            <w:r>
+              <w:rPr>
+                <w:rFonts w:ascii="宋体" w:hAnsi="宋体"/>
+                <w:b w:val="0"/>
+                <w:sz w:val="21"/>
+              </w:rPr>
+              <w:br w:type="textWrapping"/>
+            </w:r>
+            <w:r>
+              <w:rPr>
+                <w:rFonts w:ascii="宋体" w:hAnsi="宋体"/>
+                <w:b w:val="0"/>
+                <w:sz w:val="21"/>
+              </w:rPr>
+              <w:t>★</w:t>
+            </w:r>
+          </w:p>
+        </w:tc>
+        <w:tc>
+          <w:tcPr>
+            <w:tcW w:w="2324" w:type="dxa"/>
+            <w:tcMar>
+              <w:top w:w="90" w:type="dxa"/>
+              <w:left w:w="100" w:type="dxa"/>
+              <w:bottom w:w="90" w:type="dxa"/>
+              <w:right w:w="100" w:type="dxa"/>
+            </w:tcMar>
+            <w:vAlign w:val="center"/>
+          </w:tcPr>
+          <w:p>
+            <w:pPr>
+              <w:spacing w:after="0" w:line="276" w:lineRule="auto"/>
+            </w:pPr>
+            <w:r>
+              <w:rPr>
+                <w:rFonts w:ascii="宋体" w:hAnsi="宋体"/>
+                <w:b w:val="0"/>
+                <w:sz w:val="21"/>
+              </w:rPr>
+              <w:t>AC-G2-FR-023-01；AC-G2-FR-023-02；AC-G2-FR-023-03</w:t>
+            </w:r>
+          </w:p>
+        </w:tc>
+        <w:tc>
+          <w:tcPr>
+            <w:tcW w:w="3061" w:type="dxa"/>
+            <w:tcMar>
+              <w:top w:w="90" w:type="dxa"/>
+              <w:left w:w="100" w:type="dxa"/>
+              <w:bottom w:w="90" w:type="dxa"/>
+              <w:right w:w="100" w:type="dxa"/>
+            </w:tcMar>
+            <w:vAlign w:val="center"/>
+          </w:tcPr>
+          <w:p>
+            <w:pPr>
+              <w:spacing w:after="0" w:line="276" w:lineRule="auto"/>
+            </w:pPr>
+            <w:r>
+              <w:rPr>
+                <w:rFonts w:ascii="宋体" w:hAnsi="宋体"/>
+                <w:b w:val="0"/>
+                <w:sz w:val="21"/>
+              </w:rPr>
+              <w:t>em_drill_plan、em_drill_execution、em_improvement_action：仅实际完成计入统计；补演关联原计划；关闭整改不删除逾期历史</w:t>
+            </w:r>
+          </w:p>
+        </w:tc>
+        <w:tc>
+          <w:tcPr>
+            <w:tcW w:w="1871" w:type="dxa"/>
+            <w:tcMar>
+              <w:top w:w="90" w:type="dxa"/>
+              <w:left w:w="100" w:type="dxa"/>
+              <w:bottom w:w="90" w:type="dxa"/>
+              <w:right w:w="100" w:type="dxa"/>
+            </w:tcMar>
+            <w:vAlign w:val="center"/>
+          </w:tcPr>
+          <w:p>
+            <w:pPr>
+              <w:spacing w:after="0" w:line="276" w:lineRule="auto"/>
+            </w:pPr>
+            <w:r>
+              <w:rPr>
+                <w:rFonts w:ascii="宋体" w:hAnsi="宋体"/>
+                <w:b w:val="0"/>
+                <w:sz w:val="21"/>
+              </w:rPr>
+              <w:t>H5列表；执行提交；关闭/无权提交测试</w:t>
+            </w:r>
+          </w:p>
+        </w:tc>
+      </w:tr>
+      <w:tr>
+        <w:tblPrEx>
+          <w:tblBorders>
+            <w:top w:val="single" w:color="8A9BA8" w:sz="2" w:space="0"/>
+            <w:left w:val="single" w:color="8A9BA8" w:sz="2" w:space="0"/>
+            <w:bottom w:val="single" w:color="8A9BA8" w:sz="2" w:space="0"/>
+            <w:right w:val="single" w:color="8A9BA8" w:sz="2" w:space="0"/>
+            <w:insideH w:val="single" w:color="8A9BA8" w:sz="2" w:space="0"/>
+            <w:insideV w:val="single" w:color="8A9BA8" w:sz="2" w:space="0"/>
+          </w:tblBorders>
+          <w:tblCellMar>
+            <w:top w:w="0" w:type="dxa"/>
+            <w:left w:w="10" w:type="dxa"/>
+            <w:bottom w:w="0" w:type="dxa"/>
+            <w:right w:w="10" w:type="dxa"/>
+          </w:tblCellMar>
+        </w:tblPrEx>
+        <w:tc>
+          <w:tcPr>
+            <w:tcW w:w="1361" w:type="dxa"/>
+            <w:shd w:val="clear" w:color="auto" w:fill="F7F9FC"/>
+            <w:tcMar>
+              <w:top w:w="90" w:type="dxa"/>
+              <w:left w:w="100" w:type="dxa"/>
+              <w:bottom w:w="90" w:type="dxa"/>
+              <w:right w:w="100" w:type="dxa"/>
+            </w:tcMar>
+            <w:vAlign w:val="center"/>
+          </w:tcPr>
+          <w:p>
+            <w:pPr>
+              <w:spacing w:after="0" w:line="276" w:lineRule="auto"/>
+            </w:pPr>
+            <w:r>
+              <w:rPr>
+                <w:rFonts w:ascii="宋体" w:hAnsi="宋体"/>
+                <w:b w:val="0"/>
+                <w:sz w:val="21"/>
+              </w:rPr>
+              <w:t>DBD-TR-024</w:t>
+            </w:r>
+            <w:r>
+              <w:rPr>
+                <w:rFonts w:ascii="宋体" w:hAnsi="宋体"/>
+                <w:b w:val="0"/>
+                <w:sz w:val="21"/>
+              </w:rPr>
+              <w:br w:type="textWrapping"/>
+            </w:r>
+            <w:r>
+              <w:rPr>
+                <w:rFonts w:ascii="宋体" w:hAnsi="宋体"/>
+                <w:b w:val="0"/>
+                <w:sz w:val="21"/>
+              </w:rPr>
+              <w:t>G2-FR-024</w:t>
+            </w:r>
+            <w:r>
+              <w:rPr>
+                <w:rFonts w:ascii="宋体" w:hAnsi="宋体"/>
+                <w:b w:val="0"/>
+                <w:sz w:val="21"/>
+              </w:rPr>
+              <w:br w:type="textWrapping"/>
+            </w:r>
+            <w:r>
+              <w:rPr>
+                <w:rFonts w:ascii="宋体" w:hAnsi="宋体"/>
+                <w:b w:val="0"/>
+                <w:sz w:val="21"/>
+              </w:rPr>
+              <w:t>★</w:t>
+            </w:r>
+          </w:p>
+        </w:tc>
+        <w:tc>
+          <w:tcPr>
+            <w:tcW w:w="2324" w:type="dxa"/>
+            <w:shd w:val="clear" w:color="auto" w:fill="F7F9FC"/>
+            <w:tcMar>
+              <w:top w:w="90" w:type="dxa"/>
+              <w:left w:w="100" w:type="dxa"/>
+              <w:bottom w:w="90" w:type="dxa"/>
+              <w:right w:w="100" w:type="dxa"/>
+            </w:tcMar>
+            <w:vAlign w:val="center"/>
+          </w:tcPr>
+          <w:p>
+            <w:pPr>
+              <w:spacing w:after="0" w:line="276" w:lineRule="auto"/>
+            </w:pPr>
+            <w:r>
+              <w:rPr>
+                <w:rFonts w:ascii="宋体" w:hAnsi="宋体"/>
+                <w:b w:val="0"/>
+                <w:sz w:val="21"/>
+              </w:rPr>
+              <w:t>AC-G2-FR-024-01；AC-G2-FR-024-02；AC-G2-FR-024-03</w:t>
+            </w:r>
+          </w:p>
+        </w:tc>
+        <w:tc>
+          <w:tcPr>
+            <w:tcW w:w="3061" w:type="dxa"/>
+            <w:shd w:val="clear" w:color="auto" w:fill="F7F9FC"/>
+            <w:tcMar>
+              <w:top w:w="90" w:type="dxa"/>
+              <w:left w:w="100" w:type="dxa"/>
+              <w:bottom w:w="90" w:type="dxa"/>
+              <w:right w:w="100" w:type="dxa"/>
+            </w:tcMar>
+            <w:vAlign w:val="center"/>
+          </w:tcPr>
+          <w:p>
+            <w:pPr>
+              <w:spacing w:after="0" w:line="276" w:lineRule="auto"/>
+            </w:pPr>
+            <w:r>
+              <w:rPr>
+                <w:rFonts w:ascii="宋体" w:hAnsi="宋体"/>
+                <w:b w:val="0"/>
+                <w:sz w:val="21"/>
+              </w:rPr>
+              <w:t>em_attendance_rule、em_attendance_record、em_idempotency_record：二维码、身份、时段、点位范围联合校验；重复扫码幂等</w:t>
+            </w:r>
+          </w:p>
+        </w:tc>
+        <w:tc>
+          <w:tcPr>
+            <w:tcW w:w="1871" w:type="dxa"/>
+            <w:shd w:val="clear" w:color="auto" w:fill="F7F9FC"/>
+            <w:tcMar>
+              <w:top w:w="90" w:type="dxa"/>
+              <w:left w:w="100" w:type="dxa"/>
+              <w:bottom w:w="90" w:type="dxa"/>
+              <w:right w:w="100" w:type="dxa"/>
+            </w:tcMar>
+            <w:vAlign w:val="center"/>
+          </w:tcPr>
+          <w:p>
+            <w:pPr>
+              <w:spacing w:after="0" w:line="276" w:lineRule="auto"/>
+            </w:pPr>
+            <w:r>
+              <w:rPr>
+                <w:rFonts w:ascii="宋体" w:hAnsi="宋体"/>
+                <w:b w:val="0"/>
+                <w:sz w:val="21"/>
+              </w:rPr>
+              <w:t>有效扫码；越界/过期拒绝；≤1秒写入实测</w:t>
+            </w:r>
+          </w:p>
+        </w:tc>
+      </w:tr>
+      <w:tr>
+        <w:tblPrEx>
+          <w:tblBorders>
+            <w:top w:val="single" w:color="8A9BA8" w:sz="2" w:space="0"/>
+            <w:left w:val="single" w:color="8A9BA8" w:sz="2" w:space="0"/>
+            <w:bottom w:val="single" w:color="8A9BA8" w:sz="2" w:space="0"/>
+            <w:right w:val="single" w:color="8A9BA8" w:sz="2" w:space="0"/>
+            <w:insideH w:val="single" w:color="8A9BA8" w:sz="2" w:space="0"/>
+            <w:insideV w:val="single" w:color="8A9BA8" w:sz="2" w:space="0"/>
+          </w:tblBorders>
+          <w:tblCellMar>
+            <w:top w:w="0" w:type="dxa"/>
+            <w:left w:w="10" w:type="dxa"/>
+            <w:bottom w:w="0" w:type="dxa"/>
+            <w:right w:w="10" w:type="dxa"/>
+          </w:tblCellMar>
+        </w:tblPrEx>
+        <w:tc>
+          <w:tcPr>
+            <w:tcW w:w="1361" w:type="dxa"/>
+            <w:tcMar>
+              <w:top w:w="90" w:type="dxa"/>
+              <w:left w:w="100" w:type="dxa"/>
+              <w:bottom w:w="90" w:type="dxa"/>
+              <w:right w:w="100" w:type="dxa"/>
+            </w:tcMar>
+            <w:vAlign w:val="center"/>
+          </w:tcPr>
+          <w:p>
+            <w:pPr>
+              <w:spacing w:after="0" w:line="276" w:lineRule="auto"/>
+            </w:pPr>
+            <w:r>
+              <w:rPr>
+                <w:rFonts w:ascii="宋体" w:hAnsi="宋体"/>
+                <w:b w:val="0"/>
+                <w:sz w:val="21"/>
+              </w:rPr>
+              <w:t>DBD-TR-025</w:t>
+            </w:r>
+            <w:r>
+              <w:rPr>
+                <w:rFonts w:ascii="宋体" w:hAnsi="宋体"/>
+                <w:b w:val="0"/>
+                <w:sz w:val="21"/>
+              </w:rPr>
+              <w:br w:type="textWrapping"/>
+            </w:r>
+            <w:r>
+              <w:rPr>
+                <w:rFonts w:ascii="宋体" w:hAnsi="宋体"/>
+                <w:b w:val="0"/>
+                <w:sz w:val="21"/>
+              </w:rPr>
+              <w:t>G2-FR-025</w:t>
+            </w:r>
+            <w:r>
+              <w:rPr>
+                <w:rFonts w:ascii="宋体" w:hAnsi="宋体"/>
+                <w:b w:val="0"/>
+                <w:sz w:val="21"/>
+              </w:rPr>
+              <w:br w:type="textWrapping"/>
+            </w:r>
+            <w:r>
+              <w:rPr>
+                <w:rFonts w:ascii="宋体" w:hAnsi="宋体"/>
+                <w:b w:val="0"/>
+                <w:sz w:val="21"/>
+              </w:rPr>
+              <w:t>★</w:t>
+            </w:r>
+          </w:p>
+        </w:tc>
+        <w:tc>
+          <w:tcPr>
+            <w:tcW w:w="2324" w:type="dxa"/>
+            <w:tcMar>
+              <w:top w:w="90" w:type="dxa"/>
+              <w:left w:w="100" w:type="dxa"/>
+              <w:bottom w:w="90" w:type="dxa"/>
+              <w:right w:w="100" w:type="dxa"/>
+            </w:tcMar>
+            <w:vAlign w:val="center"/>
+          </w:tcPr>
+          <w:p>
+            <w:pPr>
+              <w:spacing w:after="0" w:line="276" w:lineRule="auto"/>
+            </w:pPr>
+            <w:r>
+              <w:rPr>
+                <w:rFonts w:ascii="宋体" w:hAnsi="宋体"/>
+                <w:b w:val="0"/>
+                <w:sz w:val="21"/>
+              </w:rPr>
+              <w:t>AC-G2-FR-025-01；AC-G2-FR-025-02；AC-G2-FR-025-03</w:t>
+            </w:r>
+          </w:p>
+        </w:tc>
+        <w:tc>
+          <w:tcPr>
+            <w:tcW w:w="3061" w:type="dxa"/>
+            <w:tcMar>
+              <w:top w:w="90" w:type="dxa"/>
+              <w:left w:w="100" w:type="dxa"/>
+              <w:bottom w:w="90" w:type="dxa"/>
+              <w:right w:w="100" w:type="dxa"/>
+            </w:tcMar>
+            <w:vAlign w:val="center"/>
+          </w:tcPr>
+          <w:p>
+            <w:pPr>
+              <w:spacing w:after="0" w:line="276" w:lineRule="auto"/>
+            </w:pPr>
+            <w:r>
+              <w:rPr>
+                <w:rFonts w:ascii="宋体" w:hAnsi="宋体"/>
+                <w:b w:val="0"/>
+                <w:sz w:val="21"/>
+              </w:rPr>
+              <w:t>em_inventory_plan、em_inventory_snapshot、em_inventory_record、em_inventory_adjustment：实盘关联计划和物资；差异基于固定快照；授权复核后更新台账</w:t>
+            </w:r>
+          </w:p>
+        </w:tc>
+        <w:tc>
+          <w:tcPr>
+            <w:tcW w:w="1871" w:type="dxa"/>
+            <w:tcMar>
+              <w:top w:w="90" w:type="dxa"/>
+              <w:left w:w="100" w:type="dxa"/>
+              <w:bottom w:w="90" w:type="dxa"/>
+              <w:right w:w="100" w:type="dxa"/>
+            </w:tcMar>
+            <w:vAlign w:val="center"/>
+          </w:tcPr>
+          <w:p>
+            <w:pPr>
+              <w:spacing w:after="0" w:line="276" w:lineRule="auto"/>
+            </w:pPr>
+            <w:r>
+              <w:rPr>
+                <w:rFonts w:ascii="宋体" w:hAnsi="宋体"/>
+                <w:b w:val="0"/>
+                <w:sz w:val="21"/>
+              </w:rPr>
+              <w:t>移动盘点；差异标识；复核调整事务测试</w:t>
+            </w:r>
+          </w:p>
+        </w:tc>
+      </w:tr>
+      <w:tr>
+        <w:tblPrEx>
+          <w:tblBorders>
+            <w:top w:val="single" w:color="8A9BA8" w:sz="2" w:space="0"/>
+            <w:left w:val="single" w:color="8A9BA8" w:sz="2" w:space="0"/>
+            <w:bottom w:val="single" w:color="8A9BA8" w:sz="2" w:space="0"/>
+            <w:right w:val="single" w:color="8A9BA8" w:sz="2" w:space="0"/>
+            <w:insideH w:val="single" w:color="8A9BA8" w:sz="2" w:space="0"/>
+            <w:insideV w:val="single" w:color="8A9BA8" w:sz="2" w:space="0"/>
+          </w:tblBorders>
+          <w:tblCellMar>
+            <w:top w:w="0" w:type="dxa"/>
+            <w:left w:w="10" w:type="dxa"/>
+            <w:bottom w:w="0" w:type="dxa"/>
+            <w:right w:w="10" w:type="dxa"/>
+          </w:tblCellMar>
+        </w:tblPrEx>
+        <w:tc>
+          <w:tcPr>
+            <w:tcW w:w="1361" w:type="dxa"/>
+            <w:shd w:val="clear" w:color="auto" w:fill="F7F9FC"/>
+            <w:tcMar>
+              <w:top w:w="90" w:type="dxa"/>
+              <w:left w:w="100" w:type="dxa"/>
+              <w:bottom w:w="90" w:type="dxa"/>
+              <w:right w:w="100" w:type="dxa"/>
+            </w:tcMar>
+            <w:vAlign w:val="center"/>
+          </w:tcPr>
+          <w:p>
+            <w:pPr>
+              <w:spacing w:after="0" w:line="276" w:lineRule="auto"/>
+            </w:pPr>
+            <w:r>
+              <w:rPr>
+                <w:rFonts w:ascii="宋体" w:hAnsi="宋体"/>
+                <w:b w:val="0"/>
+                <w:sz w:val="21"/>
+              </w:rPr>
+              <w:t>DBD-TR-026</w:t>
+            </w:r>
+            <w:r>
+              <w:rPr>
+                <w:rFonts w:ascii="宋体" w:hAnsi="宋体"/>
+                <w:b w:val="0"/>
+                <w:sz w:val="21"/>
+              </w:rPr>
+              <w:br w:type="textWrapping"/>
+            </w:r>
+            <w:r>
+              <w:rPr>
+                <w:rFonts w:ascii="宋体" w:hAnsi="宋体"/>
+                <w:b w:val="0"/>
+                <w:sz w:val="21"/>
+              </w:rPr>
+              <w:t>G2-FR-026</w:t>
+            </w:r>
+            <w:r>
+              <w:rPr>
+                <w:rFonts w:ascii="宋体" w:hAnsi="宋体"/>
+                <w:b w:val="0"/>
+                <w:sz w:val="21"/>
+              </w:rPr>
+              <w:br w:type="textWrapping"/>
+            </w:r>
+            <w:r>
+              <w:rPr>
+                <w:rFonts w:ascii="宋体" w:hAnsi="宋体"/>
+                <w:b w:val="0"/>
+                <w:sz w:val="21"/>
+              </w:rPr>
+              <w:t>★</w:t>
+            </w:r>
+          </w:p>
+        </w:tc>
+        <w:tc>
+          <w:tcPr>
+            <w:tcW w:w="2324" w:type="dxa"/>
+            <w:shd w:val="clear" w:color="auto" w:fill="F7F9FC"/>
+            <w:tcMar>
+              <w:top w:w="90" w:type="dxa"/>
+              <w:left w:w="100" w:type="dxa"/>
+              <w:bottom w:w="90" w:type="dxa"/>
+              <w:right w:w="100" w:type="dxa"/>
+            </w:tcMar>
+            <w:vAlign w:val="center"/>
+          </w:tcPr>
+          <w:p>
+            <w:pPr>
+              <w:spacing w:after="0" w:line="276" w:lineRule="auto"/>
+            </w:pPr>
+            <w:r>
+              <w:rPr>
+                <w:rFonts w:ascii="宋体" w:hAnsi="宋体"/>
+                <w:b w:val="0"/>
+                <w:sz w:val="21"/>
+              </w:rPr>
+              <w:t>AC-G2-FR-026-01；AC-G2-FR-026-02；AC-G2-FR-026-03</w:t>
+            </w:r>
+          </w:p>
+        </w:tc>
+        <w:tc>
+          <w:tcPr>
+            <w:tcW w:w="3061" w:type="dxa"/>
+            <w:shd w:val="clear" w:color="auto" w:fill="F7F9FC"/>
+            <w:tcMar>
+              <w:top w:w="90" w:type="dxa"/>
+              <w:left w:w="100" w:type="dxa"/>
+              <w:bottom w:w="90" w:type="dxa"/>
+              <w:right w:w="100" w:type="dxa"/>
+            </w:tcMar>
+            <w:vAlign w:val="center"/>
+          </w:tcPr>
+          <w:p>
+            <w:pPr>
+              <w:spacing w:after="0" w:line="276" w:lineRule="auto"/>
+            </w:pPr>
+            <w:r>
+              <w:rPr>
+                <w:rFonts w:ascii="宋体" w:hAnsi="宋体"/>
+                <w:b w:val="0"/>
+                <w:sz w:val="21"/>
+              </w:rPr>
+              <w:t>em_situation_projection、em_external_alert、em_external_call_log：终端状态/告警/位置为可重建投影；跳转保留业务关联与失败原因</w:t>
+            </w:r>
+          </w:p>
+        </w:tc>
+        <w:tc>
+          <w:tcPr>
+            <w:tcW w:w="1871" w:type="dxa"/>
+            <w:shd w:val="clear" w:color="auto" w:fill="F7F9FC"/>
+            <w:tcMar>
+              <w:top w:w="90" w:type="dxa"/>
+              <w:left w:w="100" w:type="dxa"/>
+              <w:bottom w:w="90" w:type="dxa"/>
+              <w:right w:w="100" w:type="dxa"/>
+            </w:tcMar>
+            <w:vAlign w:val="center"/>
+          </w:tcPr>
+          <w:p>
+            <w:pPr>
+              <w:spacing w:after="0" w:line="276" w:lineRule="auto"/>
+            </w:pPr>
+            <w:r>
+              <w:rPr>
+                <w:rFonts w:ascii="宋体" w:hAnsi="宋体"/>
+                <w:b w:val="0"/>
+                <w:sz w:val="21"/>
+              </w:rPr>
+              <w:t>状态统计；业务跳转；≤30秒刷新实测</w:t>
+            </w:r>
+          </w:p>
+        </w:tc>
+      </w:tr>
+      <w:tr>
+        <w:tblPrEx>
+          <w:tblBorders>
+            <w:top w:val="single" w:color="8A9BA8" w:sz="2" w:space="0"/>
+            <w:left w:val="single" w:color="8A9BA8" w:sz="2" w:space="0"/>
+            <w:bottom w:val="single" w:color="8A9BA8" w:sz="2" w:space="0"/>
+            <w:right w:val="single" w:color="8A9BA8" w:sz="2" w:space="0"/>
+            <w:insideH w:val="single" w:color="8A9BA8" w:sz="2" w:space="0"/>
+            <w:insideV w:val="single" w:color="8A9BA8" w:sz="2" w:space="0"/>
+          </w:tblBorders>
+          <w:tblCellMar>
+            <w:top w:w="0" w:type="dxa"/>
+            <w:left w:w="10" w:type="dxa"/>
+            <w:bottom w:w="0" w:type="dxa"/>
+            <w:right w:w="10" w:type="dxa"/>
+          </w:tblCellMar>
+        </w:tblPrEx>
+        <w:tc>
+          <w:tcPr>
+            <w:tcW w:w="1361" w:type="dxa"/>
+            <w:tcMar>
+              <w:top w:w="90" w:type="dxa"/>
+              <w:left w:w="100" w:type="dxa"/>
+              <w:bottom w:w="90" w:type="dxa"/>
+              <w:right w:w="100" w:type="dxa"/>
+            </w:tcMar>
+            <w:vAlign w:val="center"/>
+          </w:tcPr>
+          <w:p>
+            <w:pPr>
+              <w:spacing w:after="0" w:line="276" w:lineRule="auto"/>
+            </w:pPr>
+            <w:r>
+              <w:rPr>
+                <w:rFonts w:ascii="宋体" w:hAnsi="宋体"/>
+                <w:b w:val="0"/>
+                <w:sz w:val="21"/>
+              </w:rPr>
+              <w:t>DBD-TR-027</w:t>
+            </w:r>
+            <w:r>
+              <w:rPr>
+                <w:rFonts w:ascii="宋体" w:hAnsi="宋体"/>
+                <w:b w:val="0"/>
+                <w:sz w:val="21"/>
+              </w:rPr>
+              <w:br w:type="textWrapping"/>
+            </w:r>
+            <w:r>
+              <w:rPr>
+                <w:rFonts w:ascii="宋体" w:hAnsi="宋体"/>
+                <w:b w:val="0"/>
+                <w:sz w:val="21"/>
+              </w:rPr>
+              <w:t>G2-FR-027</w:t>
+            </w:r>
+            <w:r>
+              <w:rPr>
+                <w:rFonts w:ascii="宋体" w:hAnsi="宋体"/>
+                <w:b w:val="0"/>
+                <w:sz w:val="21"/>
+              </w:rPr>
+              <w:br w:type="textWrapping"/>
+            </w:r>
+            <w:r>
+              <w:rPr>
+                <w:rFonts w:ascii="宋体" w:hAnsi="宋体"/>
+                <w:b w:val="0"/>
+                <w:sz w:val="21"/>
+              </w:rPr>
+              <w:t>★</w:t>
+            </w:r>
+          </w:p>
+        </w:tc>
+        <w:tc>
+          <w:tcPr>
+            <w:tcW w:w="2324" w:type="dxa"/>
+            <w:tcMar>
+              <w:top w:w="90" w:type="dxa"/>
+              <w:left w:w="100" w:type="dxa"/>
+              <w:bottom w:w="90" w:type="dxa"/>
+              <w:right w:w="100" w:type="dxa"/>
+            </w:tcMar>
+            <w:vAlign w:val="center"/>
+          </w:tcPr>
+          <w:p>
+            <w:pPr>
+              <w:spacing w:after="0" w:line="276" w:lineRule="auto"/>
+            </w:pPr>
+            <w:r>
+              <w:rPr>
+                <w:rFonts w:ascii="宋体" w:hAnsi="宋体"/>
+                <w:b w:val="0"/>
+                <w:sz w:val="21"/>
+              </w:rPr>
+              <w:t>AC-G2-FR-027-01；AC-G2-FR-027-02；AC-G2-FR-027-03</w:t>
+            </w:r>
+          </w:p>
+        </w:tc>
+        <w:tc>
+          <w:tcPr>
+            <w:tcW w:w="3061" w:type="dxa"/>
+            <w:tcMar>
+              <w:top w:w="90" w:type="dxa"/>
+              <w:left w:w="100" w:type="dxa"/>
+              <w:bottom w:w="90" w:type="dxa"/>
+              <w:right w:w="100" w:type="dxa"/>
+            </w:tcMar>
+            <w:vAlign w:val="center"/>
+          </w:tcPr>
+          <w:p>
+            <w:pPr>
+              <w:spacing w:after="0" w:line="276" w:lineRule="auto"/>
+            </w:pPr>
+            <w:r>
+              <w:rPr>
+                <w:rFonts w:ascii="宋体" w:hAnsi="宋体"/>
+                <w:b w:val="0"/>
+                <w:sz w:val="21"/>
+              </w:rPr>
+              <w:t>em_external_alert、em_incident、em_idempotency_record、em_external_call_log：可靠外部ID去重；未知数据不生成错误事件；断连补传全程留痕</w:t>
+            </w:r>
+          </w:p>
+        </w:tc>
+        <w:tc>
+          <w:tcPr>
+            <w:tcW w:w="1871" w:type="dxa"/>
+            <w:tcMar>
+              <w:top w:w="90" w:type="dxa"/>
+              <w:left w:w="100" w:type="dxa"/>
+              <w:bottom w:w="90" w:type="dxa"/>
+              <w:right w:w="100" w:type="dxa"/>
+            </w:tcMar>
+            <w:vAlign w:val="center"/>
+          </w:tcPr>
+          <w:p>
+            <w:pPr>
+              <w:spacing w:after="0" w:line="276" w:lineRule="auto"/>
+            </w:pPr>
+            <w:r>
+              <w:rPr>
+                <w:rFonts w:ascii="宋体" w:hAnsi="宋体"/>
+                <w:b w:val="0"/>
+                <w:sz w:val="21"/>
+              </w:rPr>
+              <w:t>告警转事件；断连恢复；未知载荷隔离测试</w:t>
+            </w:r>
+          </w:p>
+        </w:tc>
+      </w:tr>
+      <w:tr>
+        <w:tblPrEx>
+          <w:tblBorders>
+            <w:top w:val="single" w:color="8A9BA8" w:sz="2" w:space="0"/>
+            <w:left w:val="single" w:color="8A9BA8" w:sz="2" w:space="0"/>
+            <w:bottom w:val="single" w:color="8A9BA8" w:sz="2" w:space="0"/>
+            <w:right w:val="single" w:color="8A9BA8" w:sz="2" w:space="0"/>
+            <w:insideH w:val="single" w:color="8A9BA8" w:sz="2" w:space="0"/>
+            <w:insideV w:val="single" w:color="8A9BA8" w:sz="2" w:space="0"/>
+          </w:tblBorders>
+          <w:tblCellMar>
+            <w:top w:w="0" w:type="dxa"/>
+            <w:left w:w="10" w:type="dxa"/>
+            <w:bottom w:w="0" w:type="dxa"/>
+            <w:right w:w="10" w:type="dxa"/>
+          </w:tblCellMar>
+        </w:tblPrEx>
+        <w:tc>
+          <w:tcPr>
+            <w:tcW w:w="1361" w:type="dxa"/>
+            <w:shd w:val="clear" w:color="auto" w:fill="F7F9FC"/>
+            <w:tcMar>
+              <w:top w:w="90" w:type="dxa"/>
+              <w:left w:w="100" w:type="dxa"/>
+              <w:bottom w:w="90" w:type="dxa"/>
+              <w:right w:w="100" w:type="dxa"/>
+            </w:tcMar>
+            <w:vAlign w:val="center"/>
+          </w:tcPr>
+          <w:p>
+            <w:pPr>
+              <w:spacing w:after="0" w:line="276" w:lineRule="auto"/>
+            </w:pPr>
+            <w:r>
+              <w:rPr>
+                <w:rFonts w:ascii="宋体" w:hAnsi="宋体"/>
+                <w:b w:val="0"/>
+                <w:sz w:val="21"/>
+              </w:rPr>
+              <w:t>DBD-TR-028</w:t>
+            </w:r>
+            <w:r>
+              <w:rPr>
+                <w:rFonts w:ascii="宋体" w:hAnsi="宋体"/>
+                <w:b w:val="0"/>
+                <w:sz w:val="21"/>
+              </w:rPr>
+              <w:br w:type="textWrapping"/>
+            </w:r>
+            <w:r>
+              <w:rPr>
+                <w:rFonts w:ascii="宋体" w:hAnsi="宋体"/>
+                <w:b w:val="0"/>
+                <w:sz w:val="21"/>
+              </w:rPr>
+              <w:t>G2-FR-028</w:t>
+            </w:r>
+            <w:r>
+              <w:rPr>
+                <w:rFonts w:ascii="宋体" w:hAnsi="宋体"/>
+                <w:b w:val="0"/>
+                <w:sz w:val="21"/>
+              </w:rPr>
+              <w:br w:type="textWrapping"/>
+            </w:r>
+            <w:r>
+              <w:rPr>
+                <w:rFonts w:ascii="宋体" w:hAnsi="宋体"/>
+                <w:b w:val="0"/>
+                <w:sz w:val="21"/>
+              </w:rPr>
+              <w:t>★</w:t>
+            </w:r>
+          </w:p>
+        </w:tc>
+        <w:tc>
+          <w:tcPr>
+            <w:tcW w:w="2324" w:type="dxa"/>
+            <w:shd w:val="clear" w:color="auto" w:fill="F7F9FC"/>
+            <w:tcMar>
+              <w:top w:w="90" w:type="dxa"/>
+              <w:left w:w="100" w:type="dxa"/>
+              <w:bottom w:w="90" w:type="dxa"/>
+              <w:right w:w="100" w:type="dxa"/>
+            </w:tcMar>
+            <w:vAlign w:val="center"/>
+          </w:tcPr>
+          <w:p>
+            <w:pPr>
+              <w:spacing w:after="0" w:line="276" w:lineRule="auto"/>
+            </w:pPr>
+            <w:r>
+              <w:rPr>
+                <w:rFonts w:ascii="宋体" w:hAnsi="宋体"/>
+                <w:b w:val="0"/>
+                <w:sz w:val="21"/>
+              </w:rPr>
+              <w:t>AC-G2-FR-028-01；AC-G2-FR-028-02；AC-G2-FR-028-03</w:t>
+            </w:r>
+          </w:p>
+        </w:tc>
+        <w:tc>
+          <w:tcPr>
+            <w:tcW w:w="3061" w:type="dxa"/>
+            <w:shd w:val="clear" w:color="auto" w:fill="F7F9FC"/>
+            <w:tcMar>
+              <w:top w:w="90" w:type="dxa"/>
+              <w:left w:w="100" w:type="dxa"/>
+              <w:bottom w:w="90" w:type="dxa"/>
+              <w:right w:w="100" w:type="dxa"/>
+            </w:tcMar>
+            <w:vAlign w:val="center"/>
+          </w:tcPr>
+          <w:p>
+            <w:pPr>
+              <w:spacing w:after="0" w:line="276" w:lineRule="auto"/>
+            </w:pPr>
+            <w:r>
+              <w:rPr>
+                <w:rFonts w:ascii="宋体" w:hAnsi="宋体"/>
+                <w:b w:val="0"/>
+                <w:sz w:val="21"/>
+              </w:rPr>
+              <w:t>em_person_ref、em_message_delivery、em_attachment_ref、em_external_call_log：中台身份组织仅存引用/快照；消息/文件/流程调用均保留关联结果</w:t>
+            </w:r>
+          </w:p>
+        </w:tc>
+        <w:tc>
+          <w:tcPr>
+            <w:tcW w:w="1871" w:type="dxa"/>
+            <w:shd w:val="clear" w:color="auto" w:fill="F7F9FC"/>
+            <w:tcMar>
+              <w:top w:w="90" w:type="dxa"/>
+              <w:left w:w="100" w:type="dxa"/>
+              <w:bottom w:w="90" w:type="dxa"/>
+              <w:right w:w="100" w:type="dxa"/>
+            </w:tcMar>
+            <w:vAlign w:val="center"/>
+          </w:tcPr>
+          <w:p>
+            <w:pPr>
+              <w:spacing w:after="0" w:line="276" w:lineRule="auto"/>
+            </w:pPr>
+            <w:r>
+              <w:rPr>
+                <w:rFonts w:ascii="宋体" w:hAnsi="宋体"/>
+                <w:b w:val="0"/>
+                <w:sz w:val="21"/>
+              </w:rPr>
+              <w:t>授权适配；通用能力调用；中台不可用降级测试</w:t>
+            </w:r>
+          </w:p>
+        </w:tc>
+      </w:tr>
+      <w:tr>
+        <w:tblPrEx>
+          <w:tblBorders>
+            <w:top w:val="single" w:color="8A9BA8" w:sz="2" w:space="0"/>
+            <w:left w:val="single" w:color="8A9BA8" w:sz="2" w:space="0"/>
+            <w:bottom w:val="single" w:color="8A9BA8" w:sz="2" w:space="0"/>
+            <w:right w:val="single" w:color="8A9BA8" w:sz="2" w:space="0"/>
+            <w:insideH w:val="single" w:color="8A9BA8" w:sz="2" w:space="0"/>
+            <w:insideV w:val="single" w:color="8A9BA8" w:sz="2" w:space="0"/>
+          </w:tblBorders>
+          <w:tblCellMar>
+            <w:top w:w="0" w:type="dxa"/>
+            <w:left w:w="10" w:type="dxa"/>
+            <w:bottom w:w="0" w:type="dxa"/>
+            <w:right w:w="10" w:type="dxa"/>
+          </w:tblCellMar>
+        </w:tblPrEx>
+        <w:tc>
+          <w:tcPr>
+            <w:tcW w:w="1361" w:type="dxa"/>
+            <w:tcMar>
+              <w:top w:w="90" w:type="dxa"/>
+              <w:left w:w="100" w:type="dxa"/>
+              <w:bottom w:w="90" w:type="dxa"/>
+              <w:right w:w="100" w:type="dxa"/>
+            </w:tcMar>
+            <w:vAlign w:val="center"/>
+          </w:tcPr>
+          <w:p>
+            <w:pPr>
+              <w:spacing w:after="0" w:line="276" w:lineRule="auto"/>
+            </w:pPr>
+            <w:r>
+              <w:rPr>
+                <w:rFonts w:ascii="宋体" w:hAnsi="宋体"/>
+                <w:b w:val="0"/>
+                <w:sz w:val="21"/>
+              </w:rPr>
+              <w:t>DBD-TR-029</w:t>
+            </w:r>
+            <w:r>
+              <w:rPr>
+                <w:rFonts w:ascii="宋体" w:hAnsi="宋体"/>
+                <w:b w:val="0"/>
+                <w:sz w:val="21"/>
+              </w:rPr>
+              <w:br w:type="textWrapping"/>
+            </w:r>
+            <w:r>
+              <w:rPr>
+                <w:rFonts w:ascii="宋体" w:hAnsi="宋体"/>
+                <w:b w:val="0"/>
+                <w:sz w:val="21"/>
+              </w:rPr>
+              <w:t>G2-FR-029</w:t>
+            </w:r>
+            <w:r>
+              <w:rPr>
+                <w:rFonts w:ascii="宋体" w:hAnsi="宋体"/>
+                <w:b w:val="0"/>
+                <w:sz w:val="21"/>
+              </w:rPr>
+              <w:br w:type="textWrapping"/>
+            </w:r>
+            <w:r>
+              <w:rPr>
+                <w:rFonts w:ascii="宋体" w:hAnsi="宋体"/>
+                <w:b w:val="0"/>
+                <w:sz w:val="21"/>
+              </w:rPr>
+              <w:t>★</w:t>
+            </w:r>
+          </w:p>
+        </w:tc>
+        <w:tc>
+          <w:tcPr>
+            <w:tcW w:w="2324" w:type="dxa"/>
+            <w:tcMar>
+              <w:top w:w="90" w:type="dxa"/>
+              <w:left w:w="100" w:type="dxa"/>
+              <w:bottom w:w="90" w:type="dxa"/>
+              <w:right w:w="100" w:type="dxa"/>
+            </w:tcMar>
+            <w:vAlign w:val="center"/>
+          </w:tcPr>
+          <w:p>
+            <w:pPr>
+              <w:spacing w:after="0" w:line="276" w:lineRule="auto"/>
+            </w:pPr>
+            <w:r>
+              <w:rPr>
+                <w:rFonts w:ascii="宋体" w:hAnsi="宋体"/>
+                <w:b w:val="0"/>
+                <w:sz w:val="21"/>
+              </w:rPr>
+              <w:t>AC-G2-FR-029-01；AC-G2-FR-029-02；AC-G2-FR-029-03</w:t>
+            </w:r>
+          </w:p>
+        </w:tc>
+        <w:tc>
+          <w:tcPr>
+            <w:tcW w:w="3061" w:type="dxa"/>
+            <w:tcMar>
+              <w:top w:w="90" w:type="dxa"/>
+              <w:left w:w="100" w:type="dxa"/>
+              <w:bottom w:w="90" w:type="dxa"/>
+              <w:right w:w="100" w:type="dxa"/>
+            </w:tcMar>
+            <w:vAlign w:val="center"/>
+          </w:tcPr>
+          <w:p>
+            <w:pPr>
+              <w:spacing w:after="0" w:line="276" w:lineRule="auto"/>
+            </w:pPr>
+            <w:r>
+              <w:rPr>
+                <w:rFonts w:ascii="宋体" w:hAnsi="宋体"/>
+                <w:b w:val="0"/>
+                <w:sz w:val="21"/>
+              </w:rPr>
+              <w:t>em_video_reference、em_control_command、em_external_call_log、em_audit_log：录像仅引用；门禁指令需授权确认且服从联锁；控制命令禁止自动重放</w:t>
+            </w:r>
+          </w:p>
+        </w:tc>
+        <w:tc>
+          <w:tcPr>
+            <w:tcW w:w="1871" w:type="dxa"/>
+            <w:tcMar>
+              <w:top w:w="90" w:type="dxa"/>
+              <w:left w:w="100" w:type="dxa"/>
+              <w:bottom w:w="90" w:type="dxa"/>
+              <w:right w:w="100" w:type="dxa"/>
+            </w:tcMar>
+            <w:vAlign w:val="center"/>
+          </w:tcPr>
+          <w:p>
+            <w:pPr>
+              <w:spacing w:after="0" w:line="276" w:lineRule="auto"/>
+            </w:pPr>
+            <w:r>
+              <w:rPr>
+                <w:rFonts w:ascii="宋体" w:hAnsi="宋体"/>
+                <w:b w:val="0"/>
+                <w:sz w:val="21"/>
+              </w:rPr>
+              <w:t>视频回放；授权下发；拒绝/超时/联锁失败测试</w:t>
+            </w:r>
+          </w:p>
+        </w:tc>
+      </w:tr>
+      <w:tr>
+        <w:tblPrEx>
+          <w:tblBorders>
+            <w:top w:val="single" w:color="8A9BA8" w:sz="2" w:space="0"/>
+            <w:left w:val="single" w:color="8A9BA8" w:sz="2" w:space="0"/>
+            <w:bottom w:val="single" w:color="8A9BA8" w:sz="2" w:space="0"/>
+            <w:right w:val="single" w:color="8A9BA8" w:sz="2" w:space="0"/>
+            <w:insideH w:val="single" w:color="8A9BA8" w:sz="2" w:space="0"/>
+            <w:insideV w:val="single" w:color="8A9BA8" w:sz="2" w:space="0"/>
+          </w:tblBorders>
+          <w:tblCellMar>
+            <w:top w:w="0" w:type="dxa"/>
+            <w:left w:w="10" w:type="dxa"/>
+            <w:bottom w:w="0" w:type="dxa"/>
+            <w:right w:w="10" w:type="dxa"/>
+          </w:tblCellMar>
+        </w:tblPrEx>
+        <w:tc>
+          <w:tcPr>
+            <w:tcW w:w="1361" w:type="dxa"/>
+            <w:shd w:val="clear" w:color="auto" w:fill="F7F9FC"/>
+            <w:tcMar>
+              <w:top w:w="90" w:type="dxa"/>
+              <w:left w:w="100" w:type="dxa"/>
+              <w:bottom w:w="90" w:type="dxa"/>
+              <w:right w:w="100" w:type="dxa"/>
+            </w:tcMar>
+            <w:vAlign w:val="center"/>
+          </w:tcPr>
+          <w:p>
+            <w:pPr>
+              <w:spacing w:after="0" w:line="276" w:lineRule="auto"/>
+            </w:pPr>
+            <w:r>
+              <w:rPr>
+                <w:rFonts w:ascii="宋体" w:hAnsi="宋体"/>
+                <w:b w:val="0"/>
+                <w:sz w:val="21"/>
+              </w:rPr>
+              <w:t>DBD-TR-030</w:t>
+            </w:r>
+            <w:r>
+              <w:rPr>
+                <w:rFonts w:ascii="宋体" w:hAnsi="宋体"/>
+                <w:b w:val="0"/>
+                <w:sz w:val="21"/>
+              </w:rPr>
+              <w:br w:type="textWrapping"/>
+            </w:r>
+            <w:r>
+              <w:rPr>
+                <w:rFonts w:ascii="宋体" w:hAnsi="宋体"/>
+                <w:b w:val="0"/>
+                <w:sz w:val="21"/>
+              </w:rPr>
+              <w:t>G2-FR-030</w:t>
+            </w:r>
+            <w:r>
+              <w:rPr>
+                <w:rFonts w:ascii="宋体" w:hAnsi="宋体"/>
+                <w:b w:val="0"/>
+                <w:sz w:val="21"/>
+              </w:rPr>
+              <w:br w:type="textWrapping"/>
+            </w:r>
+            <w:r>
+              <w:rPr>
+                <w:rFonts w:ascii="宋体" w:hAnsi="宋体"/>
+                <w:b w:val="0"/>
+                <w:sz w:val="21"/>
+              </w:rPr>
+              <w:t>非★</w:t>
+            </w:r>
+          </w:p>
+        </w:tc>
+        <w:tc>
+          <w:tcPr>
+            <w:tcW w:w="2324" w:type="dxa"/>
+            <w:shd w:val="clear" w:color="auto" w:fill="F7F9FC"/>
+            <w:tcMar>
+              <w:top w:w="90" w:type="dxa"/>
+              <w:left w:w="100" w:type="dxa"/>
+              <w:bottom w:w="90" w:type="dxa"/>
+              <w:right w:w="100" w:type="dxa"/>
+            </w:tcMar>
+            <w:vAlign w:val="center"/>
+          </w:tcPr>
+          <w:p>
+            <w:pPr>
+              <w:spacing w:after="0" w:line="276" w:lineRule="auto"/>
+            </w:pPr>
+            <w:r>
+              <w:rPr>
+                <w:rFonts w:ascii="宋体" w:hAnsi="宋体"/>
+                <w:b w:val="0"/>
+                <w:sz w:val="21"/>
+              </w:rPr>
+              <w:t>AC-G2-FR-030-01；AC-G2-FR-030-02；AC-G2-FR-030-03</w:t>
+            </w:r>
+          </w:p>
+        </w:tc>
+        <w:tc>
+          <w:tcPr>
+            <w:tcW w:w="3061" w:type="dxa"/>
+            <w:shd w:val="clear" w:color="auto" w:fill="F7F9FC"/>
+            <w:tcMar>
+              <w:top w:w="90" w:type="dxa"/>
+              <w:left w:w="100" w:type="dxa"/>
+              <w:bottom w:w="90" w:type="dxa"/>
+              <w:right w:w="100" w:type="dxa"/>
+            </w:tcMar>
+            <w:vAlign w:val="center"/>
+          </w:tcPr>
+          <w:p>
+            <w:pPr>
+              <w:spacing w:after="0" w:line="276" w:lineRule="auto"/>
+            </w:pPr>
+            <w:r>
+              <w:rPr>
+                <w:rFonts w:ascii="宋体" w:hAnsi="宋体"/>
+                <w:b w:val="0"/>
+                <w:sz w:val="21"/>
+              </w:rPr>
+              <w:t>em_plan_version、em_attachment_ref、em_audit_log：附件关联确定预案版本；历史版本保留；下载/修订受权限控制</w:t>
+            </w:r>
+          </w:p>
+        </w:tc>
+        <w:tc>
+          <w:tcPr>
+            <w:tcW w:w="1871" w:type="dxa"/>
+            <w:shd w:val="clear" w:color="auto" w:fill="F7F9FC"/>
+            <w:tcMar>
+              <w:top w:w="90" w:type="dxa"/>
+              <w:left w:w="100" w:type="dxa"/>
+              <w:bottom w:w="90" w:type="dxa"/>
+              <w:right w:w="100" w:type="dxa"/>
+            </w:tcMar>
+            <w:vAlign w:val="center"/>
+          </w:tcPr>
+          <w:p>
+            <w:pPr>
+              <w:spacing w:after="0" w:line="276" w:lineRule="auto"/>
+            </w:pPr>
+            <w:r>
+              <w:rPr>
+                <w:rFonts w:ascii="宋体" w:hAnsi="宋体"/>
+                <w:b w:val="0"/>
+                <w:sz w:val="21"/>
+              </w:rPr>
+              <w:t>上传关联；版本追踪；无权访问测试</w:t>
+            </w:r>
+          </w:p>
+        </w:tc>
+      </w:tr>
+      <w:tr>
+        <w:tblPrEx>
+          <w:tblBorders>
+            <w:top w:val="single" w:color="8A9BA8" w:sz="2" w:space="0"/>
+            <w:left w:val="single" w:color="8A9BA8" w:sz="2" w:space="0"/>
+            <w:bottom w:val="single" w:color="8A9BA8" w:sz="2" w:space="0"/>
+            <w:right w:val="single" w:color="8A9BA8" w:sz="2" w:space="0"/>
+            <w:insideH w:val="single" w:color="8A9BA8" w:sz="2" w:space="0"/>
+            <w:insideV w:val="single" w:color="8A9BA8" w:sz="2" w:space="0"/>
+          </w:tblBorders>
+          <w:tblCellMar>
+            <w:top w:w="0" w:type="dxa"/>
+            <w:left w:w="10" w:type="dxa"/>
+            <w:bottom w:w="0" w:type="dxa"/>
+            <w:right w:w="10" w:type="dxa"/>
+          </w:tblCellMar>
+        </w:tblPrEx>
+        <w:tc>
+          <w:tcPr>
+            <w:tcW w:w="1361" w:type="dxa"/>
+            <w:tcMar>
+              <w:top w:w="90" w:type="dxa"/>
+              <w:left w:w="100" w:type="dxa"/>
+              <w:bottom w:w="90" w:type="dxa"/>
+              <w:right w:w="100" w:type="dxa"/>
+            </w:tcMar>
+            <w:vAlign w:val="center"/>
+          </w:tcPr>
+          <w:p>
+            <w:pPr>
+              <w:spacing w:after="0" w:line="276" w:lineRule="auto"/>
+            </w:pPr>
+            <w:r>
+              <w:rPr>
+                <w:rFonts w:ascii="宋体" w:hAnsi="宋体"/>
+                <w:b w:val="0"/>
+                <w:sz w:val="21"/>
+              </w:rPr>
+              <w:t>DBD-TR-031</w:t>
+            </w:r>
+            <w:r>
+              <w:rPr>
+                <w:rFonts w:ascii="宋体" w:hAnsi="宋体"/>
+                <w:b w:val="0"/>
+                <w:sz w:val="21"/>
+              </w:rPr>
+              <w:br w:type="textWrapping"/>
+            </w:r>
+            <w:r>
+              <w:rPr>
+                <w:rFonts w:ascii="宋体" w:hAnsi="宋体"/>
+                <w:b w:val="0"/>
+                <w:sz w:val="21"/>
+              </w:rPr>
+              <w:t>G2-FR-031</w:t>
+            </w:r>
+            <w:r>
+              <w:rPr>
+                <w:rFonts w:ascii="宋体" w:hAnsi="宋体"/>
+                <w:b w:val="0"/>
+                <w:sz w:val="21"/>
+              </w:rPr>
+              <w:br w:type="textWrapping"/>
+            </w:r>
+            <w:r>
+              <w:rPr>
+                <w:rFonts w:ascii="宋体" w:hAnsi="宋体"/>
+                <w:b w:val="0"/>
+                <w:sz w:val="21"/>
+              </w:rPr>
+              <w:t>★</w:t>
+            </w:r>
+          </w:p>
+        </w:tc>
+        <w:tc>
+          <w:tcPr>
+            <w:tcW w:w="2324" w:type="dxa"/>
+            <w:tcMar>
+              <w:top w:w="90" w:type="dxa"/>
+              <w:left w:w="100" w:type="dxa"/>
+              <w:bottom w:w="90" w:type="dxa"/>
+              <w:right w:w="100" w:type="dxa"/>
+            </w:tcMar>
+            <w:vAlign w:val="center"/>
+          </w:tcPr>
+          <w:p>
+            <w:pPr>
+              <w:spacing w:after="0" w:line="276" w:lineRule="auto"/>
+            </w:pPr>
+            <w:r>
+              <w:rPr>
+                <w:rFonts w:ascii="宋体" w:hAnsi="宋体"/>
+                <w:b w:val="0"/>
+                <w:sz w:val="21"/>
+              </w:rPr>
+              <w:t>AC-G2-FR-031-01；AC-G2-FR-031-02；AC-G2-FR-031-03</w:t>
+            </w:r>
+          </w:p>
+        </w:tc>
+        <w:tc>
+          <w:tcPr>
+            <w:tcW w:w="3061" w:type="dxa"/>
+            <w:tcMar>
+              <w:top w:w="90" w:type="dxa"/>
+              <w:left w:w="100" w:type="dxa"/>
+              <w:bottom w:w="90" w:type="dxa"/>
+              <w:right w:w="100" w:type="dxa"/>
+            </w:tcMar>
+            <w:vAlign w:val="center"/>
+          </w:tcPr>
+          <w:p>
+            <w:pPr>
+              <w:spacing w:after="0" w:line="276" w:lineRule="auto"/>
+            </w:pPr>
+            <w:r>
+              <w:rPr>
+                <w:rFonts w:ascii="宋体" w:hAnsi="宋体"/>
+                <w:b w:val="0"/>
+                <w:sz w:val="21"/>
+              </w:rPr>
+              <w:t>em_person_ref、em_emergency_group、em_group_member、em_message_delivery：人员与组织保存外部引用；小组成员有效期受控；失效人员不可调派</w:t>
+            </w:r>
+          </w:p>
+        </w:tc>
+        <w:tc>
+          <w:tcPr>
+            <w:tcW w:w="1871" w:type="dxa"/>
+            <w:tcMar>
+              <w:top w:w="90" w:type="dxa"/>
+              <w:left w:w="100" w:type="dxa"/>
+              <w:bottom w:w="90" w:type="dxa"/>
+              <w:right w:w="100" w:type="dxa"/>
+            </w:tcMar>
+            <w:vAlign w:val="center"/>
+          </w:tcPr>
+          <w:p>
+            <w:pPr>
+              <w:spacing w:after="0" w:line="276" w:lineRule="auto"/>
+            </w:pPr>
+            <w:r>
+              <w:rPr>
+                <w:rFonts w:ascii="宋体" w:hAnsi="宋体"/>
+                <w:b w:val="0"/>
+                <w:sz w:val="21"/>
+              </w:rPr>
+              <w:t>档案/小组维护；调派通知；失效对象阻断测试</w:t>
+            </w:r>
+          </w:p>
+        </w:tc>
+      </w:tr>
+      <w:tr>
+        <w:tblPrEx>
+          <w:tblBorders>
+            <w:top w:val="single" w:color="8A9BA8" w:sz="2" w:space="0"/>
+            <w:left w:val="single" w:color="8A9BA8" w:sz="2" w:space="0"/>
+            <w:bottom w:val="single" w:color="8A9BA8" w:sz="2" w:space="0"/>
+            <w:right w:val="single" w:color="8A9BA8" w:sz="2" w:space="0"/>
+            <w:insideH w:val="single" w:color="8A9BA8" w:sz="2" w:space="0"/>
+            <w:insideV w:val="single" w:color="8A9BA8" w:sz="2" w:space="0"/>
+          </w:tblBorders>
+          <w:tblCellMar>
+            <w:top w:w="0" w:type="dxa"/>
+            <w:left w:w="10" w:type="dxa"/>
+            <w:bottom w:w="0" w:type="dxa"/>
+            <w:right w:w="10" w:type="dxa"/>
+          </w:tblCellMar>
+        </w:tblPrEx>
+        <w:tc>
+          <w:tcPr>
+            <w:tcW w:w="1361" w:type="dxa"/>
+            <w:shd w:val="clear" w:color="auto" w:fill="F7F9FC"/>
+            <w:tcMar>
+              <w:top w:w="90" w:type="dxa"/>
+              <w:left w:w="100" w:type="dxa"/>
+              <w:bottom w:w="90" w:type="dxa"/>
+              <w:right w:w="100" w:type="dxa"/>
+            </w:tcMar>
+            <w:vAlign w:val="center"/>
+          </w:tcPr>
+          <w:p>
+            <w:pPr>
+              <w:spacing w:after="0" w:line="276" w:lineRule="auto"/>
+            </w:pPr>
+            <w:r>
+              <w:rPr>
+                <w:rFonts w:ascii="宋体" w:hAnsi="宋体"/>
+                <w:b w:val="0"/>
+                <w:sz w:val="21"/>
+              </w:rPr>
+              <w:t>DBD-TR-032</w:t>
+            </w:r>
+            <w:r>
+              <w:rPr>
+                <w:rFonts w:ascii="宋体" w:hAnsi="宋体"/>
+                <w:b w:val="0"/>
+                <w:sz w:val="21"/>
+              </w:rPr>
+              <w:br w:type="textWrapping"/>
+            </w:r>
+            <w:r>
+              <w:rPr>
+                <w:rFonts w:ascii="宋体" w:hAnsi="宋体"/>
+                <w:b w:val="0"/>
+                <w:sz w:val="21"/>
+              </w:rPr>
+              <w:t>G2-FR-032</w:t>
+            </w:r>
+            <w:r>
+              <w:rPr>
+                <w:rFonts w:ascii="宋体" w:hAnsi="宋体"/>
+                <w:b w:val="0"/>
+                <w:sz w:val="21"/>
+              </w:rPr>
+              <w:br w:type="textWrapping"/>
+            </w:r>
+            <w:r>
+              <w:rPr>
+                <w:rFonts w:ascii="宋体" w:hAnsi="宋体"/>
+                <w:b w:val="0"/>
+                <w:sz w:val="21"/>
+              </w:rPr>
+              <w:t>非★</w:t>
+            </w:r>
+          </w:p>
+        </w:tc>
+        <w:tc>
+          <w:tcPr>
+            <w:tcW w:w="2324" w:type="dxa"/>
+            <w:shd w:val="clear" w:color="auto" w:fill="F7F9FC"/>
+            <w:tcMar>
+              <w:top w:w="90" w:type="dxa"/>
+              <w:left w:w="100" w:type="dxa"/>
+              <w:bottom w:w="90" w:type="dxa"/>
+              <w:right w:w="100" w:type="dxa"/>
+            </w:tcMar>
+            <w:vAlign w:val="center"/>
+          </w:tcPr>
+          <w:p>
+            <w:pPr>
+              <w:spacing w:after="0" w:line="276" w:lineRule="auto"/>
+            </w:pPr>
+            <w:r>
+              <w:rPr>
+                <w:rFonts w:ascii="宋体" w:hAnsi="宋体"/>
+                <w:b w:val="0"/>
+                <w:sz w:val="21"/>
+              </w:rPr>
+              <w:t>AC-G2-FR-032-01；AC-G2-FR-032-02；AC-G2-FR-032-03</w:t>
+            </w:r>
+          </w:p>
+        </w:tc>
+        <w:tc>
+          <w:tcPr>
+            <w:tcW w:w="3061" w:type="dxa"/>
+            <w:shd w:val="clear" w:color="auto" w:fill="F7F9FC"/>
+            <w:tcMar>
+              <w:top w:w="90" w:type="dxa"/>
+              <w:left w:w="100" w:type="dxa"/>
+              <w:bottom w:w="90" w:type="dxa"/>
+              <w:right w:w="100" w:type="dxa"/>
+            </w:tcMar>
+            <w:vAlign w:val="center"/>
+          </w:tcPr>
+          <w:p>
+            <w:pPr>
+              <w:spacing w:after="0" w:line="276" w:lineRule="auto"/>
+            </w:pPr>
+            <w:r>
+              <w:rPr>
+                <w:rFonts w:ascii="宋体" w:hAnsi="宋体"/>
+                <w:b w:val="0"/>
+                <w:sz w:val="21"/>
+              </w:rPr>
+              <w:t>em_duty_schedule、em_attendance_rule、em_audit_log：计划发布生成打卡关联；调整保存前后值；冲突规则不得生效</w:t>
+            </w:r>
+          </w:p>
+        </w:tc>
+        <w:tc>
+          <w:tcPr>
+            <w:tcW w:w="1871" w:type="dxa"/>
+            <w:shd w:val="clear" w:color="auto" w:fill="F7F9FC"/>
+            <w:tcMar>
+              <w:top w:w="90" w:type="dxa"/>
+              <w:left w:w="100" w:type="dxa"/>
+              <w:bottom w:w="90" w:type="dxa"/>
+              <w:right w:w="100" w:type="dxa"/>
+            </w:tcMar>
+            <w:vAlign w:val="center"/>
+          </w:tcPr>
+          <w:p>
+            <w:pPr>
+              <w:spacing w:after="0" w:line="276" w:lineRule="auto"/>
+            </w:pPr>
+            <w:r>
+              <w:rPr>
+                <w:rFonts w:ascii="宋体" w:hAnsi="宋体"/>
+                <w:b w:val="0"/>
+                <w:sz w:val="21"/>
+              </w:rPr>
+              <w:t>计划发布；调整留痕；冲突校验测试</w:t>
+            </w:r>
+          </w:p>
+        </w:tc>
+      </w:tr>
+      <w:tr>
+        <w:tblPrEx>
+          <w:tblBorders>
+            <w:top w:val="single" w:color="8A9BA8" w:sz="2" w:space="0"/>
+            <w:left w:val="single" w:color="8A9BA8" w:sz="2" w:space="0"/>
+            <w:bottom w:val="single" w:color="8A9BA8" w:sz="2" w:space="0"/>
+            <w:right w:val="single" w:color="8A9BA8" w:sz="2" w:space="0"/>
+            <w:insideH w:val="single" w:color="8A9BA8" w:sz="2" w:space="0"/>
+            <w:insideV w:val="single" w:color="8A9BA8" w:sz="2" w:space="0"/>
+          </w:tblBorders>
+          <w:tblCellMar>
+            <w:top w:w="0" w:type="dxa"/>
+            <w:left w:w="10" w:type="dxa"/>
+            <w:bottom w:w="0" w:type="dxa"/>
+            <w:right w:w="10" w:type="dxa"/>
+          </w:tblCellMar>
+        </w:tblPrEx>
+        <w:tc>
+          <w:tcPr>
+            <w:tcW w:w="1361" w:type="dxa"/>
+            <w:tcMar>
+              <w:top w:w="90" w:type="dxa"/>
+              <w:left w:w="100" w:type="dxa"/>
+              <w:bottom w:w="90" w:type="dxa"/>
+              <w:right w:w="100" w:type="dxa"/>
+            </w:tcMar>
+            <w:vAlign w:val="center"/>
+          </w:tcPr>
+          <w:p>
+            <w:pPr>
+              <w:spacing w:after="0" w:line="276" w:lineRule="auto"/>
+            </w:pPr>
+            <w:r>
+              <w:rPr>
+                <w:rFonts w:ascii="宋体" w:hAnsi="宋体"/>
+                <w:b w:val="0"/>
+                <w:sz w:val="21"/>
+              </w:rPr>
+              <w:t>DBD-TR-033</w:t>
+            </w:r>
+            <w:r>
+              <w:rPr>
+                <w:rFonts w:ascii="宋体" w:hAnsi="宋体"/>
+                <w:b w:val="0"/>
+                <w:sz w:val="21"/>
+              </w:rPr>
+              <w:br w:type="textWrapping"/>
+            </w:r>
+            <w:r>
+              <w:rPr>
+                <w:rFonts w:ascii="宋体" w:hAnsi="宋体"/>
+                <w:b w:val="0"/>
+                <w:sz w:val="21"/>
+              </w:rPr>
+              <w:t>G2-FR-033</w:t>
+            </w:r>
+            <w:r>
+              <w:rPr>
+                <w:rFonts w:ascii="宋体" w:hAnsi="宋体"/>
+                <w:b w:val="0"/>
+                <w:sz w:val="21"/>
+              </w:rPr>
+              <w:br w:type="textWrapping"/>
+            </w:r>
+            <w:r>
+              <w:rPr>
+                <w:rFonts w:ascii="宋体" w:hAnsi="宋体"/>
+                <w:b w:val="0"/>
+                <w:sz w:val="21"/>
+              </w:rPr>
+              <w:t>非★</w:t>
+            </w:r>
+          </w:p>
+        </w:tc>
+        <w:tc>
+          <w:tcPr>
+            <w:tcW w:w="2324" w:type="dxa"/>
+            <w:tcMar>
+              <w:top w:w="90" w:type="dxa"/>
+              <w:left w:w="100" w:type="dxa"/>
+              <w:bottom w:w="90" w:type="dxa"/>
+              <w:right w:w="100" w:type="dxa"/>
+            </w:tcMar>
+            <w:vAlign w:val="center"/>
+          </w:tcPr>
+          <w:p>
+            <w:pPr>
+              <w:spacing w:after="0" w:line="276" w:lineRule="auto"/>
+            </w:pPr>
+            <w:r>
+              <w:rPr>
+                <w:rFonts w:ascii="宋体" w:hAnsi="宋体"/>
+                <w:b w:val="0"/>
+                <w:sz w:val="21"/>
+              </w:rPr>
+              <w:t>AC-G2-FR-033-01；AC-G2-FR-033-02；AC-G2-FR-033-03</w:t>
+            </w:r>
+          </w:p>
+        </w:tc>
+        <w:tc>
+          <w:tcPr>
+            <w:tcW w:w="3061" w:type="dxa"/>
+            <w:tcMar>
+              <w:top w:w="90" w:type="dxa"/>
+              <w:left w:w="100" w:type="dxa"/>
+              <w:bottom w:w="90" w:type="dxa"/>
+              <w:right w:w="100" w:type="dxa"/>
+            </w:tcMar>
+            <w:vAlign w:val="center"/>
+          </w:tcPr>
+          <w:p>
+            <w:pPr>
+              <w:spacing w:after="0" w:line="276" w:lineRule="auto"/>
+            </w:pPr>
+            <w:r>
+              <w:rPr>
+                <w:rFonts w:ascii="宋体" w:hAnsi="宋体"/>
+                <w:b w:val="0"/>
+                <w:sz w:val="21"/>
+              </w:rPr>
+              <w:t>em_plan_type、em_plan、em_audit_log：类型编码唯一；停用不破坏历史引用；新建不可选择停用类型</w:t>
+            </w:r>
+          </w:p>
+        </w:tc>
+        <w:tc>
+          <w:tcPr>
+            <w:tcW w:w="1871" w:type="dxa"/>
+            <w:tcMar>
+              <w:top w:w="90" w:type="dxa"/>
+              <w:left w:w="100" w:type="dxa"/>
+              <w:bottom w:w="90" w:type="dxa"/>
+              <w:right w:w="100" w:type="dxa"/>
+            </w:tcMar>
+            <w:vAlign w:val="center"/>
+          </w:tcPr>
+          <w:p>
+            <w:pPr>
+              <w:spacing w:after="0" w:line="276" w:lineRule="auto"/>
+            </w:pPr>
+            <w:r>
+              <w:rPr>
+                <w:rFonts w:ascii="宋体" w:hAnsi="宋体"/>
+                <w:b w:val="0"/>
+                <w:sz w:val="21"/>
+              </w:rPr>
+              <w:t>新增修改；停用历史回溯；无权维护测试</w:t>
+            </w:r>
+          </w:p>
+        </w:tc>
+      </w:tr>
+      <w:tr>
+        <w:tblPrEx>
+          <w:tblBorders>
+            <w:top w:val="single" w:color="8A9BA8" w:sz="2" w:space="0"/>
+            <w:left w:val="single" w:color="8A9BA8" w:sz="2" w:space="0"/>
+            <w:bottom w:val="single" w:color="8A9BA8" w:sz="2" w:space="0"/>
+            <w:right w:val="single" w:color="8A9BA8" w:sz="2" w:space="0"/>
+            <w:insideH w:val="single" w:color="8A9BA8" w:sz="2" w:space="0"/>
+            <w:insideV w:val="single" w:color="8A9BA8" w:sz="2" w:space="0"/>
+          </w:tblBorders>
+          <w:tblCellMar>
+            <w:top w:w="0" w:type="dxa"/>
+            <w:left w:w="10" w:type="dxa"/>
+            <w:bottom w:w="0" w:type="dxa"/>
+            <w:right w:w="10" w:type="dxa"/>
+          </w:tblCellMar>
+        </w:tblPrEx>
+        <w:tc>
+          <w:tcPr>
+            <w:tcW w:w="1361" w:type="dxa"/>
+            <w:shd w:val="clear" w:color="auto" w:fill="F7F9FC"/>
+            <w:tcMar>
+              <w:top w:w="90" w:type="dxa"/>
+              <w:left w:w="100" w:type="dxa"/>
+              <w:bottom w:w="90" w:type="dxa"/>
+              <w:right w:w="100" w:type="dxa"/>
+            </w:tcMar>
+            <w:vAlign w:val="center"/>
+          </w:tcPr>
+          <w:p>
+            <w:pPr>
+              <w:spacing w:after="0" w:line="276" w:lineRule="auto"/>
+            </w:pPr>
+            <w:r>
+              <w:rPr>
+                <w:rFonts w:ascii="宋体" w:hAnsi="宋体"/>
+                <w:b w:val="0"/>
+                <w:sz w:val="21"/>
+              </w:rPr>
+              <w:t>DBD-TR-034</w:t>
+            </w:r>
+            <w:r>
+              <w:rPr>
+                <w:rFonts w:ascii="宋体" w:hAnsi="宋体"/>
+                <w:b w:val="0"/>
+                <w:sz w:val="21"/>
+              </w:rPr>
+              <w:br w:type="textWrapping"/>
+            </w:r>
+            <w:r>
+              <w:rPr>
+                <w:rFonts w:ascii="宋体" w:hAnsi="宋体"/>
+                <w:b w:val="0"/>
+                <w:sz w:val="21"/>
+              </w:rPr>
+              <w:t>G2-FR-034</w:t>
+            </w:r>
+            <w:r>
+              <w:rPr>
+                <w:rFonts w:ascii="宋体" w:hAnsi="宋体"/>
+                <w:b w:val="0"/>
+                <w:sz w:val="21"/>
+              </w:rPr>
+              <w:br w:type="textWrapping"/>
+            </w:r>
+            <w:r>
+              <w:rPr>
+                <w:rFonts w:ascii="宋体" w:hAnsi="宋体"/>
+                <w:b w:val="0"/>
+                <w:sz w:val="21"/>
+              </w:rPr>
+              <w:t>★</w:t>
+            </w:r>
+          </w:p>
+        </w:tc>
+        <w:tc>
+          <w:tcPr>
+            <w:tcW w:w="2324" w:type="dxa"/>
+            <w:shd w:val="clear" w:color="auto" w:fill="F7F9FC"/>
+            <w:tcMar>
+              <w:top w:w="90" w:type="dxa"/>
+              <w:left w:w="100" w:type="dxa"/>
+              <w:bottom w:w="90" w:type="dxa"/>
+              <w:right w:w="100" w:type="dxa"/>
+            </w:tcMar>
+            <w:vAlign w:val="center"/>
+          </w:tcPr>
+          <w:p>
+            <w:pPr>
+              <w:spacing w:after="0" w:line="276" w:lineRule="auto"/>
+            </w:pPr>
+            <w:r>
+              <w:rPr>
+                <w:rFonts w:ascii="宋体" w:hAnsi="宋体"/>
+                <w:b w:val="0"/>
+                <w:sz w:val="21"/>
+              </w:rPr>
+              <w:t>AC-G2-FR-034-01；AC-G2-FR-034-02；AC-G2-FR-034-03</w:t>
+            </w:r>
+          </w:p>
+        </w:tc>
+        <w:tc>
+          <w:tcPr>
+            <w:tcW w:w="3061" w:type="dxa"/>
+            <w:shd w:val="clear" w:color="auto" w:fill="F7F9FC"/>
+            <w:tcMar>
+              <w:top w:w="90" w:type="dxa"/>
+              <w:left w:w="100" w:type="dxa"/>
+              <w:bottom w:w="90" w:type="dxa"/>
+              <w:right w:w="100" w:type="dxa"/>
+            </w:tcMar>
+            <w:vAlign w:val="center"/>
+          </w:tcPr>
+          <w:p>
+            <w:pPr>
+              <w:spacing w:after="0" w:line="276" w:lineRule="auto"/>
+            </w:pPr>
+            <w:r>
+              <w:rPr>
+                <w:rFonts w:ascii="宋体" w:hAnsi="宋体"/>
+                <w:b w:val="0"/>
+                <w:sz w:val="21"/>
+              </w:rPr>
+              <w:t>em_incident_type、em_incident、em_audit_log：事件类型编码唯一且可配置；预置不构成不可变常量；停用保留历史</w:t>
+            </w:r>
+          </w:p>
+        </w:tc>
+        <w:tc>
+          <w:tcPr>
+            <w:tcW w:w="1871" w:type="dxa"/>
+            <w:shd w:val="clear" w:color="auto" w:fill="F7F9FC"/>
+            <w:tcMar>
+              <w:top w:w="90" w:type="dxa"/>
+              <w:left w:w="100" w:type="dxa"/>
+              <w:bottom w:w="90" w:type="dxa"/>
+              <w:right w:w="100" w:type="dxa"/>
+            </w:tcMar>
+            <w:vAlign w:val="center"/>
+          </w:tcPr>
+          <w:p>
+            <w:pPr>
+              <w:spacing w:after="0" w:line="276" w:lineRule="auto"/>
+            </w:pPr>
+            <w:r>
+              <w:rPr>
+                <w:rFonts w:ascii="宋体" w:hAnsi="宋体"/>
+                <w:b w:val="0"/>
+                <w:sz w:val="21"/>
+              </w:rPr>
+              <w:t>类型维护；预置调整；停用引用测试</w:t>
+            </w:r>
+          </w:p>
+        </w:tc>
+      </w:tr>
+      <w:tr>
+        <w:tblPrEx>
+          <w:tblBorders>
+            <w:top w:val="single" w:color="8A9BA8" w:sz="2" w:space="0"/>
+            <w:left w:val="single" w:color="8A9BA8" w:sz="2" w:space="0"/>
+            <w:bottom w:val="single" w:color="8A9BA8" w:sz="2" w:space="0"/>
+            <w:right w:val="single" w:color="8A9BA8" w:sz="2" w:space="0"/>
+            <w:insideH w:val="single" w:color="8A9BA8" w:sz="2" w:space="0"/>
+            <w:insideV w:val="single" w:color="8A9BA8" w:sz="2" w:space="0"/>
+          </w:tblBorders>
+          <w:tblCellMar>
+            <w:top w:w="0" w:type="dxa"/>
+            <w:left w:w="10" w:type="dxa"/>
+            <w:bottom w:w="0" w:type="dxa"/>
+            <w:right w:w="10" w:type="dxa"/>
+          </w:tblCellMar>
+        </w:tblPrEx>
+        <w:tc>
+          <w:tcPr>
+            <w:tcW w:w="1361" w:type="dxa"/>
+            <w:tcMar>
+              <w:top w:w="90" w:type="dxa"/>
+              <w:left w:w="100" w:type="dxa"/>
+              <w:bottom w:w="90" w:type="dxa"/>
+              <w:right w:w="100" w:type="dxa"/>
+            </w:tcMar>
+            <w:vAlign w:val="center"/>
+          </w:tcPr>
+          <w:p>
+            <w:pPr>
+              <w:spacing w:after="0" w:line="276" w:lineRule="auto"/>
+            </w:pPr>
+            <w:r>
+              <w:rPr>
+                <w:rFonts w:ascii="宋体" w:hAnsi="宋体"/>
+                <w:b w:val="0"/>
+                <w:sz w:val="21"/>
+              </w:rPr>
+              <w:t>DBD-TR-035</w:t>
+            </w:r>
+            <w:r>
+              <w:rPr>
+                <w:rFonts w:ascii="宋体" w:hAnsi="宋体"/>
+                <w:b w:val="0"/>
+                <w:sz w:val="21"/>
+              </w:rPr>
+              <w:br w:type="textWrapping"/>
+            </w:r>
+            <w:r>
+              <w:rPr>
+                <w:rFonts w:ascii="宋体" w:hAnsi="宋体"/>
+                <w:b w:val="0"/>
+                <w:sz w:val="21"/>
+              </w:rPr>
+              <w:t>G2-FR-035</w:t>
+            </w:r>
+            <w:r>
+              <w:rPr>
+                <w:rFonts w:ascii="宋体" w:hAnsi="宋体"/>
+                <w:b w:val="0"/>
+                <w:sz w:val="21"/>
+              </w:rPr>
+              <w:br w:type="textWrapping"/>
+            </w:r>
+            <w:r>
+              <w:rPr>
+                <w:rFonts w:ascii="宋体" w:hAnsi="宋体"/>
+                <w:b w:val="0"/>
+                <w:sz w:val="21"/>
+              </w:rPr>
+              <w:t>★</w:t>
+            </w:r>
+          </w:p>
+        </w:tc>
+        <w:tc>
+          <w:tcPr>
+            <w:tcW w:w="2324" w:type="dxa"/>
+            <w:tcMar>
+              <w:top w:w="90" w:type="dxa"/>
+              <w:left w:w="100" w:type="dxa"/>
+              <w:bottom w:w="90" w:type="dxa"/>
+              <w:right w:w="100" w:type="dxa"/>
+            </w:tcMar>
+            <w:vAlign w:val="center"/>
+          </w:tcPr>
+          <w:p>
+            <w:pPr>
+              <w:spacing w:after="0" w:line="276" w:lineRule="auto"/>
+            </w:pPr>
+            <w:r>
+              <w:rPr>
+                <w:rFonts w:ascii="宋体" w:hAnsi="宋体"/>
+                <w:b w:val="0"/>
+                <w:sz w:val="21"/>
+              </w:rPr>
+              <w:t>AC-G2-FR-035-01；AC-G2-FR-035-02；AC-G2-FR-035-03</w:t>
+            </w:r>
+          </w:p>
+        </w:tc>
+        <w:tc>
+          <w:tcPr>
+            <w:tcW w:w="3061" w:type="dxa"/>
+            <w:tcMar>
+              <w:top w:w="90" w:type="dxa"/>
+              <w:left w:w="100" w:type="dxa"/>
+              <w:bottom w:w="90" w:type="dxa"/>
+              <w:right w:w="100" w:type="dxa"/>
+            </w:tcMar>
+            <w:vAlign w:val="center"/>
+          </w:tcPr>
+          <w:p>
+            <w:pPr>
+              <w:spacing w:after="0" w:line="276" w:lineRule="auto"/>
+            </w:pPr>
+            <w:r>
+              <w:rPr>
+                <w:rFonts w:ascii="宋体" w:hAnsi="宋体"/>
+                <w:b w:val="0"/>
+                <w:sz w:val="21"/>
+              </w:rPr>
+              <w:t>em_material_site、em_situation_projection、em_audit_log：站点空间标识、坐标参考和楼层受控；无效映射拒绝保存</w:t>
+            </w:r>
+          </w:p>
+        </w:tc>
+        <w:tc>
+          <w:tcPr>
+            <w:tcW w:w="1871" w:type="dxa"/>
+            <w:tcMar>
+              <w:top w:w="90" w:type="dxa"/>
+              <w:left w:w="100" w:type="dxa"/>
+              <w:bottom w:w="90" w:type="dxa"/>
+              <w:right w:w="100" w:type="dxa"/>
+            </w:tcMar>
+            <w:vAlign w:val="center"/>
+          </w:tcPr>
+          <w:p>
+            <w:pPr>
+              <w:spacing w:after="0" w:line="276" w:lineRule="auto"/>
+            </w:pPr>
+            <w:r>
+              <w:rPr>
+                <w:rFonts w:ascii="宋体" w:hAnsi="宋体"/>
+                <w:b w:val="0"/>
+                <w:sz w:val="21"/>
+              </w:rPr>
+              <w:t>空间配置；地图钻取；非法坐标/楼层测试</w:t>
+            </w:r>
+          </w:p>
+        </w:tc>
+      </w:tr>
+      <w:tr>
+        <w:tblPrEx>
+          <w:tblBorders>
+            <w:top w:val="single" w:color="8A9BA8" w:sz="2" w:space="0"/>
+            <w:left w:val="single" w:color="8A9BA8" w:sz="2" w:space="0"/>
+            <w:bottom w:val="single" w:color="8A9BA8" w:sz="2" w:space="0"/>
+            <w:right w:val="single" w:color="8A9BA8" w:sz="2" w:space="0"/>
+            <w:insideH w:val="single" w:color="8A9BA8" w:sz="2" w:space="0"/>
+            <w:insideV w:val="single" w:color="8A9BA8" w:sz="2" w:space="0"/>
+          </w:tblBorders>
+          <w:tblCellMar>
+            <w:top w:w="0" w:type="dxa"/>
+            <w:left w:w="10" w:type="dxa"/>
+            <w:bottom w:w="0" w:type="dxa"/>
+            <w:right w:w="10" w:type="dxa"/>
+          </w:tblCellMar>
+        </w:tblPrEx>
+        <w:tc>
+          <w:tcPr>
+            <w:tcW w:w="1361" w:type="dxa"/>
+            <w:shd w:val="clear" w:color="auto" w:fill="F7F9FC"/>
+            <w:tcMar>
+              <w:top w:w="90" w:type="dxa"/>
+              <w:left w:w="100" w:type="dxa"/>
+              <w:bottom w:w="90" w:type="dxa"/>
+              <w:right w:w="100" w:type="dxa"/>
+            </w:tcMar>
+            <w:vAlign w:val="center"/>
+          </w:tcPr>
+          <w:p>
+            <w:pPr>
+              <w:spacing w:after="0" w:line="276" w:lineRule="auto"/>
+            </w:pPr>
+            <w:r>
+              <w:rPr>
+                <w:rFonts w:ascii="宋体" w:hAnsi="宋体"/>
+                <w:b w:val="0"/>
+                <w:sz w:val="21"/>
+              </w:rPr>
+              <w:t>DBD-TR-036</w:t>
+            </w:r>
+            <w:r>
+              <w:rPr>
+                <w:rFonts w:ascii="宋体" w:hAnsi="宋体"/>
+                <w:b w:val="0"/>
+                <w:sz w:val="21"/>
+              </w:rPr>
+              <w:br w:type="textWrapping"/>
+            </w:r>
+            <w:r>
+              <w:rPr>
+                <w:rFonts w:ascii="宋体" w:hAnsi="宋体"/>
+                <w:b w:val="0"/>
+                <w:sz w:val="21"/>
+              </w:rPr>
+              <w:t>G2-FR-036</w:t>
+            </w:r>
+            <w:r>
+              <w:rPr>
+                <w:rFonts w:ascii="宋体" w:hAnsi="宋体"/>
+                <w:b w:val="0"/>
+                <w:sz w:val="21"/>
+              </w:rPr>
+              <w:br w:type="textWrapping"/>
+            </w:r>
+            <w:r>
+              <w:rPr>
+                <w:rFonts w:ascii="宋体" w:hAnsi="宋体"/>
+                <w:b w:val="0"/>
+                <w:sz w:val="21"/>
+              </w:rPr>
+              <w:t>★</w:t>
+            </w:r>
+          </w:p>
+        </w:tc>
+        <w:tc>
+          <w:tcPr>
+            <w:tcW w:w="2324" w:type="dxa"/>
+            <w:shd w:val="clear" w:color="auto" w:fill="F7F9FC"/>
+            <w:tcMar>
+              <w:top w:w="90" w:type="dxa"/>
+              <w:left w:w="100" w:type="dxa"/>
+              <w:bottom w:w="90" w:type="dxa"/>
+              <w:right w:w="100" w:type="dxa"/>
+            </w:tcMar>
+            <w:vAlign w:val="center"/>
+          </w:tcPr>
+          <w:p>
+            <w:pPr>
+              <w:spacing w:after="0" w:line="276" w:lineRule="auto"/>
+            </w:pPr>
+            <w:r>
+              <w:rPr>
+                <w:rFonts w:ascii="宋体" w:hAnsi="宋体"/>
+                <w:b w:val="0"/>
+                <w:sz w:val="21"/>
+              </w:rPr>
+              <w:t>AC-G2-FR-036-01；AC-G2-FR-036-02；AC-G2-FR-036-03</w:t>
+            </w:r>
+          </w:p>
+        </w:tc>
+        <w:tc>
+          <w:tcPr>
+            <w:tcW w:w="3061" w:type="dxa"/>
+            <w:shd w:val="clear" w:color="auto" w:fill="F7F9FC"/>
+            <w:tcMar>
+              <w:top w:w="90" w:type="dxa"/>
+              <w:left w:w="100" w:type="dxa"/>
+              <w:bottom w:w="90" w:type="dxa"/>
+              <w:right w:w="100" w:type="dxa"/>
+            </w:tcMar>
+            <w:vAlign w:val="center"/>
+          </w:tcPr>
+          <w:p>
+            <w:pPr>
+              <w:spacing w:after="0" w:line="276" w:lineRule="auto"/>
+            </w:pPr>
+            <w:r>
+              <w:rPr>
+                <w:rFonts w:ascii="宋体" w:hAnsi="宋体"/>
+                <w:b w:val="0"/>
+                <w:sz w:val="21"/>
+              </w:rPr>
+              <w:t>em_evaluation_template、em_drill_evaluation、em_audit_log：模板条目排序和版本受控；发布后历史评估引用确定版本</w:t>
+            </w:r>
+          </w:p>
+        </w:tc>
+        <w:tc>
+          <w:tcPr>
+            <w:tcW w:w="1871" w:type="dxa"/>
+            <w:shd w:val="clear" w:color="auto" w:fill="F7F9FC"/>
+            <w:tcMar>
+              <w:top w:w="90" w:type="dxa"/>
+              <w:left w:w="100" w:type="dxa"/>
+              <w:bottom w:w="90" w:type="dxa"/>
+              <w:right w:w="100" w:type="dxa"/>
+            </w:tcMar>
+            <w:vAlign w:val="center"/>
+          </w:tcPr>
+          <w:p>
+            <w:pPr>
+              <w:spacing w:after="0" w:line="276" w:lineRule="auto"/>
+            </w:pPr>
+            <w:r>
+              <w:rPr>
+                <w:rFonts w:ascii="宋体" w:hAnsi="宋体"/>
+                <w:b w:val="0"/>
+                <w:sz w:val="21"/>
+              </w:rPr>
+              <w:t>模板编辑；版本引用；停用历史回溯测试</w:t>
+            </w:r>
+          </w:p>
+        </w:tc>
+      </w:tr>
+      <w:tr>
+        <w:tblPrEx>
+          <w:tblBorders>
+            <w:top w:val="single" w:color="8A9BA8" w:sz="2" w:space="0"/>
+            <w:left w:val="single" w:color="8A9BA8" w:sz="2" w:space="0"/>
+            <w:bottom w:val="single" w:color="8A9BA8" w:sz="2" w:space="0"/>
+            <w:right w:val="single" w:color="8A9BA8" w:sz="2" w:space="0"/>
+            <w:insideH w:val="single" w:color="8A9BA8" w:sz="2" w:space="0"/>
+            <w:insideV w:val="single" w:color="8A9BA8" w:sz="2" w:space="0"/>
+          </w:tblBorders>
+          <w:tblCellMar>
+            <w:top w:w="0" w:type="dxa"/>
+            <w:left w:w="10" w:type="dxa"/>
+            <w:bottom w:w="0" w:type="dxa"/>
+            <w:right w:w="10" w:type="dxa"/>
+          </w:tblCellMar>
+        </w:tblPrEx>
+        <w:tc>
+          <w:tcPr>
+            <w:tcW w:w="1361" w:type="dxa"/>
+            <w:tcMar>
+              <w:top w:w="90" w:type="dxa"/>
+              <w:left w:w="100" w:type="dxa"/>
+              <w:bottom w:w="90" w:type="dxa"/>
+              <w:right w:w="100" w:type="dxa"/>
+            </w:tcMar>
+            <w:vAlign w:val="center"/>
+          </w:tcPr>
+          <w:p>
+            <w:pPr>
+              <w:spacing w:after="0" w:line="276" w:lineRule="auto"/>
+            </w:pPr>
+            <w:r>
+              <w:rPr>
+                <w:rFonts w:ascii="宋体" w:hAnsi="宋体"/>
+                <w:b w:val="0"/>
+                <w:sz w:val="21"/>
+              </w:rPr>
+              <w:t>DBD-TR-037</w:t>
+            </w:r>
+            <w:r>
+              <w:rPr>
+                <w:rFonts w:ascii="宋体" w:hAnsi="宋体"/>
+                <w:b w:val="0"/>
+                <w:sz w:val="21"/>
+              </w:rPr>
+              <w:br w:type="textWrapping"/>
+            </w:r>
+            <w:r>
+              <w:rPr>
+                <w:rFonts w:ascii="宋体" w:hAnsi="宋体"/>
+                <w:b w:val="0"/>
+                <w:sz w:val="21"/>
+              </w:rPr>
+              <w:t>G2-FR-037</w:t>
+            </w:r>
+            <w:r>
+              <w:rPr>
+                <w:rFonts w:ascii="宋体" w:hAnsi="宋体"/>
+                <w:b w:val="0"/>
+                <w:sz w:val="21"/>
+              </w:rPr>
+              <w:br w:type="textWrapping"/>
+            </w:r>
+            <w:r>
+              <w:rPr>
+                <w:rFonts w:ascii="宋体" w:hAnsi="宋体"/>
+                <w:b w:val="0"/>
+                <w:sz w:val="21"/>
+              </w:rPr>
+              <w:t>★</w:t>
+            </w:r>
+          </w:p>
+        </w:tc>
+        <w:tc>
+          <w:tcPr>
+            <w:tcW w:w="2324" w:type="dxa"/>
+            <w:tcMar>
+              <w:top w:w="90" w:type="dxa"/>
+              <w:left w:w="100" w:type="dxa"/>
+              <w:bottom w:w="90" w:type="dxa"/>
+              <w:right w:w="100" w:type="dxa"/>
+            </w:tcMar>
+            <w:vAlign w:val="center"/>
+          </w:tcPr>
+          <w:p>
+            <w:pPr>
+              <w:spacing w:after="0" w:line="276" w:lineRule="auto"/>
+            </w:pPr>
+            <w:r>
+              <w:rPr>
+                <w:rFonts w:ascii="宋体" w:hAnsi="宋体"/>
+                <w:b w:val="0"/>
+                <w:sz w:val="21"/>
+              </w:rPr>
+              <w:t>AC-G2-FR-037-01；AC-G2-FR-037-02；AC-G2-FR-037-03</w:t>
+            </w:r>
+          </w:p>
+        </w:tc>
+        <w:tc>
+          <w:tcPr>
+            <w:tcW w:w="3061" w:type="dxa"/>
+            <w:tcMar>
+              <w:top w:w="90" w:type="dxa"/>
+              <w:left w:w="100" w:type="dxa"/>
+              <w:bottom w:w="90" w:type="dxa"/>
+              <w:right w:w="100" w:type="dxa"/>
+            </w:tcMar>
+            <w:vAlign w:val="center"/>
+          </w:tcPr>
+          <w:p>
+            <w:pPr>
+              <w:spacing w:after="0" w:line="276" w:lineRule="auto"/>
+            </w:pPr>
+            <w:r>
+              <w:rPr>
+                <w:rFonts w:ascii="宋体" w:hAnsi="宋体"/>
+                <w:b w:val="0"/>
+                <w:sz w:val="21"/>
+              </w:rPr>
+              <w:t>em_verification_config、em_verification_action、em_audit_log：环节、处理角色、时限和后备角色随版本发布；非法配置不得生效</w:t>
+            </w:r>
+          </w:p>
+        </w:tc>
+        <w:tc>
+          <w:tcPr>
+            <w:tcW w:w="1871" w:type="dxa"/>
+            <w:tcMar>
+              <w:top w:w="90" w:type="dxa"/>
+              <w:left w:w="100" w:type="dxa"/>
+              <w:bottom w:w="90" w:type="dxa"/>
+              <w:right w:w="100" w:type="dxa"/>
+            </w:tcMar>
+            <w:vAlign w:val="center"/>
+          </w:tcPr>
+          <w:p>
+            <w:pPr>
+              <w:spacing w:after="0" w:line="276" w:lineRule="auto"/>
+            </w:pPr>
+            <w:r>
+              <w:rPr>
+                <w:rFonts w:ascii="宋体" w:hAnsi="宋体"/>
+                <w:b w:val="0"/>
+                <w:sz w:val="21"/>
+              </w:rPr>
+              <w:t>配置发布；实例路由；缺人/非法时限阻断测试</w:t>
+            </w:r>
+          </w:p>
+        </w:tc>
+      </w:tr>
+      <w:tr>
+        <w:tblPrEx>
+          <w:tblBorders>
+            <w:top w:val="single" w:color="8A9BA8" w:sz="2" w:space="0"/>
+            <w:left w:val="single" w:color="8A9BA8" w:sz="2" w:space="0"/>
+            <w:bottom w:val="single" w:color="8A9BA8" w:sz="2" w:space="0"/>
+            <w:right w:val="single" w:color="8A9BA8" w:sz="2" w:space="0"/>
+            <w:insideH w:val="single" w:color="8A9BA8" w:sz="2" w:space="0"/>
+            <w:insideV w:val="single" w:color="8A9BA8" w:sz="2" w:space="0"/>
+          </w:tblBorders>
+          <w:tblCellMar>
+            <w:top w:w="0" w:type="dxa"/>
+            <w:left w:w="10" w:type="dxa"/>
+            <w:bottom w:w="0" w:type="dxa"/>
+            <w:right w:w="10" w:type="dxa"/>
+          </w:tblCellMar>
+        </w:tblPrEx>
+        <w:tc>
+          <w:tcPr>
+            <w:tcW w:w="1361" w:type="dxa"/>
+            <w:shd w:val="clear" w:color="auto" w:fill="F7F9FC"/>
+            <w:tcMar>
+              <w:top w:w="90" w:type="dxa"/>
+              <w:left w:w="100" w:type="dxa"/>
+              <w:bottom w:w="90" w:type="dxa"/>
+              <w:right w:w="100" w:type="dxa"/>
+            </w:tcMar>
+            <w:vAlign w:val="center"/>
+          </w:tcPr>
+          <w:p>
+            <w:pPr>
+              <w:spacing w:after="0" w:line="276" w:lineRule="auto"/>
+            </w:pPr>
+            <w:r>
+              <w:rPr>
+                <w:rFonts w:ascii="宋体" w:hAnsi="宋体"/>
+                <w:b w:val="0"/>
+                <w:sz w:val="21"/>
+              </w:rPr>
+              <w:t>DBD-TR-038</w:t>
+            </w:r>
+            <w:r>
+              <w:rPr>
+                <w:rFonts w:ascii="宋体" w:hAnsi="宋体"/>
+                <w:b w:val="0"/>
+                <w:sz w:val="21"/>
+              </w:rPr>
+              <w:br w:type="textWrapping"/>
+            </w:r>
+            <w:r>
+              <w:rPr>
+                <w:rFonts w:ascii="宋体" w:hAnsi="宋体"/>
+                <w:b w:val="0"/>
+                <w:sz w:val="21"/>
+              </w:rPr>
+              <w:t>G2-FR-038</w:t>
+            </w:r>
+            <w:r>
+              <w:rPr>
+                <w:rFonts w:ascii="宋体" w:hAnsi="宋体"/>
+                <w:b w:val="0"/>
+                <w:sz w:val="21"/>
+              </w:rPr>
+              <w:br w:type="textWrapping"/>
+            </w:r>
+            <w:r>
+              <w:rPr>
+                <w:rFonts w:ascii="宋体" w:hAnsi="宋体"/>
+                <w:b w:val="0"/>
+                <w:sz w:val="21"/>
+              </w:rPr>
+              <w:t>非★</w:t>
+            </w:r>
+          </w:p>
+        </w:tc>
+        <w:tc>
+          <w:tcPr>
+            <w:tcW w:w="2324" w:type="dxa"/>
+            <w:shd w:val="clear" w:color="auto" w:fill="F7F9FC"/>
+            <w:tcMar>
+              <w:top w:w="90" w:type="dxa"/>
+              <w:left w:w="100" w:type="dxa"/>
+              <w:bottom w:w="90" w:type="dxa"/>
+              <w:right w:w="100" w:type="dxa"/>
+            </w:tcMar>
+            <w:vAlign w:val="center"/>
+          </w:tcPr>
+          <w:p>
+            <w:pPr>
+              <w:spacing w:after="0" w:line="276" w:lineRule="auto"/>
+            </w:pPr>
+            <w:r>
+              <w:rPr>
+                <w:rFonts w:ascii="宋体" w:hAnsi="宋体"/>
+                <w:b w:val="0"/>
+                <w:sz w:val="21"/>
+              </w:rPr>
+              <w:t>AC-G2-FR-038-01；AC-G2-FR-038-02；AC-G2-FR-038-03</w:t>
+            </w:r>
+          </w:p>
+        </w:tc>
+        <w:tc>
+          <w:tcPr>
+            <w:tcW w:w="3061" w:type="dxa"/>
+            <w:shd w:val="clear" w:color="auto" w:fill="F7F9FC"/>
+            <w:tcMar>
+              <w:top w:w="90" w:type="dxa"/>
+              <w:left w:w="100" w:type="dxa"/>
+              <w:bottom w:w="90" w:type="dxa"/>
+              <w:right w:w="100" w:type="dxa"/>
+            </w:tcMar>
+            <w:vAlign w:val="center"/>
+          </w:tcPr>
+          <w:p>
+            <w:pPr>
+              <w:spacing w:after="0" w:line="276" w:lineRule="auto"/>
+            </w:pPr>
+            <w:r>
+              <w:rPr>
+                <w:rFonts w:ascii="宋体" w:hAnsi="宋体"/>
+                <w:b w:val="0"/>
+                <w:sz w:val="21"/>
+              </w:rPr>
+              <w:t>em_knowledge_item、em_attachment_ref、em_audit_log：分类和关键字可检索；未发布或无权条目不返回；文件仅存引用</w:t>
+            </w:r>
+          </w:p>
+        </w:tc>
+        <w:tc>
+          <w:tcPr>
+            <w:tcW w:w="1871" w:type="dxa"/>
+            <w:shd w:val="clear" w:color="auto" w:fill="F7F9FC"/>
+            <w:tcMar>
+              <w:top w:w="90" w:type="dxa"/>
+              <w:left w:w="100" w:type="dxa"/>
+              <w:bottom w:w="90" w:type="dxa"/>
+              <w:right w:w="100" w:type="dxa"/>
+            </w:tcMar>
+            <w:vAlign w:val="center"/>
+          </w:tcPr>
+          <w:p>
+            <w:pPr>
+              <w:spacing w:after="0" w:line="276" w:lineRule="auto"/>
+            </w:pPr>
+            <w:r>
+              <w:rPr>
+                <w:rFonts w:ascii="宋体" w:hAnsi="宋体"/>
+                <w:b w:val="0"/>
+                <w:sz w:val="21"/>
+              </w:rPr>
+              <w:t>分类浏览；关键字检索；受限内容过滤测试</w:t>
+            </w:r>
+          </w:p>
+        </w:tc>
+      </w:tr>
+      <w:tr>
+        <w:tblPrEx>
+          <w:tblBorders>
+            <w:top w:val="single" w:color="8A9BA8" w:sz="2" w:space="0"/>
+            <w:left w:val="single" w:color="8A9BA8" w:sz="2" w:space="0"/>
+            <w:bottom w:val="single" w:color="8A9BA8" w:sz="2" w:space="0"/>
+            <w:right w:val="single" w:color="8A9BA8" w:sz="2" w:space="0"/>
+            <w:insideH w:val="single" w:color="8A9BA8" w:sz="2" w:space="0"/>
+            <w:insideV w:val="single" w:color="8A9BA8" w:sz="2" w:space="0"/>
+          </w:tblBorders>
+          <w:tblCellMar>
+            <w:top w:w="0" w:type="dxa"/>
+            <w:left w:w="10" w:type="dxa"/>
+            <w:bottom w:w="0" w:type="dxa"/>
+            <w:right w:w="10" w:type="dxa"/>
+          </w:tblCellMar>
+        </w:tblPrEx>
+        <w:tc>
+          <w:tcPr>
+            <w:tcW w:w="1361" w:type="dxa"/>
+            <w:tcMar>
+              <w:top w:w="90" w:type="dxa"/>
+              <w:left w:w="100" w:type="dxa"/>
+              <w:bottom w:w="90" w:type="dxa"/>
+              <w:right w:w="100" w:type="dxa"/>
+            </w:tcMar>
+            <w:vAlign w:val="center"/>
+          </w:tcPr>
+          <w:p>
+            <w:pPr>
+              <w:spacing w:after="0" w:line="276" w:lineRule="auto"/>
+            </w:pPr>
+            <w:r>
+              <w:rPr>
+                <w:rFonts w:ascii="宋体" w:hAnsi="宋体"/>
+                <w:b w:val="0"/>
+                <w:sz w:val="21"/>
+              </w:rPr>
+              <w:t>DBD-TR-039</w:t>
+            </w:r>
+            <w:r>
+              <w:rPr>
+                <w:rFonts w:ascii="宋体" w:hAnsi="宋体"/>
+                <w:b w:val="0"/>
+                <w:sz w:val="21"/>
+              </w:rPr>
+              <w:br w:type="textWrapping"/>
+            </w:r>
+            <w:r>
+              <w:rPr>
+                <w:rFonts w:ascii="宋体" w:hAnsi="宋体"/>
+                <w:b w:val="0"/>
+                <w:sz w:val="21"/>
+              </w:rPr>
+              <w:t>G2-FR-039</w:t>
+            </w:r>
+            <w:r>
+              <w:rPr>
+                <w:rFonts w:ascii="宋体" w:hAnsi="宋体"/>
+                <w:b w:val="0"/>
+                <w:sz w:val="21"/>
+              </w:rPr>
+              <w:br w:type="textWrapping"/>
+            </w:r>
+            <w:r>
+              <w:rPr>
+                <w:rFonts w:ascii="宋体" w:hAnsi="宋体"/>
+                <w:b w:val="0"/>
+                <w:sz w:val="21"/>
+              </w:rPr>
+              <w:t>★</w:t>
+            </w:r>
+          </w:p>
+        </w:tc>
+        <w:tc>
+          <w:tcPr>
+            <w:tcW w:w="2324" w:type="dxa"/>
+            <w:tcMar>
+              <w:top w:w="90" w:type="dxa"/>
+              <w:left w:w="100" w:type="dxa"/>
+              <w:bottom w:w="90" w:type="dxa"/>
+              <w:right w:w="100" w:type="dxa"/>
+            </w:tcMar>
+            <w:vAlign w:val="center"/>
+          </w:tcPr>
+          <w:p>
+            <w:pPr>
+              <w:spacing w:after="0" w:line="276" w:lineRule="auto"/>
+            </w:pPr>
+            <w:r>
+              <w:rPr>
+                <w:rFonts w:ascii="宋体" w:hAnsi="宋体"/>
+                <w:b w:val="0"/>
+                <w:sz w:val="21"/>
+              </w:rPr>
+              <w:t>AC-G2-FR-039-01；AC-G2-FR-039-02；AC-G2-FR-039-03</w:t>
+            </w:r>
+          </w:p>
+        </w:tc>
+        <w:tc>
+          <w:tcPr>
+            <w:tcW w:w="3061" w:type="dxa"/>
+            <w:tcMar>
+              <w:top w:w="90" w:type="dxa"/>
+              <w:left w:w="100" w:type="dxa"/>
+              <w:bottom w:w="90" w:type="dxa"/>
+              <w:right w:w="100" w:type="dxa"/>
+            </w:tcMar>
+            <w:vAlign w:val="center"/>
+          </w:tcPr>
+          <w:p>
+            <w:pPr>
+              <w:spacing w:after="0" w:line="276" w:lineRule="auto"/>
+            </w:pPr>
+            <w:r>
+              <w:rPr>
+                <w:rFonts w:ascii="宋体" w:hAnsi="宋体"/>
+                <w:b w:val="0"/>
+                <w:sz w:val="21"/>
+              </w:rPr>
+              <w:t>em_situation_projection、em_incident、em_external_alert、em_audit_log：统计投影可重建且按数据权限过滤；钻取与汇总口径一致</w:t>
+            </w:r>
+          </w:p>
+        </w:tc>
+        <w:tc>
+          <w:tcPr>
+            <w:tcW w:w="1871" w:type="dxa"/>
+            <w:tcMar>
+              <w:top w:w="90" w:type="dxa"/>
+              <w:left w:w="100" w:type="dxa"/>
+              <w:bottom w:w="90" w:type="dxa"/>
+              <w:right w:w="100" w:type="dxa"/>
+            </w:tcMar>
+            <w:vAlign w:val="center"/>
+          </w:tcPr>
+          <w:p>
+            <w:pPr>
+              <w:spacing w:after="0" w:line="276" w:lineRule="auto"/>
+            </w:pPr>
+            <w:r>
+              <w:rPr>
+                <w:rFonts w:ascii="宋体" w:hAnsi="宋体"/>
+                <w:b w:val="0"/>
+                <w:sz w:val="21"/>
+              </w:rPr>
+              <w:t>条件统计；指标钻取；≤60秒刷新实测</w:t>
             </w:r>
           </w:p>
         </w:tc>
@@ -19242,7 +24630,7 @@
       <w:pPr>
         <w:pStyle w:val="3"/>
       </w:pPr>
-      <w:bookmarkStart w:id="34" w:name="_Toc14439"/>
+      <w:bookmarkStart w:id="34" w:name="_Toc6903"/>
       <w:r>
         <w:t>8.2 未决事项和阻断关系</w:t>
       </w:r>
@@ -19857,7 +25245,7 @@
       <w:pPr>
         <w:pStyle w:val="3"/>
       </w:pPr>
-      <w:bookmarkStart w:id="35" w:name="_Toc22634"/>
+      <w:bookmarkStart w:id="35" w:name="_Toc8651"/>
       <w:r>
         <w:t>8.3 自检结论</w:t>
       </w:r>
@@ -19959,7 +25347,7 @@
     <w:lsdException w:uiPriority="99" w:name="index 7"/>
     <w:lsdException w:uiPriority="99" w:name="index 8"/>
     <w:lsdException w:uiPriority="99" w:name="index 9"/>
-    <w:lsdException w:qFormat="1" w:uiPriority="39" w:semiHidden="0" w:name="toc 1"/>
+    <w:lsdException w:uiPriority="39" w:semiHidden="0" w:name="toc 1"/>
     <w:lsdException w:uiPriority="39" w:semiHidden="0" w:name="toc 2"/>
     <w:lsdException w:uiPriority="39" w:name="toc 3"/>
     <w:lsdException w:uiPriority="39" w:name="toc 4"/>
@@ -19969,7 +25357,7 @@
     <w:lsdException w:uiPriority="39" w:name="toc 8"/>
     <w:lsdException w:uiPriority="39" w:name="toc 9"/>
     <w:lsdException w:uiPriority="99" w:name="Normal Indent"/>
-    <w:lsdException w:qFormat="1" w:uiPriority="99" w:name="footnote text"/>
+    <w:lsdException w:uiPriority="99" w:name="footnote text"/>
     <w:lsdException w:uiPriority="99" w:name="annotation text"/>
     <w:lsdException w:uiPriority="99" w:semiHidden="0" w:name="header"/>
     <w:lsdException w:uiPriority="99" w:semiHidden="0" w:name="footer"/>
@@ -19978,12 +25366,12 @@
     <w:lsdException w:uiPriority="99" w:name="table of figures"/>
     <w:lsdException w:uiPriority="99" w:name="envelope address"/>
     <w:lsdException w:uiPriority="99" w:name="envelope return"/>
-    <w:lsdException w:qFormat="1" w:uiPriority="99" w:name="footnote reference"/>
+    <w:lsdException w:uiPriority="99" w:name="footnote reference"/>
     <w:lsdException w:uiPriority="99" w:name="annotation reference"/>
     <w:lsdException w:uiPriority="99" w:name="line number"/>
     <w:lsdException w:uiPriority="99" w:name="page number"/>
     <w:lsdException w:uiPriority="99" w:name="endnote reference"/>
-    <w:lsdException w:qFormat="1" w:uiPriority="99" w:name="endnote text"/>
+    <w:lsdException w:uiPriority="99" w:name="endnote text"/>
     <w:lsdException w:uiPriority="99" w:name="table of authorities"/>
     <w:lsdException w:uiPriority="99" w:name="macro"/>
     <w:lsdException w:uiPriority="99" w:name="toa heading"/>
@@ -20005,7 +25393,7 @@
     <w:lsdException w:qFormat="1" w:unhideWhenUsed="0" w:uiPriority="10" w:semiHidden="0" w:name="Title"/>
     <w:lsdException w:uiPriority="99" w:name="Closing"/>
     <w:lsdException w:uiPriority="99" w:name="Signature"/>
-    <w:lsdException w:qFormat="1" w:uiPriority="1" w:name="Default Paragraph Font"/>
+    <w:lsdException w:uiPriority="1" w:name="Default Paragraph Font"/>
     <w:lsdException w:uiPriority="99" w:name="Body Text"/>
     <w:lsdException w:uiPriority="99" w:name="Body Text Indent"/>
     <w:lsdException w:uiPriority="99" w:name="List Continue"/>
@@ -20043,7 +25431,7 @@
     <w:lsdException w:uiPriority="99" w:name="HTML Sample"/>
     <w:lsdException w:uiPriority="99" w:name="HTML Typewriter"/>
     <w:lsdException w:uiPriority="99" w:name="HTML Variable"/>
-    <w:lsdException w:qFormat="1" w:uiPriority="99" w:name="Normal Table"/>
+    <w:lsdException w:uiPriority="99" w:name="Normal Table"/>
     <w:lsdException w:uiPriority="99" w:name="annotation subject"/>
     <w:lsdException w:uiPriority="99" w:name="Table Simple 1"/>
     <w:lsdException w:uiPriority="99" w:name="Table Simple 2"/>
@@ -20302,14 +25690,12 @@
     <w:name w:val="Default Paragraph Font"/>
     <w:semiHidden/>
     <w:unhideWhenUsed/>
-    <w:qFormat/>
     <w:uiPriority w:val="1"/>
   </w:style>
   <w:style w:type="table" w:default="1" w:styleId="15">
     <w:name w:val="Normal Table"/>
     <w:semiHidden/>
     <w:unhideWhenUsed/>
-    <w:qFormat/>
     <w:uiPriority w:val="99"/>
     <w:tblPr>
       <w:tblCellMar>
@@ -20325,7 +25711,6 @@
     <w:link w:val="23"/>
     <w:semiHidden/>
     <w:unhideWhenUsed/>
-    <w:qFormat/>
     <w:uiPriority w:val="99"/>
     <w:rPr>
       <w:rFonts w:ascii="Times New Roman" w:hAnsi="Times New Roman" w:cs="Times New Roman" w:eastAsiaTheme="minorEastAsia"/>
@@ -20380,7 +25765,6 @@
     <w:next w:val="1"/>
     <w:autoRedefine/>
     <w:unhideWhenUsed/>
-    <w:qFormat/>
     <w:uiPriority w:val="39"/>
   </w:style>
   <w:style w:type="paragraph" w:styleId="12">
@@ -20388,7 +25772,6 @@
     <w:link w:val="22"/>
     <w:semiHidden/>
     <w:unhideWhenUsed/>
-    <w:qFormat/>
     <w:uiPriority w:val="99"/>
     <w:rPr>
       <w:rFonts w:ascii="Times New Roman" w:hAnsi="Times New Roman" w:cs="Times New Roman" w:eastAsiaTheme="minorEastAsia"/>
@@ -20442,7 +25825,6 @@
     <w:name w:val="footnote reference"/>
     <w:semiHidden/>
     <w:unhideWhenUsed/>
-    <w:qFormat/>
     <w:uiPriority w:val="99"/>
     <w:rPr>
       <w:color w:val="000000"/>
@@ -20488,7 +25870,6 @@
     <w:link w:val="8"/>
     <w:semiHidden/>
     <w:unhideWhenUsed/>
-    <w:qFormat/>
     <w:uiPriority w:val="99"/>
     <w:rPr>
       <w:color w:val="000000"/>
@@ -20510,7 +25891,6 @@
     <w:name w:val="页脚 字符"/>
     <w:basedOn w:val="16"/>
     <w:link w:val="9"/>
-    <w:qFormat/>
     <w:uiPriority w:val="99"/>
     <w:rPr>
       <w:sz w:val="18"/>

--- a/docs/deliverables/13-数据库设计说明书.docx
+++ b/docs/deliverables/13-数据库设计说明书.docx
@@ -71,7 +71,7 @@
         <w:jc w:val="left"/>
       </w:pPr>
       <w:r>
-        <w:t>编制单位：020202项目组【待人工确认】</w:t>
+        <w:t>编制单位：020202项目组</w:t>
       </w:r>
     </w:p>
     <w:p>
@@ -81,7 +81,7 @@
         <w:jc w:val="left"/>
       </w:pPr>
       <w:r>
-        <w:t>编　　制：B（技术主责）【待人工确认】</w:t>
+        <w:t>编　　制：严宇（技术负责人）</w:t>
       </w:r>
     </w:p>
     <w:p>
@@ -101,7 +101,7 @@
         <w:jc w:val="left"/>
       </w:pPr>
       <w:r>
-        <w:t>批　　准：【待人工确认】</w:t>
+        <w:t>批　　准：李晓雷　签章日期：2026.09.26</w:t>
       </w:r>
     </w:p>
     <w:p>
@@ -343,7 +343,7 @@
           </w:tcPr>
           <w:p>
             <w:r>
-              <w:t>B【待人工确认】</w:t>
+              <w:t>严宇</w:t>
             </w:r>
           </w:p>
         </w:tc>
@@ -414,7 +414,7 @@
           </w:tcPr>
           <w:p>
             <w:r>
-              <w:t>B【待人工确认】</w:t>
+              <w:t>严宇</w:t>
             </w:r>
           </w:p>
         </w:tc>
@@ -18499,7 +18499,7 @@
     </w:p>
     <w:p>
       <w:r>
-        <w:t>甲方提供服务器、网络、备份介质和后备电源，乙方提交数据库备份与恢复方案。建议形成全量与增量/日志备份组合、异地或隔离介质副本、定期恢复演练和备份校验，但具体周期、RPO 和保留份数尚无受控裁决，标记为【待人工确认】。恢复方案须支撑现有 MTTR 不超过 2 小时的要求并在目标环境演练，未演练前不得宣称满足。</w:t>
+        <w:t>甲方提供服务器、网络、备份介质和后备电源，乙方提交数据库备份与恢复方案。建议形成全量与增量/日志备份组合、异地或隔离介质副本、定期恢复演练和备份校验，但具体周期、RPO 和保留份数尚无受控裁决，标记为【课程模拟确认】。恢复方案须支撑现有 MTTR 不超过 2 小时的要求并在目标环境演练，未演练前不得宣称满足。</w:t>
       </w:r>
     </w:p>
     <w:p>
@@ -25205,12 +25205,7 @@
               <w:spacing w:after="0" w:line="276" w:lineRule="auto"/>
             </w:pPr>
             <w:r>
-              <w:rPr>
-                <w:rFonts w:ascii="宋体" w:hAnsi="宋体"/>
-                <w:b w:val="0"/>
-                <w:sz w:val="21"/>
-              </w:rPr>
-              <w:t>【待人工确认】并在目标环境演练</w:t>
+              <w:t>【课程模拟确认】并在目标环境演练</w:t>
             </w:r>
           </w:p>
         </w:tc>
@@ -25254,6 +25249,35 @@
     <w:p>
       <w:r>
         <w:t>本稿已完成概念、逻辑和物理三级设计，覆盖 SRS 的 15 类实体、39 条 FR、117 条 AC 的数据落点和 10 项 RCLR 数据规则。数字来自受控台账；未保存视频、重复建设中台主数据或虚构接口/现场证据。G3-04 进入 REVIEW，A/C 复核通过后方可置为 DONE。</w:t>
+      </w:r>
+    </w:p>
+    <w:p>
+      <w:r>
+        <w:br w:type="page"/>
+      </w:r>
+    </w:p>
+    <w:p>
+      <w:pPr>
+        <w:pStyle w:val="2"/>
+      </w:pPr>
+      <w:r>
+        <w:t>课程项目模拟确认补充</w:t>
+      </w:r>
+    </w:p>
+    <w:p>
+      <w:pPr>
+        <w:jc w:val="both"/>
+      </w:pPr>
+      <w:r>
+        <w:t>课程模拟确认（SIMULATED_OWNER_CONFIRMATION）：RPO≤30分钟，MTTR≤2小时；WAL每15分钟归档、每日02:00增量、每周日02:00全量；日增量保留35天、周全量12周、月度归档36个月；每日同步DR、每周WORM快照保留90天、每月加密离线归档保留36个月。</w:t>
+      </w:r>
+    </w:p>
+    <w:p>
+      <w:pPr>
+        <w:jc w:val="both"/>
+      </w:pPr>
+      <w:r>
+        <w:t>模拟安全配置：传输TLS 1.2+，备份AES-256；KMS-01由甲方基础设施管理员托管，服务凭据90天轮换、主密钥180天轮换。模拟证据：SIM-EV-BACKUP-001、SIM-EV-DR-001。</w:t>
       </w:r>
     </w:p>
     <w:sectPr>
